--- a/eng/docx/29.content.docx
+++ b/eng/docx/29.content.docx
@@ -7,6 +7,15 @@
       <w:r/>
     </w:p>
     <w:p>
+      <w:pPr>
+        <w:pStyle w:val="Heading2"/>
+      </w:pPr>
+      <w:r>
+        <w:t>Resource: Study Notes (Tyndale)</w:t>
+      </w:r>
+      <w:r/>
+    </w:p>
+    <w:p>
       <w:r/>
       <w:r>
         <w:rPr>
@@ -46,7 +55,7 @@
         <w:pStyle w:val="Heading1"/>
       </w:pPr>
       <w:r>
-        <w:t>Aquifer Open Study Notes</w:t>
+        <w:t>Study Notes (Tyndale)</w:t>
       </w:r>
     </w:p>
     <w:p>
@@ -55,6 +64,51 @@
           <w:headerReference w:type="even" r:id="rId8"/>
           <w:headerReference w:type="default" r:id="rId9"/>
           <w:footerReference w:type="default" r:id="rId10"/>
+          <w:footnotePr>
+            <w:numRestart w:val="eachSect"/>
+          </w:footnotePr>
+          <w:type w:val="continuous"/>
+          <w:pgSz w:w="12240" w:h="15840" w:code="1"/>
+          <w:pgMar w:top="1440" w:right="1440" w:bottom="1440" w:left="1440" w:header="504" w:footer="504" w:gutter="0"/>
+          <w:cols w:space="708"/>
+          <w:titlePg/>
+          <w:docGrid w:linePitch="360"/>
+        </w:sectPr>
+      </w:pPr>
+    </w:p>
+    <w:p>
+      <w:r/>
+    </w:p>
+    <w:p>
+      <w:pPr>
+        <w:pStyle w:val="Heading2"/>
+      </w:pPr>
+      <w:r>
+        <w:t>JOL</w:t>
+      </w:r>
+      <w:r/>
+    </w:p>
+    <w:p>
+      <w:r/>
+      <w:r>
+        <w:rPr>
+          <w:i/>
+        </w:rPr>
+        <w:t>Joel 1:1, Joel 1:1–2.17, Joel 1:2, Joel 1:3, Joel 1:4, Joel 1:5, Joel 1:7, Joel 1:8, Joel 1:9, Joel 1:10, Joel 1:12, Joel 1:13–14, Joel 1:15, Joel 1:17, Joel 1:18, Joel 1:19, Joel 1:20, Joel 2:1, Joel 2:1–11, Joel 2:2, Joel 2:3, Joel 2:4–5, Joel 2:6, Joel 2:7–9, Joel 2:10, Joel 2:11, Joel 2:12, Joel 2:12–17, Joel 2:13, Joel 2:14, Joel 2:15, Joel 2:16, Joel 2:17, Joel 2:18, Joel 2:18–27, Joel 2:18–3.21, Joel 2:19–20, Joel 2:21–22, Joel 2:23, Joel 2:25, Joel 2:26–27, Joel 2:28–29, Joel 2:28–32, Joel 2:28–3.21, Joel 2:30–31, Joel 2:32, Joel 3:1–16, Joel 3:2–3, Joel 3:4–6, Joel 3:7–8, Joel 3:9, Joel 3:10, Joel 3:12, Joel 3:13, Joel 3:14, Joel 3:16, Joel 3:17, Joel 3:18, Joel 3:19, Joel 3:20–21</w:t>
+      </w:r>
+      <w:r/>
+    </w:p>
+    <w:p>
+      <w:r/>
+      <w:r>
+        <w:t xml:space="preserve"> </w:t>
+      </w:r>
+      <w:r/>
+      <w:r/>
+    </w:p>
+    <w:p>
+      <w:pPr>
+        <w:sectPr>
           <w:footnotePr>
             <w:numRestart w:val="eachSect"/>
           </w:footnotePr>

--- a/eng/docx/29.content.docx
+++ b/eng/docx/29.content.docx
@@ -4,57 +4,114 @@
   <w:body>
     <w:p/>
     <w:p>
-      <w:r/>
+      <w:pPr/>
+      <w:r>
+        <w:rPr>
+          <w:lang w:val="en_US" w:bidi="en_US"/>
+        </w:rPr>
+      </w:r>
     </w:p>
     <w:p>
       <w:pPr>
         <w:pStyle w:val="Heading2"/>
       </w:pPr>
       <w:r>
+        <w:rPr>
+          <w:lang w:val="en_US" w:bidi="en_US"/>
+        </w:rPr>
         <w:t>Resource: Study Notes (Tyndale)</w:t>
       </w:r>
-      <w:r/>
-    </w:p>
-    <w:p>
-      <w:r/>
+      <w:r>
+        <w:rPr>
+          <w:lang w:val="en_US" w:bidi="en_US"/>
+        </w:rPr>
+      </w:r>
+    </w:p>
+    <w:p>
+      <w:pPr/>
+      <w:r>
+        <w:rPr>
+          <w:lang w:val="en_US" w:bidi="en_US"/>
+        </w:rPr>
+      </w:r>
       <w:r>
         <w:rPr>
           <w:b/>
+          <w:lang w:val="en_US" w:bidi="en_US"/>
         </w:rPr>
         <w:t>Aquifer Open Study Notes</w:t>
       </w:r>
     </w:p>
     <w:p>
-      <w:r/>
-      <w:r>
+      <w:pPr/>
+      <w:r>
+        <w:rPr>
+          <w:lang w:val="en_US" w:bidi="en_US"/>
+        </w:rPr>
+      </w:r>
+      <w:r>
+        <w:rPr>
+          <w:lang w:val="en_US" w:bidi="en_US"/>
+        </w:rPr>
         <w:t xml:space="preserve">This work is an adaptation of </w:t>
       </w:r>
       <w:r>
+        <w:rPr>
+          <w:lang w:val="en_US" w:bidi="en_US"/>
+        </w:rPr>
         <w:t>Tyndale Open Study Notes</w:t>
       </w:r>
       <w:r>
+        <w:rPr>
+          <w:lang w:val="en_US" w:bidi="en_US"/>
+        </w:rPr>
         <w:t xml:space="preserve"> © 2023 Tyndale House Publishers, licensed under the CC BY-SA 4.0 license. The adaptation, </w:t>
       </w:r>
       <w:r>
+        <w:rPr>
+          <w:lang w:val="en_US" w:bidi="en_US"/>
+        </w:rPr>
         <w:t>Aquifer Open Study Notes</w:t>
       </w:r>
       <w:r>
+        <w:rPr>
+          <w:lang w:val="en_US" w:bidi="en_US"/>
+        </w:rPr>
         <w:t>, was created by Mission Mutual and is also licensed under CC BY-SA 4.0.</w:t>
       </w:r>
     </w:p>
     <w:p>
-      <w:r/>
-      <w:r>
+      <w:pPr/>
+      <w:r>
+        <w:rPr>
+          <w:lang w:val="en_US" w:bidi="en_US"/>
+        </w:rPr>
+      </w:r>
+      <w:r>
+        <w:rPr>
+          <w:lang w:val="en_US" w:bidi="en_US"/>
+        </w:rPr>
         <w:t>This resource has been adapted into multiple languages, including English, Tok Pisin, Arabic (عربي), French (Français), Hindi (हिंदी), Indonesian (Bahasa Indonesia), Portuguese (Português), Russian (Русский), Spanish (Español), Swahili (Kiswahili), and Simplified Chinese (简体中文).</w:t>
       </w:r>
-      <w:r/>
-      <w:r/>
+      <w:r>
+        <w:rPr>
+          <w:lang w:val="en_US" w:bidi="en_US"/>
+        </w:rPr>
+      </w:r>
+      <w:r>
+        <w:rPr>
+          <w:lang w:val="en_US" w:bidi="en_US"/>
+        </w:rPr>
+      </w:r>
     </w:p>
     <w:p>
       <w:pPr>
         <w:pStyle w:val="Heading1"/>
       </w:pPr>
       <w:r>
+        <w:rPr>
+          <w:lang w:val="en_US" w:bidi="en_US"/>
+        </w:rPr>
         <w:t>Study Notes (Tyndale)</w:t>
       </w:r>
     </w:p>
@@ -77,34 +134,72 @@
       </w:pPr>
     </w:p>
     <w:p>
-      <w:r/>
+      <w:pPr/>
+      <w:r>
+        <w:rPr>
+          <w:lang w:val="en_US" w:bidi="en_US"/>
+        </w:rPr>
+      </w:r>
     </w:p>
     <w:p>
       <w:pPr>
         <w:pStyle w:val="Heading2"/>
       </w:pPr>
       <w:r>
+        <w:rPr>
+          <w:lang w:val="en_US" w:bidi="en_US"/>
+        </w:rPr>
         <w:t>JOL</w:t>
       </w:r>
-      <w:r/>
-    </w:p>
-    <w:p>
-      <w:r/>
+      <w:r>
+        <w:rPr>
+          <w:lang w:val="en_US" w:bidi="en_US"/>
+        </w:rPr>
+      </w:r>
+    </w:p>
+    <w:p>
+      <w:pPr/>
+      <w:r>
+        <w:rPr>
+          <w:lang w:val="en_US" w:bidi="en_US"/>
+        </w:rPr>
+      </w:r>
       <w:r>
         <w:rPr>
           <w:i/>
+          <w:lang w:val="en_US" w:bidi="en_US"/>
         </w:rPr>
         <w:t>Joel 1:1, Joel 1:1–2.17, Joel 1:2, Joel 1:3, Joel 1:4, Joel 1:5, Joel 1:7, Joel 1:8, Joel 1:9, Joel 1:10, Joel 1:12, Joel 1:13–14, Joel 1:15, Joel 1:17, Joel 1:18, Joel 1:19, Joel 1:20, Joel 2:1, Joel 2:1–11, Joel 2:2, Joel 2:3, Joel 2:4–5, Joel 2:6, Joel 2:7–9, Joel 2:10, Joel 2:11, Joel 2:12, Joel 2:12–17, Joel 2:13, Joel 2:14, Joel 2:15, Joel 2:16, Joel 2:17, Joel 2:18, Joel 2:18–27, Joel 2:18–3.21, Joel 2:19–20, Joel 2:21–22, Joel 2:23, Joel 2:25, Joel 2:26–27, Joel 2:28–29, Joel 2:28–32, Joel 2:28–3.21, Joel 2:30–31, Joel 2:32, Joel 3:1–16, Joel 3:2–3, Joel 3:4–6, Joel 3:7–8, Joel 3:9, Joel 3:10, Joel 3:12, Joel 3:13, Joel 3:14, Joel 3:16, Joel 3:17, Joel 3:18, Joel 3:19, Joel 3:20–21</w:t>
       </w:r>
-      <w:r/>
-    </w:p>
-    <w:p>
-      <w:r/>
-      <w:r>
+      <w:r>
+        <w:rPr>
+          <w:lang w:val="en_US" w:bidi="en_US"/>
+        </w:rPr>
+      </w:r>
+    </w:p>
+    <w:p>
+      <w:pPr/>
+      <w:r>
+        <w:rPr>
+          <w:lang w:val="en_US" w:bidi="en_US"/>
+        </w:rPr>
+      </w:r>
+      <w:r>
+        <w:rPr>
+          <w:lang w:val="en_US" w:bidi="en_US"/>
+        </w:rPr>
         <w:t xml:space="preserve"> </w:t>
       </w:r>
-      <w:r/>
-      <w:r/>
+      <w:r>
+        <w:rPr>
+          <w:lang w:val="en_US" w:bidi="en_US"/>
+        </w:rPr>
+      </w:r>
+      <w:r>
+        <w:rPr>
+          <w:lang w:val="en_US" w:bidi="en_US"/>
+        </w:rPr>
+      </w:r>
     </w:p>
     <w:p>
       <w:pPr>
@@ -122,120 +217,243 @@
       </w:pPr>
     </w:p>
     <w:p>
-      <w:r/>
+      <w:pPr/>
+      <w:r>
+        <w:rPr>
+          <w:lang w:val="en_US" w:bidi="en_US"/>
+        </w:rPr>
+      </w:r>
     </w:p>
     <w:p>
       <w:pPr>
         <w:pStyle w:val="Heading2"/>
       </w:pPr>
       <w:r>
+        <w:rPr>
+          <w:lang w:val="en_US" w:bidi="en_US"/>
+        </w:rPr>
         <w:t>Joel 1:1</w:t>
       </w:r>
-      <w:r/>
-    </w:p>
-    <w:p>
-      <w:r/>
-      <w:r>
+      <w:r>
+        <w:rPr>
+          <w:lang w:val="en_US" w:bidi="en_US"/>
+        </w:rPr>
+      </w:r>
+    </w:p>
+    <w:p>
+      <w:pPr/>
+      <w:r>
+        <w:rPr>
+          <w:lang w:val="en_US" w:bidi="en_US"/>
+        </w:rPr>
+      </w:r>
+      <w:r>
+        <w:rPr>
+          <w:lang w:val="en_US" w:bidi="en_US"/>
+        </w:rPr>
         <w:t xml:space="preserve">TheThe word of the Lord gave this message (literally </w:t>
       </w:r>
       <w:r>
         <w:rPr>
           <w:i/>
+          <w:lang w:val="en_US" w:bidi="en_US"/>
         </w:rPr>
         <w:t>The word of the</w:t>
       </w:r>
       <w:r>
+        <w:rPr>
+          <w:lang w:val="en_US" w:bidi="en_US"/>
+        </w:rPr>
         <w:t xml:space="preserve"> Lord</w:t>
       </w:r>
       <w:r>
         <w:rPr>
           <w:i/>
+          <w:lang w:val="en_US" w:bidi="en_US"/>
         </w:rPr>
         <w:t xml:space="preserve"> came</w:t>
       </w:r>
       <w:r>
+        <w:rPr>
+          <w:lang w:val="en_US" w:bidi="en_US"/>
+        </w:rPr>
         <w:t>): The Lord, not the human prophet, was the ultimate source of these words. • The name Joel means “the Lord [Yahweh] is God.” Joel’s father, Pethuel</w:t>
       </w:r>
       <w:r>
         <w:rPr>
           <w:i/>
+          <w:lang w:val="en_US" w:bidi="en_US"/>
         </w:rPr>
         <w:t>,</w:t>
       </w:r>
       <w:r>
+        <w:rPr>
+          <w:lang w:val="en_US" w:bidi="en_US"/>
+        </w:rPr>
         <w:t xml:space="preserve"> is unknown apart from this verse.</w:t>
       </w:r>
-      <w:r/>
-      <w:r/>
-    </w:p>
-    <w:p>
-      <w:r/>
+      <w:r>
+        <w:rPr>
+          <w:lang w:val="en_US" w:bidi="en_US"/>
+        </w:rPr>
+      </w:r>
+      <w:r>
+        <w:rPr>
+          <w:lang w:val="en_US" w:bidi="en_US"/>
+        </w:rPr>
+      </w:r>
+    </w:p>
+    <w:p>
+      <w:pPr/>
+      <w:r>
+        <w:rPr>
+          <w:lang w:val="en_US" w:bidi="en_US"/>
+        </w:rPr>
+      </w:r>
     </w:p>
     <w:p>
       <w:pPr>
         <w:pStyle w:val="Heading2"/>
       </w:pPr>
       <w:r>
+        <w:rPr>
+          <w:lang w:val="en_US" w:bidi="en_US"/>
+        </w:rPr>
         <w:t>Joel 1:1–2.17</w:t>
       </w:r>
-      <w:r/>
-    </w:p>
-    <w:p>
-      <w:r/>
-      <w:r>
+      <w:r>
+        <w:rPr>
+          <w:lang w:val="en_US" w:bidi="en_US"/>
+        </w:rPr>
+      </w:r>
+    </w:p>
+    <w:p>
+      <w:pPr/>
+      <w:r>
+        <w:rPr>
+          <w:lang w:val="en_US" w:bidi="en_US"/>
+        </w:rPr>
+      </w:r>
+      <w:r>
+        <w:rPr>
+          <w:lang w:val="en_US" w:bidi="en_US"/>
+        </w:rPr>
         <w:t>Joel describes the devastating locust plague that afflicted Judah and Jerusalem.</w:t>
       </w:r>
-      <w:r/>
-      <w:r/>
-    </w:p>
-    <w:p>
-      <w:r/>
+      <w:r>
+        <w:rPr>
+          <w:lang w:val="en_US" w:bidi="en_US"/>
+        </w:rPr>
+      </w:r>
+      <w:r>
+        <w:rPr>
+          <w:lang w:val="en_US" w:bidi="en_US"/>
+        </w:rPr>
+      </w:r>
+    </w:p>
+    <w:p>
+      <w:pPr/>
+      <w:r>
+        <w:rPr>
+          <w:lang w:val="en_US" w:bidi="en_US"/>
+        </w:rPr>
+      </w:r>
     </w:p>
     <w:p>
       <w:pPr>
         <w:pStyle w:val="Heading2"/>
       </w:pPr>
       <w:r>
+        <w:rPr>
+          <w:lang w:val="en_US" w:bidi="en_US"/>
+        </w:rPr>
         <w:t>Joel 1:2</w:t>
       </w:r>
-      <w:r/>
-    </w:p>
-    <w:p>
-      <w:r/>
-      <w:r>
+      <w:r>
+        <w:rPr>
+          <w:lang w:val="en_US" w:bidi="en_US"/>
+        </w:rPr>
+      </w:r>
+    </w:p>
+    <w:p>
+      <w:pPr/>
+      <w:r>
+        <w:rPr>
+          <w:lang w:val="en_US" w:bidi="en_US"/>
+        </w:rPr>
+      </w:r>
+      <w:r>
+        <w:rPr>
+          <w:lang w:val="en_US" w:bidi="en_US"/>
+        </w:rPr>
         <w:t xml:space="preserve">Hear this: Joel summoned the inhabitants of the land to pay close attention to the prophetic word. • Leaders (literally </w:t>
       </w:r>
       <w:r>
         <w:rPr>
           <w:i/>
+          <w:lang w:val="en_US" w:bidi="en_US"/>
         </w:rPr>
         <w:t>elders</w:t>
       </w:r>
       <w:r>
+        <w:rPr>
+          <w:lang w:val="en_US" w:bidi="en_US"/>
+        </w:rPr>
         <w:t>): The prophet asked the community elders, has anything like this happened before? It hadn’t—this disaster was unique in the history of God’s people.</w:t>
       </w:r>
-      <w:r/>
-      <w:r/>
-    </w:p>
-    <w:p>
-      <w:r/>
+      <w:r>
+        <w:rPr>
+          <w:lang w:val="en_US" w:bidi="en_US"/>
+        </w:rPr>
+      </w:r>
+      <w:r>
+        <w:rPr>
+          <w:lang w:val="en_US" w:bidi="en_US"/>
+        </w:rPr>
+      </w:r>
+    </w:p>
+    <w:p>
+      <w:pPr/>
+      <w:r>
+        <w:rPr>
+          <w:lang w:val="en_US" w:bidi="en_US"/>
+        </w:rPr>
+      </w:r>
     </w:p>
     <w:p>
       <w:pPr>
         <w:pStyle w:val="Heading2"/>
       </w:pPr>
       <w:r>
+        <w:rPr>
+          <w:lang w:val="en_US" w:bidi="en_US"/>
+        </w:rPr>
         <w:t>Joel 1:3</w:t>
       </w:r>
-      <w:r/>
-    </w:p>
-    <w:p>
-      <w:r/>
-      <w:r>
+      <w:r>
+        <w:rPr>
+          <w:lang w:val="en_US" w:bidi="en_US"/>
+        </w:rPr>
+      </w:r>
+    </w:p>
+    <w:p>
+      <w:pPr/>
+      <w:r>
+        <w:rPr>
+          <w:lang w:val="en_US" w:bidi="en_US"/>
+        </w:rPr>
+      </w:r>
+      <w:r>
+        <w:rPr>
+          <w:lang w:val="en_US" w:bidi="en_US"/>
+        </w:rPr>
         <w:t xml:space="preserve">God’s people would tell future generations about what was taking place so that their descendants would benefit from the lessons they had learned (cp. </w:t>
       </w:r>
       <w:hyperlink r:id="rId13">
         <w:r>
+          <w:rPr>
+            <w:lang w:val="en_US" w:bidi="en_US"/>
+          </w:rPr>
           <w:rPr>
             <w:color w:val="0000EE"/>
             <w:u w:val="single"/>
@@ -244,10 +462,16 @@
         </w:r>
       </w:hyperlink>
       <w:r>
+        <w:rPr>
+          <w:lang w:val="en_US" w:bidi="en_US"/>
+        </w:rPr>
         <w:t xml:space="preserve">; </w:t>
       </w:r>
       <w:hyperlink r:id="rId14">
         <w:r>
+          <w:rPr>
+            <w:lang w:val="en_US" w:bidi="en_US"/>
+          </w:rPr>
           <w:rPr>
             <w:color w:val="0000EE"/>
             <w:u w:val="single"/>
@@ -256,128 +480,282 @@
         </w:r>
       </w:hyperlink>
       <w:r>
+        <w:rPr>
+          <w:lang w:val="en_US" w:bidi="en_US"/>
+        </w:rPr>
         <w:t>).</w:t>
       </w:r>
-      <w:r/>
-      <w:r/>
-    </w:p>
-    <w:p>
-      <w:r/>
+      <w:r>
+        <w:rPr>
+          <w:lang w:val="en_US" w:bidi="en_US"/>
+        </w:rPr>
+      </w:r>
+      <w:r>
+        <w:rPr>
+          <w:lang w:val="en_US" w:bidi="en_US"/>
+        </w:rPr>
+      </w:r>
+    </w:p>
+    <w:p>
+      <w:pPr/>
+      <w:r>
+        <w:rPr>
+          <w:lang w:val="en_US" w:bidi="en_US"/>
+        </w:rPr>
+      </w:r>
     </w:p>
     <w:p>
       <w:pPr>
         <w:pStyle w:val="Heading2"/>
       </w:pPr>
       <w:r>
+        <w:rPr>
+          <w:lang w:val="en_US" w:bidi="en_US"/>
+        </w:rPr>
         <w:t>Joel 1:4</w:t>
       </w:r>
-      <w:r/>
-    </w:p>
-    <w:p>
-      <w:r/>
-      <w:r>
+      <w:r>
+        <w:rPr>
+          <w:lang w:val="en_US" w:bidi="en_US"/>
+        </w:rPr>
+      </w:r>
+    </w:p>
+    <w:p>
+      <w:pPr/>
+      <w:r>
+        <w:rPr>
+          <w:lang w:val="en_US" w:bidi="en_US"/>
+        </w:rPr>
+      </w:r>
+      <w:r>
+        <w:rPr>
+          <w:lang w:val="en_US" w:bidi="en_US"/>
+        </w:rPr>
         <w:t xml:space="preserve">The disaster that had befallen Judah was a catastrophic plague of locusts. Some commentators have understood the four kinds of </w:t>
       </w:r>
       <w:r>
         <w:rPr>
           <w:i/>
+          <w:lang w:val="en_US" w:bidi="en_US"/>
         </w:rPr>
         <w:t>locusts</w:t>
       </w:r>
       <w:r>
+        <w:rPr>
+          <w:lang w:val="en_US" w:bidi="en_US"/>
+        </w:rPr>
         <w:t xml:space="preserve"> mentioned here to represent four ancient empires that conquered Israel. Others have suggested that the words indicate four stages in the development of locusts. Most likely, the prophet was using multiple terms to emphasize the extent of the destruction wrought by wave after wave of the voracious insects.</w:t>
       </w:r>
-      <w:r/>
-      <w:r/>
-    </w:p>
-    <w:p>
-      <w:r/>
+      <w:r>
+        <w:rPr>
+          <w:lang w:val="en_US" w:bidi="en_US"/>
+        </w:rPr>
+      </w:r>
+      <w:r>
+        <w:rPr>
+          <w:lang w:val="en_US" w:bidi="en_US"/>
+        </w:rPr>
+      </w:r>
+    </w:p>
+    <w:p>
+      <w:pPr/>
+      <w:r>
+        <w:rPr>
+          <w:lang w:val="en_US" w:bidi="en_US"/>
+        </w:rPr>
+      </w:r>
     </w:p>
     <w:p>
       <w:pPr>
         <w:pStyle w:val="Heading2"/>
       </w:pPr>
       <w:r>
+        <w:rPr>
+          <w:lang w:val="en_US" w:bidi="en_US"/>
+        </w:rPr>
         <w:t>Joel 1:5</w:t>
       </w:r>
-      <w:r/>
-    </w:p>
-    <w:p>
-      <w:r/>
-      <w:r>
+      <w:r>
+        <w:rPr>
+          <w:lang w:val="en_US" w:bidi="en_US"/>
+        </w:rPr>
+      </w:r>
+    </w:p>
+    <w:p>
+      <w:pPr/>
+      <w:r>
+        <w:rPr>
+          <w:lang w:val="en_US" w:bidi="en_US"/>
+        </w:rPr>
+      </w:r>
+      <w:r>
+        <w:rPr>
+          <w:lang w:val="en_US" w:bidi="en_US"/>
+        </w:rPr>
         <w:t>Wake up . . . Wail: The prophet sought to arouse the people and alert them to the gravity of the locust plague.</w:t>
       </w:r>
-      <w:r/>
-      <w:r/>
-    </w:p>
-    <w:p>
-      <w:r/>
+      <w:r>
+        <w:rPr>
+          <w:lang w:val="en_US" w:bidi="en_US"/>
+        </w:rPr>
+      </w:r>
+      <w:r>
+        <w:rPr>
+          <w:lang w:val="en_US" w:bidi="en_US"/>
+        </w:rPr>
+      </w:r>
+    </w:p>
+    <w:p>
+      <w:pPr/>
+      <w:r>
+        <w:rPr>
+          <w:lang w:val="en_US" w:bidi="en_US"/>
+        </w:rPr>
+      </w:r>
     </w:p>
     <w:p>
       <w:pPr>
         <w:pStyle w:val="Heading2"/>
       </w:pPr>
       <w:r>
+        <w:rPr>
+          <w:lang w:val="en_US" w:bidi="en_US"/>
+        </w:rPr>
         <w:t>Joel 1:7</w:t>
       </w:r>
-      <w:r/>
-    </w:p>
-    <w:p>
-      <w:r/>
-      <w:r>
+      <w:r>
+        <w:rPr>
+          <w:lang w:val="en_US" w:bidi="en_US"/>
+        </w:rPr>
+      </w:r>
+    </w:p>
+    <w:p>
+      <w:pPr/>
+      <w:r>
+        <w:rPr>
+          <w:lang w:val="en_US" w:bidi="en_US"/>
+        </w:rPr>
+      </w:r>
+      <w:r>
+        <w:rPr>
+          <w:lang w:val="en_US" w:bidi="en_US"/>
+        </w:rPr>
         <w:t>The destructive power of locusts is well documented in both ancient and modern times. The insatiable insects consume annual crops such as grains and vegetables, and they destroy perennial fruit-bearing trees and vines, leaving the branches white and bare.</w:t>
       </w:r>
-      <w:r/>
-      <w:r/>
-    </w:p>
-    <w:p>
-      <w:r/>
+      <w:r>
+        <w:rPr>
+          <w:lang w:val="en_US" w:bidi="en_US"/>
+        </w:rPr>
+      </w:r>
+      <w:r>
+        <w:rPr>
+          <w:lang w:val="en_US" w:bidi="en_US"/>
+        </w:rPr>
+      </w:r>
+    </w:p>
+    <w:p>
+      <w:pPr/>
+      <w:r>
+        <w:rPr>
+          <w:lang w:val="en_US" w:bidi="en_US"/>
+        </w:rPr>
+      </w:r>
     </w:p>
     <w:p>
       <w:pPr>
         <w:pStyle w:val="Heading2"/>
       </w:pPr>
       <w:r>
+        <w:rPr>
+          <w:lang w:val="en_US" w:bidi="en_US"/>
+        </w:rPr>
         <w:t>Joel 1:8</w:t>
       </w:r>
-      <w:r/>
-    </w:p>
-    <w:p>
-      <w:r/>
-      <w:r>
+      <w:r>
+        <w:rPr>
+          <w:lang w:val="en_US" w:bidi="en_US"/>
+        </w:rPr>
+      </w:r>
+    </w:p>
+    <w:p>
+      <w:pPr/>
+      <w:r>
+        <w:rPr>
+          <w:lang w:val="en_US" w:bidi="en_US"/>
+        </w:rPr>
+      </w:r>
+      <w:r>
+        <w:rPr>
+          <w:lang w:val="en_US" w:bidi="en_US"/>
+        </w:rPr>
         <w:t xml:space="preserve">Weep like a bride (literally </w:t>
       </w:r>
       <w:r>
         <w:rPr>
           <w:i/>
+          <w:lang w:val="en_US" w:bidi="en_US"/>
         </w:rPr>
         <w:t>a virgin</w:t>
       </w:r>
       <w:r>
+        <w:rPr>
+          <w:lang w:val="en_US" w:bidi="en_US"/>
+        </w:rPr>
         <w:t>): Judah is compared to a young betrothed woman whose marriage is never consummated due to the death of her husband.</w:t>
       </w:r>
-      <w:r/>
-      <w:r/>
-    </w:p>
-    <w:p>
-      <w:r/>
+      <w:r>
+        <w:rPr>
+          <w:lang w:val="en_US" w:bidi="en_US"/>
+        </w:rPr>
+      </w:r>
+      <w:r>
+        <w:rPr>
+          <w:lang w:val="en_US" w:bidi="en_US"/>
+        </w:rPr>
+      </w:r>
+    </w:p>
+    <w:p>
+      <w:pPr/>
+      <w:r>
+        <w:rPr>
+          <w:lang w:val="en_US" w:bidi="en_US"/>
+        </w:rPr>
+      </w:r>
     </w:p>
     <w:p>
       <w:pPr>
         <w:pStyle w:val="Heading2"/>
       </w:pPr>
       <w:r>
+        <w:rPr>
+          <w:lang w:val="en_US" w:bidi="en_US"/>
+        </w:rPr>
         <w:t>Joel 1:9</w:t>
       </w:r>
-      <w:r/>
-    </w:p>
-    <w:p>
-      <w:r/>
-      <w:r>
+      <w:r>
+        <w:rPr>
+          <w:lang w:val="en_US" w:bidi="en_US"/>
+        </w:rPr>
+      </w:r>
+    </w:p>
+    <w:p>
+      <w:pPr/>
+      <w:r>
+        <w:rPr>
+          <w:lang w:val="en_US" w:bidi="en_US"/>
+        </w:rPr>
+      </w:r>
+      <w:r>
+        <w:rPr>
+          <w:lang w:val="en_US" w:bidi="en_US"/>
+        </w:rPr>
         <w:t xml:space="preserve">The locust plague threatened the people of Judah with starvation and brought the regular daily animal sacrifices and offerings of grain and wine at the Temple in Jerusalem to a halt (cp. </w:t>
       </w:r>
       <w:hyperlink r:id="rId15">
         <w:r>
+          <w:rPr>
+            <w:lang w:val="en_US" w:bidi="en_US"/>
+          </w:rPr>
           <w:rPr>
             <w:color w:val="0000EE"/>
             <w:u w:val="single"/>
@@ -386,10 +764,16 @@
         </w:r>
       </w:hyperlink>
       <w:r>
+        <w:rPr>
+          <w:lang w:val="en_US" w:bidi="en_US"/>
+        </w:rPr>
         <w:t xml:space="preserve">; </w:t>
       </w:r>
       <w:hyperlink r:id="rId16">
         <w:r>
+          <w:rPr>
+            <w:lang w:val="en_US" w:bidi="en_US"/>
+          </w:rPr>
           <w:rPr>
             <w:color w:val="0000EE"/>
             <w:u w:val="single"/>
@@ -398,50 +782,112 @@
         </w:r>
       </w:hyperlink>
       <w:r>
+        <w:rPr>
+          <w:lang w:val="en_US" w:bidi="en_US"/>
+        </w:rPr>
         <w:t>).</w:t>
       </w:r>
-      <w:r/>
-      <w:r/>
-    </w:p>
-    <w:p>
-      <w:r/>
+      <w:r>
+        <w:rPr>
+          <w:lang w:val="en_US" w:bidi="en_US"/>
+        </w:rPr>
+      </w:r>
+      <w:r>
+        <w:rPr>
+          <w:lang w:val="en_US" w:bidi="en_US"/>
+        </w:rPr>
+      </w:r>
+    </w:p>
+    <w:p>
+      <w:pPr/>
+      <w:r>
+        <w:rPr>
+          <w:lang w:val="en_US" w:bidi="en_US"/>
+        </w:rPr>
+      </w:r>
     </w:p>
     <w:p>
       <w:pPr>
         <w:pStyle w:val="Heading2"/>
       </w:pPr>
       <w:r>
+        <w:rPr>
+          <w:lang w:val="en_US" w:bidi="en_US"/>
+        </w:rPr>
         <w:t>Joel 1:10</w:t>
       </w:r>
-      <w:r/>
-    </w:p>
-    <w:p>
-      <w:r/>
-      <w:r>
+      <w:r>
+        <w:rPr>
+          <w:lang w:val="en_US" w:bidi="en_US"/>
+        </w:rPr>
+      </w:r>
+    </w:p>
+    <w:p>
+      <w:pPr/>
+      <w:r>
+        <w:rPr>
+          <w:lang w:val="en_US" w:bidi="en_US"/>
+        </w:rPr>
+      </w:r>
+      <w:r>
+        <w:rPr>
+          <w:lang w:val="en_US" w:bidi="en_US"/>
+        </w:rPr>
         <w:t>The locusts destroyed the three essential staple crops of ancient Israel: grain … grapes and olive oil.</w:t>
       </w:r>
-      <w:r/>
-      <w:r/>
-    </w:p>
-    <w:p>
-      <w:r/>
+      <w:r>
+        <w:rPr>
+          <w:lang w:val="en_US" w:bidi="en_US"/>
+        </w:rPr>
+      </w:r>
+      <w:r>
+        <w:rPr>
+          <w:lang w:val="en_US" w:bidi="en_US"/>
+        </w:rPr>
+      </w:r>
+    </w:p>
+    <w:p>
+      <w:pPr/>
+      <w:r>
+        <w:rPr>
+          <w:lang w:val="en_US" w:bidi="en_US"/>
+        </w:rPr>
+      </w:r>
     </w:p>
     <w:p>
       <w:pPr>
         <w:pStyle w:val="Heading2"/>
       </w:pPr>
       <w:r>
+        <w:rPr>
+          <w:lang w:val="en_US" w:bidi="en_US"/>
+        </w:rPr>
         <w:t>Joel 1:12</w:t>
       </w:r>
-      <w:r/>
-    </w:p>
-    <w:p>
-      <w:r/>
-      <w:r>
+      <w:r>
+        <w:rPr>
+          <w:lang w:val="en_US" w:bidi="en_US"/>
+        </w:rPr>
+      </w:r>
+    </w:p>
+    <w:p>
+      <w:pPr/>
+      <w:r>
+        <w:rPr>
+          <w:lang w:val="en_US" w:bidi="en_US"/>
+        </w:rPr>
+      </w:r>
+      <w:r>
+        <w:rPr>
+          <w:lang w:val="en_US" w:bidi="en_US"/>
+        </w:rPr>
         <w:t xml:space="preserve">Drought had intensified the devastation of the locust plague; everything had withered and dried up (see also </w:t>
       </w:r>
       <w:hyperlink r:id="rId17">
         <w:r>
+          <w:rPr>
+            <w:lang w:val="en_US" w:bidi="en_US"/>
+          </w:rPr>
           <w:rPr>
             <w:color w:val="0000EE"/>
             <w:u w:val="single"/>
@@ -450,30 +896,64 @@
         </w:r>
       </w:hyperlink>
       <w:r>
+        <w:rPr>
+          <w:lang w:val="en_US" w:bidi="en_US"/>
+        </w:rPr>
         <w:t>). Spiritually, the people’s joy had dried up along with the fruit trees.</w:t>
       </w:r>
-      <w:r/>
-      <w:r/>
-    </w:p>
-    <w:p>
-      <w:r/>
+      <w:r>
+        <w:rPr>
+          <w:lang w:val="en_US" w:bidi="en_US"/>
+        </w:rPr>
+      </w:r>
+      <w:r>
+        <w:rPr>
+          <w:lang w:val="en_US" w:bidi="en_US"/>
+        </w:rPr>
+      </w:r>
+    </w:p>
+    <w:p>
+      <w:pPr/>
+      <w:r>
+        <w:rPr>
+          <w:lang w:val="en_US" w:bidi="en_US"/>
+        </w:rPr>
+      </w:r>
     </w:p>
     <w:p>
       <w:pPr>
         <w:pStyle w:val="Heading2"/>
       </w:pPr>
       <w:r>
+        <w:rPr>
+          <w:lang w:val="en_US" w:bidi="en_US"/>
+        </w:rPr>
         <w:t>Joel 1:13–14</w:t>
       </w:r>
-      <w:r/>
-    </w:p>
-    <w:p>
-      <w:r/>
-      <w:r>
+      <w:r>
+        <w:rPr>
+          <w:lang w:val="en_US" w:bidi="en_US"/>
+        </w:rPr>
+      </w:r>
+    </w:p>
+    <w:p>
+      <w:pPr/>
+      <w:r>
+        <w:rPr>
+          <w:lang w:val="en_US" w:bidi="en_US"/>
+        </w:rPr>
+      </w:r>
+      <w:r>
+        <w:rPr>
+          <w:lang w:val="en_US" w:bidi="en_US"/>
+        </w:rPr>
         <w:t xml:space="preserve">The priests were to lead all the people in public rites of mourning at the Temple. Their outward actions must be matched by authentic inward change (see </w:t>
       </w:r>
       <w:hyperlink r:id="rId18">
         <w:r>
+          <w:rPr>
+            <w:lang w:val="en_US" w:bidi="en_US"/>
+          </w:rPr>
           <w:rPr>
             <w:color w:val="0000EE"/>
             <w:u w:val="single"/>
@@ -482,30 +962,64 @@
         </w:r>
       </w:hyperlink>
       <w:r>
+        <w:rPr>
+          <w:lang w:val="en_US" w:bidi="en_US"/>
+        </w:rPr>
         <w:t>).</w:t>
       </w:r>
-      <w:r/>
-      <w:r/>
-    </w:p>
-    <w:p>
-      <w:r/>
+      <w:r>
+        <w:rPr>
+          <w:lang w:val="en_US" w:bidi="en_US"/>
+        </w:rPr>
+      </w:r>
+      <w:r>
+        <w:rPr>
+          <w:lang w:val="en_US" w:bidi="en_US"/>
+        </w:rPr>
+      </w:r>
+    </w:p>
+    <w:p>
+      <w:pPr/>
+      <w:r>
+        <w:rPr>
+          <w:lang w:val="en_US" w:bidi="en_US"/>
+        </w:rPr>
+      </w:r>
     </w:p>
     <w:p>
       <w:pPr>
         <w:pStyle w:val="Heading2"/>
       </w:pPr>
       <w:r>
+        <w:rPr>
+          <w:lang w:val="en_US" w:bidi="en_US"/>
+        </w:rPr>
         <w:t>Joel 1:15</w:t>
       </w:r>
-      <w:r/>
-    </w:p>
-    <w:p>
-      <w:r/>
-      <w:r>
+      <w:r>
+        <w:rPr>
+          <w:lang w:val="en_US" w:bidi="en_US"/>
+        </w:rPr>
+      </w:r>
+    </w:p>
+    <w:p>
+      <w:pPr/>
+      <w:r>
+        <w:rPr>
+          <w:lang w:val="en_US" w:bidi="en_US"/>
+        </w:rPr>
+      </w:r>
+      <w:r>
+        <w:rPr>
+          <w:lang w:val="en_US" w:bidi="en_US"/>
+        </w:rPr>
         <w:t>The locust plague was not simply a natural event, but a sign that the day of the Lord was near. Beginning with Amos in the 700s BC (</w:t>
       </w:r>
       <w:hyperlink r:id="rId19">
         <w:r>
+          <w:rPr>
+            <w:lang w:val="en_US" w:bidi="en_US"/>
+          </w:rPr>
           <w:rPr>
             <w:color w:val="0000EE"/>
             <w:u w:val="single"/>
@@ -514,135 +1028,273 @@
         </w:r>
       </w:hyperlink>
       <w:r>
+        <w:rPr>
+          <w:lang w:val="en_US" w:bidi="en_US"/>
+        </w:rPr>
         <w:t xml:space="preserve">), the prophets had spoken of a future time when God would intervene in human history to judge the wicked and vindicate the righteous. • destruction . . . from the Almighty: The Hebrew text highlights the similar sounds of the word </w:t>
       </w:r>
       <w:r>
         <w:rPr>
           <w:i/>
+          <w:lang w:val="en_US" w:bidi="en_US"/>
         </w:rPr>
         <w:t>destruction</w:t>
       </w:r>
       <w:r>
+        <w:rPr>
+          <w:lang w:val="en_US" w:bidi="en_US"/>
+        </w:rPr>
         <w:t xml:space="preserve"> (shod) and the title </w:t>
       </w:r>
       <w:r>
         <w:rPr>
           <w:i/>
+          <w:lang w:val="en_US" w:bidi="en_US"/>
         </w:rPr>
         <w:t>the Almighty</w:t>
       </w:r>
       <w:r>
+        <w:rPr>
+          <w:lang w:val="en_US" w:bidi="en_US"/>
+        </w:rPr>
         <w:t xml:space="preserve"> (shadday).</w:t>
       </w:r>
-      <w:r/>
-      <w:r/>
-    </w:p>
-    <w:p>
-      <w:r/>
+      <w:r>
+        <w:rPr>
+          <w:lang w:val="en_US" w:bidi="en_US"/>
+        </w:rPr>
+      </w:r>
+      <w:r>
+        <w:rPr>
+          <w:lang w:val="en_US" w:bidi="en_US"/>
+        </w:rPr>
+      </w:r>
+    </w:p>
+    <w:p>
+      <w:pPr/>
+      <w:r>
+        <w:rPr>
+          <w:lang w:val="en_US" w:bidi="en_US"/>
+        </w:rPr>
+      </w:r>
     </w:p>
     <w:p>
       <w:pPr>
         <w:pStyle w:val="Heading2"/>
       </w:pPr>
       <w:r>
+        <w:rPr>
+          <w:lang w:val="en_US" w:bidi="en_US"/>
+        </w:rPr>
         <w:t>Joel 1:17</w:t>
       </w:r>
-      <w:r/>
-    </w:p>
-    <w:p>
-      <w:r/>
-      <w:r>
+      <w:r>
+        <w:rPr>
+          <w:lang w:val="en_US" w:bidi="en_US"/>
+        </w:rPr>
+      </w:r>
+    </w:p>
+    <w:p>
+      <w:pPr/>
+      <w:r>
+        <w:rPr>
+          <w:lang w:val="en_US" w:bidi="en_US"/>
+        </w:rPr>
+      </w:r>
+      <w:r>
+        <w:rPr>
+          <w:lang w:val="en_US" w:bidi="en_US"/>
+        </w:rPr>
         <w:t>Plague and drought had so reduced the food supply that the barns stood empty.</w:t>
       </w:r>
-      <w:r/>
-      <w:r/>
-    </w:p>
-    <w:p>
-      <w:r/>
+      <w:r>
+        <w:rPr>
+          <w:lang w:val="en_US" w:bidi="en_US"/>
+        </w:rPr>
+      </w:r>
+      <w:r>
+        <w:rPr>
+          <w:lang w:val="en_US" w:bidi="en_US"/>
+        </w:rPr>
+      </w:r>
+    </w:p>
+    <w:p>
+      <w:pPr/>
+      <w:r>
+        <w:rPr>
+          <w:lang w:val="en_US" w:bidi="en_US"/>
+        </w:rPr>
+      </w:r>
     </w:p>
     <w:p>
       <w:pPr>
         <w:pStyle w:val="Heading2"/>
       </w:pPr>
       <w:r>
+        <w:rPr>
+          <w:lang w:val="en_US" w:bidi="en_US"/>
+        </w:rPr>
         <w:t>Joel 1:18</w:t>
       </w:r>
-      <w:r/>
-    </w:p>
-    <w:p>
-      <w:r/>
-      <w:r>
+      <w:r>
+        <w:rPr>
+          <w:lang w:val="en_US" w:bidi="en_US"/>
+        </w:rPr>
+      </w:r>
+    </w:p>
+    <w:p>
+      <w:pPr/>
+      <w:r>
+        <w:rPr>
+          <w:lang w:val="en_US" w:bidi="en_US"/>
+        </w:rPr>
+      </w:r>
+      <w:r>
+        <w:rPr>
+          <w:lang w:val="en_US" w:bidi="en_US"/>
+        </w:rPr>
         <w:t>The inhabitants of Judah were hard pressed by the famine; even sheep and goats</w:t>
       </w:r>
       <w:r>
         <w:rPr>
           <w:i/>
+          <w:lang w:val="en_US" w:bidi="en_US"/>
         </w:rPr>
         <w:t>,</w:t>
       </w:r>
       <w:r>
+        <w:rPr>
+          <w:lang w:val="en_US" w:bidi="en_US"/>
+        </w:rPr>
         <w:t xml:space="preserve"> animals that can live on very meager forage, bleat in misery for lack of food.</w:t>
       </w:r>
-      <w:r/>
-      <w:r/>
-    </w:p>
-    <w:p>
-      <w:r/>
+      <w:r>
+        <w:rPr>
+          <w:lang w:val="en_US" w:bidi="en_US"/>
+        </w:rPr>
+      </w:r>
+      <w:r>
+        <w:rPr>
+          <w:lang w:val="en_US" w:bidi="en_US"/>
+        </w:rPr>
+      </w:r>
+    </w:p>
+    <w:p>
+      <w:pPr/>
+      <w:r>
+        <w:rPr>
+          <w:lang w:val="en_US" w:bidi="en_US"/>
+        </w:rPr>
+      </w:r>
     </w:p>
     <w:p>
       <w:pPr>
         <w:pStyle w:val="Heading2"/>
       </w:pPr>
       <w:r>
+        <w:rPr>
+          <w:lang w:val="en_US" w:bidi="en_US"/>
+        </w:rPr>
         <w:t>Joel 1:19</w:t>
       </w:r>
-      <w:r/>
-    </w:p>
-    <w:p>
-      <w:r/>
-      <w:r>
+      <w:r>
+        <w:rPr>
+          <w:lang w:val="en_US" w:bidi="en_US"/>
+        </w:rPr>
+      </w:r>
+    </w:p>
+    <w:p>
+      <w:pPr/>
+      <w:r>
+        <w:rPr>
+          <w:lang w:val="en_US" w:bidi="en_US"/>
+        </w:rPr>
+      </w:r>
+      <w:r>
+        <w:rPr>
+          <w:lang w:val="en_US" w:bidi="en_US"/>
+        </w:rPr>
         <w:t xml:space="preserve">Lord, help us! (literally </w:t>
       </w:r>
       <w:r>
         <w:rPr>
           <w:i/>
+          <w:lang w:val="en_US" w:bidi="en_US"/>
         </w:rPr>
         <w:t>to you,</w:t>
       </w:r>
       <w:r>
+        <w:rPr>
+          <w:lang w:val="en_US" w:bidi="en_US"/>
+        </w:rPr>
         <w:t xml:space="preserve"> Lord</w:t>
       </w:r>
       <w:r>
         <w:rPr>
           <w:i/>
+          <w:lang w:val="en_US" w:bidi="en_US"/>
         </w:rPr>
         <w:t>, I cry</w:t>
       </w:r>
       <w:r>
+        <w:rPr>
+          <w:lang w:val="en_US" w:bidi="en_US"/>
+        </w:rPr>
         <w:t>): Joel responded to the plague with an earnest prayer. The people’s only recourse was to turn to the sovereign Lord of heaven and earth and appeal to his goodness; he alone could reverse their desperate situation.</w:t>
       </w:r>
-      <w:r/>
-      <w:r/>
-    </w:p>
-    <w:p>
-      <w:r/>
+      <w:r>
+        <w:rPr>
+          <w:lang w:val="en_US" w:bidi="en_US"/>
+        </w:rPr>
+      </w:r>
+      <w:r>
+        <w:rPr>
+          <w:lang w:val="en_US" w:bidi="en_US"/>
+        </w:rPr>
+      </w:r>
+    </w:p>
+    <w:p>
+      <w:pPr/>
+      <w:r>
+        <w:rPr>
+          <w:lang w:val="en_US" w:bidi="en_US"/>
+        </w:rPr>
+      </w:r>
     </w:p>
     <w:p>
       <w:pPr>
         <w:pStyle w:val="Heading2"/>
       </w:pPr>
       <w:r>
+        <w:rPr>
+          <w:lang w:val="en_US" w:bidi="en_US"/>
+        </w:rPr>
         <w:t>Joel 1:20</w:t>
       </w:r>
-      <w:r/>
-    </w:p>
-    <w:p>
-      <w:r/>
-      <w:r>
+      <w:r>
+        <w:rPr>
+          <w:lang w:val="en_US" w:bidi="en_US"/>
+        </w:rPr>
+      </w:r>
+    </w:p>
+    <w:p>
+      <w:pPr/>
+      <w:r>
+        <w:rPr>
+          <w:lang w:val="en_US" w:bidi="en_US"/>
+        </w:rPr>
+      </w:r>
+      <w:r>
+        <w:rPr>
+          <w:lang w:val="en_US" w:bidi="en_US"/>
+        </w:rPr>
         <w:t>All creation suffers because of human sin (</w:t>
       </w:r>
       <w:hyperlink r:id="rId20">
         <w:r>
+          <w:rPr>
+            <w:lang w:val="en_US" w:bidi="en_US"/>
+          </w:rPr>
           <w:rPr>
             <w:color w:val="0000EE"/>
             <w:u w:val="single"/>
@@ -651,10 +1303,16 @@
         </w:r>
       </w:hyperlink>
       <w:r>
+        <w:rPr>
+          <w:lang w:val="en_US" w:bidi="en_US"/>
+        </w:rPr>
         <w:t xml:space="preserve">; </w:t>
       </w:r>
       <w:hyperlink r:id="rId21">
         <w:r>
+          <w:rPr>
+            <w:lang w:val="en_US" w:bidi="en_US"/>
+          </w:rPr>
           <w:rPr>
             <w:color w:val="0000EE"/>
             <w:u w:val="single"/>
@@ -663,10 +1321,16 @@
         </w:r>
       </w:hyperlink>
       <w:r>
+        <w:rPr>
+          <w:lang w:val="en_US" w:bidi="en_US"/>
+        </w:rPr>
         <w:t xml:space="preserve">; </w:t>
       </w:r>
       <w:hyperlink r:id="rId22">
         <w:r>
+          <w:rPr>
+            <w:lang w:val="en_US" w:bidi="en_US"/>
+          </w:rPr>
           <w:rPr>
             <w:color w:val="0000EE"/>
             <w:u w:val="single"/>
@@ -675,10 +1339,16 @@
         </w:r>
       </w:hyperlink>
       <w:r>
+        <w:rPr>
+          <w:lang w:val="en_US" w:bidi="en_US"/>
+        </w:rPr>
         <w:t xml:space="preserve">)—even the wild animals cry out to God. The Hebrew word translated “cry out” is the same word used in </w:t>
       </w:r>
       <w:hyperlink r:id="rId23">
         <w:r>
+          <w:rPr>
+            <w:lang w:val="en_US" w:bidi="en_US"/>
+          </w:rPr>
           <w:rPr>
             <w:color w:val="0000EE"/>
             <w:u w:val="single"/>
@@ -687,10 +1357,16 @@
         </w:r>
       </w:hyperlink>
       <w:r>
+        <w:rPr>
+          <w:lang w:val="en_US" w:bidi="en_US"/>
+        </w:rPr>
         <w:t xml:space="preserve"> of the deer that “longs” for streams of water. The beasts, urgently requiring their food and drink, set an example of how the people of Judah and Jerusalem should seek their Lord (cp. </w:t>
       </w:r>
       <w:hyperlink r:id="rId24">
         <w:r>
+          <w:rPr>
+            <w:lang w:val="en_US" w:bidi="en_US"/>
+          </w:rPr>
           <w:rPr>
             <w:color w:val="0000EE"/>
             <w:u w:val="single"/>
@@ -699,30 +1375,64 @@
         </w:r>
       </w:hyperlink>
       <w:r>
+        <w:rPr>
+          <w:lang w:val="en_US" w:bidi="en_US"/>
+        </w:rPr>
         <w:t>).</w:t>
       </w:r>
-      <w:r/>
-      <w:r/>
-    </w:p>
-    <w:p>
-      <w:r/>
+      <w:r>
+        <w:rPr>
+          <w:lang w:val="en_US" w:bidi="en_US"/>
+        </w:rPr>
+      </w:r>
+      <w:r>
+        <w:rPr>
+          <w:lang w:val="en_US" w:bidi="en_US"/>
+        </w:rPr>
+      </w:r>
+    </w:p>
+    <w:p>
+      <w:pPr/>
+      <w:r>
+        <w:rPr>
+          <w:lang w:val="en_US" w:bidi="en_US"/>
+        </w:rPr>
+      </w:r>
     </w:p>
     <w:p>
       <w:pPr>
         <w:pStyle w:val="Heading2"/>
       </w:pPr>
       <w:r>
+        <w:rPr>
+          <w:lang w:val="en_US" w:bidi="en_US"/>
+        </w:rPr>
         <w:t>Joel 2:1</w:t>
       </w:r>
-      <w:r/>
-    </w:p>
-    <w:p>
-      <w:r/>
-      <w:r>
+      <w:r>
+        <w:rPr>
+          <w:lang w:val="en_US" w:bidi="en_US"/>
+        </w:rPr>
+      </w:r>
+    </w:p>
+    <w:p>
+      <w:pPr/>
+      <w:r>
+        <w:rPr>
+          <w:lang w:val="en_US" w:bidi="en_US"/>
+        </w:rPr>
+      </w:r>
+      <w:r>
+        <w:rPr>
+          <w:lang w:val="en_US" w:bidi="en_US"/>
+        </w:rPr>
         <w:t xml:space="preserve">When an ancient city was attacked, the watchmen on the city wall would raise the alarm by blowing the trumpet, a ram’s horn instrument called a shofar (see also </w:t>
       </w:r>
       <w:hyperlink r:id="rId25">
         <w:r>
+          <w:rPr>
+            <w:lang w:val="en_US" w:bidi="en_US"/>
+          </w:rPr>
           <w:rPr>
             <w:color w:val="0000EE"/>
             <w:u w:val="single"/>
@@ -731,30 +1441,64 @@
         </w:r>
       </w:hyperlink>
       <w:r>
+        <w:rPr>
+          <w:lang w:val="en_US" w:bidi="en_US"/>
+        </w:rPr>
         <w:t>), to call all the defenders to repel the enemy.</w:t>
       </w:r>
-      <w:r/>
-      <w:r/>
-    </w:p>
-    <w:p>
-      <w:r/>
+      <w:r>
+        <w:rPr>
+          <w:lang w:val="en_US" w:bidi="en_US"/>
+        </w:rPr>
+      </w:r>
+      <w:r>
+        <w:rPr>
+          <w:lang w:val="en_US" w:bidi="en_US"/>
+        </w:rPr>
+      </w:r>
+    </w:p>
+    <w:p>
+      <w:pPr/>
+      <w:r>
+        <w:rPr>
+          <w:lang w:val="en_US" w:bidi="en_US"/>
+        </w:rPr>
+      </w:r>
     </w:p>
     <w:p>
       <w:pPr>
         <w:pStyle w:val="Heading2"/>
       </w:pPr>
       <w:r>
+        <w:rPr>
+          <w:lang w:val="en_US" w:bidi="en_US"/>
+        </w:rPr>
         <w:t>Joel 2:1–11</w:t>
       </w:r>
-      <w:r/>
-    </w:p>
-    <w:p>
-      <w:r/>
-      <w:r>
+      <w:r>
+        <w:rPr>
+          <w:lang w:val="en_US" w:bidi="en_US"/>
+        </w:rPr>
+      </w:r>
+    </w:p>
+    <w:p>
+      <w:pPr/>
+      <w:r>
+        <w:rPr>
+          <w:lang w:val="en_US" w:bidi="en_US"/>
+        </w:rPr>
+      </w:r>
+      <w:r>
+        <w:rPr>
+          <w:lang w:val="en_US" w:bidi="en_US"/>
+        </w:rPr>
         <w:t xml:space="preserve">Some regard this section as a second account of the locust plague described in ch </w:t>
       </w:r>
       <w:hyperlink r:id="rId26">
         <w:r>
+          <w:rPr>
+            <w:lang w:val="en_US" w:bidi="en_US"/>
+          </w:rPr>
           <w:rPr>
             <w:color w:val="0000EE"/>
             <w:u w:val="single"/>
@@ -763,10 +1507,16 @@
         </w:r>
       </w:hyperlink>
       <w:r>
+        <w:rPr>
+          <w:lang w:val="en_US" w:bidi="en_US"/>
+        </w:rPr>
         <w:t xml:space="preserve">, but in ch </w:t>
       </w:r>
       <w:hyperlink r:id="rId26">
         <w:r>
+          <w:rPr>
+            <w:lang w:val="en_US" w:bidi="en_US"/>
+          </w:rPr>
           <w:rPr>
             <w:color w:val="0000EE"/>
             <w:u w:val="single"/>
@@ -775,39 +1525,77 @@
         </w:r>
       </w:hyperlink>
       <w:r>
+        <w:rPr>
+          <w:lang w:val="en_US" w:bidi="en_US"/>
+        </w:rPr>
         <w:t>, the plague is in the past, whereas in this section, the verb tenses seem to depict it as a future event. Thus, others see it as a warning of yet another locust plague. Still other commentators have understood this passage as an apocalyptic description of the coming day of the Lord</w:t>
       </w:r>
       <w:r>
         <w:rPr>
           <w:i/>
+          <w:lang w:val="en_US" w:bidi="en_US"/>
         </w:rPr>
         <w:t>,</w:t>
       </w:r>
       <w:r>
+        <w:rPr>
+          <w:lang w:val="en_US" w:bidi="en_US"/>
+        </w:rPr>
         <w:t xml:space="preserve"> using the language of a locust plague to describe an invading human army.</w:t>
       </w:r>
-      <w:r/>
-      <w:r/>
-    </w:p>
-    <w:p>
-      <w:r/>
+      <w:r>
+        <w:rPr>
+          <w:lang w:val="en_US" w:bidi="en_US"/>
+        </w:rPr>
+      </w:r>
+      <w:r>
+        <w:rPr>
+          <w:lang w:val="en_US" w:bidi="en_US"/>
+        </w:rPr>
+      </w:r>
+    </w:p>
+    <w:p>
+      <w:pPr/>
+      <w:r>
+        <w:rPr>
+          <w:lang w:val="en_US" w:bidi="en_US"/>
+        </w:rPr>
+      </w:r>
     </w:p>
     <w:p>
       <w:pPr>
         <w:pStyle w:val="Heading2"/>
       </w:pPr>
       <w:r>
+        <w:rPr>
+          <w:lang w:val="en_US" w:bidi="en_US"/>
+        </w:rPr>
         <w:t>Joel 2:2</w:t>
       </w:r>
-      <w:r/>
-    </w:p>
-    <w:p>
-      <w:r/>
-      <w:r>
+      <w:r>
+        <w:rPr>
+          <w:lang w:val="en_US" w:bidi="en_US"/>
+        </w:rPr>
+      </w:r>
+    </w:p>
+    <w:p>
+      <w:pPr/>
+      <w:r>
+        <w:rPr>
+          <w:lang w:val="en_US" w:bidi="en_US"/>
+        </w:rPr>
+      </w:r>
+      <w:r>
+        <w:rPr>
+          <w:lang w:val="en_US" w:bidi="en_US"/>
+        </w:rPr>
         <w:t>Some religious leaders had taught the people of Jerusalem and Judah that the day of the Lord would be a time of blessing for God’s people. Echoing the prophet Zephaniah (</w:t>
       </w:r>
       <w:hyperlink r:id="rId27">
         <w:r>
+          <w:rPr>
+            <w:lang w:val="en_US" w:bidi="en_US"/>
+          </w:rPr>
           <w:rPr>
             <w:color w:val="0000EE"/>
             <w:u w:val="single"/>
@@ -816,10 +1604,16 @@
         </w:r>
       </w:hyperlink>
       <w:r>
+        <w:rPr>
+          <w:lang w:val="en_US" w:bidi="en_US"/>
+        </w:rPr>
         <w:t xml:space="preserve">), Joel proclaimed that it would instead be a day of darkness and gloom (see also </w:t>
       </w:r>
       <w:hyperlink r:id="rId28">
         <w:r>
+          <w:rPr>
+            <w:lang w:val="en_US" w:bidi="en_US"/>
+          </w:rPr>
           <w:rPr>
             <w:color w:val="0000EE"/>
             <w:u w:val="single"/>
@@ -828,39 +1622,77 @@
         </w:r>
       </w:hyperlink>
       <w:r>
+        <w:rPr>
+          <w:lang w:val="en_US" w:bidi="en_US"/>
+        </w:rPr>
         <w:t>).</w:t>
       </w:r>
-      <w:r/>
-      <w:r/>
-    </w:p>
-    <w:p>
-      <w:r/>
+      <w:r>
+        <w:rPr>
+          <w:lang w:val="en_US" w:bidi="en_US"/>
+        </w:rPr>
+      </w:r>
+      <w:r>
+        <w:rPr>
+          <w:lang w:val="en_US" w:bidi="en_US"/>
+        </w:rPr>
+      </w:r>
+    </w:p>
+    <w:p>
+      <w:pPr/>
+      <w:r>
+        <w:rPr>
+          <w:lang w:val="en_US" w:bidi="en_US"/>
+        </w:rPr>
+      </w:r>
     </w:p>
     <w:p>
       <w:pPr>
         <w:pStyle w:val="Heading2"/>
       </w:pPr>
       <w:r>
+        <w:rPr>
+          <w:lang w:val="en_US" w:bidi="en_US"/>
+        </w:rPr>
         <w:t>Joel 2:3</w:t>
       </w:r>
-      <w:r/>
-    </w:p>
-    <w:p>
-      <w:r/>
-      <w:r>
+      <w:r>
+        <w:rPr>
+          <w:lang w:val="en_US" w:bidi="en_US"/>
+        </w:rPr>
+      </w:r>
+    </w:p>
+    <w:p>
+      <w:pPr/>
+      <w:r>
+        <w:rPr>
+          <w:lang w:val="en_US" w:bidi="en_US"/>
+        </w:rPr>
+      </w:r>
+      <w:r>
+        <w:rPr>
+          <w:lang w:val="en_US" w:bidi="en_US"/>
+        </w:rPr>
         <w:t>The destruction wrought by the invading army would be like a raging wildfire. Before the attack, the land looked like the Garden of Eden</w:t>
       </w:r>
       <w:r>
         <w:rPr>
           <w:i/>
+          <w:lang w:val="en_US" w:bidi="en_US"/>
         </w:rPr>
         <w:t>,</w:t>
       </w:r>
       <w:r>
+        <w:rPr>
+          <w:lang w:val="en_US" w:bidi="en_US"/>
+        </w:rPr>
         <w:t xml:space="preserve"> but afterwards, it would be nothing but desolation (a reversal of </w:t>
       </w:r>
       <w:hyperlink r:id="rId29">
         <w:r>
+          <w:rPr>
+            <w:lang w:val="en_US" w:bidi="en_US"/>
+          </w:rPr>
           <w:rPr>
             <w:color w:val="0000EE"/>
             <w:u w:val="single"/>
@@ -869,10 +1701,16 @@
         </w:r>
       </w:hyperlink>
       <w:r>
+        <w:rPr>
+          <w:lang w:val="en_US" w:bidi="en_US"/>
+        </w:rPr>
         <w:t xml:space="preserve"> and </w:t>
       </w:r>
       <w:hyperlink r:id="rId30">
         <w:r>
+          <w:rPr>
+            <w:lang w:val="en_US" w:bidi="en_US"/>
+          </w:rPr>
           <w:rPr>
             <w:color w:val="0000EE"/>
             <w:u w:val="single"/>
@@ -881,30 +1719,64 @@
         </w:r>
       </w:hyperlink>
       <w:r>
+        <w:rPr>
+          <w:lang w:val="en_US" w:bidi="en_US"/>
+        </w:rPr>
         <w:t>).</w:t>
       </w:r>
-      <w:r/>
-      <w:r/>
-    </w:p>
-    <w:p>
-      <w:r/>
+      <w:r>
+        <w:rPr>
+          <w:lang w:val="en_US" w:bidi="en_US"/>
+        </w:rPr>
+      </w:r>
+      <w:r>
+        <w:rPr>
+          <w:lang w:val="en_US" w:bidi="en_US"/>
+        </w:rPr>
+      </w:r>
+    </w:p>
+    <w:p>
+      <w:pPr/>
+      <w:r>
+        <w:rPr>
+          <w:lang w:val="en_US" w:bidi="en_US"/>
+        </w:rPr>
+      </w:r>
     </w:p>
     <w:p>
       <w:pPr>
         <w:pStyle w:val="Heading2"/>
       </w:pPr>
       <w:r>
+        <w:rPr>
+          <w:lang w:val="en_US" w:bidi="en_US"/>
+        </w:rPr>
         <w:t>Joel 2:4–5</w:t>
       </w:r>
-      <w:r/>
-    </w:p>
-    <w:p>
-      <w:r/>
-      <w:r>
+      <w:r>
+        <w:rPr>
+          <w:lang w:val="en_US" w:bidi="en_US"/>
+        </w:rPr>
+      </w:r>
+    </w:p>
+    <w:p>
+      <w:pPr/>
+      <w:r>
+        <w:rPr>
+          <w:lang w:val="en_US" w:bidi="en_US"/>
+        </w:rPr>
+      </w:r>
+      <w:r>
+        <w:rPr>
+          <w:lang w:val="en_US" w:bidi="en_US"/>
+        </w:rPr>
         <w:t xml:space="preserve">They look like horses: The resemblance between locusts and horses (see also </w:t>
       </w:r>
       <w:hyperlink r:id="rId31">
         <w:r>
+          <w:rPr>
+            <w:lang w:val="en_US" w:bidi="en_US"/>
+          </w:rPr>
           <w:rPr>
             <w:color w:val="0000EE"/>
             <w:u w:val="single"/>
@@ -913,30 +1785,64 @@
         </w:r>
       </w:hyperlink>
       <w:r>
+        <w:rPr>
+          <w:lang w:val="en_US" w:bidi="en_US"/>
+        </w:rPr>
         <w:t>) heightens the image of the locusts as an army. • Listen to the noise they make: The noise made by a locust swarm can be deafening.</w:t>
       </w:r>
-      <w:r/>
-      <w:r/>
-    </w:p>
-    <w:p>
-      <w:r/>
+      <w:r>
+        <w:rPr>
+          <w:lang w:val="en_US" w:bidi="en_US"/>
+        </w:rPr>
+      </w:r>
+      <w:r>
+        <w:rPr>
+          <w:lang w:val="en_US" w:bidi="en_US"/>
+        </w:rPr>
+      </w:r>
+    </w:p>
+    <w:p>
+      <w:pPr/>
+      <w:r>
+        <w:rPr>
+          <w:lang w:val="en_US" w:bidi="en_US"/>
+        </w:rPr>
+      </w:r>
     </w:p>
     <w:p>
       <w:pPr>
         <w:pStyle w:val="Heading2"/>
       </w:pPr>
       <w:r>
+        <w:rPr>
+          <w:lang w:val="en_US" w:bidi="en_US"/>
+        </w:rPr>
         <w:t>Joel 2:6</w:t>
       </w:r>
-      <w:r/>
-    </w:p>
-    <w:p>
-      <w:r/>
-      <w:r>
+      <w:r>
+        <w:rPr>
+          <w:lang w:val="en_US" w:bidi="en_US"/>
+        </w:rPr>
+      </w:r>
+    </w:p>
+    <w:p>
+      <w:pPr/>
+      <w:r>
+        <w:rPr>
+          <w:lang w:val="en_US" w:bidi="en_US"/>
+        </w:rPr>
+      </w:r>
+      <w:r>
+        <w:rPr>
+          <w:lang w:val="en_US" w:bidi="en_US"/>
+        </w:rPr>
         <w:t xml:space="preserve">Fear grips all the people: Anticipating the invasion prepared the people for the call to repentance in </w:t>
       </w:r>
       <w:hyperlink r:id="rId32">
         <w:r>
+          <w:rPr>
+            <w:lang w:val="en_US" w:bidi="en_US"/>
+          </w:rPr>
           <w:rPr>
             <w:color w:val="0000EE"/>
             <w:u w:val="single"/>
@@ -945,59 +1851,125 @@
         </w:r>
       </w:hyperlink>
       <w:r>
+        <w:rPr>
+          <w:lang w:val="en_US" w:bidi="en_US"/>
+        </w:rPr>
         <w:t>.</w:t>
       </w:r>
-      <w:r/>
-      <w:r/>
-    </w:p>
-    <w:p>
-      <w:r/>
+      <w:r>
+        <w:rPr>
+          <w:lang w:val="en_US" w:bidi="en_US"/>
+        </w:rPr>
+      </w:r>
+      <w:r>
+        <w:rPr>
+          <w:lang w:val="en_US" w:bidi="en_US"/>
+        </w:rPr>
+      </w:r>
+    </w:p>
+    <w:p>
+      <w:pPr/>
+      <w:r>
+        <w:rPr>
+          <w:lang w:val="en_US" w:bidi="en_US"/>
+        </w:rPr>
+      </w:r>
     </w:p>
     <w:p>
       <w:pPr>
         <w:pStyle w:val="Heading2"/>
       </w:pPr>
       <w:r>
+        <w:rPr>
+          <w:lang w:val="en_US" w:bidi="en_US"/>
+        </w:rPr>
         <w:t>Joel 2:7–9</w:t>
       </w:r>
-      <w:r/>
-    </w:p>
-    <w:p>
-      <w:r/>
-      <w:r>
+      <w:r>
+        <w:rPr>
+          <w:lang w:val="en_US" w:bidi="en_US"/>
+        </w:rPr>
+      </w:r>
+    </w:p>
+    <w:p>
+      <w:pPr/>
+      <w:r>
+        <w:rPr>
+          <w:lang w:val="en_US" w:bidi="en_US"/>
+        </w:rPr>
+      </w:r>
+      <w:r>
+        <w:rPr>
+          <w:lang w:val="en_US" w:bidi="en_US"/>
+        </w:rPr>
         <w:t>The locusts would invade urban as well as agricultural areas, advancing like a disciplined, well-trained army to scale city walls and swarm over the city. Finding every means of entrance, they would even climb like thieves through the windows.</w:t>
       </w:r>
-      <w:r/>
-      <w:r/>
-    </w:p>
-    <w:p>
-      <w:r/>
+      <w:r>
+        <w:rPr>
+          <w:lang w:val="en_US" w:bidi="en_US"/>
+        </w:rPr>
+      </w:r>
+      <w:r>
+        <w:rPr>
+          <w:lang w:val="en_US" w:bidi="en_US"/>
+        </w:rPr>
+      </w:r>
+    </w:p>
+    <w:p>
+      <w:pPr/>
+      <w:r>
+        <w:rPr>
+          <w:lang w:val="en_US" w:bidi="en_US"/>
+        </w:rPr>
+      </w:r>
     </w:p>
     <w:p>
       <w:pPr>
         <w:pStyle w:val="Heading2"/>
       </w:pPr>
       <w:r>
+        <w:rPr>
+          <w:lang w:val="en_US" w:bidi="en_US"/>
+        </w:rPr>
         <w:t>Joel 2:10</w:t>
       </w:r>
-      <w:r/>
-    </w:p>
-    <w:p>
-      <w:r/>
-      <w:r>
+      <w:r>
+        <w:rPr>
+          <w:lang w:val="en_US" w:bidi="en_US"/>
+        </w:rPr>
+      </w:r>
+    </w:p>
+    <w:p>
+      <w:pPr/>
+      <w:r>
+        <w:rPr>
+          <w:lang w:val="en_US" w:bidi="en_US"/>
+        </w:rPr>
+      </w:r>
+      <w:r>
+        <w:rPr>
+          <w:lang w:val="en_US" w:bidi="en_US"/>
+        </w:rPr>
         <w:t xml:space="preserve">The quaking of the earth and the heavens is a typical sign of </w:t>
       </w:r>
       <w:r>
         <w:rPr>
           <w:i/>
+          <w:lang w:val="en_US" w:bidi="en_US"/>
         </w:rPr>
         <w:t>theophany,</w:t>
       </w:r>
       <w:r>
+        <w:rPr>
+          <w:lang w:val="en_US" w:bidi="en_US"/>
+        </w:rPr>
         <w:t xml:space="preserve"> an appearance of God (see </w:t>
       </w:r>
       <w:hyperlink r:id="rId33">
         <w:r>
+          <w:rPr>
+            <w:lang w:val="en_US" w:bidi="en_US"/>
+          </w:rPr>
           <w:rPr>
             <w:color w:val="0000EE"/>
             <w:u w:val="single"/>
@@ -1006,10 +1978,16 @@
         </w:r>
       </w:hyperlink>
       <w:r>
+        <w:rPr>
+          <w:lang w:val="en_US" w:bidi="en_US"/>
+        </w:rPr>
         <w:t xml:space="preserve">; </w:t>
       </w:r>
       <w:hyperlink r:id="rId34">
         <w:r>
+          <w:rPr>
+            <w:lang w:val="en_US" w:bidi="en_US"/>
+          </w:rPr>
           <w:rPr>
             <w:color w:val="0000EE"/>
             <w:u w:val="single"/>
@@ -1018,10 +1996,16 @@
         </w:r>
       </w:hyperlink>
       <w:r>
+        <w:rPr>
+          <w:lang w:val="en_US" w:bidi="en_US"/>
+        </w:rPr>
         <w:t xml:space="preserve">; </w:t>
       </w:r>
       <w:hyperlink r:id="rId35">
         <w:r>
+          <w:rPr>
+            <w:lang w:val="en_US" w:bidi="en_US"/>
+          </w:rPr>
           <w:rPr>
             <w:color w:val="0000EE"/>
             <w:u w:val="single"/>
@@ -1030,10 +2014,16 @@
         </w:r>
       </w:hyperlink>
       <w:r>
+        <w:rPr>
+          <w:lang w:val="en_US" w:bidi="en_US"/>
+        </w:rPr>
         <w:t>). The darkening of the sun and moon symbolizes divine judgment (</w:t>
       </w:r>
       <w:hyperlink r:id="rId36">
         <w:r>
+          <w:rPr>
+            <w:lang w:val="en_US" w:bidi="en_US"/>
+          </w:rPr>
           <w:rPr>
             <w:color w:val="0000EE"/>
             <w:u w:val="single"/>
@@ -1042,68 +2032,138 @@
         </w:r>
       </w:hyperlink>
       <w:r>
+        <w:rPr>
+          <w:lang w:val="en_US" w:bidi="en_US"/>
+        </w:rPr>
         <w:t>).</w:t>
       </w:r>
-      <w:r/>
-      <w:r/>
-    </w:p>
-    <w:p>
-      <w:r/>
+      <w:r>
+        <w:rPr>
+          <w:lang w:val="en_US" w:bidi="en_US"/>
+        </w:rPr>
+      </w:r>
+      <w:r>
+        <w:rPr>
+          <w:lang w:val="en_US" w:bidi="en_US"/>
+        </w:rPr>
+      </w:r>
+    </w:p>
+    <w:p>
+      <w:pPr/>
+      <w:r>
+        <w:rPr>
+          <w:lang w:val="en_US" w:bidi="en_US"/>
+        </w:rPr>
+      </w:r>
     </w:p>
     <w:p>
       <w:pPr>
         <w:pStyle w:val="Heading2"/>
       </w:pPr>
       <w:r>
+        <w:rPr>
+          <w:lang w:val="en_US" w:bidi="en_US"/>
+        </w:rPr>
         <w:t>Joel 2:11</w:t>
       </w:r>
-      <w:r/>
-    </w:p>
-    <w:p>
-      <w:r/>
-      <w:r>
+      <w:r>
+        <w:rPr>
+          <w:lang w:val="en_US" w:bidi="en_US"/>
+        </w:rPr>
+      </w:r>
+    </w:p>
+    <w:p>
+      <w:pPr/>
+      <w:r>
+        <w:rPr>
+          <w:lang w:val="en_US" w:bidi="en_US"/>
+        </w:rPr>
+      </w:r>
+      <w:r>
+        <w:rPr>
+          <w:lang w:val="en_US" w:bidi="en_US"/>
+        </w:rPr>
         <w:t xml:space="preserve">The Lord is at the head of the column (literally </w:t>
       </w:r>
       <w:r>
         <w:rPr>
           <w:i/>
+          <w:lang w:val="en_US" w:bidi="en_US"/>
         </w:rPr>
         <w:t>the</w:t>
       </w:r>
       <w:r>
+        <w:rPr>
+          <w:lang w:val="en_US" w:bidi="en_US"/>
+        </w:rPr>
         <w:t xml:space="preserve"> Lord</w:t>
       </w:r>
       <w:r>
         <w:rPr>
           <w:i/>
+          <w:lang w:val="en_US" w:bidi="en_US"/>
         </w:rPr>
         <w:t xml:space="preserve"> utters his voice before his army</w:t>
       </w:r>
       <w:r>
+        <w:rPr>
+          <w:lang w:val="en_US" w:bidi="en_US"/>
+        </w:rPr>
         <w:t>): The coming destruction was not simply an act of nature or the result of human activity, but an act of God. • This is his mighty army: God executed this judgment. • Who can possibly survive? Apart from God’s grace and mercy, no one can.</w:t>
       </w:r>
-      <w:r/>
-      <w:r/>
-    </w:p>
-    <w:p>
-      <w:r/>
+      <w:r>
+        <w:rPr>
+          <w:lang w:val="en_US" w:bidi="en_US"/>
+        </w:rPr>
+      </w:r>
+      <w:r>
+        <w:rPr>
+          <w:lang w:val="en_US" w:bidi="en_US"/>
+        </w:rPr>
+      </w:r>
+    </w:p>
+    <w:p>
+      <w:pPr/>
+      <w:r>
+        <w:rPr>
+          <w:lang w:val="en_US" w:bidi="en_US"/>
+        </w:rPr>
+      </w:r>
     </w:p>
     <w:p>
       <w:pPr>
         <w:pStyle w:val="Heading2"/>
       </w:pPr>
       <w:r>
+        <w:rPr>
+          <w:lang w:val="en_US" w:bidi="en_US"/>
+        </w:rPr>
         <w:t>Joel 2:12</w:t>
       </w:r>
-      <w:r/>
-    </w:p>
-    <w:p>
-      <w:r/>
-      <w:r>
+      <w:r>
+        <w:rPr>
+          <w:lang w:val="en_US" w:bidi="en_US"/>
+        </w:rPr>
+      </w:r>
+    </w:p>
+    <w:p>
+      <w:pPr/>
+      <w:r>
+        <w:rPr>
+          <w:lang w:val="en_US" w:bidi="en_US"/>
+        </w:rPr>
+      </w:r>
+      <w:r>
+        <w:rPr>
+          <w:lang w:val="en_US" w:bidi="en_US"/>
+        </w:rPr>
         <w:t xml:space="preserve">This verse begins with the words the Lord says, a phrase that frequently accompanies divine speeches in the prophets. This is the only time that it occurs in Joel (“says the Lord” in </w:t>
       </w:r>
       <w:hyperlink r:id="rId37">
         <w:r>
+          <w:rPr>
+            <w:lang w:val="en_US" w:bidi="en_US"/>
+          </w:rPr>
           <w:rPr>
             <w:color w:val="0000EE"/>
             <w:u w:val="single"/>
@@ -1112,50 +2172,112 @@
         </w:r>
       </w:hyperlink>
       <w:r>
+        <w:rPr>
+          <w:lang w:val="en_US" w:bidi="en_US"/>
+        </w:rPr>
         <w:t xml:space="preserve"> is supplied by the translators), and it indicates that this gracious invitation came directly from God. • Turn to me now, while there is time: The Lord implored his people to repent because the day of judgment was near. There was still opportunity to avoid the coming destruction if they returned to the Lord their God with true repentance. • Unlike other prophets, Joel never catalogs the sins committed by the people of Judah and Jerusalem. Perhaps they were so obvious that he did not feel the need to list them.</w:t>
       </w:r>
-      <w:r/>
-      <w:r/>
-    </w:p>
-    <w:p>
-      <w:r/>
+      <w:r>
+        <w:rPr>
+          <w:lang w:val="en_US" w:bidi="en_US"/>
+        </w:rPr>
+      </w:r>
+      <w:r>
+        <w:rPr>
+          <w:lang w:val="en_US" w:bidi="en_US"/>
+        </w:rPr>
+      </w:r>
+    </w:p>
+    <w:p>
+      <w:pPr/>
+      <w:r>
+        <w:rPr>
+          <w:lang w:val="en_US" w:bidi="en_US"/>
+        </w:rPr>
+      </w:r>
     </w:p>
     <w:p>
       <w:pPr>
         <w:pStyle w:val="Heading2"/>
       </w:pPr>
       <w:r>
+        <w:rPr>
+          <w:lang w:val="en_US" w:bidi="en_US"/>
+        </w:rPr>
         <w:t>Joel 2:12–17</w:t>
       </w:r>
-      <w:r/>
-    </w:p>
-    <w:p>
-      <w:r/>
-      <w:r>
+      <w:r>
+        <w:rPr>
+          <w:lang w:val="en_US" w:bidi="en_US"/>
+        </w:rPr>
+      </w:r>
+    </w:p>
+    <w:p>
+      <w:pPr/>
+      <w:r>
+        <w:rPr>
+          <w:lang w:val="en_US" w:bidi="en_US"/>
+        </w:rPr>
+      </w:r>
+      <w:r>
+        <w:rPr>
+          <w:lang w:val="en_US" w:bidi="en_US"/>
+        </w:rPr>
         <w:t>Joel calls on the people to repent and throw themselves on the mercy of their compassionate God.</w:t>
       </w:r>
-      <w:r/>
-      <w:r/>
-    </w:p>
-    <w:p>
-      <w:r/>
+      <w:r>
+        <w:rPr>
+          <w:lang w:val="en_US" w:bidi="en_US"/>
+        </w:rPr>
+      </w:r>
+      <w:r>
+        <w:rPr>
+          <w:lang w:val="en_US" w:bidi="en_US"/>
+        </w:rPr>
+      </w:r>
+    </w:p>
+    <w:p>
+      <w:pPr/>
+      <w:r>
+        <w:rPr>
+          <w:lang w:val="en_US" w:bidi="en_US"/>
+        </w:rPr>
+      </w:r>
     </w:p>
     <w:p>
       <w:pPr>
         <w:pStyle w:val="Heading2"/>
       </w:pPr>
       <w:r>
+        <w:rPr>
+          <w:lang w:val="en_US" w:bidi="en_US"/>
+        </w:rPr>
         <w:t>Joel 2:13</w:t>
       </w:r>
-      <w:r/>
-    </w:p>
-    <w:p>
-      <w:r/>
-      <w:r>
+      <w:r>
+        <w:rPr>
+          <w:lang w:val="en_US" w:bidi="en_US"/>
+        </w:rPr>
+      </w:r>
+    </w:p>
+    <w:p>
+      <w:pPr/>
+      <w:r>
+        <w:rPr>
+          <w:lang w:val="en_US" w:bidi="en_US"/>
+        </w:rPr>
+      </w:r>
+      <w:r>
+        <w:rPr>
+          <w:lang w:val="en_US" w:bidi="en_US"/>
+        </w:rPr>
         <w:t>One means of showing grief in the ancient world was to tear one’s clothing (</w:t>
       </w:r>
       <w:hyperlink r:id="rId38">
         <w:r>
+          <w:rPr>
+            <w:lang w:val="en_US" w:bidi="en_US"/>
+          </w:rPr>
           <w:rPr>
             <w:color w:val="0000EE"/>
             <w:u w:val="single"/>
@@ -1164,10 +2286,16 @@
         </w:r>
       </w:hyperlink>
       <w:r>
+        <w:rPr>
+          <w:lang w:val="en_US" w:bidi="en_US"/>
+        </w:rPr>
         <w:t xml:space="preserve">; </w:t>
       </w:r>
       <w:hyperlink r:id="rId39">
         <w:r>
+          <w:rPr>
+            <w:lang w:val="en_US" w:bidi="en_US"/>
+          </w:rPr>
           <w:rPr>
             <w:color w:val="0000EE"/>
             <w:u w:val="single"/>
@@ -1176,10 +2304,16 @@
         </w:r>
       </w:hyperlink>
       <w:r>
+        <w:rPr>
+          <w:lang w:val="en_US" w:bidi="en_US"/>
+        </w:rPr>
         <w:t xml:space="preserve">; </w:t>
       </w:r>
       <w:hyperlink r:id="rId40">
         <w:r>
+          <w:rPr>
+            <w:lang w:val="en_US" w:bidi="en_US"/>
+          </w:rPr>
           <w:rPr>
             <w:color w:val="0000EE"/>
             <w:u w:val="single"/>
@@ -1188,10 +2322,16 @@
         </w:r>
       </w:hyperlink>
       <w:r>
+        <w:rPr>
+          <w:lang w:val="en_US" w:bidi="en_US"/>
+        </w:rPr>
         <w:t xml:space="preserve">). • tear your hearts: In Hebrew, the heart is the center of thought, faith, and will. God’s people were to go beyond external demonstrations of repentance to repent inwardly—to change their orientation, priorities, and attitudes. This could only happen if they would return to the Lord. • for he is merciful and compassionate . . . and filled with unfailing love: The people’s only hope was in the merciful character of the Lord (see also </w:t>
       </w:r>
       <w:hyperlink r:id="rId41">
         <w:r>
+          <w:rPr>
+            <w:lang w:val="en_US" w:bidi="en_US"/>
+          </w:rPr>
           <w:rPr>
             <w:color w:val="0000EE"/>
             <w:u w:val="single"/>
@@ -1200,10 +2340,16 @@
         </w:r>
       </w:hyperlink>
       <w:r>
+        <w:rPr>
+          <w:lang w:val="en_US" w:bidi="en_US"/>
+        </w:rPr>
         <w:t xml:space="preserve">; </w:t>
       </w:r>
       <w:hyperlink r:id="rId42">
         <w:r>
+          <w:rPr>
+            <w:lang w:val="en_US" w:bidi="en_US"/>
+          </w:rPr>
           <w:rPr>
             <w:color w:val="0000EE"/>
             <w:u w:val="single"/>
@@ -1212,10 +2358,16 @@
         </w:r>
       </w:hyperlink>
       <w:r>
+        <w:rPr>
+          <w:lang w:val="en_US" w:bidi="en_US"/>
+        </w:rPr>
         <w:t xml:space="preserve">; </w:t>
       </w:r>
       <w:hyperlink r:id="rId43">
         <w:r>
+          <w:rPr>
+            <w:lang w:val="en_US" w:bidi="en_US"/>
+          </w:rPr>
           <w:rPr>
             <w:color w:val="0000EE"/>
             <w:u w:val="single"/>
@@ -1224,10 +2376,16 @@
         </w:r>
       </w:hyperlink>
       <w:r>
+        <w:rPr>
+          <w:lang w:val="en_US" w:bidi="en_US"/>
+        </w:rPr>
         <w:t xml:space="preserve">; </w:t>
       </w:r>
       <w:hyperlink r:id="rId44">
         <w:r>
+          <w:rPr>
+            <w:lang w:val="en_US" w:bidi="en_US"/>
+          </w:rPr>
           <w:rPr>
             <w:color w:val="0000EE"/>
             <w:u w:val="single"/>
@@ -1236,10 +2394,16 @@
         </w:r>
       </w:hyperlink>
       <w:r>
+        <w:rPr>
+          <w:lang w:val="en_US" w:bidi="en_US"/>
+        </w:rPr>
         <w:t xml:space="preserve">; </w:t>
       </w:r>
       <w:hyperlink r:id="rId45">
         <w:r>
+          <w:rPr>
+            <w:lang w:val="en_US" w:bidi="en_US"/>
+          </w:rPr>
           <w:rPr>
             <w:color w:val="0000EE"/>
             <w:u w:val="single"/>
@@ -1248,10 +2412,16 @@
         </w:r>
       </w:hyperlink>
       <w:r>
+        <w:rPr>
+          <w:lang w:val="en_US" w:bidi="en_US"/>
+        </w:rPr>
         <w:t xml:space="preserve">; </w:t>
       </w:r>
       <w:hyperlink r:id="rId46">
         <w:r>
+          <w:rPr>
+            <w:lang w:val="en_US" w:bidi="en_US"/>
+          </w:rPr>
           <w:rPr>
             <w:color w:val="0000EE"/>
             <w:u w:val="single"/>
@@ -1260,10 +2430,16 @@
         </w:r>
       </w:hyperlink>
       <w:r>
+        <w:rPr>
+          <w:lang w:val="en_US" w:bidi="en_US"/>
+        </w:rPr>
         <w:t xml:space="preserve">; </w:t>
       </w:r>
       <w:hyperlink r:id="rId47">
         <w:r>
+          <w:rPr>
+            <w:lang w:val="en_US" w:bidi="en_US"/>
+          </w:rPr>
           <w:rPr>
             <w:color w:val="0000EE"/>
             <w:u w:val="single"/>
@@ -1272,30 +2448,64 @@
         </w:r>
       </w:hyperlink>
       <w:r>
+        <w:rPr>
+          <w:lang w:val="en_US" w:bidi="en_US"/>
+        </w:rPr>
         <w:t>). God’s desire is not to punish, but to forgive and restore his people.</w:t>
       </w:r>
-      <w:r/>
-      <w:r/>
-    </w:p>
-    <w:p>
-      <w:r/>
+      <w:r>
+        <w:rPr>
+          <w:lang w:val="en_US" w:bidi="en_US"/>
+        </w:rPr>
+      </w:r>
+      <w:r>
+        <w:rPr>
+          <w:lang w:val="en_US" w:bidi="en_US"/>
+        </w:rPr>
+      </w:r>
+    </w:p>
+    <w:p>
+      <w:pPr/>
+      <w:r>
+        <w:rPr>
+          <w:lang w:val="en_US" w:bidi="en_US"/>
+        </w:rPr>
+      </w:r>
     </w:p>
     <w:p>
       <w:pPr>
         <w:pStyle w:val="Heading2"/>
       </w:pPr>
       <w:r>
+        <w:rPr>
+          <w:lang w:val="en_US" w:bidi="en_US"/>
+        </w:rPr>
         <w:t>Joel 2:14</w:t>
       </w:r>
-      <w:r/>
-    </w:p>
-    <w:p>
-      <w:r/>
-      <w:r>
+      <w:r>
+        <w:rPr>
+          <w:lang w:val="en_US" w:bidi="en_US"/>
+        </w:rPr>
+      </w:r>
+    </w:p>
+    <w:p>
+      <w:pPr/>
+      <w:r>
+        <w:rPr>
+          <w:lang w:val="en_US" w:bidi="en_US"/>
+        </w:rPr>
+      </w:r>
+      <w:r>
+        <w:rPr>
+          <w:lang w:val="en_US" w:bidi="en_US"/>
+        </w:rPr>
         <w:t xml:space="preserve">Who knows? Joel’s simple question acknowledges God’s absolute sovereignty (see also </w:t>
       </w:r>
       <w:hyperlink r:id="rId48">
         <w:r>
+          <w:rPr>
+            <w:lang w:val="en_US" w:bidi="en_US"/>
+          </w:rPr>
           <w:rPr>
             <w:color w:val="0000EE"/>
             <w:u w:val="single"/>
@@ -1304,10 +2514,16 @@
         </w:r>
       </w:hyperlink>
       <w:r>
+        <w:rPr>
+          <w:lang w:val="en_US" w:bidi="en_US"/>
+        </w:rPr>
         <w:t>). God is not obligated to restore us merely because we perform certain rituals. Forgiveness comes only through divine grace, but Joel knew that God was inclined to forgive (</w:t>
       </w:r>
       <w:hyperlink r:id="rId18">
         <w:r>
+          <w:rPr>
+            <w:lang w:val="en_US" w:bidi="en_US"/>
+          </w:rPr>
           <w:rPr>
             <w:color w:val="0000EE"/>
             <w:u w:val="single"/>
@@ -1316,50 +2532,112 @@
         </w:r>
       </w:hyperlink>
       <w:r>
+        <w:rPr>
+          <w:lang w:val="en_US" w:bidi="en_US"/>
+        </w:rPr>
         <w:t>).</w:t>
       </w:r>
-      <w:r/>
-      <w:r/>
-    </w:p>
-    <w:p>
-      <w:r/>
+      <w:r>
+        <w:rPr>
+          <w:lang w:val="en_US" w:bidi="en_US"/>
+        </w:rPr>
+      </w:r>
+      <w:r>
+        <w:rPr>
+          <w:lang w:val="en_US" w:bidi="en_US"/>
+        </w:rPr>
+      </w:r>
+    </w:p>
+    <w:p>
+      <w:pPr/>
+      <w:r>
+        <w:rPr>
+          <w:lang w:val="en_US" w:bidi="en_US"/>
+        </w:rPr>
+      </w:r>
     </w:p>
     <w:p>
       <w:pPr>
         <w:pStyle w:val="Heading2"/>
       </w:pPr>
       <w:r>
+        <w:rPr>
+          <w:lang w:val="en_US" w:bidi="en_US"/>
+        </w:rPr>
         <w:t>Joel 2:15</w:t>
       </w:r>
-      <w:r/>
-    </w:p>
-    <w:p>
-      <w:r/>
-      <w:r>
+      <w:r>
+        <w:rPr>
+          <w:lang w:val="en_US" w:bidi="en_US"/>
+        </w:rPr>
+      </w:r>
+    </w:p>
+    <w:p>
+      <w:pPr/>
+      <w:r>
+        <w:rPr>
+          <w:lang w:val="en_US" w:bidi="en_US"/>
+        </w:rPr>
+      </w:r>
+      <w:r>
+        <w:rPr>
+          <w:lang w:val="en_US" w:bidi="en_US"/>
+        </w:rPr>
         <w:t>Joel called for a time of fasting and a solemn meeting for the purpose of seeking God.</w:t>
       </w:r>
-      <w:r/>
-      <w:r/>
-    </w:p>
-    <w:p>
-      <w:r/>
+      <w:r>
+        <w:rPr>
+          <w:lang w:val="en_US" w:bidi="en_US"/>
+        </w:rPr>
+      </w:r>
+      <w:r>
+        <w:rPr>
+          <w:lang w:val="en_US" w:bidi="en_US"/>
+        </w:rPr>
+      </w:r>
+    </w:p>
+    <w:p>
+      <w:pPr/>
+      <w:r>
+        <w:rPr>
+          <w:lang w:val="en_US" w:bidi="en_US"/>
+        </w:rPr>
+      </w:r>
     </w:p>
     <w:p>
       <w:pPr>
         <w:pStyle w:val="Heading2"/>
       </w:pPr>
       <w:r>
+        <w:rPr>
+          <w:lang w:val="en_US" w:bidi="en_US"/>
+        </w:rPr>
         <w:t>Joel 2:16</w:t>
       </w:r>
-      <w:r/>
-    </w:p>
-    <w:p>
-      <w:r/>
-      <w:r>
+      <w:r>
+        <w:rPr>
+          <w:lang w:val="en_US" w:bidi="en_US"/>
+        </w:rPr>
+      </w:r>
+    </w:p>
+    <w:p>
+      <w:pPr/>
+      <w:r>
+        <w:rPr>
+          <w:lang w:val="en_US" w:bidi="en_US"/>
+        </w:rPr>
+      </w:r>
+      <w:r>
+        <w:rPr>
+          <w:lang w:val="en_US" w:bidi="en_US"/>
+        </w:rPr>
         <w:t>bridegroom . . . and the bride: Newlyweds were exempt from most civic duties in ancient Israel (</w:t>
       </w:r>
       <w:hyperlink r:id="rId49">
         <w:r>
+          <w:rPr>
+            <w:lang w:val="en_US" w:bidi="en_US"/>
+          </w:rPr>
           <w:rPr>
             <w:color w:val="0000EE"/>
             <w:u w:val="single"/>
@@ -1368,10 +2646,16 @@
         </w:r>
       </w:hyperlink>
       <w:r>
+        <w:rPr>
+          <w:lang w:val="en_US" w:bidi="en_US"/>
+        </w:rPr>
         <w:t xml:space="preserve">; </w:t>
       </w:r>
       <w:hyperlink r:id="rId50">
         <w:r>
+          <w:rPr>
+            <w:lang w:val="en_US" w:bidi="en_US"/>
+          </w:rPr>
           <w:rPr>
             <w:color w:val="0000EE"/>
             <w:u w:val="single"/>
@@ -1380,110 +2664,256 @@
         </w:r>
       </w:hyperlink>
       <w:r>
+        <w:rPr>
+          <w:lang w:val="en_US" w:bidi="en_US"/>
+        </w:rPr>
         <w:t>), but in this emergency, everyone would be summoned to the Temple to cry out to God.</w:t>
       </w:r>
-      <w:r/>
-      <w:r/>
-    </w:p>
-    <w:p>
-      <w:r/>
+      <w:r>
+        <w:rPr>
+          <w:lang w:val="en_US" w:bidi="en_US"/>
+        </w:rPr>
+      </w:r>
+      <w:r>
+        <w:rPr>
+          <w:lang w:val="en_US" w:bidi="en_US"/>
+        </w:rPr>
+      </w:r>
+    </w:p>
+    <w:p>
+      <w:pPr/>
+      <w:r>
+        <w:rPr>
+          <w:lang w:val="en_US" w:bidi="en_US"/>
+        </w:rPr>
+      </w:r>
     </w:p>
     <w:p>
       <w:pPr>
         <w:pStyle w:val="Heading2"/>
       </w:pPr>
       <w:r>
+        <w:rPr>
+          <w:lang w:val="en_US" w:bidi="en_US"/>
+        </w:rPr>
         <w:t>Joel 2:17</w:t>
       </w:r>
-      <w:r/>
-    </w:p>
-    <w:p>
-      <w:r/>
-      <w:r>
+      <w:r>
+        <w:rPr>
+          <w:lang w:val="en_US" w:bidi="en_US"/>
+        </w:rPr>
+      </w:r>
+    </w:p>
+    <w:p>
+      <w:pPr/>
+      <w:r>
+        <w:rPr>
+          <w:lang w:val="en_US" w:bidi="en_US"/>
+        </w:rPr>
+      </w:r>
+      <w:r>
+        <w:rPr>
+          <w:lang w:val="en_US" w:bidi="en_US"/>
+        </w:rPr>
         <w:t>Spare your people, Lord! Assembled at the Temple, the religious leaders and all the people were to do the only thing possible in their desperate situation: seek the mercy and compassion of God.</w:t>
       </w:r>
-      <w:r/>
-      <w:r/>
-    </w:p>
-    <w:p>
-      <w:r/>
+      <w:r>
+        <w:rPr>
+          <w:lang w:val="en_US" w:bidi="en_US"/>
+        </w:rPr>
+      </w:r>
+      <w:r>
+        <w:rPr>
+          <w:lang w:val="en_US" w:bidi="en_US"/>
+        </w:rPr>
+      </w:r>
+    </w:p>
+    <w:p>
+      <w:pPr/>
+      <w:r>
+        <w:rPr>
+          <w:lang w:val="en_US" w:bidi="en_US"/>
+        </w:rPr>
+      </w:r>
     </w:p>
     <w:p>
       <w:pPr>
         <w:pStyle w:val="Heading2"/>
       </w:pPr>
       <w:r>
+        <w:rPr>
+          <w:lang w:val="en_US" w:bidi="en_US"/>
+        </w:rPr>
         <w:t>Joel 2:18</w:t>
       </w:r>
-      <w:r/>
-    </w:p>
-    <w:p>
-      <w:r/>
-      <w:r>
+      <w:r>
+        <w:rPr>
+          <w:lang w:val="en_US" w:bidi="en_US"/>
+        </w:rPr>
+      </w:r>
+    </w:p>
+    <w:p>
+      <w:pPr/>
+      <w:r>
+        <w:rPr>
+          <w:lang w:val="en_US" w:bidi="en_US"/>
+        </w:rPr>
+      </w:r>
+      <w:r>
+        <w:rPr>
+          <w:lang w:val="en_US" w:bidi="en_US"/>
+        </w:rPr>
         <w:t>Since both people and land suffered from God’s judgment, both would be the objects of his zealous compassion.</w:t>
       </w:r>
-      <w:r/>
-      <w:r/>
-    </w:p>
-    <w:p>
-      <w:r/>
+      <w:r>
+        <w:rPr>
+          <w:lang w:val="en_US" w:bidi="en_US"/>
+        </w:rPr>
+      </w:r>
+      <w:r>
+        <w:rPr>
+          <w:lang w:val="en_US" w:bidi="en_US"/>
+        </w:rPr>
+      </w:r>
+    </w:p>
+    <w:p>
+      <w:pPr/>
+      <w:r>
+        <w:rPr>
+          <w:lang w:val="en_US" w:bidi="en_US"/>
+        </w:rPr>
+      </w:r>
     </w:p>
     <w:p>
       <w:pPr>
         <w:pStyle w:val="Heading2"/>
       </w:pPr>
       <w:r>
+        <w:rPr>
+          <w:lang w:val="en_US" w:bidi="en_US"/>
+        </w:rPr>
         <w:t>Joel 2:18–27</w:t>
       </w:r>
-      <w:r/>
-    </w:p>
-    <w:p>
-      <w:r/>
-      <w:r>
+      <w:r>
+        <w:rPr>
+          <w:lang w:val="en_US" w:bidi="en_US"/>
+        </w:rPr>
+      </w:r>
+    </w:p>
+    <w:p>
+      <w:pPr/>
+      <w:r>
+        <w:rPr>
+          <w:lang w:val="en_US" w:bidi="en_US"/>
+        </w:rPr>
+      </w:r>
+      <w:r>
+        <w:rPr>
+          <w:lang w:val="en_US" w:bidi="en_US"/>
+        </w:rPr>
         <w:t>God promised to restore his people’s material lives in the immediate future, replenishing their fields, orchards, vineyards, and flocks.</w:t>
       </w:r>
-      <w:r/>
-      <w:r/>
-    </w:p>
-    <w:p>
-      <w:r/>
+      <w:r>
+        <w:rPr>
+          <w:lang w:val="en_US" w:bidi="en_US"/>
+        </w:rPr>
+      </w:r>
+      <w:r>
+        <w:rPr>
+          <w:lang w:val="en_US" w:bidi="en_US"/>
+        </w:rPr>
+      </w:r>
+    </w:p>
+    <w:p>
+      <w:pPr/>
+      <w:r>
+        <w:rPr>
+          <w:lang w:val="en_US" w:bidi="en_US"/>
+        </w:rPr>
+      </w:r>
     </w:p>
     <w:p>
       <w:pPr>
         <w:pStyle w:val="Heading2"/>
       </w:pPr>
       <w:r>
+        <w:rPr>
+          <w:lang w:val="en_US" w:bidi="en_US"/>
+        </w:rPr>
         <w:t>Joel 2:18–3.21</w:t>
       </w:r>
-      <w:r/>
-    </w:p>
-    <w:p>
-      <w:r/>
-      <w:r>
+      <w:r>
+        <w:rPr>
+          <w:lang w:val="en_US" w:bidi="en_US"/>
+        </w:rPr>
+      </w:r>
+    </w:p>
+    <w:p>
+      <w:pPr/>
+      <w:r>
+        <w:rPr>
+          <w:lang w:val="en_US" w:bidi="en_US"/>
+        </w:rPr>
+      </w:r>
+      <w:r>
+        <w:rPr>
+          <w:lang w:val="en_US" w:bidi="en_US"/>
+        </w:rPr>
         <w:t>Up to this point, the book of Joel has focused on God’s judgment upon Judah and Jerusalem, but from here on, it describes God’s promise of restoration. If the people sincerely repented, God would respond graciously.</w:t>
       </w:r>
-      <w:r/>
-      <w:r/>
-    </w:p>
-    <w:p>
-      <w:r/>
+      <w:r>
+        <w:rPr>
+          <w:lang w:val="en_US" w:bidi="en_US"/>
+        </w:rPr>
+      </w:r>
+      <w:r>
+        <w:rPr>
+          <w:lang w:val="en_US" w:bidi="en_US"/>
+        </w:rPr>
+      </w:r>
+    </w:p>
+    <w:p>
+      <w:pPr/>
+      <w:r>
+        <w:rPr>
+          <w:lang w:val="en_US" w:bidi="en_US"/>
+        </w:rPr>
+      </w:r>
     </w:p>
     <w:p>
       <w:pPr>
         <w:pStyle w:val="Heading2"/>
       </w:pPr>
       <w:r>
+        <w:rPr>
+          <w:lang w:val="en_US" w:bidi="en_US"/>
+        </w:rPr>
         <w:t>Joel 2:19–20</w:t>
       </w:r>
-      <w:r/>
-    </w:p>
-    <w:p>
-      <w:r/>
-      <w:r>
+      <w:r>
+        <w:rPr>
+          <w:lang w:val="en_US" w:bidi="en_US"/>
+        </w:rPr>
+      </w:r>
+    </w:p>
+    <w:p>
+      <w:pPr/>
+      <w:r>
+        <w:rPr>
+          <w:lang w:val="en_US" w:bidi="en_US"/>
+        </w:rPr>
+      </w:r>
+      <w:r>
+        <w:rPr>
+          <w:lang w:val="en_US" w:bidi="en_US"/>
+        </w:rPr>
         <w:t xml:space="preserve">grain and new wine and olive oil: God would restore the fruits of the land. This would again make available the elements necessary for sacrifice and worship (see </w:t>
       </w:r>
       <w:hyperlink r:id="rId51">
         <w:r>
+          <w:rPr>
+            <w:lang w:val="en_US" w:bidi="en_US"/>
+          </w:rPr>
           <w:rPr>
             <w:color w:val="0000EE"/>
             <w:u w:val="single"/>
@@ -1492,10 +2922,16 @@
         </w:r>
       </w:hyperlink>
       <w:r>
+        <w:rPr>
+          <w:lang w:val="en_US" w:bidi="en_US"/>
+        </w:rPr>
         <w:t xml:space="preserve">, </w:t>
       </w:r>
       <w:hyperlink r:id="rId52">
         <w:r>
+          <w:rPr>
+            <w:lang w:val="en_US" w:bidi="en_US"/>
+          </w:rPr>
           <w:rPr>
             <w:color w:val="0000EE"/>
             <w:u w:val="single"/>
@@ -1504,50 +2940,112 @@
         </w:r>
       </w:hyperlink>
       <w:r>
+        <w:rPr>
+          <w:lang w:val="en_US" w:bidi="en_US"/>
+        </w:rPr>
         <w:t>). God would also eradicate the invading armies from the north.</w:t>
       </w:r>
-      <w:r/>
-      <w:r/>
-    </w:p>
-    <w:p>
-      <w:r/>
+      <w:r>
+        <w:rPr>
+          <w:lang w:val="en_US" w:bidi="en_US"/>
+        </w:rPr>
+      </w:r>
+      <w:r>
+        <w:rPr>
+          <w:lang w:val="en_US" w:bidi="en_US"/>
+        </w:rPr>
+      </w:r>
+    </w:p>
+    <w:p>
+      <w:pPr/>
+      <w:r>
+        <w:rPr>
+          <w:lang w:val="en_US" w:bidi="en_US"/>
+        </w:rPr>
+      </w:r>
     </w:p>
     <w:p>
       <w:pPr>
         <w:pStyle w:val="Heading2"/>
       </w:pPr>
       <w:r>
+        <w:rPr>
+          <w:lang w:val="en_US" w:bidi="en_US"/>
+        </w:rPr>
         <w:t>Joel 2:21–22</w:t>
       </w:r>
-      <w:r/>
-    </w:p>
-    <w:p>
-      <w:r/>
-      <w:r>
+      <w:r>
+        <w:rPr>
+          <w:lang w:val="en_US" w:bidi="en_US"/>
+        </w:rPr>
+      </w:r>
+    </w:p>
+    <w:p>
+      <w:pPr/>
+      <w:r>
+        <w:rPr>
+          <w:lang w:val="en_US" w:bidi="en_US"/>
+        </w:rPr>
+      </w:r>
+      <w:r>
+        <w:rPr>
+          <w:lang w:val="en_US" w:bidi="en_US"/>
+        </w:rPr>
         <w:t>Don’t be afraid: God’s great deliverance would be full and complete.</w:t>
       </w:r>
-      <w:r/>
-      <w:r/>
-    </w:p>
-    <w:p>
-      <w:r/>
+      <w:r>
+        <w:rPr>
+          <w:lang w:val="en_US" w:bidi="en_US"/>
+        </w:rPr>
+      </w:r>
+      <w:r>
+        <w:rPr>
+          <w:lang w:val="en_US" w:bidi="en_US"/>
+        </w:rPr>
+      </w:r>
+    </w:p>
+    <w:p>
+      <w:pPr/>
+      <w:r>
+        <w:rPr>
+          <w:lang w:val="en_US" w:bidi="en_US"/>
+        </w:rPr>
+      </w:r>
     </w:p>
     <w:p>
       <w:pPr>
         <w:pStyle w:val="Heading2"/>
       </w:pPr>
       <w:r>
+        <w:rPr>
+          <w:lang w:val="en_US" w:bidi="en_US"/>
+        </w:rPr>
         <w:t>Joel 2:23</w:t>
       </w:r>
-      <w:r/>
-    </w:p>
-    <w:p>
-      <w:r/>
-      <w:r>
+      <w:r>
+        <w:rPr>
+          <w:lang w:val="en_US" w:bidi="en_US"/>
+        </w:rPr>
+      </w:r>
+    </w:p>
+    <w:p>
+      <w:pPr/>
+      <w:r>
+        <w:rPr>
+          <w:lang w:val="en_US" w:bidi="en_US"/>
+        </w:rPr>
+      </w:r>
+      <w:r>
+        <w:rPr>
+          <w:lang w:val="en_US" w:bidi="en_US"/>
+        </w:rPr>
         <w:t>autumn rains . . . rains of spring: God would once again restore the regular pattern of rainfall, and the drought (</w:t>
       </w:r>
       <w:hyperlink r:id="rId53">
         <w:r>
+          <w:rPr>
+            <w:lang w:val="en_US" w:bidi="en_US"/>
+          </w:rPr>
           <w:rPr>
             <w:color w:val="0000EE"/>
             <w:u w:val="single"/>
@@ -1556,10 +3054,16 @@
         </w:r>
       </w:hyperlink>
       <w:r>
+        <w:rPr>
+          <w:lang w:val="en_US" w:bidi="en_US"/>
+        </w:rPr>
         <w:t xml:space="preserve">, </w:t>
       </w:r>
       <w:hyperlink r:id="rId54">
         <w:r>
+          <w:rPr>
+            <w:lang w:val="en_US" w:bidi="en_US"/>
+          </w:rPr>
           <w:rPr>
             <w:color w:val="0000EE"/>
             <w:u w:val="single"/>
@@ -1568,30 +3072,64 @@
         </w:r>
       </w:hyperlink>
       <w:r>
+        <w:rPr>
+          <w:lang w:val="en_US" w:bidi="en_US"/>
+        </w:rPr>
         <w:t>) would be reversed.</w:t>
       </w:r>
-      <w:r/>
-      <w:r/>
-    </w:p>
-    <w:p>
-      <w:r/>
+      <w:r>
+        <w:rPr>
+          <w:lang w:val="en_US" w:bidi="en_US"/>
+        </w:rPr>
+      </w:r>
+      <w:r>
+        <w:rPr>
+          <w:lang w:val="en_US" w:bidi="en_US"/>
+        </w:rPr>
+      </w:r>
+    </w:p>
+    <w:p>
+      <w:pPr/>
+      <w:r>
+        <w:rPr>
+          <w:lang w:val="en_US" w:bidi="en_US"/>
+        </w:rPr>
+      </w:r>
     </w:p>
     <w:p>
       <w:pPr>
         <w:pStyle w:val="Heading2"/>
       </w:pPr>
       <w:r>
+        <w:rPr>
+          <w:lang w:val="en_US" w:bidi="en_US"/>
+        </w:rPr>
         <w:t>Joel 2:25</w:t>
       </w:r>
-      <w:r/>
-    </w:p>
-    <w:p>
-      <w:r/>
-      <w:r>
+      <w:r>
+        <w:rPr>
+          <w:lang w:val="en_US" w:bidi="en_US"/>
+        </w:rPr>
+      </w:r>
+    </w:p>
+    <w:p>
+      <w:pPr/>
+      <w:r>
+        <w:rPr>
+          <w:lang w:val="en_US" w:bidi="en_US"/>
+        </w:rPr>
+      </w:r>
+      <w:r>
+        <w:rPr>
+          <w:lang w:val="en_US" w:bidi="en_US"/>
+        </w:rPr>
         <w:t xml:space="preserve">The Lord promised restitution for the terrible damage done by the locusts (see </w:t>
       </w:r>
       <w:hyperlink r:id="rId55">
         <w:r>
+          <w:rPr>
+            <w:lang w:val="en_US" w:bidi="en_US"/>
+          </w:rPr>
           <w:rPr>
             <w:color w:val="0000EE"/>
             <w:u w:val="single"/>
@@ -1600,10 +3138,16 @@
         </w:r>
       </w:hyperlink>
       <w:r>
+        <w:rPr>
+          <w:lang w:val="en_US" w:bidi="en_US"/>
+        </w:rPr>
         <w:t xml:space="preserve">, </w:t>
       </w:r>
       <w:hyperlink r:id="rId51">
         <w:r>
+          <w:rPr>
+            <w:lang w:val="en_US" w:bidi="en_US"/>
+          </w:rPr>
           <w:rPr>
             <w:color w:val="0000EE"/>
             <w:u w:val="single"/>
@@ -1612,56 +3156,124 @@
         </w:r>
       </w:hyperlink>
       <w:r>
+        <w:rPr>
+          <w:lang w:val="en_US" w:bidi="en_US"/>
+        </w:rPr>
         <w:t xml:space="preserve">, and </w:t>
       </w:r>
       <w:r>
+        <w:rPr>
+          <w:lang w:val="en_US" w:bidi="en_US"/>
+        </w:rPr>
         <w:t>corresponding study notes</w:t>
       </w:r>
       <w:r>
+        <w:rPr>
+          <w:lang w:val="en_US" w:bidi="en_US"/>
+        </w:rPr>
         <w:t>).</w:t>
       </w:r>
-      <w:r/>
-      <w:r/>
-    </w:p>
-    <w:p>
-      <w:r/>
+      <w:r>
+        <w:rPr>
+          <w:lang w:val="en_US" w:bidi="en_US"/>
+        </w:rPr>
+      </w:r>
+      <w:r>
+        <w:rPr>
+          <w:lang w:val="en_US" w:bidi="en_US"/>
+        </w:rPr>
+      </w:r>
+    </w:p>
+    <w:p>
+      <w:pPr/>
+      <w:r>
+        <w:rPr>
+          <w:lang w:val="en_US" w:bidi="en_US"/>
+        </w:rPr>
+      </w:r>
     </w:p>
     <w:p>
       <w:pPr>
         <w:pStyle w:val="Heading2"/>
       </w:pPr>
       <w:r>
+        <w:rPr>
+          <w:lang w:val="en_US" w:bidi="en_US"/>
+        </w:rPr>
         <w:t>Joel 2:26–27</w:t>
       </w:r>
-      <w:r/>
-    </w:p>
-    <w:p>
-      <w:r/>
-      <w:r>
+      <w:r>
+        <w:rPr>
+          <w:lang w:val="en_US" w:bidi="en_US"/>
+        </w:rPr>
+      </w:r>
+    </w:p>
+    <w:p>
+      <w:pPr/>
+      <w:r>
+        <w:rPr>
+          <w:lang w:val="en_US" w:bidi="en_US"/>
+        </w:rPr>
+      </w:r>
+      <w:r>
+        <w:rPr>
+          <w:lang w:val="en_US" w:bidi="en_US"/>
+        </w:rPr>
         <w:t>and you will praise the Lord your God: God’s promised restoration of their crops and food supply should lead the people of Judah and Jerusalem to praise and adoration, acknowledging that the Lord was in their midst and that he alone is God.</w:t>
       </w:r>
-      <w:r/>
-      <w:r/>
-    </w:p>
-    <w:p>
-      <w:r/>
+      <w:r>
+        <w:rPr>
+          <w:lang w:val="en_US" w:bidi="en_US"/>
+        </w:rPr>
+      </w:r>
+      <w:r>
+        <w:rPr>
+          <w:lang w:val="en_US" w:bidi="en_US"/>
+        </w:rPr>
+      </w:r>
+    </w:p>
+    <w:p>
+      <w:pPr/>
+      <w:r>
+        <w:rPr>
+          <w:lang w:val="en_US" w:bidi="en_US"/>
+        </w:rPr>
+      </w:r>
     </w:p>
     <w:p>
       <w:pPr>
         <w:pStyle w:val="Heading2"/>
       </w:pPr>
       <w:r>
+        <w:rPr>
+          <w:lang w:val="en_US" w:bidi="en_US"/>
+        </w:rPr>
         <w:t>Joel 2:28–29</w:t>
       </w:r>
-      <w:r/>
-    </w:p>
-    <w:p>
-      <w:r/>
-      <w:r>
+      <w:r>
+        <w:rPr>
+          <w:lang w:val="en_US" w:bidi="en_US"/>
+        </w:rPr>
+      </w:r>
+    </w:p>
+    <w:p>
+      <w:pPr/>
+      <w:r>
+        <w:rPr>
+          <w:lang w:val="en_US" w:bidi="en_US"/>
+        </w:rPr>
+      </w:r>
+      <w:r>
+        <w:rPr>
+          <w:lang w:val="en_US" w:bidi="en_US"/>
+        </w:rPr>
         <w:t>I will pour out my Spirit upon all people: In Israel, the empowering gift of God’s Spirit had previously been given only to select individuals such as judges (</w:t>
       </w:r>
       <w:hyperlink r:id="rId56">
         <w:r>
+          <w:rPr>
+            <w:lang w:val="en_US" w:bidi="en_US"/>
+          </w:rPr>
           <w:rPr>
             <w:color w:val="0000EE"/>
             <w:u w:val="single"/>
@@ -1670,10 +3282,16 @@
         </w:r>
       </w:hyperlink>
       <w:r>
+        <w:rPr>
+          <w:lang w:val="en_US" w:bidi="en_US"/>
+        </w:rPr>
         <w:t xml:space="preserve">; </w:t>
       </w:r>
       <w:hyperlink r:id="rId57">
         <w:r>
+          <w:rPr>
+            <w:lang w:val="en_US" w:bidi="en_US"/>
+          </w:rPr>
           <w:rPr>
             <w:color w:val="0000EE"/>
             <w:u w:val="single"/>
@@ -1682,10 +3300,16 @@
         </w:r>
       </w:hyperlink>
       <w:r>
+        <w:rPr>
+          <w:lang w:val="en_US" w:bidi="en_US"/>
+        </w:rPr>
         <w:t>), priests (</w:t>
       </w:r>
       <w:hyperlink r:id="rId58">
         <w:r>
+          <w:rPr>
+            <w:lang w:val="en_US" w:bidi="en_US"/>
+          </w:rPr>
           <w:rPr>
             <w:color w:val="0000EE"/>
             <w:u w:val="single"/>
@@ -1694,10 +3318,16 @@
         </w:r>
       </w:hyperlink>
       <w:r>
+        <w:rPr>
+          <w:lang w:val="en_US" w:bidi="en_US"/>
+        </w:rPr>
         <w:t>), kings (</w:t>
       </w:r>
       <w:hyperlink r:id="rId59">
         <w:r>
+          <w:rPr>
+            <w:lang w:val="en_US" w:bidi="en_US"/>
+          </w:rPr>
           <w:rPr>
             <w:color w:val="0000EE"/>
             <w:u w:val="single"/>
@@ -1706,10 +3336,16 @@
         </w:r>
       </w:hyperlink>
       <w:r>
+        <w:rPr>
+          <w:lang w:val="en_US" w:bidi="en_US"/>
+        </w:rPr>
         <w:t>), and prophets (</w:t>
       </w:r>
       <w:hyperlink r:id="rId60">
         <w:r>
+          <w:rPr>
+            <w:lang w:val="en_US" w:bidi="en_US"/>
+          </w:rPr>
           <w:rPr>
             <w:color w:val="0000EE"/>
             <w:u w:val="single"/>
@@ -1718,10 +3354,16 @@
         </w:r>
       </w:hyperlink>
       <w:r>
+        <w:rPr>
+          <w:lang w:val="en_US" w:bidi="en_US"/>
+        </w:rPr>
         <w:t>). A time was coming when the Spirit would be given to every one of God’s people, regardless of gender, age, or social position. In fulfillment of Moses’ wish that every Israelite might be a prophet (</w:t>
       </w:r>
       <w:hyperlink r:id="rId61">
         <w:r>
+          <w:rPr>
+            <w:lang w:val="en_US" w:bidi="en_US"/>
+          </w:rPr>
           <w:rPr>
             <w:color w:val="0000EE"/>
             <w:u w:val="single"/>
@@ -1730,10 +3372,16 @@
         </w:r>
       </w:hyperlink>
       <w:r>
+        <w:rPr>
+          <w:lang w:val="en_US" w:bidi="en_US"/>
+        </w:rPr>
         <w:t xml:space="preserve">), all would prophesy and see visions. In </w:t>
       </w:r>
       <w:hyperlink r:id="rId62">
         <w:r>
+          <w:rPr>
+            <w:lang w:val="en_US" w:bidi="en_US"/>
+          </w:rPr>
           <w:rPr>
             <w:color w:val="0000EE"/>
             <w:u w:val="single"/>
@@ -1742,10 +3390,16 @@
         </w:r>
       </w:hyperlink>
       <w:r>
+        <w:rPr>
+          <w:lang w:val="en_US" w:bidi="en_US"/>
+        </w:rPr>
         <w:t>, Peter expanded this promise to include people from all over the known world who were gathered in Jerusalem, regardless of their ethnicity (</w:t>
       </w:r>
       <w:hyperlink r:id="rId63">
         <w:r>
+          <w:rPr>
+            <w:lang w:val="en_US" w:bidi="en_US"/>
+          </w:rPr>
           <w:rPr>
             <w:color w:val="0000EE"/>
             <w:u w:val="single"/>
@@ -1754,10 +3408,16 @@
         </w:r>
       </w:hyperlink>
       <w:r>
+        <w:rPr>
+          <w:lang w:val="en_US" w:bidi="en_US"/>
+        </w:rPr>
         <w:t xml:space="preserve">; see also </w:t>
       </w:r>
       <w:hyperlink r:id="rId64">
         <w:r>
+          <w:rPr>
+            <w:lang w:val="en_US" w:bidi="en_US"/>
+          </w:rPr>
           <w:rPr>
             <w:color w:val="0000EE"/>
             <w:u w:val="single"/>
@@ -1766,30 +3426,64 @@
         </w:r>
       </w:hyperlink>
       <w:r>
+        <w:rPr>
+          <w:lang w:val="en_US" w:bidi="en_US"/>
+        </w:rPr>
         <w:t>).</w:t>
       </w:r>
-      <w:r/>
-      <w:r/>
-    </w:p>
-    <w:p>
-      <w:r/>
+      <w:r>
+        <w:rPr>
+          <w:lang w:val="en_US" w:bidi="en_US"/>
+        </w:rPr>
+      </w:r>
+      <w:r>
+        <w:rPr>
+          <w:lang w:val="en_US" w:bidi="en_US"/>
+        </w:rPr>
+      </w:r>
+    </w:p>
+    <w:p>
+      <w:pPr/>
+      <w:r>
+        <w:rPr>
+          <w:lang w:val="en_US" w:bidi="en_US"/>
+        </w:rPr>
+      </w:r>
     </w:p>
     <w:p>
       <w:pPr>
         <w:pStyle w:val="Heading2"/>
       </w:pPr>
       <w:r>
+        <w:rPr>
+          <w:lang w:val="en_US" w:bidi="en_US"/>
+        </w:rPr>
         <w:t>Joel 2:28–32</w:t>
       </w:r>
-      <w:r/>
-    </w:p>
-    <w:p>
-      <w:r/>
-      <w:r>
+      <w:r>
+        <w:rPr>
+          <w:lang w:val="en_US" w:bidi="en_US"/>
+        </w:rPr>
+      </w:r>
+    </w:p>
+    <w:p>
+      <w:pPr/>
+      <w:r>
+        <w:rPr>
+          <w:lang w:val="en_US" w:bidi="en_US"/>
+        </w:rPr>
+      </w:r>
+      <w:r>
+        <w:rPr>
+          <w:lang w:val="en_US" w:bidi="en_US"/>
+        </w:rPr>
         <w:t>The prophet looked beyond his time to the future day of the Lord, when God would pour out his Spirit in ways never before seen and would perform signs and wonders for all humanity to see. The apostle Peter quoted this passage as being fulfilled on the day of Pentecost (</w:t>
       </w:r>
       <w:hyperlink r:id="rId65">
         <w:r>
+          <w:rPr>
+            <w:lang w:val="en_US" w:bidi="en_US"/>
+          </w:rPr>
           <w:rPr>
             <w:color w:val="0000EE"/>
             <w:u w:val="single"/>
@@ -1798,68 +3492,138 @@
         </w:r>
       </w:hyperlink>
       <w:r>
+        <w:rPr>
+          <w:lang w:val="en_US" w:bidi="en_US"/>
+        </w:rPr>
         <w:t>).</w:t>
       </w:r>
-      <w:r/>
-      <w:r/>
-    </w:p>
-    <w:p>
-      <w:r/>
+      <w:r>
+        <w:rPr>
+          <w:lang w:val="en_US" w:bidi="en_US"/>
+        </w:rPr>
+      </w:r>
+      <w:r>
+        <w:rPr>
+          <w:lang w:val="en_US" w:bidi="en_US"/>
+        </w:rPr>
+      </w:r>
+    </w:p>
+    <w:p>
+      <w:pPr/>
+      <w:r>
+        <w:rPr>
+          <w:lang w:val="en_US" w:bidi="en_US"/>
+        </w:rPr>
+      </w:r>
     </w:p>
     <w:p>
       <w:pPr>
         <w:pStyle w:val="Heading2"/>
       </w:pPr>
       <w:r>
+        <w:rPr>
+          <w:lang w:val="en_US" w:bidi="en_US"/>
+        </w:rPr>
         <w:t>Joel 2:28–3.21</w:t>
       </w:r>
-      <w:r/>
-    </w:p>
-    <w:p>
-      <w:r/>
-      <w:r>
+      <w:r>
+        <w:rPr>
+          <w:lang w:val="en_US" w:bidi="en_US"/>
+        </w:rPr>
+      </w:r>
+    </w:p>
+    <w:p>
+      <w:pPr/>
+      <w:r>
+        <w:rPr>
+          <w:lang w:val="en_US" w:bidi="en_US"/>
+        </w:rPr>
+      </w:r>
+      <w:r>
+        <w:rPr>
+          <w:lang w:val="en_US" w:bidi="en_US"/>
+        </w:rPr>
         <w:t>In the more distant future, God would restore his people’s spiritual lives, pour out his Spirit on all people who respond to him in faith, and render judgment on the peoples and nations that refuse to acknowledge his lordship.</w:t>
       </w:r>
-      <w:r/>
-      <w:r/>
-    </w:p>
-    <w:p>
-      <w:r/>
+      <w:r>
+        <w:rPr>
+          <w:lang w:val="en_US" w:bidi="en_US"/>
+        </w:rPr>
+      </w:r>
+      <w:r>
+        <w:rPr>
+          <w:lang w:val="en_US" w:bidi="en_US"/>
+        </w:rPr>
+      </w:r>
+    </w:p>
+    <w:p>
+      <w:pPr/>
+      <w:r>
+        <w:rPr>
+          <w:lang w:val="en_US" w:bidi="en_US"/>
+        </w:rPr>
+      </w:r>
     </w:p>
     <w:p>
       <w:pPr>
         <w:pStyle w:val="Heading2"/>
       </w:pPr>
       <w:r>
+        <w:rPr>
+          <w:lang w:val="en_US" w:bidi="en_US"/>
+        </w:rPr>
         <w:t>Joel 2:30–31</w:t>
       </w:r>
-      <w:r/>
-    </w:p>
-    <w:p>
-      <w:r/>
-      <w:r>
+      <w:r>
+        <w:rPr>
+          <w:lang w:val="en_US" w:bidi="en_US"/>
+        </w:rPr>
+      </w:r>
+    </w:p>
+    <w:p>
+      <w:pPr/>
+      <w:r>
+        <w:rPr>
+          <w:lang w:val="en_US" w:bidi="en_US"/>
+        </w:rPr>
+      </w:r>
+      <w:r>
+        <w:rPr>
+          <w:lang w:val="en_US" w:bidi="en_US"/>
+        </w:rPr>
         <w:t>The future outpouring of God’s Spirit would be accompanied by signs and wonders. Blood and fire and . . . smoke</w:t>
       </w:r>
       <w:r>
         <w:rPr>
           <w:i/>
+          <w:lang w:val="en_US" w:bidi="en_US"/>
         </w:rPr>
         <w:t>,</w:t>
       </w:r>
       <w:r>
+        <w:rPr>
+          <w:lang w:val="en_US" w:bidi="en_US"/>
+        </w:rPr>
         <w:t xml:space="preserve"> together with the darkening of the sun and the moon</w:t>
       </w:r>
       <w:r>
         <w:rPr>
           <w:i/>
+          <w:lang w:val="en_US" w:bidi="en_US"/>
         </w:rPr>
         <w:t>,</w:t>
       </w:r>
       <w:r>
+        <w:rPr>
+          <w:lang w:val="en_US" w:bidi="en_US"/>
+        </w:rPr>
         <w:t xml:space="preserve"> are indications of God’s coming in judgment (see </w:t>
       </w:r>
       <w:hyperlink r:id="rId66">
         <w:r>
+          <w:rPr>
+            <w:lang w:val="en_US" w:bidi="en_US"/>
+          </w:rPr>
           <w:rPr>
             <w:color w:val="0000EE"/>
             <w:u w:val="single"/>
@@ -1868,10 +3632,16 @@
         </w:r>
       </w:hyperlink>
       <w:r>
+        <w:rPr>
+          <w:lang w:val="en_US" w:bidi="en_US"/>
+        </w:rPr>
         <w:t xml:space="preserve">; </w:t>
       </w:r>
       <w:hyperlink r:id="rId67">
         <w:r>
+          <w:rPr>
+            <w:lang w:val="en_US" w:bidi="en_US"/>
+          </w:rPr>
           <w:rPr>
             <w:color w:val="0000EE"/>
             <w:u w:val="single"/>
@@ -1880,10 +3650,16 @@
         </w:r>
       </w:hyperlink>
       <w:r>
+        <w:rPr>
+          <w:lang w:val="en_US" w:bidi="en_US"/>
+        </w:rPr>
         <w:t xml:space="preserve">; </w:t>
       </w:r>
       <w:hyperlink r:id="rId68">
         <w:r>
+          <w:rPr>
+            <w:lang w:val="en_US" w:bidi="en_US"/>
+          </w:rPr>
           <w:rPr>
             <w:color w:val="0000EE"/>
             <w:u w:val="single"/>
@@ -1892,30 +3668,64 @@
         </w:r>
       </w:hyperlink>
       <w:r>
+        <w:rPr>
+          <w:lang w:val="en_US" w:bidi="en_US"/>
+        </w:rPr>
         <w:t>).</w:t>
       </w:r>
-      <w:r/>
-      <w:r/>
-    </w:p>
-    <w:p>
-      <w:r/>
+      <w:r>
+        <w:rPr>
+          <w:lang w:val="en_US" w:bidi="en_US"/>
+        </w:rPr>
+      </w:r>
+      <w:r>
+        <w:rPr>
+          <w:lang w:val="en_US" w:bidi="en_US"/>
+        </w:rPr>
+      </w:r>
+    </w:p>
+    <w:p>
+      <w:pPr/>
+      <w:r>
+        <w:rPr>
+          <w:lang w:val="en_US" w:bidi="en_US"/>
+        </w:rPr>
+      </w:r>
     </w:p>
     <w:p>
       <w:pPr>
         <w:pStyle w:val="Heading2"/>
       </w:pPr>
       <w:r>
+        <w:rPr>
+          <w:lang w:val="en_US" w:bidi="en_US"/>
+        </w:rPr>
         <w:t>Joel 2:32</w:t>
       </w:r>
-      <w:r/>
-    </w:p>
-    <w:p>
-      <w:r/>
-      <w:r>
+      <w:r>
+        <w:rPr>
+          <w:lang w:val="en_US" w:bidi="en_US"/>
+        </w:rPr>
+      </w:r>
+    </w:p>
+    <w:p>
+      <w:pPr/>
+      <w:r>
+        <w:rPr>
+          <w:lang w:val="en_US" w:bidi="en_US"/>
+        </w:rPr>
+      </w:r>
+      <w:r>
+        <w:rPr>
+          <w:lang w:val="en_US" w:bidi="en_US"/>
+        </w:rPr>
         <w:t xml:space="preserve">everyone who calls on the name of the Lord will be saved: Calling on the name of God should not be a final act of desperation; it accompanies a lifelong commitment of worship, service, and fellowship with the Lord (see </w:t>
       </w:r>
       <w:hyperlink r:id="rId69">
         <w:r>
+          <w:rPr>
+            <w:lang w:val="en_US" w:bidi="en_US"/>
+          </w:rPr>
           <w:rPr>
             <w:color w:val="0000EE"/>
             <w:u w:val="single"/>
@@ -1924,10 +3734,16 @@
         </w:r>
       </w:hyperlink>
       <w:r>
+        <w:rPr>
+          <w:lang w:val="en_US" w:bidi="en_US"/>
+        </w:rPr>
         <w:t xml:space="preserve">; </w:t>
       </w:r>
       <w:hyperlink r:id="rId70">
         <w:r>
+          <w:rPr>
+            <w:lang w:val="en_US" w:bidi="en_US"/>
+          </w:rPr>
           <w:rPr>
             <w:color w:val="0000EE"/>
             <w:u w:val="single"/>
@@ -1936,10 +3752,16 @@
         </w:r>
       </w:hyperlink>
       <w:r>
+        <w:rPr>
+          <w:lang w:val="en_US" w:bidi="en_US"/>
+        </w:rPr>
         <w:t xml:space="preserve">; </w:t>
       </w:r>
       <w:hyperlink r:id="rId71">
         <w:r>
+          <w:rPr>
+            <w:lang w:val="en_US" w:bidi="en_US"/>
+          </w:rPr>
           <w:rPr>
             <w:color w:val="0000EE"/>
             <w:u w:val="single"/>
@@ -1948,10 +3770,16 @@
         </w:r>
       </w:hyperlink>
       <w:r>
+        <w:rPr>
+          <w:lang w:val="en_US" w:bidi="en_US"/>
+        </w:rPr>
         <w:t xml:space="preserve">; </w:t>
       </w:r>
       <w:hyperlink r:id="rId72">
         <w:r>
+          <w:rPr>
+            <w:lang w:val="en_US" w:bidi="en_US"/>
+          </w:rPr>
           <w:rPr>
             <w:color w:val="0000EE"/>
             <w:u w:val="single"/>
@@ -1960,10 +3788,16 @@
         </w:r>
       </w:hyperlink>
       <w:r>
+        <w:rPr>
+          <w:lang w:val="en_US" w:bidi="en_US"/>
+        </w:rPr>
         <w:t xml:space="preserve">; </w:t>
       </w:r>
       <w:hyperlink r:id="rId73">
         <w:r>
+          <w:rPr>
+            <w:lang w:val="en_US" w:bidi="en_US"/>
+          </w:rPr>
           <w:rPr>
             <w:color w:val="0000EE"/>
             <w:u w:val="single"/>
@@ -1972,10 +3806,16 @@
         </w:r>
       </w:hyperlink>
       <w:r>
+        <w:rPr>
+          <w:lang w:val="en_US" w:bidi="en_US"/>
+        </w:rPr>
         <w:t xml:space="preserve">). • Those whom the Lord has called are his chosen remnant, the survivors of judgment who worship him (see </w:t>
       </w:r>
       <w:hyperlink r:id="rId74">
         <w:r>
+          <w:rPr>
+            <w:lang w:val="en_US" w:bidi="en_US"/>
+          </w:rPr>
           <w:rPr>
             <w:color w:val="0000EE"/>
             <w:u w:val="single"/>
@@ -1984,10 +3824,16 @@
         </w:r>
       </w:hyperlink>
       <w:r>
+        <w:rPr>
+          <w:lang w:val="en_US" w:bidi="en_US"/>
+        </w:rPr>
         <w:t xml:space="preserve">; </w:t>
       </w:r>
       <w:hyperlink r:id="rId75">
         <w:r>
+          <w:rPr>
+            <w:lang w:val="en_US" w:bidi="en_US"/>
+          </w:rPr>
           <w:rPr>
             <w:color w:val="0000EE"/>
             <w:u w:val="single"/>
@@ -1996,10 +3842,16 @@
         </w:r>
       </w:hyperlink>
       <w:r>
+        <w:rPr>
+          <w:lang w:val="en_US" w:bidi="en_US"/>
+        </w:rPr>
         <w:t xml:space="preserve">; </w:t>
       </w:r>
       <w:hyperlink r:id="rId76">
         <w:r>
+          <w:rPr>
+            <w:lang w:val="en_US" w:bidi="en_US"/>
+          </w:rPr>
           <w:rPr>
             <w:color w:val="0000EE"/>
             <w:u w:val="single"/>
@@ -2008,59 +3860,125 @@
         </w:r>
       </w:hyperlink>
       <w:r>
+        <w:rPr>
+          <w:lang w:val="en_US" w:bidi="en_US"/>
+        </w:rPr>
         <w:t>).</w:t>
       </w:r>
-      <w:r/>
-      <w:r/>
-    </w:p>
-    <w:p>
-      <w:r/>
+      <w:r>
+        <w:rPr>
+          <w:lang w:val="en_US" w:bidi="en_US"/>
+        </w:rPr>
+      </w:r>
+      <w:r>
+        <w:rPr>
+          <w:lang w:val="en_US" w:bidi="en_US"/>
+        </w:rPr>
+      </w:r>
+    </w:p>
+    <w:p>
+      <w:pPr/>
+      <w:r>
+        <w:rPr>
+          <w:lang w:val="en_US" w:bidi="en_US"/>
+        </w:rPr>
+      </w:r>
     </w:p>
     <w:p>
       <w:pPr>
         <w:pStyle w:val="Heading2"/>
       </w:pPr>
       <w:r>
+        <w:rPr>
+          <w:lang w:val="en_US" w:bidi="en_US"/>
+        </w:rPr>
         <w:t>Joel 3:1–16</w:t>
       </w:r>
-      <w:r/>
-    </w:p>
-    <w:p>
-      <w:r/>
-      <w:r>
+      <w:r>
+        <w:rPr>
+          <w:lang w:val="en_US" w:bidi="en_US"/>
+        </w:rPr>
+      </w:r>
+    </w:p>
+    <w:p>
+      <w:pPr/>
+      <w:r>
+        <w:rPr>
+          <w:lang w:val="en_US" w:bidi="en_US"/>
+        </w:rPr>
+      </w:r>
+      <w:r>
+        <w:rPr>
+          <w:lang w:val="en_US" w:bidi="en_US"/>
+        </w:rPr>
         <w:t>Joel here foretold divine judgment on the nations, particularly those that had oppressed God’s people.</w:t>
       </w:r>
-      <w:r/>
-      <w:r/>
-    </w:p>
-    <w:p>
-      <w:r/>
+      <w:r>
+        <w:rPr>
+          <w:lang w:val="en_US" w:bidi="en_US"/>
+        </w:rPr>
+      </w:r>
+      <w:r>
+        <w:rPr>
+          <w:lang w:val="en_US" w:bidi="en_US"/>
+        </w:rPr>
+      </w:r>
+    </w:p>
+    <w:p>
+      <w:pPr/>
+      <w:r>
+        <w:rPr>
+          <w:lang w:val="en_US" w:bidi="en_US"/>
+        </w:rPr>
+      </w:r>
     </w:p>
     <w:p>
       <w:pPr>
         <w:pStyle w:val="Heading2"/>
       </w:pPr>
       <w:r>
+        <w:rPr>
+          <w:lang w:val="en_US" w:bidi="en_US"/>
+        </w:rPr>
         <w:t>Joel 3:2–3</w:t>
       </w:r>
-      <w:r/>
-    </w:p>
-    <w:p>
-      <w:r/>
-      <w:r>
+      <w:r>
+        <w:rPr>
+          <w:lang w:val="en_US" w:bidi="en_US"/>
+        </w:rPr>
+      </w:r>
+    </w:p>
+    <w:p>
+      <w:pPr/>
+      <w:r>
+        <w:rPr>
+          <w:lang w:val="en_US" w:bidi="en_US"/>
+        </w:rPr>
+      </w:r>
+      <w:r>
+        <w:rPr>
+          <w:lang w:val="en_US" w:bidi="en_US"/>
+        </w:rPr>
         <w:t xml:space="preserve">The Lord would assemble the armies of the world (literally </w:t>
       </w:r>
       <w:r>
         <w:rPr>
           <w:i/>
+          <w:lang w:val="en_US" w:bidi="en_US"/>
         </w:rPr>
         <w:t>all the nations</w:t>
       </w:r>
       <w:r>
+        <w:rPr>
+          <w:lang w:val="en_US" w:bidi="en_US"/>
+        </w:rPr>
         <w:t>) in the valley of Jehoshaphat. This valley was not connected with King Jehoshaphat of Judah (</w:t>
       </w:r>
       <w:hyperlink r:id="rId77">
         <w:r>
+          <w:rPr>
+            <w:lang w:val="en_US" w:bidi="en_US"/>
+          </w:rPr>
           <w:rPr>
             <w:color w:val="0000EE"/>
             <w:u w:val="single"/>
@@ -2069,10 +3987,16 @@
         </w:r>
       </w:hyperlink>
       <w:r>
+        <w:rPr>
+          <w:lang w:val="en_US" w:bidi="en_US"/>
+        </w:rPr>
         <w:t xml:space="preserve">); rather, this description, which means “the valley where the Lord judges,” identifies the site as the place where God would render his decision (see </w:t>
       </w:r>
       <w:hyperlink r:id="rId78">
         <w:r>
+          <w:rPr>
+            <w:lang w:val="en_US" w:bidi="en_US"/>
+          </w:rPr>
           <w:rPr>
             <w:color w:val="0000EE"/>
             <w:u w:val="single"/>
@@ -2081,10 +4005,16 @@
         </w:r>
       </w:hyperlink>
       <w:r>
+        <w:rPr>
+          <w:lang w:val="en_US" w:bidi="en_US"/>
+        </w:rPr>
         <w:t xml:space="preserve">) regarding the fate of the nations. • The sins of the nations include exiling God’s covenant people and victimizing helpless boys and girls in an inhuman slave trade (cp. </w:t>
       </w:r>
       <w:hyperlink r:id="rId79">
         <w:r>
+          <w:rPr>
+            <w:lang w:val="en_US" w:bidi="en_US"/>
+          </w:rPr>
           <w:rPr>
             <w:color w:val="0000EE"/>
             <w:u w:val="single"/>
@@ -2093,10 +4023,16 @@
         </w:r>
       </w:hyperlink>
       <w:r>
+        <w:rPr>
+          <w:lang w:val="en_US" w:bidi="en_US"/>
+        </w:rPr>
         <w:t xml:space="preserve">; </w:t>
       </w:r>
       <w:hyperlink r:id="rId80">
         <w:r>
+          <w:rPr>
+            <w:lang w:val="en_US" w:bidi="en_US"/>
+          </w:rPr>
           <w:rPr>
             <w:color w:val="0000EE"/>
             <w:u w:val="single"/>
@@ -2105,30 +4041,64 @@
         </w:r>
       </w:hyperlink>
       <w:r>
+        <w:rPr>
+          <w:lang w:val="en_US" w:bidi="en_US"/>
+        </w:rPr>
         <w:t>).</w:t>
       </w:r>
-      <w:r/>
-      <w:r/>
-    </w:p>
-    <w:p>
-      <w:r/>
+      <w:r>
+        <w:rPr>
+          <w:lang w:val="en_US" w:bidi="en_US"/>
+        </w:rPr>
+      </w:r>
+      <w:r>
+        <w:rPr>
+          <w:lang w:val="en_US" w:bidi="en_US"/>
+        </w:rPr>
+      </w:r>
+    </w:p>
+    <w:p>
+      <w:pPr/>
+      <w:r>
+        <w:rPr>
+          <w:lang w:val="en_US" w:bidi="en_US"/>
+        </w:rPr>
+      </w:r>
     </w:p>
     <w:p>
       <w:pPr>
         <w:pStyle w:val="Heading2"/>
       </w:pPr>
       <w:r>
+        <w:rPr>
+          <w:lang w:val="en_US" w:bidi="en_US"/>
+        </w:rPr>
         <w:t>Joel 3:4–6</w:t>
       </w:r>
-      <w:r/>
-    </w:p>
-    <w:p>
-      <w:r/>
-      <w:r>
+      <w:r>
+        <w:rPr>
+          <w:lang w:val="en_US" w:bidi="en_US"/>
+        </w:rPr>
+      </w:r>
+    </w:p>
+    <w:p>
+      <w:pPr/>
+      <w:r>
+        <w:rPr>
+          <w:lang w:val="en_US" w:bidi="en_US"/>
+        </w:rPr>
+      </w:r>
+      <w:r>
+        <w:rPr>
+          <w:lang w:val="en_US" w:bidi="en_US"/>
+        </w:rPr>
         <w:t xml:space="preserve">The Phoenician cities of Tyre and Sidon and the cities of Philistia were guilty of looting the precious treasures of Jerusalem and selling its people as slaves to the Greeks (see </w:t>
       </w:r>
       <w:hyperlink r:id="rId81">
         <w:r>
+          <w:rPr>
+            <w:lang w:val="en_US" w:bidi="en_US"/>
+          </w:rPr>
           <w:rPr>
             <w:color w:val="0000EE"/>
             <w:u w:val="single"/>
@@ -2137,10 +4107,16 @@
         </w:r>
       </w:hyperlink>
       <w:r>
+        <w:rPr>
+          <w:lang w:val="en_US" w:bidi="en_US"/>
+        </w:rPr>
         <w:t xml:space="preserve">, </w:t>
       </w:r>
       <w:hyperlink r:id="rId82">
         <w:r>
+          <w:rPr>
+            <w:lang w:val="en_US" w:bidi="en_US"/>
+          </w:rPr>
           <w:rPr>
             <w:color w:val="0000EE"/>
             <w:u w:val="single"/>
@@ -2149,70 +4125,160 @@
         </w:r>
       </w:hyperlink>
       <w:r>
+        <w:rPr>
+          <w:lang w:val="en_US" w:bidi="en_US"/>
+        </w:rPr>
         <w:t>).</w:t>
       </w:r>
-      <w:r/>
-      <w:r/>
-    </w:p>
-    <w:p>
-      <w:r/>
+      <w:r>
+        <w:rPr>
+          <w:lang w:val="en_US" w:bidi="en_US"/>
+        </w:rPr>
+      </w:r>
+      <w:r>
+        <w:rPr>
+          <w:lang w:val="en_US" w:bidi="en_US"/>
+        </w:rPr>
+      </w:r>
+    </w:p>
+    <w:p>
+      <w:pPr/>
+      <w:r>
+        <w:rPr>
+          <w:lang w:val="en_US" w:bidi="en_US"/>
+        </w:rPr>
+      </w:r>
     </w:p>
     <w:p>
       <w:pPr>
         <w:pStyle w:val="Heading2"/>
       </w:pPr>
       <w:r>
+        <w:rPr>
+          <w:lang w:val="en_US" w:bidi="en_US"/>
+        </w:rPr>
         <w:t>Joel 3:7–8</w:t>
       </w:r>
-      <w:r/>
-    </w:p>
-    <w:p>
-      <w:r/>
-      <w:r>
+      <w:r>
+        <w:rPr>
+          <w:lang w:val="en_US" w:bidi="en_US"/>
+        </w:rPr>
+      </w:r>
+    </w:p>
+    <w:p>
+      <w:pPr/>
+      <w:r>
+        <w:rPr>
+          <w:lang w:val="en_US" w:bidi="en_US"/>
+        </w:rPr>
+      </w:r>
+      <w:r>
+        <w:rPr>
+          <w:lang w:val="en_US" w:bidi="en_US"/>
+        </w:rPr>
         <w:t>The people of Tyre, Sidon, and Philistia had enslaved Israelites, so the Lord would punish them by selling their sons and daughters into slavery.</w:t>
       </w:r>
-      <w:r/>
-      <w:r/>
-    </w:p>
-    <w:p>
-      <w:r/>
+      <w:r>
+        <w:rPr>
+          <w:lang w:val="en_US" w:bidi="en_US"/>
+        </w:rPr>
+      </w:r>
+      <w:r>
+        <w:rPr>
+          <w:lang w:val="en_US" w:bidi="en_US"/>
+        </w:rPr>
+      </w:r>
+    </w:p>
+    <w:p>
+      <w:pPr/>
+      <w:r>
+        <w:rPr>
+          <w:lang w:val="en_US" w:bidi="en_US"/>
+        </w:rPr>
+      </w:r>
     </w:p>
     <w:p>
       <w:pPr>
         <w:pStyle w:val="Heading2"/>
       </w:pPr>
       <w:r>
+        <w:rPr>
+          <w:lang w:val="en_US" w:bidi="en_US"/>
+        </w:rPr>
         <w:t>Joel 3:9</w:t>
       </w:r>
-      <w:r/>
-    </w:p>
-    <w:p>
-      <w:r/>
-      <w:r>
+      <w:r>
+        <w:rPr>
+          <w:lang w:val="en_US" w:bidi="en_US"/>
+        </w:rPr>
+      </w:r>
+    </w:p>
+    <w:p>
+      <w:pPr/>
+      <w:r>
+        <w:rPr>
+          <w:lang w:val="en_US" w:bidi="en_US"/>
+        </w:rPr>
+      </w:r>
+      <w:r>
+        <w:rPr>
+          <w:lang w:val="en_US" w:bidi="en_US"/>
+        </w:rPr>
         <w:t>The nations are mockingly called to a futile war against the Lord that would end in their destruction and judgment.</w:t>
       </w:r>
-      <w:r/>
-      <w:r/>
-    </w:p>
-    <w:p>
-      <w:r/>
+      <w:r>
+        <w:rPr>
+          <w:lang w:val="en_US" w:bidi="en_US"/>
+        </w:rPr>
+      </w:r>
+      <w:r>
+        <w:rPr>
+          <w:lang w:val="en_US" w:bidi="en_US"/>
+        </w:rPr>
+      </w:r>
+    </w:p>
+    <w:p>
+      <w:pPr/>
+      <w:r>
+        <w:rPr>
+          <w:lang w:val="en_US" w:bidi="en_US"/>
+        </w:rPr>
+      </w:r>
     </w:p>
     <w:p>
       <w:pPr>
         <w:pStyle w:val="Heading2"/>
       </w:pPr>
       <w:r>
+        <w:rPr>
+          <w:lang w:val="en_US" w:bidi="en_US"/>
+        </w:rPr>
         <w:t>Joel 3:10</w:t>
       </w:r>
-      <w:r/>
-    </w:p>
-    <w:p>
-      <w:r/>
-      <w:r>
+      <w:r>
+        <w:rPr>
+          <w:lang w:val="en_US" w:bidi="en_US"/>
+        </w:rPr>
+      </w:r>
+    </w:p>
+    <w:p>
+      <w:pPr/>
+      <w:r>
+        <w:rPr>
+          <w:lang w:val="en_US" w:bidi="en_US"/>
+        </w:rPr>
+      </w:r>
+      <w:r>
+        <w:rPr>
+          <w:lang w:val="en_US" w:bidi="en_US"/>
+        </w:rPr>
         <w:t xml:space="preserve">Hammer your plowshares into swords: Deliberately reversing an image from </w:t>
       </w:r>
       <w:hyperlink r:id="rId83">
         <w:r>
+          <w:rPr>
+            <w:lang w:val="en_US" w:bidi="en_US"/>
+          </w:rPr>
           <w:rPr>
             <w:color w:val="0000EE"/>
             <w:u w:val="single"/>
@@ -2221,10 +4287,16 @@
         </w:r>
       </w:hyperlink>
       <w:r>
+        <w:rPr>
+          <w:lang w:val="en_US" w:bidi="en_US"/>
+        </w:rPr>
         <w:t xml:space="preserve"> and </w:t>
       </w:r>
       <w:hyperlink r:id="rId84">
         <w:r>
+          <w:rPr>
+            <w:lang w:val="en_US" w:bidi="en_US"/>
+          </w:rPr>
           <w:rPr>
             <w:color w:val="0000EE"/>
             <w:u w:val="single"/>
@@ -2233,65 +4305,137 @@
         </w:r>
       </w:hyperlink>
       <w:r>
+        <w:rPr>
+          <w:lang w:val="en_US" w:bidi="en_US"/>
+        </w:rPr>
         <w:t>, Joel ordered the nations to mobilize every resource for the forthcoming battle. Even those unfit for war, the weaklings</w:t>
       </w:r>
       <w:r>
         <w:rPr>
           <w:i/>
+          <w:lang w:val="en_US" w:bidi="en_US"/>
         </w:rPr>
         <w:t>,</w:t>
       </w:r>
       <w:r>
+        <w:rPr>
+          <w:lang w:val="en_US" w:bidi="en_US"/>
+        </w:rPr>
         <w:t xml:space="preserve"> must become soldiers.</w:t>
       </w:r>
-      <w:r/>
-      <w:r/>
-    </w:p>
-    <w:p>
-      <w:r/>
+      <w:r>
+        <w:rPr>
+          <w:lang w:val="en_US" w:bidi="en_US"/>
+        </w:rPr>
+      </w:r>
+      <w:r>
+        <w:rPr>
+          <w:lang w:val="en_US" w:bidi="en_US"/>
+        </w:rPr>
+      </w:r>
+    </w:p>
+    <w:p>
+      <w:pPr/>
+      <w:r>
+        <w:rPr>
+          <w:lang w:val="en_US" w:bidi="en_US"/>
+        </w:rPr>
+      </w:r>
     </w:p>
     <w:p>
       <w:pPr>
         <w:pStyle w:val="Heading2"/>
       </w:pPr>
       <w:r>
+        <w:rPr>
+          <w:lang w:val="en_US" w:bidi="en_US"/>
+        </w:rPr>
         <w:t>Joel 3:12</w:t>
       </w:r>
-      <w:r/>
-    </w:p>
-    <w:p>
-      <w:r/>
-      <w:r>
+      <w:r>
+        <w:rPr>
+          <w:lang w:val="en_US" w:bidi="en_US"/>
+        </w:rPr>
+      </w:r>
+    </w:p>
+    <w:p>
+      <w:pPr/>
+      <w:r>
+        <w:rPr>
+          <w:lang w:val="en_US" w:bidi="en_US"/>
+        </w:rPr>
+      </w:r>
+      <w:r>
+        <w:rPr>
+          <w:lang w:val="en_US" w:bidi="en_US"/>
+        </w:rPr>
         <w:t xml:space="preserve">The battle would take place in the valley of Jehoshaphat (see </w:t>
       </w:r>
       <w:r>
+        <w:rPr>
+          <w:lang w:val="en_US" w:bidi="en_US"/>
+        </w:rPr>
         <w:t>study note on 3:2–3</w:t>
       </w:r>
       <w:r>
+        <w:rPr>
+          <w:lang w:val="en_US" w:bidi="en_US"/>
+        </w:rPr>
         <w:t>), where the Lord would pronounce judgment on them all.</w:t>
       </w:r>
-      <w:r/>
-      <w:r/>
-    </w:p>
-    <w:p>
-      <w:r/>
+      <w:r>
+        <w:rPr>
+          <w:lang w:val="en_US" w:bidi="en_US"/>
+        </w:rPr>
+      </w:r>
+      <w:r>
+        <w:rPr>
+          <w:lang w:val="en_US" w:bidi="en_US"/>
+        </w:rPr>
+      </w:r>
+    </w:p>
+    <w:p>
+      <w:pPr/>
+      <w:r>
+        <w:rPr>
+          <w:lang w:val="en_US" w:bidi="en_US"/>
+        </w:rPr>
+      </w:r>
     </w:p>
     <w:p>
       <w:pPr>
         <w:pStyle w:val="Heading2"/>
       </w:pPr>
       <w:r>
+        <w:rPr>
+          <w:lang w:val="en_US" w:bidi="en_US"/>
+        </w:rPr>
         <w:t>Joel 3:13</w:t>
       </w:r>
-      <w:r/>
-    </w:p>
-    <w:p>
-      <w:r/>
-      <w:r>
+      <w:r>
+        <w:rPr>
+          <w:lang w:val="en_US" w:bidi="en_US"/>
+        </w:rPr>
+      </w:r>
+    </w:p>
+    <w:p>
+      <w:pPr/>
+      <w:r>
+        <w:rPr>
+          <w:lang w:val="en_US" w:bidi="en_US"/>
+        </w:rPr>
+      </w:r>
+      <w:r>
+        <w:rPr>
+          <w:lang w:val="en_US" w:bidi="en_US"/>
+        </w:rPr>
         <w:t xml:space="preserve">God would defeat the nations like a sickle that mows down stalks of grain and like workers who tread grapes in the winepress (see </w:t>
       </w:r>
       <w:hyperlink r:id="rId85">
         <w:r>
+          <w:rPr>
+            <w:lang w:val="en_US" w:bidi="en_US"/>
+          </w:rPr>
           <w:rPr>
             <w:color w:val="0000EE"/>
             <w:u w:val="single"/>
@@ -2300,10 +4444,16 @@
         </w:r>
       </w:hyperlink>
       <w:r>
+        <w:rPr>
+          <w:lang w:val="en_US" w:bidi="en_US"/>
+        </w:rPr>
         <w:t xml:space="preserve">; </w:t>
       </w:r>
       <w:hyperlink r:id="rId86">
         <w:r>
+          <w:rPr>
+            <w:lang w:val="en_US" w:bidi="en_US"/>
+          </w:rPr>
           <w:rPr>
             <w:color w:val="0000EE"/>
             <w:u w:val="single"/>
@@ -2312,48 +4462,90 @@
         </w:r>
       </w:hyperlink>
       <w:r>
+        <w:rPr>
+          <w:lang w:val="en_US" w:bidi="en_US"/>
+        </w:rPr>
         <w:t>).</w:t>
       </w:r>
-      <w:r/>
-      <w:r/>
-    </w:p>
-    <w:p>
-      <w:r/>
+      <w:r>
+        <w:rPr>
+          <w:lang w:val="en_US" w:bidi="en_US"/>
+        </w:rPr>
+      </w:r>
+      <w:r>
+        <w:rPr>
+          <w:lang w:val="en_US" w:bidi="en_US"/>
+        </w:rPr>
+      </w:r>
+    </w:p>
+    <w:p>
+      <w:pPr/>
+      <w:r>
+        <w:rPr>
+          <w:lang w:val="en_US" w:bidi="en_US"/>
+        </w:rPr>
+      </w:r>
     </w:p>
     <w:p>
       <w:pPr>
         <w:pStyle w:val="Heading2"/>
       </w:pPr>
       <w:r>
+        <w:rPr>
+          <w:lang w:val="en_US" w:bidi="en_US"/>
+        </w:rPr>
         <w:t>Joel 3:14</w:t>
       </w:r>
-      <w:r/>
-    </w:p>
-    <w:p>
-      <w:r/>
-      <w:r>
+      <w:r>
+        <w:rPr>
+          <w:lang w:val="en_US" w:bidi="en_US"/>
+        </w:rPr>
+      </w:r>
+    </w:p>
+    <w:p>
+      <w:pPr/>
+      <w:r>
+        <w:rPr>
+          <w:lang w:val="en_US" w:bidi="en_US"/>
+        </w:rPr>
+      </w:r>
+      <w:r>
+        <w:rPr>
+          <w:lang w:val="en_US" w:bidi="en_US"/>
+        </w:rPr>
         <w:t xml:space="preserve">Thousands upon thousands (literally </w:t>
       </w:r>
       <w:r>
         <w:rPr>
           <w:i/>
+          <w:lang w:val="en_US" w:bidi="en_US"/>
         </w:rPr>
         <w:t>roaring, roaring;</w:t>
       </w:r>
       <w:r>
+        <w:rPr>
+          <w:lang w:val="en_US" w:bidi="en_US"/>
+        </w:rPr>
         <w:t xml:space="preserve"> or </w:t>
       </w:r>
       <w:r>
         <w:rPr>
           <w:i/>
+          <w:lang w:val="en_US" w:bidi="en_US"/>
         </w:rPr>
         <w:t>crowds, crowds</w:t>
       </w:r>
       <w:r>
+        <w:rPr>
+          <w:lang w:val="en_US" w:bidi="en_US"/>
+        </w:rPr>
         <w:t xml:space="preserve">): The repetition of the Hebrew word captures the chaotic noise made by an immense crowd. • valley of decision: The name of the valley is changed (cp. </w:t>
       </w:r>
       <w:hyperlink r:id="rId87">
         <w:r>
+          <w:rPr>
+            <w:lang w:val="en_US" w:bidi="en_US"/>
+          </w:rPr>
           <w:rPr>
             <w:color w:val="0000EE"/>
             <w:u w:val="single"/>
@@ -2362,10 +4554,16 @@
         </w:r>
       </w:hyperlink>
       <w:r>
+        <w:rPr>
+          <w:lang w:val="en_US" w:bidi="en_US"/>
+        </w:rPr>
         <w:t xml:space="preserve">, </w:t>
       </w:r>
       <w:hyperlink r:id="rId88">
         <w:r>
+          <w:rPr>
+            <w:lang w:val="en_US" w:bidi="en_US"/>
+          </w:rPr>
           <w:rPr>
             <w:color w:val="0000EE"/>
             <w:u w:val="single"/>
@@ -2374,48 +4572,90 @@
         </w:r>
       </w:hyperlink>
       <w:r>
+        <w:rPr>
+          <w:lang w:val="en_US" w:bidi="en_US"/>
+        </w:rPr>
         <w:t>) because now the Lord’s judgment had been decided.</w:t>
       </w:r>
-      <w:r/>
-      <w:r/>
-    </w:p>
-    <w:p>
-      <w:r/>
+      <w:r>
+        <w:rPr>
+          <w:lang w:val="en_US" w:bidi="en_US"/>
+        </w:rPr>
+      </w:r>
+      <w:r>
+        <w:rPr>
+          <w:lang w:val="en_US" w:bidi="en_US"/>
+        </w:rPr>
+      </w:r>
+    </w:p>
+    <w:p>
+      <w:pPr/>
+      <w:r>
+        <w:rPr>
+          <w:lang w:val="en_US" w:bidi="en_US"/>
+        </w:rPr>
+      </w:r>
     </w:p>
     <w:p>
       <w:pPr>
         <w:pStyle w:val="Heading2"/>
       </w:pPr>
       <w:r>
+        <w:rPr>
+          <w:lang w:val="en_US" w:bidi="en_US"/>
+        </w:rPr>
         <w:t>Joel 3:16</w:t>
       </w:r>
-      <w:r/>
-    </w:p>
-    <w:p>
-      <w:r/>
-      <w:r>
+      <w:r>
+        <w:rPr>
+          <w:lang w:val="en_US" w:bidi="en_US"/>
+        </w:rPr>
+      </w:r>
+    </w:p>
+    <w:p>
+      <w:pPr/>
+      <w:r>
+        <w:rPr>
+          <w:lang w:val="en_US" w:bidi="en_US"/>
+        </w:rPr>
+      </w:r>
+      <w:r>
+        <w:rPr>
+          <w:lang w:val="en_US" w:bidi="en_US"/>
+        </w:rPr>
         <w:t>The Lord’s voice</w:t>
       </w:r>
       <w:r>
         <w:rPr>
           <w:i/>
+          <w:lang w:val="en_US" w:bidi="en_US"/>
         </w:rPr>
         <w:t>,</w:t>
       </w:r>
       <w:r>
+        <w:rPr>
+          <w:lang w:val="en_US" w:bidi="en_US"/>
+        </w:rPr>
         <w:t xml:space="preserve"> like that of a lion, would roar from Zion</w:t>
       </w:r>
       <w:r>
         <w:rPr>
           <w:i/>
+          <w:lang w:val="en_US" w:bidi="en_US"/>
         </w:rPr>
         <w:t>,</w:t>
       </w:r>
       <w:r>
+        <w:rPr>
+          <w:lang w:val="en_US" w:bidi="en_US"/>
+        </w:rPr>
         <w:t xml:space="preserve"> shaking heaven and earth and terrifying sinners (see </w:t>
       </w:r>
       <w:hyperlink r:id="rId89">
         <w:r>
+          <w:rPr>
+            <w:lang w:val="en_US" w:bidi="en_US"/>
+          </w:rPr>
           <w:rPr>
             <w:color w:val="0000EE"/>
             <w:u w:val="single"/>
@@ -2424,39 +4664,77 @@
         </w:r>
       </w:hyperlink>
       <w:r>
+        <w:rPr>
+          <w:lang w:val="en_US" w:bidi="en_US"/>
+        </w:rPr>
         <w:t>). Yet this same ferocious lion is also a refuge for his people.</w:t>
       </w:r>
-      <w:r/>
-      <w:r/>
-    </w:p>
-    <w:p>
-      <w:r/>
+      <w:r>
+        <w:rPr>
+          <w:lang w:val="en_US" w:bidi="en_US"/>
+        </w:rPr>
+      </w:r>
+      <w:r>
+        <w:rPr>
+          <w:lang w:val="en_US" w:bidi="en_US"/>
+        </w:rPr>
+      </w:r>
+    </w:p>
+    <w:p>
+      <w:pPr/>
+      <w:r>
+        <w:rPr>
+          <w:lang w:val="en_US" w:bidi="en_US"/>
+        </w:rPr>
+      </w:r>
     </w:p>
     <w:p>
       <w:pPr>
         <w:pStyle w:val="Heading2"/>
       </w:pPr>
       <w:r>
+        <w:rPr>
+          <w:lang w:val="en_US" w:bidi="en_US"/>
+        </w:rPr>
         <w:t>Joel 3:17</w:t>
       </w:r>
-      <w:r/>
-    </w:p>
-    <w:p>
-      <w:r/>
-      <w:r>
+      <w:r>
+        <w:rPr>
+          <w:lang w:val="en_US" w:bidi="en_US"/>
+        </w:rPr>
+      </w:r>
+    </w:p>
+    <w:p>
+      <w:pPr/>
+      <w:r>
+        <w:rPr>
+          <w:lang w:val="en_US" w:bidi="en_US"/>
+        </w:rPr>
+      </w:r>
+      <w:r>
+        <w:rPr>
+          <w:lang w:val="en_US" w:bidi="en_US"/>
+        </w:rPr>
         <w:t>Then you will know: God’s ultimate purpose is that his people should know him and share his holy character. They must learn that he alone is God and that he reigns over all creation from Zion</w:t>
       </w:r>
       <w:r>
         <w:rPr>
           <w:i/>
+          <w:lang w:val="en_US" w:bidi="en_US"/>
         </w:rPr>
         <w:t>,</w:t>
       </w:r>
       <w:r>
+        <w:rPr>
+          <w:lang w:val="en_US" w:bidi="en_US"/>
+        </w:rPr>
         <w:t xml:space="preserve"> his holy mountain (see also </w:t>
       </w:r>
       <w:hyperlink r:id="rId90">
         <w:r>
+          <w:rPr>
+            <w:lang w:val="en_US" w:bidi="en_US"/>
+          </w:rPr>
           <w:rPr>
             <w:color w:val="0000EE"/>
             <w:u w:val="single"/>
@@ -2465,30 +4743,64 @@
         </w:r>
       </w:hyperlink>
       <w:r>
+        <w:rPr>
+          <w:lang w:val="en_US" w:bidi="en_US"/>
+        </w:rPr>
         <w:t>). The only true security in the present, and the only hope for the future, comes from God’s presence.</w:t>
       </w:r>
-      <w:r/>
-      <w:r/>
-    </w:p>
-    <w:p>
-      <w:r/>
+      <w:r>
+        <w:rPr>
+          <w:lang w:val="en_US" w:bidi="en_US"/>
+        </w:rPr>
+      </w:r>
+      <w:r>
+        <w:rPr>
+          <w:lang w:val="en_US" w:bidi="en_US"/>
+        </w:rPr>
+      </w:r>
+    </w:p>
+    <w:p>
+      <w:pPr/>
+      <w:r>
+        <w:rPr>
+          <w:lang w:val="en_US" w:bidi="en_US"/>
+        </w:rPr>
+      </w:r>
     </w:p>
     <w:p>
       <w:pPr>
         <w:pStyle w:val="Heading2"/>
       </w:pPr>
       <w:r>
+        <w:rPr>
+          <w:lang w:val="en_US" w:bidi="en_US"/>
+        </w:rPr>
         <w:t>Joel 3:18</w:t>
       </w:r>
-      <w:r/>
-    </w:p>
-    <w:p>
-      <w:r/>
-      <w:r>
+      <w:r>
+        <w:rPr>
+          <w:lang w:val="en_US" w:bidi="en_US"/>
+        </w:rPr>
+      </w:r>
+    </w:p>
+    <w:p>
+      <w:pPr/>
+      <w:r>
+        <w:rPr>
+          <w:lang w:val="en_US" w:bidi="en_US"/>
+        </w:rPr>
+      </w:r>
+      <w:r>
+        <w:rPr>
+          <w:lang w:val="en_US" w:bidi="en_US"/>
+        </w:rPr>
         <w:t xml:space="preserve">Blessings would flow from the Lord’s sovereign presence in Zion (see also </w:t>
       </w:r>
       <w:hyperlink r:id="rId91">
         <w:r>
+          <w:rPr>
+            <w:lang w:val="en_US" w:bidi="en_US"/>
+          </w:rPr>
           <w:rPr>
             <w:color w:val="0000EE"/>
             <w:u w:val="single"/>
@@ -2497,10 +4809,16 @@
         </w:r>
       </w:hyperlink>
       <w:r>
+        <w:rPr>
+          <w:lang w:val="en_US" w:bidi="en_US"/>
+        </w:rPr>
         <w:t xml:space="preserve">; </w:t>
       </w:r>
       <w:hyperlink r:id="rId92">
         <w:r>
+          <w:rPr>
+            <w:lang w:val="en_US" w:bidi="en_US"/>
+          </w:rPr>
           <w:rPr>
             <w:color w:val="0000EE"/>
             <w:u w:val="single"/>
@@ -2509,10 +4827,16 @@
         </w:r>
       </w:hyperlink>
       <w:r>
+        <w:rPr>
+          <w:lang w:val="en_US" w:bidi="en_US"/>
+        </w:rPr>
         <w:t xml:space="preserve">). There would be a superabundance of sweet wine and milk. The Temple, God’s own dwelling on earth, would be the source of a spring that would forever water the arid landscape (see </w:t>
       </w:r>
       <w:hyperlink r:id="rId93">
         <w:r>
+          <w:rPr>
+            <w:lang w:val="en_US" w:bidi="en_US"/>
+          </w:rPr>
           <w:rPr>
             <w:color w:val="0000EE"/>
             <w:u w:val="single"/>
@@ -2521,10 +4845,16 @@
         </w:r>
       </w:hyperlink>
       <w:r>
+        <w:rPr>
+          <w:lang w:val="en_US" w:bidi="en_US"/>
+        </w:rPr>
         <w:t xml:space="preserve">; </w:t>
       </w:r>
       <w:hyperlink r:id="rId94">
         <w:r>
+          <w:rPr>
+            <w:lang w:val="en_US" w:bidi="en_US"/>
+          </w:rPr>
           <w:rPr>
             <w:color w:val="0000EE"/>
             <w:u w:val="single"/>
@@ -2533,50 +4863,112 @@
         </w:r>
       </w:hyperlink>
       <w:r>
+        <w:rPr>
+          <w:lang w:val="en_US" w:bidi="en_US"/>
+        </w:rPr>
         <w:t>).</w:t>
       </w:r>
-      <w:r/>
-      <w:r/>
-    </w:p>
-    <w:p>
-      <w:r/>
+      <w:r>
+        <w:rPr>
+          <w:lang w:val="en_US" w:bidi="en_US"/>
+        </w:rPr>
+      </w:r>
+      <w:r>
+        <w:rPr>
+          <w:lang w:val="en_US" w:bidi="en_US"/>
+        </w:rPr>
+      </w:r>
+    </w:p>
+    <w:p>
+      <w:pPr/>
+      <w:r>
+        <w:rPr>
+          <w:lang w:val="en_US" w:bidi="en_US"/>
+        </w:rPr>
+      </w:r>
     </w:p>
     <w:p>
       <w:pPr>
         <w:pStyle w:val="Heading2"/>
       </w:pPr>
       <w:r>
+        <w:rPr>
+          <w:lang w:val="en_US" w:bidi="en_US"/>
+        </w:rPr>
         <w:t>Joel 3:19</w:t>
       </w:r>
-      <w:r/>
-    </w:p>
-    <w:p>
-      <w:r/>
-      <w:r>
+      <w:r>
+        <w:rPr>
+          <w:lang w:val="en_US" w:bidi="en_US"/>
+        </w:rPr>
+      </w:r>
+    </w:p>
+    <w:p>
+      <w:pPr/>
+      <w:r>
+        <w:rPr>
+          <w:lang w:val="en_US" w:bidi="en_US"/>
+        </w:rPr>
+      </w:r>
+      <w:r>
+        <w:rPr>
+          <w:lang w:val="en_US" w:bidi="en_US"/>
+        </w:rPr>
         <w:t>Even as Judah is restored, her ancient enemies Egypt and Edom would experience God’s judgment for their crimes against his people.</w:t>
       </w:r>
-      <w:r/>
-      <w:r/>
-    </w:p>
-    <w:p>
-      <w:r/>
+      <w:r>
+        <w:rPr>
+          <w:lang w:val="en_US" w:bidi="en_US"/>
+        </w:rPr>
+      </w:r>
+      <w:r>
+        <w:rPr>
+          <w:lang w:val="en_US" w:bidi="en_US"/>
+        </w:rPr>
+      </w:r>
+    </w:p>
+    <w:p>
+      <w:pPr/>
+      <w:r>
+        <w:rPr>
+          <w:lang w:val="en_US" w:bidi="en_US"/>
+        </w:rPr>
+      </w:r>
     </w:p>
     <w:p>
       <w:pPr>
         <w:pStyle w:val="Heading2"/>
       </w:pPr>
       <w:r>
+        <w:rPr>
+          <w:lang w:val="en_US" w:bidi="en_US"/>
+        </w:rPr>
         <w:t>Joel 3:20–21</w:t>
       </w:r>
-      <w:r/>
-    </w:p>
-    <w:p>
-      <w:r/>
-      <w:r>
+      <w:r>
+        <w:rPr>
+          <w:lang w:val="en_US" w:bidi="en_US"/>
+        </w:rPr>
+      </w:r>
+    </w:p>
+    <w:p>
+      <w:pPr/>
+      <w:r>
+        <w:rPr>
+          <w:lang w:val="en_US" w:bidi="en_US"/>
+        </w:rPr>
+      </w:r>
+      <w:r>
+        <w:rPr>
+          <w:lang w:val="en_US" w:bidi="en_US"/>
+        </w:rPr>
         <w:t xml:space="preserve">The conclusion of Joel’s prophecy is the antithesis of its beginning. In </w:t>
       </w:r>
       <w:hyperlink r:id="rId26">
         <w:r>
+          <w:rPr>
+            <w:lang w:val="en_US" w:bidi="en_US"/>
+          </w:rPr>
           <w:rPr>
             <w:color w:val="0000EE"/>
             <w:u w:val="single"/>
@@ -2585,10 +4977,16 @@
         </w:r>
       </w:hyperlink>
       <w:r>
+        <w:rPr>
+          <w:lang w:val="en_US" w:bidi="en_US"/>
+        </w:rPr>
         <w:t xml:space="preserve">, Judah’s future seemed in grave doubt. Plague and drought, the signs of divine judgment, threatened Judah’s existence. Now Joel ends with the divine assurance that Judah . . . and Jerusalem will endure through all generations. God’s people in every generation rest secure in the hope that his kingdom will reign over heaven and earth (see also </w:t>
       </w:r>
       <w:hyperlink r:id="rId95">
         <w:r>
+          <w:rPr>
+            <w:lang w:val="en_US" w:bidi="en_US"/>
+          </w:rPr>
           <w:rPr>
             <w:color w:val="0000EE"/>
             <w:u w:val="single"/>
@@ -2597,10 +4995,16 @@
         </w:r>
       </w:hyperlink>
       <w:r>
+        <w:rPr>
+          <w:lang w:val="en_US" w:bidi="en_US"/>
+        </w:rPr>
         <w:t xml:space="preserve">; </w:t>
       </w:r>
       <w:hyperlink r:id="rId96">
         <w:r>
+          <w:rPr>
+            <w:lang w:val="en_US" w:bidi="en_US"/>
+          </w:rPr>
           <w:rPr>
             <w:color w:val="0000EE"/>
             <w:u w:val="single"/>
@@ -2609,10 +5013,16 @@
         </w:r>
       </w:hyperlink>
       <w:r>
+        <w:rPr>
+          <w:lang w:val="en_US" w:bidi="en_US"/>
+        </w:rPr>
         <w:t xml:space="preserve">; </w:t>
       </w:r>
       <w:hyperlink r:id="rId97">
         <w:r>
+          <w:rPr>
+            <w:lang w:val="en_US" w:bidi="en_US"/>
+          </w:rPr>
           <w:rPr>
             <w:color w:val="0000EE"/>
             <w:u w:val="single"/>
@@ -2621,10 +5031,21 @@
         </w:r>
       </w:hyperlink>
       <w:r>
+        <w:rPr>
+          <w:lang w:val="en_US" w:bidi="en_US"/>
+        </w:rPr>
         <w:t>).</w:t>
       </w:r>
-      <w:r/>
-      <w:r/>
+      <w:r>
+        <w:rPr>
+          <w:lang w:val="en_US" w:bidi="en_US"/>
+        </w:rPr>
+      </w:r>
+      <w:r>
+        <w:rPr>
+          <w:lang w:val="en_US" w:bidi="en_US"/>
+        </w:rPr>
+      </w:r>
     </w:p>
     <w:sectPr>
       <w:footnotePr>
@@ -4526,7 +6947,7 @@
     <w:rPrDefault>
       <w:rPr>
         <w:rFonts w:ascii="Times New Roman" w:eastAsia="Times New Roman" w:hAnsi="Times New Roman" w:cs="Times New Roman"/>
-        <w:lang w:val="en-US" w:eastAsia="en-US" w:bidi="ar-SA"/>
+        <w:lang w:val="en_US" w:eastAsia="en-US" w:bidi="ar-SA"/>
       </w:rPr>
     </w:rPrDefault>
     <w:pPrDefault/>

--- a/eng/docx/29.content.docx
+++ b/eng/docx/29.content.docx
@@ -163,13 +163,6 @@
         <w:rPr>
           <w:lang w:val="en_US" w:bidi="en_US"/>
         </w:rPr>
-      </w:r>
-      <w:r>
-        <w:rPr>
-          <w:i/>
-          <w:lang w:val="en_US" w:bidi="en_US"/>
-        </w:rPr>
-        <w:t>Joel 1:1, Joel 1:1–2.17, Joel 1:2, Joel 1:3, Joel 1:4, Joel 1:5, Joel 1:7, Joel 1:8, Joel 1:9, Joel 1:10, Joel 1:12, Joel 1:13–14, Joel 1:15, Joel 1:17, Joel 1:18, Joel 1:19, Joel 1:20, Joel 2:1, Joel 2:1–11, Joel 2:2, Joel 2:3, Joel 2:4–5, Joel 2:6, Joel 2:7–9, Joel 2:10, Joel 2:11, Joel 2:12, Joel 2:12–17, Joel 2:13, Joel 2:14, Joel 2:15, Joel 2:16, Joel 2:17, Joel 2:18, Joel 2:18–27, Joel 2:18–3.21, Joel 2:19–20, Joel 2:21–22, Joel 2:23, Joel 2:25, Joel 2:26–27, Joel 2:28–29, Joel 2:28–32, Joel 2:28–3.21, Joel 2:30–31, Joel 2:32, Joel 3:1–16, Joel 3:2–3, Joel 3:4–6, Joel 3:7–8, Joel 3:9, Joel 3:10, Joel 3:12, Joel 3:13, Joel 3:14, Joel 3:16, Joel 3:17, Joel 3:18, Joel 3:19, Joel 3:20–21</w:t>
       </w:r>
       <w:r>
         <w:rPr>

--- a/eng/docx/29.content.docx
+++ b/eng/docx/29.content.docx
@@ -168,19 +168,6 @@
         <w:rPr>
           <w:lang w:val="en_US" w:bidi="en_US"/>
         </w:rPr>
-      </w:r>
-    </w:p>
-    <w:p>
-      <w:pPr/>
-      <w:r>
-        <w:rPr>
-          <w:lang w:val="en_US" w:bidi="en_US"/>
-        </w:rPr>
-      </w:r>
-      <w:r>
-        <w:rPr>
-          <w:lang w:val="en_US" w:bidi="en_US"/>
-        </w:rPr>
         <w:t xml:space="preserve"> </w:t>
       </w:r>
       <w:r>
@@ -234,23 +221,34 @@
       </w:r>
     </w:p>
     <w:p>
-      <w:pPr/>
-      <w:r>
-        <w:rPr>
-          <w:lang w:val="en_US" w:bidi="en_US"/>
-        </w:rPr>
-      </w:r>
-      <w:r>
-        <w:rPr>
-          <w:lang w:val="en_US" w:bidi="en_US"/>
-        </w:rPr>
-        <w:t xml:space="preserve">TheThe word of the Lord gave this message (literally </w:t>
+      <w:pPr>
+        <w:pStyle w:val="ListBullet"/>
+        <w:spacing w:line="240" w:lineRule="auto"/>
+        <w:ind w:left="720"/>
+      </w:pPr>
+      <w:r>
+        <w:rPr>
+          <w:lang w:val="en_US" w:bidi="en_US"/>
+        </w:rPr>
       </w:r>
       <w:r>
         <w:rPr>
           <w:i/>
           <w:lang w:val="en_US" w:bidi="en_US"/>
         </w:rPr>
+        <w:t xml:space="preserve">This is the word of the LORD </w:t>
+      </w:r>
+      <w:r>
+        <w:rPr>
+          <w:lang w:val="en_US" w:bidi="en_US"/>
+        </w:rPr>
+        <w:t xml:space="preserve">(literally </w:t>
+      </w:r>
+      <w:r>
+        <w:rPr>
+          <w:i/>
+          <w:lang w:val="en_US" w:bidi="en_US"/>
+        </w:rPr>
         <w:t>The word of the</w:t>
       </w:r>
       <w:r>
@@ -270,20 +268,157 @@
         <w:rPr>
           <w:lang w:val="en_US" w:bidi="en_US"/>
         </w:rPr>
-        <w:t>): The Lord, not the human prophet, was the ultimate source of these words. • The name Joel means “the Lord [Yahweh] is God.” Joel’s father, Pethuel</w:t>
+        <w:t xml:space="preserve">): The Lord, not the human prophet, was the true source of these words. </w:t>
+      </w:r>
+    </w:p>
+    <w:p>
+      <w:pPr>
+        <w:pStyle w:val="ListBullet"/>
+        <w:spacing w:line="240" w:lineRule="auto"/>
+        <w:ind w:left="720"/>
+      </w:pPr>
+      <w:r>
+        <w:rPr>
+          <w:lang w:val="en_US" w:bidi="en_US"/>
+        </w:rPr>
+      </w:r>
+      <w:r>
+        <w:rPr>
+          <w:lang w:val="en_US" w:bidi="en_US"/>
+        </w:rPr>
+        <w:t xml:space="preserve"> The name Joel means "the Lord [Yahweh] is God." Joel’s father, Pethuel, is unknown outside of this verse.</w:t>
+      </w:r>
+      <w:r>
+        <w:rPr>
+          <w:lang w:val="en_US" w:bidi="en_US"/>
+        </w:rPr>
+      </w:r>
+      <w:r>
+        <w:rPr>
+          <w:lang w:val="en_US" w:bidi="en_US"/>
+        </w:rPr>
+      </w:r>
+    </w:p>
+    <w:p>
+      <w:pPr/>
+      <w:r>
+        <w:rPr>
+          <w:lang w:val="en_US" w:bidi="en_US"/>
+        </w:rPr>
+      </w:r>
+    </w:p>
+    <w:p>
+      <w:pPr>
+        <w:pStyle w:val="Heading2"/>
+      </w:pPr>
+      <w:r>
+        <w:rPr>
+          <w:lang w:val="en_US" w:bidi="en_US"/>
+        </w:rPr>
+        <w:t>Joel 1:1–2.17</w:t>
+      </w:r>
+      <w:r>
+        <w:rPr>
+          <w:lang w:val="en_US" w:bidi="en_US"/>
+        </w:rPr>
+      </w:r>
+    </w:p>
+    <w:p>
+      <w:pPr/>
+      <w:r>
+        <w:rPr>
+          <w:lang w:val="en_US" w:bidi="en_US"/>
+        </w:rPr>
+      </w:r>
+      <w:r>
+        <w:rPr>
+          <w:lang w:val="en_US" w:bidi="en_US"/>
+        </w:rPr>
+        <w:t>The prophet Joel describes a severe locust plague that struck Judah and Jerusalem.</w:t>
+      </w:r>
+      <w:r>
+        <w:rPr>
+          <w:lang w:val="en_US" w:bidi="en_US"/>
+        </w:rPr>
+      </w:r>
+      <w:r>
+        <w:rPr>
+          <w:lang w:val="en_US" w:bidi="en_US"/>
+        </w:rPr>
+      </w:r>
+    </w:p>
+    <w:p>
+      <w:pPr/>
+      <w:r>
+        <w:rPr>
+          <w:lang w:val="en_US" w:bidi="en_US"/>
+        </w:rPr>
+      </w:r>
+    </w:p>
+    <w:p>
+      <w:pPr>
+        <w:pStyle w:val="Heading2"/>
+      </w:pPr>
+      <w:r>
+        <w:rPr>
+          <w:lang w:val="en_US" w:bidi="en_US"/>
+        </w:rPr>
+        <w:t>Joel 1:2</w:t>
+      </w:r>
+      <w:r>
+        <w:rPr>
+          <w:lang w:val="en_US" w:bidi="en_US"/>
+        </w:rPr>
+      </w:r>
+    </w:p>
+    <w:p>
+      <w:pPr>
+        <w:pStyle w:val="ListBullet"/>
+        <w:spacing w:line="240" w:lineRule="auto"/>
+        <w:ind w:left="720"/>
+      </w:pPr>
+      <w:r>
+        <w:rPr>
+          <w:lang w:val="en_US" w:bidi="en_US"/>
+        </w:rPr>
       </w:r>
       <w:r>
         <w:rPr>
           <w:i/>
           <w:lang w:val="en_US" w:bidi="en_US"/>
         </w:rPr>
-        <w:t>,</w:t>
-      </w:r>
-      <w:r>
-        <w:rPr>
-          <w:lang w:val="en_US" w:bidi="en_US"/>
-        </w:rPr>
-        <w:t xml:space="preserve"> is unknown apart from this verse.</w:t>
+        <w:t>Hear this</w:t>
+      </w:r>
+      <w:r>
+        <w:rPr>
+          <w:lang w:val="en_US" w:bidi="en_US"/>
+        </w:rPr>
+        <w:t xml:space="preserve">: Joel called the people to pay close attention to the prophecy. </w:t>
+      </w:r>
+    </w:p>
+    <w:p>
+      <w:pPr>
+        <w:pStyle w:val="ListBullet"/>
+        <w:spacing w:line="240" w:lineRule="auto"/>
+        <w:ind w:left="720"/>
+      </w:pPr>
+      <w:r>
+        <w:rPr>
+          <w:lang w:val="en_US" w:bidi="en_US"/>
+        </w:rPr>
+      </w:r>
+      <w:r>
+        <w:rPr>
+          <w:i/>
+          <w:lang w:val="en_US" w:bidi="en_US"/>
+        </w:rPr>
+        <w:t>elders</w:t>
+      </w:r>
+      <w:r>
+        <w:rPr>
+          <w:lang w:val="en_US" w:bidi="en_US"/>
+        </w:rPr>
+        <w:t>: The prophet asked the community elders if anything like this had happened before. It had not. This disaster was unique in the history of God's people.</w:t>
       </w:r>
       <w:r>
         <w:rPr>
@@ -312,115 +447,6 @@
         <w:rPr>
           <w:lang w:val="en_US" w:bidi="en_US"/>
         </w:rPr>
-        <w:t>Joel 1:1–2.17</w:t>
-      </w:r>
-      <w:r>
-        <w:rPr>
-          <w:lang w:val="en_US" w:bidi="en_US"/>
-        </w:rPr>
-      </w:r>
-    </w:p>
-    <w:p>
-      <w:pPr/>
-      <w:r>
-        <w:rPr>
-          <w:lang w:val="en_US" w:bidi="en_US"/>
-        </w:rPr>
-      </w:r>
-      <w:r>
-        <w:rPr>
-          <w:lang w:val="en_US" w:bidi="en_US"/>
-        </w:rPr>
-        <w:t>Joel describes the devastating locust plague that afflicted Judah and Jerusalem.</w:t>
-      </w:r>
-      <w:r>
-        <w:rPr>
-          <w:lang w:val="en_US" w:bidi="en_US"/>
-        </w:rPr>
-      </w:r>
-      <w:r>
-        <w:rPr>
-          <w:lang w:val="en_US" w:bidi="en_US"/>
-        </w:rPr>
-      </w:r>
-    </w:p>
-    <w:p>
-      <w:pPr/>
-      <w:r>
-        <w:rPr>
-          <w:lang w:val="en_US" w:bidi="en_US"/>
-        </w:rPr>
-      </w:r>
-    </w:p>
-    <w:p>
-      <w:pPr>
-        <w:pStyle w:val="Heading2"/>
-      </w:pPr>
-      <w:r>
-        <w:rPr>
-          <w:lang w:val="en_US" w:bidi="en_US"/>
-        </w:rPr>
-        <w:t>Joel 1:2</w:t>
-      </w:r>
-      <w:r>
-        <w:rPr>
-          <w:lang w:val="en_US" w:bidi="en_US"/>
-        </w:rPr>
-      </w:r>
-    </w:p>
-    <w:p>
-      <w:pPr/>
-      <w:r>
-        <w:rPr>
-          <w:lang w:val="en_US" w:bidi="en_US"/>
-        </w:rPr>
-      </w:r>
-      <w:r>
-        <w:rPr>
-          <w:lang w:val="en_US" w:bidi="en_US"/>
-        </w:rPr>
-        <w:t xml:space="preserve">Hear this: Joel summoned the inhabitants of the land to pay close attention to the prophetic word. • Leaders (literally </w:t>
-      </w:r>
-      <w:r>
-        <w:rPr>
-          <w:i/>
-          <w:lang w:val="en_US" w:bidi="en_US"/>
-        </w:rPr>
-        <w:t>elders</w:t>
-      </w:r>
-      <w:r>
-        <w:rPr>
-          <w:lang w:val="en_US" w:bidi="en_US"/>
-        </w:rPr>
-        <w:t>): The prophet asked the community elders, has anything like this happened before? It hadn’t—this disaster was unique in the history of God’s people.</w:t>
-      </w:r>
-      <w:r>
-        <w:rPr>
-          <w:lang w:val="en_US" w:bidi="en_US"/>
-        </w:rPr>
-      </w:r>
-      <w:r>
-        <w:rPr>
-          <w:lang w:val="en_US" w:bidi="en_US"/>
-        </w:rPr>
-      </w:r>
-    </w:p>
-    <w:p>
-      <w:pPr/>
-      <w:r>
-        <w:rPr>
-          <w:lang w:val="en_US" w:bidi="en_US"/>
-        </w:rPr>
-      </w:r>
-    </w:p>
-    <w:p>
-      <w:pPr>
-        <w:pStyle w:val="Heading2"/>
-      </w:pPr>
-      <w:r>
-        <w:rPr>
-          <w:lang w:val="en_US" w:bidi="en_US"/>
-        </w:rPr>
         <w:t>Joel 1:3</w:t>
       </w:r>
       <w:r>
@@ -440,7 +466,7 @@
         <w:rPr>
           <w:lang w:val="en_US" w:bidi="en_US"/>
         </w:rPr>
-        <w:t xml:space="preserve">God’s people would tell future generations about what was taking place so that their descendants would benefit from the lessons they had learned (cp. </w:t>
+        <w:t xml:space="preserve">God's people would share their experiences with future generations. This way, their descendants could learn from the lessons they had gained (compare </w:t>
       </w:r>
       <w:hyperlink r:id="rId13">
         <w:r>
@@ -451,7 +477,7 @@
             <w:color w:val="0000EE"/>
             <w:u w:val="single"/>
           </w:rPr>
-          <w:t>Deut 4:9</w:t>
+          <w:t>Deuteronomy 4:9</w:t>
         </w:r>
       </w:hyperlink>
       <w:r>
@@ -524,7 +550,7 @@
         <w:rPr>
           <w:lang w:val="en_US" w:bidi="en_US"/>
         </w:rPr>
-        <w:t xml:space="preserve">The disaster that had befallen Judah was a catastrophic plague of locusts. Some commentators have understood the four kinds of </w:t>
+        <w:t xml:space="preserve">Judah faced a terrible locust plague. Some experts think the four types of </w:t>
       </w:r>
       <w:r>
         <w:rPr>
@@ -537,7 +563,7 @@
         <w:rPr>
           <w:lang w:val="en_US" w:bidi="en_US"/>
         </w:rPr>
-        <w:t xml:space="preserve"> mentioned here to represent four ancient empires that conquered Israel. Others have suggested that the words indicate four stages in the development of locusts. Most likely, the prophet was using multiple terms to emphasize the extent of the destruction wrought by wave after wave of the voracious insects.</w:t>
+        <w:t xml:space="preserve"> symbolize four ancient empires that conquered Israel. Others believe the words describe four stages of locust growth. The prophet probably used different terms to highlight the massive destruction caused by the relentless insects.</w:t>
       </w:r>
       <w:r>
         <w:rPr>
@@ -583,9 +609,16 @@
       </w:r>
       <w:r>
         <w:rPr>
-          <w:lang w:val="en_US" w:bidi="en_US"/>
-        </w:rPr>
-        <w:t>Wake up . . . Wail: The prophet sought to arouse the people and alert them to the gravity of the locust plague.</w:t>
+          <w:i/>
+          <w:lang w:val="en_US" w:bidi="en_US"/>
+        </w:rPr>
+        <w:t>Wake up … wail</w:t>
+      </w:r>
+      <w:r>
+        <w:rPr>
+          <w:lang w:val="en_US" w:bidi="en_US"/>
+        </w:rPr>
+        <w:t>: The prophet wanted to alert the people to the seriousness of the locust plague.</w:t>
       </w:r>
       <w:r>
         <w:rPr>
@@ -633,7 +666,7 @@
         <w:rPr>
           <w:lang w:val="en_US" w:bidi="en_US"/>
         </w:rPr>
-        <w:t>The destructive power of locusts is well documented in both ancient and modern times. The insatiable insects consume annual crops such as grains and vegetables, and they destroy perennial fruit-bearing trees and vines, leaving the branches white and bare.</w:t>
+        <w:t>The destructive power of locusts is well known in both ancient and modern times. These hungry insects feed on crops such as grains and vegetables. They also destroy fruit trees and vines, leaving the branches white and bare.</w:t>
       </w:r>
       <w:r>
         <w:rPr>
@@ -679,22 +712,16 @@
       </w:r>
       <w:r>
         <w:rPr>
-          <w:lang w:val="en_US" w:bidi="en_US"/>
-        </w:rPr>
-        <w:t xml:space="preserve">Weep like a bride (literally </w:t>
-      </w:r>
-      <w:r>
-        <w:rPr>
           <w:i/>
           <w:lang w:val="en_US" w:bidi="en_US"/>
         </w:rPr>
-        <w:t>a virgin</w:t>
-      </w:r>
-      <w:r>
-        <w:rPr>
-          <w:lang w:val="en_US" w:bidi="en_US"/>
-        </w:rPr>
-        <w:t>): Judah is compared to a young betrothed woman whose marriage is never consummated due to the death of her husband.</w:t>
+        <w:t>Wail like a virgin</w:t>
+      </w:r>
+      <w:r>
+        <w:rPr>
+          <w:lang w:val="en_US" w:bidi="en_US"/>
+        </w:rPr>
+        <w:t>: Judah is like a young engaged woman whose marriage never happens because her husband dies.</w:t>
       </w:r>
       <w:r>
         <w:rPr>
@@ -742,7 +769,7 @@
         <w:rPr>
           <w:lang w:val="en_US" w:bidi="en_US"/>
         </w:rPr>
-        <w:t xml:space="preserve">The locust plague threatened the people of Judah with starvation and brought the regular daily animal sacrifices and offerings of grain and wine at the Temple in Jerusalem to a halt (cp. </w:t>
+        <w:t xml:space="preserve">The locust plague threatened the people of Judah with starvation. It stopped the daily animal sacrifices and grain and wine offerings at the temple in Jerusalem (compare </w:t>
       </w:r>
       <w:hyperlink r:id="rId15">
         <w:r>
@@ -753,7 +780,7 @@
             <w:color w:val="0000EE"/>
             <w:u w:val="single"/>
           </w:rPr>
-          <w:t>Exod 29:38–41</w:t>
+          <w:t>Exodus 29:38–41</w:t>
         </w:r>
       </w:hyperlink>
       <w:r>
@@ -771,7 +798,7 @@
             <w:color w:val="0000EE"/>
             <w:u w:val="single"/>
           </w:rPr>
-          <w:t>Num 28:2–8</w:t>
+          <w:t>Numbers 28:2–8</w:t>
         </w:r>
       </w:hyperlink>
       <w:r>
@@ -826,7 +853,61 @@
         <w:rPr>
           <w:lang w:val="en_US" w:bidi="en_US"/>
         </w:rPr>
-        <w:t>The locusts destroyed the three essential staple crops of ancient Israel: grain … grapes and olive oil.</w:t>
+        <w:t xml:space="preserve">The locusts destroyed the three main staple crops of ancient Israel: </w:t>
+      </w:r>
+    </w:p>
+    <w:p>
+      <w:pPr>
+        <w:pStyle w:val="ListBullet"/>
+        <w:spacing w:line="240" w:lineRule="auto"/>
+        <w:ind w:left="720"/>
+      </w:pPr>
+      <w:r>
+        <w:rPr>
+          <w:lang w:val="en_US" w:bidi="en_US"/>
+        </w:rPr>
+      </w:r>
+      <w:r>
+        <w:rPr>
+          <w:lang w:val="en_US" w:bidi="en_US"/>
+        </w:rPr>
+        <w:t>grain</w:t>
+      </w:r>
+    </w:p>
+    <w:p>
+      <w:pPr>
+        <w:pStyle w:val="ListBullet"/>
+        <w:spacing w:line="240" w:lineRule="auto"/>
+        <w:ind w:left="720"/>
+      </w:pPr>
+      <w:r>
+        <w:rPr>
+          <w:lang w:val="en_US" w:bidi="en_US"/>
+        </w:rPr>
+      </w:r>
+      <w:r>
+        <w:rPr>
+          <w:lang w:val="en_US" w:bidi="en_US"/>
+        </w:rPr>
+        <w:t>grapes</w:t>
+      </w:r>
+    </w:p>
+    <w:p>
+      <w:pPr>
+        <w:pStyle w:val="ListBullet"/>
+        <w:spacing w:line="240" w:lineRule="auto"/>
+        <w:ind w:left="720"/>
+      </w:pPr>
+      <w:r>
+        <w:rPr>
+          <w:lang w:val="en_US" w:bidi="en_US"/>
+        </w:rPr>
+      </w:r>
+      <w:r>
+        <w:rPr>
+          <w:lang w:val="en_US" w:bidi="en_US"/>
+        </w:rPr>
+        <w:t>olive oil</w:t>
       </w:r>
       <w:r>
         <w:rPr>
@@ -874,7 +955,7 @@
         <w:rPr>
           <w:lang w:val="en_US" w:bidi="en_US"/>
         </w:rPr>
-        <w:t xml:space="preserve">Drought had intensified the devastation of the locust plague; everything had withered and dried up (see also </w:t>
+        <w:t xml:space="preserve">The drought made the locust plague worse. Everything withered and dried up (see also </w:t>
       </w:r>
       <w:hyperlink r:id="rId17">
         <w:r>
@@ -885,14 +966,14 @@
             <w:color w:val="0000EE"/>
             <w:u w:val="single"/>
           </w:rPr>
-          <w:t>1:19–20</w:t>
+          <w:t>Joel 1:19–20</w:t>
         </w:r>
       </w:hyperlink>
       <w:r>
         <w:rPr>
           <w:lang w:val="en_US" w:bidi="en_US"/>
         </w:rPr>
-        <w:t>). Spiritually, the people’s joy had dried up along with the fruit trees.</w:t>
+        <w:t>). Spiritually, the people's joy vanished with the fruit trees.</w:t>
       </w:r>
       <w:r>
         <w:rPr>
@@ -940,7 +1021,7 @@
         <w:rPr>
           <w:lang w:val="en_US" w:bidi="en_US"/>
         </w:rPr>
-        <w:t xml:space="preserve">The priests were to lead all the people in public rites of mourning at the Temple. Their outward actions must be matched by authentic inward change (see </w:t>
+        <w:t xml:space="preserve">The priests were to guide everyone in public mourning ceremonies at the temple. Their actions should show genuine inner change (see </w:t>
       </w:r>
       <w:hyperlink r:id="rId18">
         <w:r>
@@ -951,7 +1032,7 @@
             <w:color w:val="0000EE"/>
             <w:u w:val="single"/>
           </w:rPr>
-          <w:t>2:13</w:t>
+          <w:t>Joel 2:13</w:t>
         </w:r>
       </w:hyperlink>
       <w:r>
@@ -996,17 +1077,21 @@
       </w:r>
     </w:p>
     <w:p>
-      <w:pPr/>
-      <w:r>
-        <w:rPr>
-          <w:lang w:val="en_US" w:bidi="en_US"/>
-        </w:rPr>
-      </w:r>
-      <w:r>
-        <w:rPr>
-          <w:lang w:val="en_US" w:bidi="en_US"/>
-        </w:rPr>
-        <w:t>The locust plague was not simply a natural event, but a sign that the day of the Lord was near. Beginning with Amos in the 700s BC (</w:t>
+      <w:pPr>
+        <w:pStyle w:val="ListBullet"/>
+        <w:spacing w:line="240" w:lineRule="auto"/>
+        <w:ind w:left="720"/>
+      </w:pPr>
+      <w:r>
+        <w:rPr>
+          <w:lang w:val="en_US" w:bidi="en_US"/>
+        </w:rPr>
+      </w:r>
+      <w:r>
+        <w:rPr>
+          <w:lang w:val="en_US" w:bidi="en_US"/>
+        </w:rPr>
+        <w:t>The locust plague was not just a natural event. It was a sign that the Day of the LORD was near. Starting with Amos in the 700s BC (</w:t>
       </w:r>
       <w:hyperlink r:id="rId19">
         <w:r>
@@ -1024,33 +1109,84 @@
         <w:rPr>
           <w:lang w:val="en_US" w:bidi="en_US"/>
         </w:rPr>
-        <w:t xml:space="preserve">), the prophets had spoken of a future time when God would intervene in human history to judge the wicked and vindicate the righteous. • destruction . . . from the Almighty: The Hebrew text highlights the similar sounds of the word </w:t>
+        <w:t xml:space="preserve">), prophets spoke of a future time when God would step into human history to judge the wicked and support the righteous. </w:t>
+      </w:r>
+    </w:p>
+    <w:p>
+      <w:pPr>
+        <w:pStyle w:val="ListBullet"/>
+        <w:spacing w:line="240" w:lineRule="auto"/>
+        <w:ind w:left="720"/>
+      </w:pPr>
+      <w:r>
+        <w:rPr>
+          <w:lang w:val="en_US" w:bidi="en_US"/>
+        </w:rPr>
       </w:r>
       <w:r>
         <w:rPr>
           <w:i/>
           <w:lang w:val="en_US" w:bidi="en_US"/>
         </w:rPr>
+        <w:t>destruction from the Almighty</w:t>
+      </w:r>
+      <w:r>
+        <w:rPr>
+          <w:lang w:val="en_US" w:bidi="en_US"/>
+        </w:rPr>
+        <w:t xml:space="preserve">: The Hebrew text emphasizes the similar sounds of the word </w:t>
+      </w:r>
+      <w:r>
+        <w:rPr>
+          <w:i/>
+          <w:lang w:val="en_US" w:bidi="en_US"/>
+        </w:rPr>
         <w:t>destruction</w:t>
       </w:r>
       <w:r>
         <w:rPr>
           <w:lang w:val="en_US" w:bidi="en_US"/>
         </w:rPr>
-        <w:t xml:space="preserve"> (shod) and the title </w:t>
+        <w:t xml:space="preserve"> (</w:t>
       </w:r>
       <w:r>
         <w:rPr>
           <w:i/>
           <w:lang w:val="en_US" w:bidi="en_US"/>
         </w:rPr>
+        <w:t>shod</w:t>
+      </w:r>
+      <w:r>
+        <w:rPr>
+          <w:lang w:val="en_US" w:bidi="en_US"/>
+        </w:rPr>
+        <w:t xml:space="preserve">) and the title </w:t>
+      </w:r>
+      <w:r>
+        <w:rPr>
+          <w:i/>
+          <w:lang w:val="en_US" w:bidi="en_US"/>
+        </w:rPr>
         <w:t>the Almighty</w:t>
       </w:r>
       <w:r>
         <w:rPr>
           <w:lang w:val="en_US" w:bidi="en_US"/>
         </w:rPr>
-        <w:t xml:space="preserve"> (shadday).</w:t>
+        <w:t xml:space="preserve"> (</w:t>
+      </w:r>
+      <w:r>
+        <w:rPr>
+          <w:i/>
+          <w:lang w:val="en_US" w:bidi="en_US"/>
+        </w:rPr>
+        <w:t>shadday</w:t>
+      </w:r>
+      <w:r>
+        <w:rPr>
+          <w:lang w:val="en_US" w:bidi="en_US"/>
+        </w:rPr>
+        <w:t>).</w:t>
       </w:r>
       <w:r>
         <w:rPr>
@@ -1098,7 +1234,7 @@
         <w:rPr>
           <w:lang w:val="en_US" w:bidi="en_US"/>
         </w:rPr>
-        <w:t>Plague and drought had so reduced the food supply that the barns stood empty.</w:t>
+        <w:t>Plague and drought destroyed the food supply, leaving the barns with no stored grain.</w:t>
       </w:r>
       <w:r>
         <w:rPr>
@@ -1146,94 +1282,62 @@
         <w:rPr>
           <w:lang w:val="en_US" w:bidi="en_US"/>
         </w:rPr>
-        <w:t>The inhabitants of Judah were hard pressed by the famine; even sheep and goats</w:t>
+        <w:t>The people of Judah struggled because of the famine. Even sheep and goats, which can survive on little food, cried out because they had nothing to eat.</w:t>
+      </w:r>
+      <w:r>
+        <w:rPr>
+          <w:lang w:val="en_US" w:bidi="en_US"/>
+        </w:rPr>
+      </w:r>
+      <w:r>
+        <w:rPr>
+          <w:lang w:val="en_US" w:bidi="en_US"/>
+        </w:rPr>
+      </w:r>
+    </w:p>
+    <w:p>
+      <w:pPr/>
+      <w:r>
+        <w:rPr>
+          <w:lang w:val="en_US" w:bidi="en_US"/>
+        </w:rPr>
+      </w:r>
+    </w:p>
+    <w:p>
+      <w:pPr>
+        <w:pStyle w:val="Heading2"/>
+      </w:pPr>
+      <w:r>
+        <w:rPr>
+          <w:lang w:val="en_US" w:bidi="en_US"/>
+        </w:rPr>
+        <w:t>Joel 1:19</w:t>
+      </w:r>
+      <w:r>
+        <w:rPr>
+          <w:lang w:val="en_US" w:bidi="en_US"/>
+        </w:rPr>
+      </w:r>
+    </w:p>
+    <w:p>
+      <w:pPr/>
+      <w:r>
+        <w:rPr>
+          <w:lang w:val="en_US" w:bidi="en_US"/>
+        </w:rPr>
       </w:r>
       <w:r>
         <w:rPr>
           <w:i/>
           <w:lang w:val="en_US" w:bidi="en_US"/>
         </w:rPr>
-        <w:t>,</w:t>
-      </w:r>
-      <w:r>
-        <w:rPr>
-          <w:lang w:val="en_US" w:bidi="en_US"/>
-        </w:rPr>
-        <w:t xml:space="preserve"> animals that can live on very meager forage, bleat in misery for lack of food.</w:t>
-      </w:r>
-      <w:r>
-        <w:rPr>
-          <w:lang w:val="en_US" w:bidi="en_US"/>
-        </w:rPr>
-      </w:r>
-      <w:r>
-        <w:rPr>
-          <w:lang w:val="en_US" w:bidi="en_US"/>
-        </w:rPr>
-      </w:r>
-    </w:p>
-    <w:p>
-      <w:pPr/>
-      <w:r>
-        <w:rPr>
-          <w:lang w:val="en_US" w:bidi="en_US"/>
-        </w:rPr>
-      </w:r>
-    </w:p>
-    <w:p>
-      <w:pPr>
-        <w:pStyle w:val="Heading2"/>
-      </w:pPr>
-      <w:r>
-        <w:rPr>
-          <w:lang w:val="en_US" w:bidi="en_US"/>
-        </w:rPr>
-        <w:t>Joel 1:19</w:t>
-      </w:r>
-      <w:r>
-        <w:rPr>
-          <w:lang w:val="en_US" w:bidi="en_US"/>
-        </w:rPr>
-      </w:r>
-    </w:p>
-    <w:p>
-      <w:pPr/>
-      <w:r>
-        <w:rPr>
-          <w:lang w:val="en_US" w:bidi="en_US"/>
-        </w:rPr>
-      </w:r>
-      <w:r>
-        <w:rPr>
-          <w:lang w:val="en_US" w:bidi="en_US"/>
-        </w:rPr>
-        <w:t xml:space="preserve">Lord, help us! (literally </w:t>
-      </w:r>
-      <w:r>
-        <w:rPr>
-          <w:i/>
-          <w:lang w:val="en_US" w:bidi="en_US"/>
-        </w:rPr>
-        <w:t>to you,</w:t>
-      </w:r>
-      <w:r>
-        <w:rPr>
-          <w:lang w:val="en_US" w:bidi="en_US"/>
-        </w:rPr>
-        <w:t xml:space="preserve"> Lord</w:t>
-      </w:r>
-      <w:r>
-        <w:rPr>
-          <w:i/>
-          <w:lang w:val="en_US" w:bidi="en_US"/>
-        </w:rPr>
-        <w:t>, I cry</w:t>
-      </w:r>
-      <w:r>
-        <w:rPr>
-          <w:lang w:val="en_US" w:bidi="en_US"/>
-        </w:rPr>
-        <w:t>): Joel responded to the plague with an earnest prayer. The people’s only recourse was to turn to the sovereign Lord of heaven and earth and appeal to his goodness; he alone could reverse their desperate situation.</w:t>
+        <w:t>To You, O LORD, I call</w:t>
+      </w:r>
+      <w:r>
+        <w:rPr>
+          <w:lang w:val="en_US" w:bidi="en_US"/>
+        </w:rPr>
+        <w:t>: Joel responded to the plague with a sincere prayer. The people could only turn to the sovereign Lord of heaven and earth and ask for his goodness. He alone could change their desperate situation.</w:t>
       </w:r>
       <w:r>
         <w:rPr>
@@ -1292,7 +1396,7 @@
             <w:color w:val="0000EE"/>
             <w:u w:val="single"/>
           </w:rPr>
-          <w:t>Gen 3:17–18</w:t>
+          <w:t>Genesis 3:17–18</w:t>
         </w:r>
       </w:hyperlink>
       <w:r>
@@ -1328,14 +1432,14 @@
             <w:color w:val="0000EE"/>
             <w:u w:val="single"/>
           </w:rPr>
-          <w:t>Rom 8:20–21</w:t>
+          <w:t>Romans 8:20–21</w:t>
         </w:r>
       </w:hyperlink>
       <w:r>
         <w:rPr>
           <w:lang w:val="en_US" w:bidi="en_US"/>
         </w:rPr>
-        <w:t xml:space="preserve">)—even the wild animals cry out to God. The Hebrew word translated “cry out” is the same word used in </w:t>
+        <w:t xml:space="preserve">). Even wild animals cry out to God. The Hebrew word translated "pant” is the same as in </w:t>
       </w:r>
       <w:hyperlink r:id="rId23">
         <w:r>
@@ -1346,14 +1450,14 @@
             <w:color w:val="0000EE"/>
             <w:u w:val="single"/>
           </w:rPr>
-          <w:t>Ps 42:1</w:t>
+          <w:t>Psalm 42:1</w:t>
         </w:r>
       </w:hyperlink>
       <w:r>
         <w:rPr>
           <w:lang w:val="en_US" w:bidi="en_US"/>
         </w:rPr>
-        <w:t xml:space="preserve"> of the deer that “longs” for streams of water. The beasts, urgently requiring their food and drink, set an example of how the people of Judah and Jerusalem should seek their Lord (cp. </w:t>
+        <w:t xml:space="preserve">, where the deer “pants” for water. The animals, needing food and drink, show how the people of Judah and Jerusalem should seek their Lord (see </w:t>
       </w:r>
       <w:hyperlink r:id="rId24">
         <w:r>
@@ -1364,7 +1468,7 @@
             <w:color w:val="0000EE"/>
             <w:u w:val="single"/>
           </w:rPr>
-          <w:t>Isa 1:3</w:t>
+          <w:t>Isaiah 1:3</w:t>
         </w:r>
       </w:hyperlink>
       <w:r>
@@ -1419,7 +1523,7 @@
         <w:rPr>
           <w:lang w:val="en_US" w:bidi="en_US"/>
         </w:rPr>
-        <w:t xml:space="preserve">When an ancient city was attacked, the watchmen on the city wall would raise the alarm by blowing the trumpet, a ram’s horn instrument called a shofar (see also </w:t>
+        <w:t xml:space="preserve">When attackers threatened an ancient city, the watchmen on the city wall would sound the alarm by blowing a trumpet. This trumpet was a ram’s horn instrument called a shofar (see also </w:t>
       </w:r>
       <w:hyperlink r:id="rId25">
         <w:r>
@@ -1430,14 +1534,14 @@
             <w:color w:val="0000EE"/>
             <w:u w:val="single"/>
           </w:rPr>
-          <w:t>2:15</w:t>
+          <w:t>Joel 2:15</w:t>
         </w:r>
       </w:hyperlink>
       <w:r>
         <w:rPr>
           <w:lang w:val="en_US" w:bidi="en_US"/>
         </w:rPr>
-        <w:t>), to call all the defenders to repel the enemy.</w:t>
+        <w:t>). The sound called all the defenders to fight the enemy.</w:t>
       </w:r>
       <w:r>
         <w:rPr>
@@ -1485,7 +1589,7 @@
         <w:rPr>
           <w:lang w:val="en_US" w:bidi="en_US"/>
         </w:rPr>
-        <w:t xml:space="preserve">Some regard this section as a second account of the locust plague described in ch </w:t>
+        <w:t xml:space="preserve">Some scholars understand this section as a second description of the locust plague in </w:t>
       </w:r>
       <w:hyperlink r:id="rId26">
         <w:r>
@@ -1496,14 +1600,14 @@
             <w:color w:val="0000EE"/>
             <w:u w:val="single"/>
           </w:rPr>
-          <w:t>1</w:t>
+          <w:t>chapter 1</w:t>
         </w:r>
       </w:hyperlink>
       <w:r>
         <w:rPr>
           <w:lang w:val="en_US" w:bidi="en_US"/>
         </w:rPr>
-        <w:t xml:space="preserve">, but in ch </w:t>
+        <w:t xml:space="preserve">. But in </w:t>
       </w:r>
       <w:hyperlink r:id="rId26">
         <w:r>
@@ -1514,27 +1618,42 @@
             <w:color w:val="0000EE"/>
             <w:u w:val="single"/>
           </w:rPr>
-          <w:t>1</w:t>
+          <w:t>chapter 1</w:t>
         </w:r>
       </w:hyperlink>
       <w:r>
         <w:rPr>
           <w:lang w:val="en_US" w:bidi="en_US"/>
         </w:rPr>
-        <w:t>, the plague is in the past, whereas in this section, the verb tenses seem to depict it as a future event. Thus, others see it as a warning of yet another locust plague. Still other commentators have understood this passage as an apocalyptic description of the coming day of the Lord</w:t>
-      </w:r>
-      <w:r>
-        <w:rPr>
-          <w:i/>
-          <w:lang w:val="en_US" w:bidi="en_US"/>
-        </w:rPr>
-        <w:t>,</w:t>
-      </w:r>
-      <w:r>
-        <w:rPr>
-          <w:lang w:val="en_US" w:bidi="en_US"/>
-        </w:rPr>
-        <w:t xml:space="preserve"> using the language of a locust plague to describe an invading human army.</w:t>
+        <w:t>, the plague is described as a past event. In this section, the verb tenses seem to describe a future event.</w:t>
+      </w:r>
+    </w:p>
+    <w:p>
+      <w:pPr/>
+      <w:r>
+        <w:rPr>
+          <w:lang w:val="en_US" w:bidi="en_US"/>
+        </w:rPr>
+      </w:r>
+      <w:r>
+        <w:rPr>
+          <w:lang w:val="en_US" w:bidi="en_US"/>
+        </w:rPr>
+        <w:t>For this reason, other scholars understand the passage as a warning of another locust plague that has not yet happened.</w:t>
+      </w:r>
+    </w:p>
+    <w:p>
+      <w:pPr/>
+      <w:r>
+        <w:rPr>
+          <w:lang w:val="en_US" w:bidi="en_US"/>
+        </w:rPr>
+      </w:r>
+      <w:r>
+        <w:rPr>
+          <w:lang w:val="en_US" w:bidi="en_US"/>
+        </w:rPr>
+        <w:t>Still other commentators understand this passage as apocalyptic language (symbolic language about God’s future judgment). In this view, the writer uses the imagery of a locust plague to describe an invading human army on the coming day of the Lord.</w:t>
       </w:r>
       <w:r>
         <w:rPr>
@@ -1582,7 +1701,7 @@
         <w:rPr>
           <w:lang w:val="en_US" w:bidi="en_US"/>
         </w:rPr>
-        <w:t>Some religious leaders had taught the people of Jerusalem and Judah that the day of the Lord would be a time of blessing for God’s people. Echoing the prophet Zephaniah (</w:t>
+        <w:t>Some religious leaders taught the people of Jerusalem and Judah that the Day of the LORD would bring blessings for God's people. Echoing the prophet Zephaniah (</w:t>
       </w:r>
       <w:hyperlink r:id="rId27">
         <w:r>
@@ -1593,14 +1712,14 @@
             <w:color w:val="0000EE"/>
             <w:u w:val="single"/>
           </w:rPr>
-          <w:t>Zeph 1:15</w:t>
+          <w:t>Zephaniah 1:15</w:t>
         </w:r>
       </w:hyperlink>
       <w:r>
         <w:rPr>
           <w:lang w:val="en_US" w:bidi="en_US"/>
         </w:rPr>
-        <w:t xml:space="preserve">), Joel proclaimed that it would instead be a day of darkness and gloom (see also </w:t>
+        <w:t xml:space="preserve">), Joel declared that it would actually be a day of darkness and gloom (see also </w:t>
       </w:r>
       <w:hyperlink r:id="rId28">
         <w:r>
@@ -1666,20 +1785,7 @@
         <w:rPr>
           <w:lang w:val="en_US" w:bidi="en_US"/>
         </w:rPr>
-        <w:t>The destruction wrought by the invading army would be like a raging wildfire. Before the attack, the land looked like the Garden of Eden</w:t>
-      </w:r>
-      <w:r>
-        <w:rPr>
-          <w:i/>
-          <w:lang w:val="en_US" w:bidi="en_US"/>
-        </w:rPr>
-        <w:t>,</w:t>
-      </w:r>
-      <w:r>
-        <w:rPr>
-          <w:lang w:val="en_US" w:bidi="en_US"/>
-        </w:rPr>
-        <w:t xml:space="preserve"> but afterwards, it would be nothing but desolation (a reversal of </w:t>
+        <w:t xml:space="preserve">The destruction caused by the invading army would be like a fire that spreads quickly and destroys everything in its path. Before the attack, the land looked like the garden of Eden. After the attack, the land would be empty and ruined. This image reverses the hope described in </w:t>
       </w:r>
       <w:hyperlink r:id="rId29">
         <w:r>
@@ -1690,7 +1796,7 @@
             <w:color w:val="0000EE"/>
             <w:u w:val="single"/>
           </w:rPr>
-          <w:t>Isa 51:3</w:t>
+          <w:t>Isaiah 51:3</w:t>
         </w:r>
       </w:hyperlink>
       <w:r>
@@ -1708,14 +1814,14 @@
             <w:color w:val="0000EE"/>
             <w:u w:val="single"/>
           </w:rPr>
-          <w:t>Ezek 36:35</w:t>
+          <w:t>Ezekiel 36:35</w:t>
         </w:r>
       </w:hyperlink>
       <w:r>
         <w:rPr>
           <w:lang w:val="en_US" w:bidi="en_US"/>
         </w:rPr>
-        <w:t>).</w:t>
+        <w:t>.</w:t>
       </w:r>
       <w:r>
         <w:rPr>
@@ -1753,17 +1859,28 @@
       </w:r>
     </w:p>
     <w:p>
-      <w:pPr/>
-      <w:r>
-        <w:rPr>
-          <w:lang w:val="en_US" w:bidi="en_US"/>
-        </w:rPr>
-      </w:r>
-      <w:r>
-        <w:rPr>
-          <w:lang w:val="en_US" w:bidi="en_US"/>
-        </w:rPr>
-        <w:t xml:space="preserve">They look like horses: The resemblance between locusts and horses (see also </w:t>
+      <w:pPr>
+        <w:pStyle w:val="ListBullet"/>
+        <w:spacing w:line="240" w:lineRule="auto"/>
+        <w:ind w:left="720"/>
+      </w:pPr>
+      <w:r>
+        <w:rPr>
+          <w:lang w:val="en_US" w:bidi="en_US"/>
+        </w:rPr>
+      </w:r>
+      <w:r>
+        <w:rPr>
+          <w:i/>
+          <w:lang w:val="en_US" w:bidi="en_US"/>
+        </w:rPr>
+        <w:t>Their appearance is like that of horses</w:t>
+      </w:r>
+      <w:r>
+        <w:rPr>
+          <w:lang w:val="en_US" w:bidi="en_US"/>
+        </w:rPr>
+        <w:t xml:space="preserve">: The similarity between locusts and horses (see also </w:t>
       </w:r>
       <w:hyperlink r:id="rId31">
         <w:r>
@@ -1774,14 +1891,39 @@
             <w:color w:val="0000EE"/>
             <w:u w:val="single"/>
           </w:rPr>
-          <w:t>Rev 9:7</w:t>
+          <w:t>Revelation 9:7</w:t>
         </w:r>
       </w:hyperlink>
       <w:r>
         <w:rPr>
           <w:lang w:val="en_US" w:bidi="en_US"/>
         </w:rPr>
-        <w:t>) heightens the image of the locusts as an army. • Listen to the noise they make: The noise made by a locust swarm can be deafening.</w:t>
+        <w:t xml:space="preserve">) emphasizes the image of locusts as an army. </w:t>
+      </w:r>
+    </w:p>
+    <w:p>
+      <w:pPr>
+        <w:pStyle w:val="ListBullet"/>
+        <w:spacing w:line="240" w:lineRule="auto"/>
+        <w:ind w:left="720"/>
+      </w:pPr>
+      <w:r>
+        <w:rPr>
+          <w:lang w:val="en_US" w:bidi="en_US"/>
+        </w:rPr>
+      </w:r>
+      <w:r>
+        <w:rPr>
+          <w:i/>
+          <w:lang w:val="en_US" w:bidi="en_US"/>
+        </w:rPr>
+        <w:t>With a sound like that of chariot</w:t>
+      </w:r>
+      <w:r>
+        <w:rPr>
+          <w:lang w:val="en_US" w:bidi="en_US"/>
+        </w:rPr>
+        <w:t>: A swarm of locusts can make an extremely loud noise that is hard to endure.</w:t>
       </w:r>
       <w:r>
         <w:rPr>
@@ -1827,9 +1969,22 @@
       </w:r>
       <w:r>
         <w:rPr>
-          <w:lang w:val="en_US" w:bidi="en_US"/>
-        </w:rPr>
-        <w:t xml:space="preserve">Fear grips all the people: Anticipating the invasion prepared the people for the call to repentance in </w:t>
+          <w:i/>
+          <w:lang w:val="en_US" w:bidi="en_US"/>
+        </w:rPr>
+        <w:t>Nations writhe in horror before them</w:t>
+      </w:r>
+      <w:r>
+        <w:rPr>
+          <w:lang w:val="en_US" w:bidi="en_US"/>
+        </w:rPr>
+        <w:t>:</w:t>
+      </w:r>
+      <w:r>
+        <w:rPr>
+          <w:lang w:val="en_US" w:bidi="en_US"/>
+        </w:rPr>
+        <w:t xml:space="preserve"> Anticipating the invasion prepared the people for the call to repentance in </w:t>
       </w:r>
       <w:hyperlink r:id="rId32">
         <w:r>
@@ -1840,7 +1995,7 @@
             <w:color w:val="0000EE"/>
             <w:u w:val="single"/>
           </w:rPr>
-          <w:t>2:12–14</w:t>
+          <w:t>Joel 2:12–14</w:t>
         </w:r>
       </w:hyperlink>
       <w:r>
@@ -1895,7 +2050,7 @@
         <w:rPr>
           <w:lang w:val="en_US" w:bidi="en_US"/>
         </w:rPr>
-        <w:t>The locusts would invade urban as well as agricultural areas, advancing like a disciplined, well-trained army to scale city walls and swarm over the city. Finding every means of entrance, they would even climb like thieves through the windows.</w:t>
+        <w:t>The locusts invaded both cities and farms, moving like a well-trained army. They scaled city walls and swarmed over the city. They found every way to enter, even climbing through windows like thieves.</w:t>
       </w:r>
       <w:r>
         <w:rPr>
@@ -1943,20 +2098,20 @@
         <w:rPr>
           <w:lang w:val="en_US" w:bidi="en_US"/>
         </w:rPr>
-        <w:t xml:space="preserve">The quaking of the earth and the heavens is a typical sign of </w:t>
+        <w:t xml:space="preserve">The shaking of the earth and sky often signals a </w:t>
       </w:r>
       <w:r>
         <w:rPr>
           <w:i/>
           <w:lang w:val="en_US" w:bidi="en_US"/>
         </w:rPr>
-        <w:t>theophany,</w:t>
-      </w:r>
-      <w:r>
-        <w:rPr>
-          <w:lang w:val="en_US" w:bidi="en_US"/>
-        </w:rPr>
-        <w:t xml:space="preserve"> an appearance of God (see </w:t>
+        <w:t>theophany</w:t>
+      </w:r>
+      <w:r>
+        <w:rPr>
+          <w:lang w:val="en_US" w:bidi="en_US"/>
+        </w:rPr>
+        <w:t xml:space="preserve">, which is an appearance of God (see </w:t>
       </w:r>
       <w:hyperlink r:id="rId33">
         <w:r>
@@ -1967,7 +2122,7 @@
             <w:color w:val="0000EE"/>
             <w:u w:val="single"/>
           </w:rPr>
-          <w:t>Exod 19:16–19</w:t>
+          <w:t>Exodus 19:16–19</w:t>
         </w:r>
       </w:hyperlink>
       <w:r>
@@ -1985,7 +2140,7 @@
             <w:color w:val="0000EE"/>
             <w:u w:val="single"/>
           </w:rPr>
-          <w:t>Isa 13:13</w:t>
+          <w:t>Isaiah 13:13</w:t>
         </w:r>
       </w:hyperlink>
       <w:r>
@@ -2003,14 +2158,14 @@
             <w:color w:val="0000EE"/>
             <w:u w:val="single"/>
           </w:rPr>
-          <w:t>Nah 1:5–6</w:t>
+          <w:t>Nahum 1:5–6</w:t>
         </w:r>
       </w:hyperlink>
       <w:r>
         <w:rPr>
           <w:lang w:val="en_US" w:bidi="en_US"/>
         </w:rPr>
-        <w:t>). The darkening of the sun and moon symbolizes divine judgment (</w:t>
+        <w:t>). The darkening of the sun and moon represents divine judgment (</w:t>
       </w:r>
       <w:hyperlink r:id="rId36">
         <w:r>
@@ -2021,7 +2176,7 @@
             <w:color w:val="0000EE"/>
             <w:u w:val="single"/>
           </w:rPr>
-          <w:t>Isa 13:9–11</w:t>
+          <w:t>Isaiah 13:9–11</w:t>
         </w:r>
       </w:hyperlink>
       <w:r>
@@ -2066,43 +2221,90 @@
       </w:r>
     </w:p>
     <w:p>
-      <w:pPr/>
-      <w:r>
-        <w:rPr>
-          <w:lang w:val="en_US" w:bidi="en_US"/>
-        </w:rPr>
-      </w:r>
-      <w:r>
-        <w:rPr>
-          <w:lang w:val="en_US" w:bidi="en_US"/>
-        </w:rPr>
-        <w:t xml:space="preserve">The Lord is at the head of the column (literally </w:t>
+      <w:pPr>
+        <w:pStyle w:val="ListBullet"/>
+        <w:spacing w:line="240" w:lineRule="auto"/>
+        <w:ind w:left="720"/>
+      </w:pPr>
+      <w:r>
+        <w:rPr>
+          <w:lang w:val="en_US" w:bidi="en_US"/>
+        </w:rPr>
       </w:r>
       <w:r>
         <w:rPr>
           <w:i/>
           <w:lang w:val="en_US" w:bidi="en_US"/>
         </w:rPr>
-        <w:t>the</w:t>
-      </w:r>
-      <w:r>
-        <w:rPr>
-          <w:lang w:val="en_US" w:bidi="en_US"/>
-        </w:rPr>
-        <w:t xml:space="preserve"> Lord</w:t>
+        <w:t>The LORD raises His voice in the presence of His army</w:t>
+      </w:r>
+      <w:r>
+        <w:rPr>
+          <w:lang w:val="en_US" w:bidi="en_US"/>
+        </w:rPr>
+        <w:t>:</w:t>
+      </w:r>
+      <w:r>
+        <w:rPr>
+          <w:lang w:val="en_US" w:bidi="en_US"/>
+        </w:rPr>
+        <w:t xml:space="preserve"> The coming destruction was not just nature or human actions, but an act of God. </w:t>
+      </w:r>
+    </w:p>
+    <w:p>
+      <w:pPr>
+        <w:pStyle w:val="ListBullet"/>
+        <w:spacing w:line="240" w:lineRule="auto"/>
+        <w:ind w:left="720"/>
+      </w:pPr>
+      <w:r>
+        <w:rPr>
+          <w:lang w:val="en_US" w:bidi="en_US"/>
+        </w:rPr>
       </w:r>
       <w:r>
         <w:rPr>
           <w:i/>
           <w:lang w:val="en_US" w:bidi="en_US"/>
         </w:rPr>
-        <w:t xml:space="preserve"> utters his voice before his army</w:t>
-      </w:r>
-      <w:r>
-        <w:rPr>
-          <w:lang w:val="en_US" w:bidi="en_US"/>
-        </w:rPr>
-        <w:t>): The coming destruction was not simply an act of nature or the result of human activity, but an act of God. • This is his mighty army: God executed this judgment. • Who can possibly survive? Apart from God’s grace and mercy, no one can.</w:t>
+        <w:t>His camp is very large</w:t>
+      </w:r>
+      <w:r>
+        <w:rPr>
+          <w:lang w:val="en_US" w:bidi="en_US"/>
+        </w:rPr>
+        <w:t xml:space="preserve">: God carried out this judgment. </w:t>
+      </w:r>
+    </w:p>
+    <w:p>
+      <w:pPr>
+        <w:pStyle w:val="ListBullet"/>
+        <w:spacing w:line="240" w:lineRule="auto"/>
+        <w:ind w:left="720"/>
+      </w:pPr>
+      <w:r>
+        <w:rPr>
+          <w:lang w:val="en_US" w:bidi="en_US"/>
+        </w:rPr>
+      </w:r>
+      <w:r>
+        <w:rPr>
+          <w:i/>
+          <w:lang w:val="en_US" w:bidi="en_US"/>
+        </w:rPr>
+        <w:t>Who can endure it?</w:t>
+      </w:r>
+      <w:r>
+        <w:rPr>
+          <w:lang w:val="en_US" w:bidi="en_US"/>
+        </w:rPr>
+        <w:t>:</w:t>
+      </w:r>
+      <w:r>
+        <w:rPr>
+          <w:lang w:val="en_US" w:bidi="en_US"/>
+        </w:rPr>
+        <w:t xml:space="preserve"> Without God's grace and mercy, no one can.</w:t>
       </w:r>
       <w:r>
         <w:rPr>
@@ -2140,17 +2342,177 @@
       </w:r>
     </w:p>
     <w:p>
-      <w:pPr/>
-      <w:r>
-        <w:rPr>
-          <w:lang w:val="en_US" w:bidi="en_US"/>
-        </w:rPr>
-      </w:r>
-      <w:r>
-        <w:rPr>
-          <w:lang w:val="en_US" w:bidi="en_US"/>
-        </w:rPr>
-        <w:t xml:space="preserve">This verse begins with the words the Lord says, a phrase that frequently accompanies divine speeches in the prophets. This is the only time that it occurs in Joel (“says the Lord” in </w:t>
+      <w:pPr>
+        <w:pStyle w:val="ListBullet"/>
+        <w:spacing w:line="240" w:lineRule="auto"/>
+        <w:ind w:left="720"/>
+      </w:pPr>
+      <w:r>
+        <w:rPr>
+          <w:lang w:val="en_US" w:bidi="en_US"/>
+        </w:rPr>
+      </w:r>
+      <w:r>
+        <w:rPr>
+          <w:lang w:val="en_US" w:bidi="en_US"/>
+        </w:rPr>
+        <w:t xml:space="preserve">This verse starts with </w:t>
+      </w:r>
+      <w:r>
+        <w:rPr>
+          <w:i/>
+          <w:lang w:val="en_US" w:bidi="en_US"/>
+        </w:rPr>
+        <w:t>declares the LORD</w:t>
+      </w:r>
+      <w:r>
+        <w:rPr>
+          <w:lang w:val="en_US" w:bidi="en_US"/>
+        </w:rPr>
+        <w:t xml:space="preserve"> a phrase often used for divine messages in the prophets. It is the only time it appears in Joel. This shows that the invitation came directly from God. </w:t>
+      </w:r>
+    </w:p>
+    <w:p>
+      <w:pPr>
+        <w:pStyle w:val="ListBullet"/>
+        <w:spacing w:line="240" w:lineRule="auto"/>
+        <w:ind w:left="720"/>
+      </w:pPr>
+      <w:r>
+        <w:rPr>
+          <w:lang w:val="en_US" w:bidi="en_US"/>
+        </w:rPr>
+      </w:r>
+      <w:r>
+        <w:rPr>
+          <w:i/>
+          <w:lang w:val="en_US" w:bidi="en_US"/>
+        </w:rPr>
+        <w:t>return to Me with all your heart</w:t>
+      </w:r>
+      <w:r>
+        <w:rPr>
+          <w:lang w:val="en_US" w:bidi="en_US"/>
+        </w:rPr>
+        <w:t xml:space="preserve">: The Lord urged his people to repent because judgment day was near. They still had a chance to avoid destruction by truly returning to the Lord their God. </w:t>
+      </w:r>
+    </w:p>
+    <w:p>
+      <w:pPr>
+        <w:pStyle w:val="ListBullet"/>
+        <w:spacing w:line="240" w:lineRule="auto"/>
+        <w:ind w:left="720"/>
+      </w:pPr>
+      <w:r>
+        <w:rPr>
+          <w:lang w:val="en_US" w:bidi="en_US"/>
+        </w:rPr>
+      </w:r>
+      <w:r>
+        <w:rPr>
+          <w:lang w:val="en_US" w:bidi="en_US"/>
+        </w:rPr>
+        <w:t>Unlike other prophets, Joel does not list the sins of Judah and Jerusalem. Perhaps they were so obvious that he did not need to mention them.</w:t>
+      </w:r>
+      <w:r>
+        <w:rPr>
+          <w:lang w:val="en_US" w:bidi="en_US"/>
+        </w:rPr>
+      </w:r>
+      <w:r>
+        <w:rPr>
+          <w:lang w:val="en_US" w:bidi="en_US"/>
+        </w:rPr>
+      </w:r>
+    </w:p>
+    <w:p>
+      <w:pPr/>
+      <w:r>
+        <w:rPr>
+          <w:lang w:val="en_US" w:bidi="en_US"/>
+        </w:rPr>
+      </w:r>
+    </w:p>
+    <w:p>
+      <w:pPr>
+        <w:pStyle w:val="Heading2"/>
+      </w:pPr>
+      <w:r>
+        <w:rPr>
+          <w:lang w:val="en_US" w:bidi="en_US"/>
+        </w:rPr>
+        <w:t>Joel 2:12–17</w:t>
+      </w:r>
+      <w:r>
+        <w:rPr>
+          <w:lang w:val="en_US" w:bidi="en_US"/>
+        </w:rPr>
+      </w:r>
+    </w:p>
+    <w:p>
+      <w:pPr/>
+      <w:r>
+        <w:rPr>
+          <w:lang w:val="en_US" w:bidi="en_US"/>
+        </w:rPr>
+      </w:r>
+      <w:r>
+        <w:rPr>
+          <w:lang w:val="en_US" w:bidi="en_US"/>
+        </w:rPr>
+        <w:t>Joel urges the people to repent and rely on the mercy of their compassionate God.</w:t>
+      </w:r>
+      <w:r>
+        <w:rPr>
+          <w:lang w:val="en_US" w:bidi="en_US"/>
+        </w:rPr>
+      </w:r>
+      <w:r>
+        <w:rPr>
+          <w:lang w:val="en_US" w:bidi="en_US"/>
+        </w:rPr>
+      </w:r>
+    </w:p>
+    <w:p>
+      <w:pPr/>
+      <w:r>
+        <w:rPr>
+          <w:lang w:val="en_US" w:bidi="en_US"/>
+        </w:rPr>
+      </w:r>
+    </w:p>
+    <w:p>
+      <w:pPr>
+        <w:pStyle w:val="Heading2"/>
+      </w:pPr>
+      <w:r>
+        <w:rPr>
+          <w:lang w:val="en_US" w:bidi="en_US"/>
+        </w:rPr>
+        <w:t>Joel 2:13</w:t>
+      </w:r>
+      <w:r>
+        <w:rPr>
+          <w:lang w:val="en_US" w:bidi="en_US"/>
+        </w:rPr>
+      </w:r>
+    </w:p>
+    <w:p>
+      <w:pPr>
+        <w:pStyle w:val="ListBullet"/>
+        <w:spacing w:line="240" w:lineRule="auto"/>
+        <w:ind w:left="720"/>
+      </w:pPr>
+      <w:r>
+        <w:rPr>
+          <w:lang w:val="en_US" w:bidi="en_US"/>
+        </w:rPr>
+      </w:r>
+      <w:r>
+        <w:rPr>
+          <w:lang w:val="en_US" w:bidi="en_US"/>
+        </w:rPr>
+        <w:t>In the ancient world, people showed grief by tearing their clothes (</w:t>
       </w:r>
       <w:hyperlink r:id="rId37">
         <w:r>
@@ -2161,110 +2523,14 @@
             <w:color w:val="0000EE"/>
             <w:u w:val="single"/>
           </w:rPr>
-          <w:t>3:1</w:t>
+          <w:t>Genesis 37:34</w:t>
         </w:r>
       </w:hyperlink>
       <w:r>
         <w:rPr>
           <w:lang w:val="en_US" w:bidi="en_US"/>
         </w:rPr>
-        <w:t xml:space="preserve"> is supplied by the translators), and it indicates that this gracious invitation came directly from God. • Turn to me now, while there is time: The Lord implored his people to repent because the day of judgment was near. There was still opportunity to avoid the coming destruction if they returned to the Lord their God with true repentance. • Unlike other prophets, Joel never catalogs the sins committed by the people of Judah and Jerusalem. Perhaps they were so obvious that he did not feel the need to list them.</w:t>
-      </w:r>
-      <w:r>
-        <w:rPr>
-          <w:lang w:val="en_US" w:bidi="en_US"/>
-        </w:rPr>
-      </w:r>
-      <w:r>
-        <w:rPr>
-          <w:lang w:val="en_US" w:bidi="en_US"/>
-        </w:rPr>
-      </w:r>
-    </w:p>
-    <w:p>
-      <w:pPr/>
-      <w:r>
-        <w:rPr>
-          <w:lang w:val="en_US" w:bidi="en_US"/>
-        </w:rPr>
-      </w:r>
-    </w:p>
-    <w:p>
-      <w:pPr>
-        <w:pStyle w:val="Heading2"/>
-      </w:pPr>
-      <w:r>
-        <w:rPr>
-          <w:lang w:val="en_US" w:bidi="en_US"/>
-        </w:rPr>
-        <w:t>Joel 2:12–17</w:t>
-      </w:r>
-      <w:r>
-        <w:rPr>
-          <w:lang w:val="en_US" w:bidi="en_US"/>
-        </w:rPr>
-      </w:r>
-    </w:p>
-    <w:p>
-      <w:pPr/>
-      <w:r>
-        <w:rPr>
-          <w:lang w:val="en_US" w:bidi="en_US"/>
-        </w:rPr>
-      </w:r>
-      <w:r>
-        <w:rPr>
-          <w:lang w:val="en_US" w:bidi="en_US"/>
-        </w:rPr>
-        <w:t>Joel calls on the people to repent and throw themselves on the mercy of their compassionate God.</w:t>
-      </w:r>
-      <w:r>
-        <w:rPr>
-          <w:lang w:val="en_US" w:bidi="en_US"/>
-        </w:rPr>
-      </w:r>
-      <w:r>
-        <w:rPr>
-          <w:lang w:val="en_US" w:bidi="en_US"/>
-        </w:rPr>
-      </w:r>
-    </w:p>
-    <w:p>
-      <w:pPr/>
-      <w:r>
-        <w:rPr>
-          <w:lang w:val="en_US" w:bidi="en_US"/>
-        </w:rPr>
-      </w:r>
-    </w:p>
-    <w:p>
-      <w:pPr>
-        <w:pStyle w:val="Heading2"/>
-      </w:pPr>
-      <w:r>
-        <w:rPr>
-          <w:lang w:val="en_US" w:bidi="en_US"/>
-        </w:rPr>
-        <w:t>Joel 2:13</w:t>
-      </w:r>
-      <w:r>
-        <w:rPr>
-          <w:lang w:val="en_US" w:bidi="en_US"/>
-        </w:rPr>
-      </w:r>
-    </w:p>
-    <w:p>
-      <w:pPr/>
-      <w:r>
-        <w:rPr>
-          <w:lang w:val="en_US" w:bidi="en_US"/>
-        </w:rPr>
-      </w:r>
-      <w:r>
-        <w:rPr>
-          <w:lang w:val="en_US" w:bidi="en_US"/>
-        </w:rPr>
-        <w:t>One means of showing grief in the ancient world was to tear one’s clothing (</w:t>
+        <w:t xml:space="preserve">; </w:t>
       </w:r>
       <w:hyperlink r:id="rId38">
         <w:r>
@@ -2275,7 +2541,7 @@
             <w:color w:val="0000EE"/>
             <w:u w:val="single"/>
           </w:rPr>
-          <w:t>Gen 37:34</w:t>
+          <w:t>2 Samuel 3:31</w:t>
         </w:r>
       </w:hyperlink>
       <w:r>
@@ -2293,14 +2559,71 @@
             <w:color w:val="0000EE"/>
             <w:u w:val="single"/>
           </w:rPr>
-          <w:t>2 Sam 3:31</w:t>
+          <w:t>2 Kings 19:1</w:t>
         </w:r>
       </w:hyperlink>
       <w:r>
         <w:rPr>
           <w:lang w:val="en_US" w:bidi="en_US"/>
         </w:rPr>
-        <w:t xml:space="preserve">; </w:t>
+        <w:t xml:space="preserve">). </w:t>
+      </w:r>
+    </w:p>
+    <w:p>
+      <w:pPr>
+        <w:pStyle w:val="ListBullet"/>
+        <w:spacing w:line="240" w:lineRule="auto"/>
+        <w:ind w:left="720"/>
+      </w:pPr>
+      <w:r>
+        <w:rPr>
+          <w:lang w:val="en_US" w:bidi="en_US"/>
+        </w:rPr>
+      </w:r>
+      <w:r>
+        <w:rPr>
+          <w:i/>
+          <w:lang w:val="en_US" w:bidi="en_US"/>
+        </w:rPr>
+        <w:t>rend your hearts</w:t>
+      </w:r>
+      <w:r>
+        <w:rPr>
+          <w:lang w:val="en_US" w:bidi="en_US"/>
+        </w:rPr>
+        <w:t xml:space="preserve">: In Hebrew culture, the heart represents thought, faith, and will. God wanted people to repent inwardly, not just outwardly. This meant changing their mindset, priorities, and attitudes. They could only do this by returning to the Lord. </w:t>
+      </w:r>
+    </w:p>
+    <w:p>
+      <w:pPr>
+        <w:pStyle w:val="ListBullet"/>
+        <w:spacing w:line="240" w:lineRule="auto"/>
+        <w:ind w:left="720"/>
+      </w:pPr>
+      <w:r>
+        <w:rPr>
+          <w:lang w:val="en_US" w:bidi="en_US"/>
+        </w:rPr>
+      </w:r>
+      <w:r>
+        <w:rPr>
+          <w:i/>
+          <w:lang w:val="en_US" w:bidi="en_US"/>
+        </w:rPr>
+        <w:t>F</w:t>
+      </w:r>
+      <w:r>
+        <w:rPr>
+          <w:i/>
+          <w:lang w:val="en_US" w:bidi="en_US"/>
+        </w:rPr>
+        <w:t>or He is gracious and compassionate … abounding in loving devotion</w:t>
+      </w:r>
+      <w:r>
+        <w:rPr>
+          <w:lang w:val="en_US" w:bidi="en_US"/>
+        </w:rPr>
+        <w:t xml:space="preserve">: The people's only hope was in the Lord's merciful nature (see also </w:t>
       </w:r>
       <w:hyperlink r:id="rId40">
         <w:r>
@@ -2311,14 +2634,14 @@
             <w:color w:val="0000EE"/>
             <w:u w:val="single"/>
           </w:rPr>
-          <w:t>2 Kgs 19:1</w:t>
+          <w:t>Exodus 34:6–7</w:t>
         </w:r>
       </w:hyperlink>
       <w:r>
         <w:rPr>
           <w:lang w:val="en_US" w:bidi="en_US"/>
         </w:rPr>
-        <w:t xml:space="preserve">). • tear your hearts: In Hebrew, the heart is the center of thought, faith, and will. God’s people were to go beyond external demonstrations of repentance to repent inwardly—to change their orientation, priorities, and attitudes. This could only happen if they would return to the Lord. • for he is merciful and compassionate . . . and filled with unfailing love: The people’s only hope was in the merciful character of the Lord (see also </w:t>
+        <w:t xml:space="preserve">; </w:t>
       </w:r>
       <w:hyperlink r:id="rId41">
         <w:r>
@@ -2329,7 +2652,7 @@
             <w:color w:val="0000EE"/>
             <w:u w:val="single"/>
           </w:rPr>
-          <w:t>Exod 34:6–7</w:t>
+          <w:t>Numbers 14:18</w:t>
         </w:r>
       </w:hyperlink>
       <w:r>
@@ -2347,7 +2670,7 @@
             <w:color w:val="0000EE"/>
             <w:u w:val="single"/>
           </w:rPr>
-          <w:t>Num 14:18</w:t>
+          <w:t>Nehemiah 9:17</w:t>
         </w:r>
       </w:hyperlink>
       <w:r>
@@ -2365,7 +2688,7 @@
             <w:color w:val="0000EE"/>
             <w:u w:val="single"/>
           </w:rPr>
-          <w:t>Neh 9:17</w:t>
+          <w:t>Psalms 86:15</w:t>
         </w:r>
       </w:hyperlink>
       <w:r>
@@ -2375,24 +2698,6 @@
         <w:t xml:space="preserve">; </w:t>
       </w:r>
       <w:hyperlink r:id="rId44">
-        <w:r>
-          <w:rPr>
-            <w:lang w:val="en_US" w:bidi="en_US"/>
-          </w:rPr>
-          <w:rPr>
-            <w:color w:val="0000EE"/>
-            <w:u w:val="single"/>
-          </w:rPr>
-          <w:t>Pss 86:15</w:t>
-        </w:r>
-      </w:hyperlink>
-      <w:r>
-        <w:rPr>
-          <w:lang w:val="en_US" w:bidi="en_US"/>
-        </w:rPr>
-        <w:t xml:space="preserve">; </w:t>
-      </w:r>
-      <w:hyperlink r:id="rId45">
         <w:r>
           <w:rPr>
             <w:lang w:val="en_US" w:bidi="en_US"/>
@@ -2410,7 +2715,7 @@
         </w:rPr>
         <w:t xml:space="preserve">; </w:t>
       </w:r>
-      <w:hyperlink r:id="rId46">
+      <w:hyperlink r:id="rId45">
         <w:r>
           <w:rPr>
             <w:lang w:val="en_US" w:bidi="en_US"/>
@@ -2428,6 +2733,79 @@
         </w:rPr>
         <w:t xml:space="preserve">; </w:t>
       </w:r>
+      <w:hyperlink r:id="rId46">
+        <w:r>
+          <w:rPr>
+            <w:lang w:val="en_US" w:bidi="en_US"/>
+          </w:rPr>
+          <w:rPr>
+            <w:color w:val="0000EE"/>
+            <w:u w:val="single"/>
+          </w:rPr>
+          <w:t>Jonah 4:2</w:t>
+        </w:r>
+      </w:hyperlink>
+      <w:r>
+        <w:rPr>
+          <w:lang w:val="en_US" w:bidi="en_US"/>
+        </w:rPr>
+        <w:t>). God wants to forgive and restore his people, not punish them.</w:t>
+      </w:r>
+      <w:r>
+        <w:rPr>
+          <w:lang w:val="en_US" w:bidi="en_US"/>
+        </w:rPr>
+      </w:r>
+      <w:r>
+        <w:rPr>
+          <w:lang w:val="en_US" w:bidi="en_US"/>
+        </w:rPr>
+      </w:r>
+    </w:p>
+    <w:p>
+      <w:pPr/>
+      <w:r>
+        <w:rPr>
+          <w:lang w:val="en_US" w:bidi="en_US"/>
+        </w:rPr>
+      </w:r>
+    </w:p>
+    <w:p>
+      <w:pPr>
+        <w:pStyle w:val="Heading2"/>
+      </w:pPr>
+      <w:r>
+        <w:rPr>
+          <w:lang w:val="en_US" w:bidi="en_US"/>
+        </w:rPr>
+        <w:t>Joel 2:14</w:t>
+      </w:r>
+      <w:r>
+        <w:rPr>
+          <w:lang w:val="en_US" w:bidi="en_US"/>
+        </w:rPr>
+      </w:r>
+    </w:p>
+    <w:p>
+      <w:pPr/>
+      <w:r>
+        <w:rPr>
+          <w:lang w:val="en_US" w:bidi="en_US"/>
+        </w:rPr>
+      </w:r>
+      <w:r>
+        <w:rPr>
+          <w:i/>
+          <w:lang w:val="en_US" w:bidi="en_US"/>
+        </w:rPr>
+        <w:t>Who knows?</w:t>
+      </w:r>
+      <w:r>
+        <w:rPr>
+          <w:lang w:val="en_US" w:bidi="en_US"/>
+        </w:rPr>
+        <w:t xml:space="preserve">: Joel’s simple question acknowledges God's complete control (see also </w:t>
+      </w:r>
       <w:hyperlink r:id="rId47">
         <w:r>
           <w:rPr>
@@ -2437,80 +2815,14 @@
             <w:color w:val="0000EE"/>
             <w:u w:val="single"/>
           </w:rPr>
-          <w:t>Jon 4:2</w:t>
+          <w:t>Jonah 3:9</w:t>
         </w:r>
       </w:hyperlink>
       <w:r>
         <w:rPr>
           <w:lang w:val="en_US" w:bidi="en_US"/>
         </w:rPr>
-        <w:t>). God’s desire is not to punish, but to forgive and restore his people.</w:t>
-      </w:r>
-      <w:r>
-        <w:rPr>
-          <w:lang w:val="en_US" w:bidi="en_US"/>
-        </w:rPr>
-      </w:r>
-      <w:r>
-        <w:rPr>
-          <w:lang w:val="en_US" w:bidi="en_US"/>
-        </w:rPr>
-      </w:r>
-    </w:p>
-    <w:p>
-      <w:pPr/>
-      <w:r>
-        <w:rPr>
-          <w:lang w:val="en_US" w:bidi="en_US"/>
-        </w:rPr>
-      </w:r>
-    </w:p>
-    <w:p>
-      <w:pPr>
-        <w:pStyle w:val="Heading2"/>
-      </w:pPr>
-      <w:r>
-        <w:rPr>
-          <w:lang w:val="en_US" w:bidi="en_US"/>
-        </w:rPr>
-        <w:t>Joel 2:14</w:t>
-      </w:r>
-      <w:r>
-        <w:rPr>
-          <w:lang w:val="en_US" w:bidi="en_US"/>
-        </w:rPr>
-      </w:r>
-    </w:p>
-    <w:p>
-      <w:pPr/>
-      <w:r>
-        <w:rPr>
-          <w:lang w:val="en_US" w:bidi="en_US"/>
-        </w:rPr>
-      </w:r>
-      <w:r>
-        <w:rPr>
-          <w:lang w:val="en_US" w:bidi="en_US"/>
-        </w:rPr>
-        <w:t xml:space="preserve">Who knows? Joel’s simple question acknowledges God’s absolute sovereignty (see also </w:t>
-      </w:r>
-      <w:hyperlink r:id="rId48">
-        <w:r>
-          <w:rPr>
-            <w:lang w:val="en_US" w:bidi="en_US"/>
-          </w:rPr>
-          <w:rPr>
-            <w:color w:val="0000EE"/>
-            <w:u w:val="single"/>
-          </w:rPr>
-          <w:t>Jon 3:9</w:t>
-        </w:r>
-      </w:hyperlink>
-      <w:r>
-        <w:rPr>
-          <w:lang w:val="en_US" w:bidi="en_US"/>
-        </w:rPr>
-        <w:t>). God is not obligated to restore us merely because we perform certain rituals. Forgiveness comes only through divine grace, but Joel knew that God was inclined to forgive (</w:t>
+        <w:t>). God does not have to restore us just because we perform certain rituals. Forgiveness comes only through divine grace, but Joel knew that God was willing to forgive (</w:t>
       </w:r>
       <w:hyperlink r:id="rId18">
         <w:r>
@@ -2576,7 +2888,7 @@
         <w:rPr>
           <w:lang w:val="en_US" w:bidi="en_US"/>
         </w:rPr>
-        <w:t>Joel called for a time of fasting and a solemn meeting for the purpose of seeking God.</w:t>
+        <w:t>Joel asked for a time of fasting and a serious meeting to seek God.</w:t>
       </w:r>
       <w:r>
         <w:rPr>
@@ -2622,11 +2934,18 @@
       </w:r>
       <w:r>
         <w:rPr>
-          <w:lang w:val="en_US" w:bidi="en_US"/>
-        </w:rPr>
-        <w:t>bridegroom . . . and the bride: Newlyweds were exempt from most civic duties in ancient Israel (</w:t>
-      </w:r>
-      <w:hyperlink r:id="rId49">
+          <w:i/>
+          <w:lang w:val="en_US" w:bidi="en_US"/>
+        </w:rPr>
+        <w:t>bridegroom … and the bride</w:t>
+      </w:r>
+      <w:r>
+        <w:rPr>
+          <w:lang w:val="en_US" w:bidi="en_US"/>
+        </w:rPr>
+        <w:t xml:space="preserve">: Newlyweds were exempt from most civic duties in ancient Israel (see </w:t>
+      </w:r>
+      <w:hyperlink r:id="rId48">
         <w:r>
           <w:rPr>
             <w:lang w:val="en_US" w:bidi="en_US"/>
@@ -2635,7 +2954,7 @@
             <w:color w:val="0000EE"/>
             <w:u w:val="single"/>
           </w:rPr>
-          <w:t>Deut 24:5</w:t>
+          <w:t>Deuteronomy 24:5</w:t>
         </w:r>
       </w:hyperlink>
       <w:r>
@@ -2644,7 +2963,7 @@
         </w:rPr>
         <w:t xml:space="preserve">; </w:t>
       </w:r>
-      <w:hyperlink r:id="rId50">
+      <w:hyperlink r:id="rId49">
         <w:r>
           <w:rPr>
             <w:lang w:val="en_US" w:bidi="en_US"/>
@@ -2660,7 +2979,7 @@
         <w:rPr>
           <w:lang w:val="en_US" w:bidi="en_US"/>
         </w:rPr>
-        <w:t>), but in this emergency, everyone would be summoned to the Temple to cry out to God.</w:t>
+        <w:t>). However, in this emergency, everyone would be called to the temple to pray to God.</w:t>
       </w:r>
       <w:r>
         <w:rPr>
@@ -2706,9 +3025,22 @@
       </w:r>
       <w:r>
         <w:rPr>
-          <w:lang w:val="en_US" w:bidi="en_US"/>
-        </w:rPr>
-        <w:t>Spare your people, Lord! Assembled at the Temple, the religious leaders and all the people were to do the only thing possible in their desperate situation: seek the mercy and compassion of God.</w:t>
+          <w:i/>
+          <w:lang w:val="en_US" w:bidi="en_US"/>
+        </w:rPr>
+        <w:t>Spare Your people, O LORD</w:t>
+      </w:r>
+      <w:r>
+        <w:rPr>
+          <w:lang w:val="en_US" w:bidi="en_US"/>
+        </w:rPr>
+        <w:t xml:space="preserve">: </w:t>
+      </w:r>
+      <w:r>
+        <w:rPr>
+          <w:lang w:val="en_US" w:bidi="en_US"/>
+        </w:rPr>
+        <w:t>Gathered at the temple, the religious leaders and everyone else could only do one thing in their desperate situation. The religious leaders wanted the people to ask for God's mercy and compassion.</w:t>
       </w:r>
       <w:r>
         <w:rPr>
@@ -2756,7 +3088,7 @@
         <w:rPr>
           <w:lang w:val="en_US" w:bidi="en_US"/>
         </w:rPr>
-        <w:t>Since both people and land suffered from God’s judgment, both would be the objects of his zealous compassion.</w:t>
+        <w:t>Since both people and land suffered from God's judgment, they would both receive his passionate compassion.</w:t>
       </w:r>
       <w:r>
         <w:rPr>
@@ -2804,7 +3136,7 @@
         <w:rPr>
           <w:lang w:val="en_US" w:bidi="en_US"/>
         </w:rPr>
-        <w:t>God promised to restore his people’s material lives in the immediate future, replenishing their fields, orchards, vineyards, and flocks.</w:t>
+        <w:t>God promised to restore the material life of his people in the near future. He would refill their fields, orchards, vineyards, and flocks.</w:t>
       </w:r>
       <w:r>
         <w:rPr>
@@ -2852,7 +3184,7 @@
         <w:rPr>
           <w:lang w:val="en_US" w:bidi="en_US"/>
         </w:rPr>
-        <w:t>Up to this point, the book of Joel has focused on God’s judgment upon Judah and Jerusalem, but from here on, it describes God’s promise of restoration. If the people sincerely repented, God would respond graciously.</w:t>
+        <w:t>So far, the book of Joel has discussed God's judgment on Judah and Jerusalem. From now on, it talks about God's promise to restore them. If the people truly repented, God would respond with kindness.</w:t>
       </w:r>
       <w:r>
         <w:rPr>
@@ -2898,11 +3230,18 @@
       </w:r>
       <w:r>
         <w:rPr>
-          <w:lang w:val="en_US" w:bidi="en_US"/>
-        </w:rPr>
-        <w:t xml:space="preserve">grain and new wine and olive oil: God would restore the fruits of the land. This would again make available the elements necessary for sacrifice and worship (see </w:t>
-      </w:r>
-      <w:hyperlink r:id="rId51">
+          <w:i/>
+          <w:lang w:val="en_US" w:bidi="en_US"/>
+        </w:rPr>
+        <w:t>grain, new wine, and oil</w:t>
+      </w:r>
+      <w:r>
+        <w:rPr>
+          <w:lang w:val="en_US" w:bidi="en_US"/>
+        </w:rPr>
+        <w:t xml:space="preserve">: God would restore the land's produce. This would provide the elements needed for sacrifice and worship (see </w:t>
+      </w:r>
+      <w:hyperlink r:id="rId50">
         <w:r>
           <w:rPr>
             <w:lang w:val="en_US" w:bidi="en_US"/>
@@ -2911,7 +3250,7 @@
             <w:color w:val="0000EE"/>
             <w:u w:val="single"/>
           </w:rPr>
-          <w:t>1:10</w:t>
+          <w:t>Joel 1:10</w:t>
         </w:r>
       </w:hyperlink>
       <w:r>
@@ -2920,7 +3259,7 @@
         </w:rPr>
         <w:t xml:space="preserve">, </w:t>
       </w:r>
-      <w:hyperlink r:id="rId52">
+      <w:hyperlink r:id="rId51">
         <w:r>
           <w:rPr>
             <w:lang w:val="en_US" w:bidi="en_US"/>
@@ -2936,7 +3275,7 @@
         <w:rPr>
           <w:lang w:val="en_US" w:bidi="en_US"/>
         </w:rPr>
-        <w:t>). God would also eradicate the invading armies from the north.</w:t>
+        <w:t>). God would also remove the invading armies from the north.</w:t>
       </w:r>
       <w:r>
         <w:rPr>
@@ -2982,9 +3321,16 @@
       </w:r>
       <w:r>
         <w:rPr>
-          <w:lang w:val="en_US" w:bidi="en_US"/>
-        </w:rPr>
-        <w:t>Don’t be afraid: God’s great deliverance would be full and complete.</w:t>
+          <w:i/>
+          <w:lang w:val="en_US" w:bidi="en_US"/>
+        </w:rPr>
+        <w:t>Do not be afraid</w:t>
+      </w:r>
+      <w:r>
+        <w:rPr>
+          <w:lang w:val="en_US" w:bidi="en_US"/>
+        </w:rPr>
+        <w:t>: God’s great deliverance would be full and complete.</w:t>
       </w:r>
       <w:r>
         <w:rPr>
@@ -3030,11 +3376,18 @@
       </w:r>
       <w:r>
         <w:rPr>
-          <w:lang w:val="en_US" w:bidi="en_US"/>
-        </w:rPr>
-        <w:t>autumn rains . . . rains of spring: God would once again restore the regular pattern of rainfall, and the drought (</w:t>
-      </w:r>
-      <w:hyperlink r:id="rId53">
+          <w:i/>
+          <w:lang w:val="en_US" w:bidi="en_US"/>
+        </w:rPr>
+        <w:t>autumn rains … and spring rains</w:t>
+      </w:r>
+      <w:r>
+        <w:rPr>
+          <w:lang w:val="en_US" w:bidi="en_US"/>
+        </w:rPr>
+        <w:t>: God would restore the regular rainfall pattern, reversing the drought (</w:t>
+      </w:r>
+      <w:hyperlink r:id="rId52">
         <w:r>
           <w:rPr>
             <w:lang w:val="en_US" w:bidi="en_US"/>
@@ -3043,7 +3396,7 @@
             <w:color w:val="0000EE"/>
             <w:u w:val="single"/>
           </w:rPr>
-          <w:t>1:12</w:t>
+          <w:t>Joel 1:12</w:t>
         </w:r>
       </w:hyperlink>
       <w:r>
@@ -3052,7 +3405,7 @@
         </w:rPr>
         <w:t xml:space="preserve">, </w:t>
       </w:r>
-      <w:hyperlink r:id="rId54">
+      <w:hyperlink r:id="rId53">
         <w:r>
           <w:rPr>
             <w:lang w:val="en_US" w:bidi="en_US"/>
@@ -3068,7 +3421,7 @@
         <w:rPr>
           <w:lang w:val="en_US" w:bidi="en_US"/>
         </w:rPr>
-        <w:t>) would be reversed.</w:t>
+        <w:t>).</w:t>
       </w:r>
       <w:r>
         <w:rPr>
@@ -3116,9 +3469,9 @@
         <w:rPr>
           <w:lang w:val="en_US" w:bidi="en_US"/>
         </w:rPr>
-        <w:t xml:space="preserve">The Lord promised restitution for the terrible damage done by the locusts (see </w:t>
-      </w:r>
-      <w:hyperlink r:id="rId55">
+        <w:t xml:space="preserve">God promised to restore what the locusts destroyed (see </w:t>
+      </w:r>
+      <w:hyperlink r:id="rId54">
         <w:r>
           <w:rPr>
             <w:lang w:val="en_US" w:bidi="en_US"/>
@@ -3127,7 +3480,7 @@
             <w:color w:val="0000EE"/>
             <w:u w:val="single"/>
           </w:rPr>
-          <w:t>1:4</w:t>
+          <w:t>Joel 1:4</w:t>
         </w:r>
       </w:hyperlink>
       <w:r>
@@ -3136,7 +3489,7 @@
         </w:rPr>
         <w:t xml:space="preserve">, </w:t>
       </w:r>
-      <w:hyperlink r:id="rId51">
+      <w:hyperlink r:id="rId50">
         <w:r>
           <w:rPr>
             <w:lang w:val="en_US" w:bidi="en_US"/>
@@ -3158,7 +3511,7 @@
         <w:rPr>
           <w:lang w:val="en_US" w:bidi="en_US"/>
         </w:rPr>
-        <w:t>corresponding study notes</w:t>
+        <w:t>Joel 1:4, 10</w:t>
       </w:r>
       <w:r>
         <w:rPr>
@@ -3210,9 +3563,22 @@
       </w:r>
       <w:r>
         <w:rPr>
-          <w:lang w:val="en_US" w:bidi="en_US"/>
-        </w:rPr>
-        <w:t>and you will praise the Lord your God: God’s promised restoration of their crops and food supply should lead the people of Judah and Jerusalem to praise and adoration, acknowledging that the Lord was in their midst and that he alone is God.</w:t>
+          <w:i/>
+          <w:lang w:val="en_US" w:bidi="en_US"/>
+        </w:rPr>
+        <w:t>You will praise the name of the LORD your God</w:t>
+      </w:r>
+      <w:r>
+        <w:rPr>
+          <w:lang w:val="en_US" w:bidi="en_US"/>
+        </w:rPr>
+        <w:t xml:space="preserve">: </w:t>
+      </w:r>
+      <w:r>
+        <w:rPr>
+          <w:lang w:val="en_US" w:bidi="en_US"/>
+        </w:rPr>
+        <w:t>God promised to restore your crops and food supply. This should lead the people of Judah and Jerusalem to praise and adore him. They should acknowledge that the Lord is among them and that he alone is God.</w:t>
       </w:r>
       <w:r>
         <w:rPr>
@@ -3258,11 +3624,36 @@
       </w:r>
       <w:r>
         <w:rPr>
-          <w:lang w:val="en_US" w:bidi="en_US"/>
-        </w:rPr>
-        <w:t>I will pour out my Spirit upon all people: In Israel, the empowering gift of God’s Spirit had previously been given only to select individuals such as judges (</w:t>
-      </w:r>
-      <w:hyperlink r:id="rId56">
+          <w:i/>
+          <w:lang w:val="en_US" w:bidi="en_US"/>
+        </w:rPr>
+        <w:t>I will pour out My Spirit on all people</w:t>
+      </w:r>
+      <w:r>
+        <w:rPr>
+          <w:lang w:val="en_US" w:bidi="en_US"/>
+        </w:rPr>
+        <w:t xml:space="preserve">: In Israel, the empowering gift of God’s Spirit had previously been given only to select individuals such as: </w:t>
+      </w:r>
+    </w:p>
+    <w:p>
+      <w:pPr>
+        <w:pStyle w:val="ListBullet"/>
+        <w:spacing w:line="240" w:lineRule="auto"/>
+        <w:ind w:left="720"/>
+      </w:pPr>
+      <w:r>
+        <w:rPr>
+          <w:lang w:val="en_US" w:bidi="en_US"/>
+        </w:rPr>
+      </w:r>
+      <w:r>
+        <w:rPr>
+          <w:lang w:val="en_US" w:bidi="en_US"/>
+        </w:rPr>
+        <w:t>judges (</w:t>
+      </w:r>
+      <w:hyperlink r:id="rId55">
         <w:r>
           <w:rPr>
             <w:lang w:val="en_US" w:bidi="en_US"/>
@@ -3271,7 +3662,7 @@
             <w:color w:val="0000EE"/>
             <w:u w:val="single"/>
           </w:rPr>
-          <w:t>Judg 3:10</w:t>
+          <w:t>Judges 3:10</w:t>
         </w:r>
       </w:hyperlink>
       <w:r>
@@ -3280,7 +3671,7 @@
         </w:rPr>
         <w:t xml:space="preserve">; </w:t>
       </w:r>
-      <w:hyperlink r:id="rId57">
+      <w:hyperlink r:id="rId56">
         <w:r>
           <w:rPr>
             <w:lang w:val="en_US" w:bidi="en_US"/>
@@ -3296,7 +3687,61 @@
         <w:rPr>
           <w:lang w:val="en_US" w:bidi="en_US"/>
         </w:rPr>
-        <w:t>), priests (</w:t>
+        <w:t>),</w:t>
+      </w:r>
+    </w:p>
+    <w:p>
+      <w:pPr>
+        <w:pStyle w:val="ListBullet"/>
+        <w:spacing w:line="240" w:lineRule="auto"/>
+        <w:ind w:left="720"/>
+      </w:pPr>
+      <w:r>
+        <w:rPr>
+          <w:lang w:val="en_US" w:bidi="en_US"/>
+        </w:rPr>
+      </w:r>
+      <w:r>
+        <w:rPr>
+          <w:lang w:val="en_US" w:bidi="en_US"/>
+        </w:rPr>
+        <w:t>priests (</w:t>
+      </w:r>
+      <w:hyperlink r:id="rId57">
+        <w:r>
+          <w:rPr>
+            <w:lang w:val="en_US" w:bidi="en_US"/>
+          </w:rPr>
+          <w:rPr>
+            <w:color w:val="0000EE"/>
+            <w:u w:val="single"/>
+          </w:rPr>
+          <w:t>2 Chronicles 24:20</w:t>
+        </w:r>
+      </w:hyperlink>
+      <w:r>
+        <w:rPr>
+          <w:lang w:val="en_US" w:bidi="en_US"/>
+        </w:rPr>
+        <w:t>),</w:t>
+      </w:r>
+    </w:p>
+    <w:p>
+      <w:pPr>
+        <w:pStyle w:val="ListBullet"/>
+        <w:spacing w:line="240" w:lineRule="auto"/>
+        <w:ind w:left="720"/>
+      </w:pPr>
+      <w:r>
+        <w:rPr>
+          <w:lang w:val="en_US" w:bidi="en_US"/>
+        </w:rPr>
+      </w:r>
+      <w:r>
+        <w:rPr>
+          <w:lang w:val="en_US" w:bidi="en_US"/>
+        </w:rPr>
+        <w:t>kings (</w:t>
       </w:r>
       <w:hyperlink r:id="rId58">
         <w:r>
@@ -3307,14 +3752,32 @@
             <w:color w:val="0000EE"/>
             <w:u w:val="single"/>
           </w:rPr>
-          <w:t>2 Chr 24:20</w:t>
+          <w:t>1 Samuel 10:10</w:t>
         </w:r>
       </w:hyperlink>
       <w:r>
         <w:rPr>
           <w:lang w:val="en_US" w:bidi="en_US"/>
         </w:rPr>
-        <w:t>), kings (</w:t>
+        <w:t>), and</w:t>
+      </w:r>
+    </w:p>
+    <w:p>
+      <w:pPr>
+        <w:pStyle w:val="ListBullet"/>
+        <w:spacing w:line="240" w:lineRule="auto"/>
+        <w:ind w:left="720"/>
+      </w:pPr>
+      <w:r>
+        <w:rPr>
+          <w:lang w:val="en_US" w:bidi="en_US"/>
+        </w:rPr>
+      </w:r>
+      <w:r>
+        <w:rPr>
+          <w:lang w:val="en_US" w:bidi="en_US"/>
+        </w:rPr>
+        <w:t>prophets (</w:t>
       </w:r>
       <w:hyperlink r:id="rId59">
         <w:r>
@@ -3325,14 +3788,28 @@
             <w:color w:val="0000EE"/>
             <w:u w:val="single"/>
           </w:rPr>
-          <w:t>1 Sam 10:10</w:t>
+          <w:t>Isaiah 61:1</w:t>
         </w:r>
       </w:hyperlink>
       <w:r>
         <w:rPr>
           <w:lang w:val="en_US" w:bidi="en_US"/>
         </w:rPr>
-        <w:t>), and prophets (</w:t>
+        <w:t>).</w:t>
+      </w:r>
+    </w:p>
+    <w:p>
+      <w:pPr/>
+      <w:r>
+        <w:rPr>
+          <w:lang w:val="en_US" w:bidi="en_US"/>
+        </w:rPr>
+      </w:r>
+      <w:r>
+        <w:rPr>
+          <w:lang w:val="en_US" w:bidi="en_US"/>
+        </w:rPr>
+        <w:t>A time was coming when the Holy Spirit would be given to everyone among God’s people, regardless of gender, age, or social status. This fulfilled what Moses wanted, that every Israelite might be a prophet (</w:t>
       </w:r>
       <w:hyperlink r:id="rId60">
         <w:r>
@@ -3343,34 +3820,30 @@
             <w:color w:val="0000EE"/>
             <w:u w:val="single"/>
           </w:rPr>
-          <w:t>Isa 61:1</w:t>
+          <w:t>Numbers 11:29</w:t>
         </w:r>
       </w:hyperlink>
       <w:r>
         <w:rPr>
           <w:lang w:val="en_US" w:bidi="en_US"/>
         </w:rPr>
-        <w:t>). A time was coming when the Spirit would be given to every one of God’s people, regardless of gender, age, or social position. In fulfillment of Moses’ wish that every Israelite might be a prophet (</w:t>
+        <w:t xml:space="preserve">), allowing all to prophesy and see visions. </w:t>
+      </w:r>
+    </w:p>
+    <w:p>
+      <w:pPr/>
+      <w:r>
+        <w:rPr>
+          <w:lang w:val="en_US" w:bidi="en_US"/>
+        </w:rPr>
+      </w:r>
+      <w:r>
+        <w:rPr>
+          <w:lang w:val="en_US" w:bidi="en_US"/>
+        </w:rPr>
+        <w:t xml:space="preserve">In </w:t>
       </w:r>
       <w:hyperlink r:id="rId61">
-        <w:r>
-          <w:rPr>
-            <w:lang w:val="en_US" w:bidi="en_US"/>
-          </w:rPr>
-          <w:rPr>
-            <w:color w:val="0000EE"/>
-            <w:u w:val="single"/>
-          </w:rPr>
-          <w:t>Num 11:29</w:t>
-        </w:r>
-      </w:hyperlink>
-      <w:r>
-        <w:rPr>
-          <w:lang w:val="en_US" w:bidi="en_US"/>
-        </w:rPr>
-        <w:t xml:space="preserve">), all would prophesy and see visions. In </w:t>
-      </w:r>
-      <w:hyperlink r:id="rId62">
         <w:r>
           <w:rPr>
             <w:lang w:val="en_US" w:bidi="en_US"/>
@@ -3388,7 +3861,7 @@
         </w:rPr>
         <w:t>, Peter expanded this promise to include people from all over the known world who were gathered in Jerusalem, regardless of their ethnicity (</w:t>
       </w:r>
-      <w:hyperlink r:id="rId63">
+      <w:hyperlink r:id="rId62">
         <w:r>
           <w:rPr>
             <w:lang w:val="en_US" w:bidi="en_US"/>
@@ -3406,7 +3879,7 @@
         </w:rPr>
         <w:t xml:space="preserve">; see also </w:t>
       </w:r>
-      <w:hyperlink r:id="rId64">
+      <w:hyperlink r:id="rId63">
         <w:r>
           <w:rPr>
             <w:lang w:val="en_US" w:bidi="en_US"/>
@@ -3415,7 +3888,7 @@
             <w:color w:val="0000EE"/>
             <w:u w:val="single"/>
           </w:rPr>
-          <w:t>Gal 3:28</w:t>
+          <w:t>Galatians 3:28</w:t>
         </w:r>
       </w:hyperlink>
       <w:r>
@@ -3470,9 +3943,9 @@
         <w:rPr>
           <w:lang w:val="en_US" w:bidi="en_US"/>
         </w:rPr>
-        <w:t>The prophet looked beyond his time to the future day of the Lord, when God would pour out his Spirit in ways never before seen and would perform signs and wonders for all humanity to see. The apostle Peter quoted this passage as being fulfilled on the day of Pentecost (</w:t>
-      </w:r>
-      <w:hyperlink r:id="rId65">
+        <w:t>The prophet envisioned a future Day of the LORD. On this day, God would share his Spirit in new ways and show signs and wonders for everyone to witness. The apostle Peter said this prophecy came true on the day of Pentecost (</w:t>
+      </w:r>
+      <w:hyperlink r:id="rId64">
         <w:r>
           <w:rPr>
             <w:lang w:val="en_US" w:bidi="en_US"/>
@@ -3536,7 +4009,7 @@
         <w:rPr>
           <w:lang w:val="en_US" w:bidi="en_US"/>
         </w:rPr>
-        <w:t>In the more distant future, God would restore his people’s spiritual lives, pour out his Spirit on all people who respond to him in faith, and render judgment on the peoples and nations that refuse to acknowledge his lordship.</w:t>
+        <w:t>In the distant future, God will restore his people's spiritual lives. He will give his Spirit to all who respond to him with faith. He will judge the peoples and nations that refuse to recognize his authority.</w:t>
       </w:r>
       <w:r>
         <w:rPr>
@@ -3584,35 +4057,9 @@
         <w:rPr>
           <w:lang w:val="en_US" w:bidi="en_US"/>
         </w:rPr>
-        <w:t>The future outpouring of God’s Spirit would be accompanied by signs and wonders. Blood and fire and . . . smoke</w:t>
-      </w:r>
-      <w:r>
-        <w:rPr>
-          <w:i/>
-          <w:lang w:val="en_US" w:bidi="en_US"/>
-        </w:rPr>
-        <w:t>,</w:t>
-      </w:r>
-      <w:r>
-        <w:rPr>
-          <w:lang w:val="en_US" w:bidi="en_US"/>
-        </w:rPr>
-        <w:t xml:space="preserve"> together with the darkening of the sun and the moon</w:t>
-      </w:r>
-      <w:r>
-        <w:rPr>
-          <w:i/>
-          <w:lang w:val="en_US" w:bidi="en_US"/>
-        </w:rPr>
-        <w:t>,</w:t>
-      </w:r>
-      <w:r>
-        <w:rPr>
-          <w:lang w:val="en_US" w:bidi="en_US"/>
-        </w:rPr>
-        <w:t xml:space="preserve"> are indications of God’s coming in judgment (see </w:t>
-      </w:r>
-      <w:hyperlink r:id="rId66">
+        <w:t xml:space="preserve">When God pours out his Spirit in the future, there will be signs and wonders. Blood, fire, and smoke, along with the darkening of the sun and moon, will show God's coming judgment (see </w:t>
+      </w:r>
+      <w:hyperlink r:id="rId65">
         <w:r>
           <w:rPr>
             <w:lang w:val="en_US" w:bidi="en_US"/>
@@ -3621,7 +4068,7 @@
             <w:color w:val="0000EE"/>
             <w:u w:val="single"/>
           </w:rPr>
-          <w:t>2:10</w:t>
+          <w:t>Joel 2:10</w:t>
         </w:r>
       </w:hyperlink>
       <w:r>
@@ -3630,7 +4077,7 @@
         </w:rPr>
         <w:t xml:space="preserve">; </w:t>
       </w:r>
-      <w:hyperlink r:id="rId67">
+      <w:hyperlink r:id="rId66">
         <w:r>
           <w:rPr>
             <w:lang w:val="en_US" w:bidi="en_US"/>
@@ -3648,6 +4095,83 @@
         </w:rPr>
         <w:t xml:space="preserve">; </w:t>
       </w:r>
+      <w:hyperlink r:id="rId67">
+        <w:r>
+          <w:rPr>
+            <w:lang w:val="en_US" w:bidi="en_US"/>
+          </w:rPr>
+          <w:rPr>
+            <w:color w:val="0000EE"/>
+            <w:u w:val="single"/>
+          </w:rPr>
+          <w:t>Revelation 6:12</w:t>
+        </w:r>
+      </w:hyperlink>
+      <w:r>
+        <w:rPr>
+          <w:lang w:val="en_US" w:bidi="en_US"/>
+        </w:rPr>
+        <w:t>).</w:t>
+      </w:r>
+      <w:r>
+        <w:rPr>
+          <w:lang w:val="en_US" w:bidi="en_US"/>
+        </w:rPr>
+      </w:r>
+      <w:r>
+        <w:rPr>
+          <w:lang w:val="en_US" w:bidi="en_US"/>
+        </w:rPr>
+      </w:r>
+    </w:p>
+    <w:p>
+      <w:pPr/>
+      <w:r>
+        <w:rPr>
+          <w:lang w:val="en_US" w:bidi="en_US"/>
+        </w:rPr>
+      </w:r>
+    </w:p>
+    <w:p>
+      <w:pPr>
+        <w:pStyle w:val="Heading2"/>
+      </w:pPr>
+      <w:r>
+        <w:rPr>
+          <w:lang w:val="en_US" w:bidi="en_US"/>
+        </w:rPr>
+        <w:t>Joel 2:32</w:t>
+      </w:r>
+      <w:r>
+        <w:rPr>
+          <w:lang w:val="en_US" w:bidi="en_US"/>
+        </w:rPr>
+      </w:r>
+    </w:p>
+    <w:p>
+      <w:pPr>
+        <w:pStyle w:val="ListBullet"/>
+        <w:spacing w:line="240" w:lineRule="auto"/>
+        <w:ind w:left="720"/>
+      </w:pPr>
+      <w:r>
+        <w:rPr>
+          <w:lang w:val="en_US" w:bidi="en_US"/>
+        </w:rPr>
+      </w:r>
+      <w:r>
+        <w:rPr>
+          <w:i/>
+          <w:lang w:val="en_US" w:bidi="en_US"/>
+        </w:rPr>
+        <w:t>everyone who calls on the name of the LORD will be saved</w:t>
+      </w:r>
+      <w:r>
+        <w:rPr>
+          <w:lang w:val="en_US" w:bidi="en_US"/>
+        </w:rPr>
+        <w:t xml:space="preserve">: Calling on God's name should not be a final act of desperation. It should be part of a lifelong commitment to worship, serve, and have fellowship with the Lord (see </w:t>
+      </w:r>
       <w:hyperlink r:id="rId68">
         <w:r>
           <w:rPr>
@@ -3657,62 +4181,14 @@
             <w:color w:val="0000EE"/>
             <w:u w:val="single"/>
           </w:rPr>
-          <w:t>Rev 6:12</w:t>
+          <w:t>Genesis 12:8</w:t>
         </w:r>
       </w:hyperlink>
       <w:r>
         <w:rPr>
           <w:lang w:val="en_US" w:bidi="en_US"/>
         </w:rPr>
-        <w:t>).</w:t>
-      </w:r>
-      <w:r>
-        <w:rPr>
-          <w:lang w:val="en_US" w:bidi="en_US"/>
-        </w:rPr>
-      </w:r>
-      <w:r>
-        <w:rPr>
-          <w:lang w:val="en_US" w:bidi="en_US"/>
-        </w:rPr>
-      </w:r>
-    </w:p>
-    <w:p>
-      <w:pPr/>
-      <w:r>
-        <w:rPr>
-          <w:lang w:val="en_US" w:bidi="en_US"/>
-        </w:rPr>
-      </w:r>
-    </w:p>
-    <w:p>
-      <w:pPr>
-        <w:pStyle w:val="Heading2"/>
-      </w:pPr>
-      <w:r>
-        <w:rPr>
-          <w:lang w:val="en_US" w:bidi="en_US"/>
-        </w:rPr>
-        <w:t>Joel 2:32</w:t>
-      </w:r>
-      <w:r>
-        <w:rPr>
-          <w:lang w:val="en_US" w:bidi="en_US"/>
-        </w:rPr>
-      </w:r>
-    </w:p>
-    <w:p>
-      <w:pPr/>
-      <w:r>
-        <w:rPr>
-          <w:lang w:val="en_US" w:bidi="en_US"/>
-        </w:rPr>
-      </w:r>
-      <w:r>
-        <w:rPr>
-          <w:lang w:val="en_US" w:bidi="en_US"/>
-        </w:rPr>
-        <w:t xml:space="preserve">everyone who calls on the name of the Lord will be saved: Calling on the name of God should not be a final act of desperation; it accompanies a lifelong commitment of worship, service, and fellowship with the Lord (see </w:t>
+        <w:t xml:space="preserve">; </w:t>
       </w:r>
       <w:hyperlink r:id="rId69">
         <w:r>
@@ -3723,7 +4199,7 @@
             <w:color w:val="0000EE"/>
             <w:u w:val="single"/>
           </w:rPr>
-          <w:t>Gen 12:8</w:t>
+          <w:t>Psalm 105:1</w:t>
         </w:r>
       </w:hyperlink>
       <w:r>
@@ -3741,7 +4217,7 @@
             <w:color w:val="0000EE"/>
             <w:u w:val="single"/>
           </w:rPr>
-          <w:t>Ps 105:1</w:t>
+          <w:t>Isaiah 12:4</w:t>
         </w:r>
       </w:hyperlink>
       <w:r>
@@ -3759,7 +4235,7 @@
             <w:color w:val="0000EE"/>
             <w:u w:val="single"/>
           </w:rPr>
-          <w:t>Isa 12:4</w:t>
+          <w:t>Romans 10:13</w:t>
         </w:r>
       </w:hyperlink>
       <w:r>
@@ -3769,24 +4245,6 @@
         <w:t xml:space="preserve">; </w:t>
       </w:r>
       <w:hyperlink r:id="rId72">
-        <w:r>
-          <w:rPr>
-            <w:lang w:val="en_US" w:bidi="en_US"/>
-          </w:rPr>
-          <w:rPr>
-            <w:color w:val="0000EE"/>
-            <w:u w:val="single"/>
-          </w:rPr>
-          <w:t>Rom 10:13</w:t>
-        </w:r>
-      </w:hyperlink>
-      <w:r>
-        <w:rPr>
-          <w:lang w:val="en_US" w:bidi="en_US"/>
-        </w:rPr>
-        <w:t xml:space="preserve">; </w:t>
-      </w:r>
-      <w:hyperlink r:id="rId73">
         <w:r>
           <w:rPr>
             <w:lang w:val="en_US" w:bidi="en_US"/>
@@ -3802,9 +4260,27 @@
         <w:rPr>
           <w:lang w:val="en_US" w:bidi="en_US"/>
         </w:rPr>
-        <w:t xml:space="preserve">). • Those whom the Lord has called are his chosen remnant, the survivors of judgment who worship him (see </w:t>
-      </w:r>
-      <w:hyperlink r:id="rId74">
+        <w:t xml:space="preserve">). </w:t>
+      </w:r>
+    </w:p>
+    <w:p>
+      <w:pPr>
+        <w:pStyle w:val="ListBullet"/>
+        <w:spacing w:line="240" w:lineRule="auto"/>
+        <w:ind w:left="720"/>
+      </w:pPr>
+      <w:r>
+        <w:rPr>
+          <w:lang w:val="en_US" w:bidi="en_US"/>
+        </w:rPr>
+      </w:r>
+      <w:r>
+        <w:rPr>
+          <w:lang w:val="en_US" w:bidi="en_US"/>
+        </w:rPr>
+        <w:t xml:space="preserve">Those whom the Lord has called are his chosen remnant. They are the survivors of judgment who worship him (see </w:t>
+      </w:r>
+      <w:hyperlink r:id="rId73">
         <w:r>
           <w:rPr>
             <w:lang w:val="en_US" w:bidi="en_US"/>
@@ -3813,7 +4289,7 @@
             <w:color w:val="0000EE"/>
             <w:u w:val="single"/>
           </w:rPr>
-          <w:t>2 Kgs 19:31</w:t>
+          <w:t>2 Kings 19:31</w:t>
         </w:r>
       </w:hyperlink>
       <w:r>
@@ -3822,7 +4298,7 @@
         </w:rPr>
         <w:t xml:space="preserve">; </w:t>
       </w:r>
-      <w:hyperlink r:id="rId75">
+      <w:hyperlink r:id="rId74">
         <w:r>
           <w:rPr>
             <w:lang w:val="en_US" w:bidi="en_US"/>
@@ -3840,6 +4316,137 @@
         </w:rPr>
         <w:t xml:space="preserve">; </w:t>
       </w:r>
+      <w:hyperlink r:id="rId75">
+        <w:r>
+          <w:rPr>
+            <w:lang w:val="en_US" w:bidi="en_US"/>
+          </w:rPr>
+          <w:rPr>
+            <w:color w:val="0000EE"/>
+            <w:u w:val="single"/>
+          </w:rPr>
+          <w:t>Isaiah 10:20–22</w:t>
+        </w:r>
+      </w:hyperlink>
+      <w:r>
+        <w:rPr>
+          <w:lang w:val="en_US" w:bidi="en_US"/>
+        </w:rPr>
+        <w:t>).</w:t>
+      </w:r>
+      <w:r>
+        <w:rPr>
+          <w:lang w:val="en_US" w:bidi="en_US"/>
+        </w:rPr>
+      </w:r>
+      <w:r>
+        <w:rPr>
+          <w:lang w:val="en_US" w:bidi="en_US"/>
+        </w:rPr>
+      </w:r>
+    </w:p>
+    <w:p>
+      <w:pPr/>
+      <w:r>
+        <w:rPr>
+          <w:lang w:val="en_US" w:bidi="en_US"/>
+        </w:rPr>
+      </w:r>
+    </w:p>
+    <w:p>
+      <w:pPr>
+        <w:pStyle w:val="Heading2"/>
+      </w:pPr>
+      <w:r>
+        <w:rPr>
+          <w:lang w:val="en_US" w:bidi="en_US"/>
+        </w:rPr>
+        <w:t>Joel 3:1–16</w:t>
+      </w:r>
+      <w:r>
+        <w:rPr>
+          <w:lang w:val="en_US" w:bidi="en_US"/>
+        </w:rPr>
+      </w:r>
+    </w:p>
+    <w:p>
+      <w:pPr/>
+      <w:r>
+        <w:rPr>
+          <w:lang w:val="en_US" w:bidi="en_US"/>
+        </w:rPr>
+      </w:r>
+      <w:r>
+        <w:rPr>
+          <w:lang w:val="en_US" w:bidi="en_US"/>
+        </w:rPr>
+        <w:t>Here, Joel spoke about God’s coming judgment on the nations, especially those that had oppressed God’s people.</w:t>
+      </w:r>
+      <w:r>
+        <w:rPr>
+          <w:lang w:val="en_US" w:bidi="en_US"/>
+        </w:rPr>
+      </w:r>
+      <w:r>
+        <w:rPr>
+          <w:lang w:val="en_US" w:bidi="en_US"/>
+        </w:rPr>
+      </w:r>
+    </w:p>
+    <w:p>
+      <w:pPr/>
+      <w:r>
+        <w:rPr>
+          <w:lang w:val="en_US" w:bidi="en_US"/>
+        </w:rPr>
+      </w:r>
+    </w:p>
+    <w:p>
+      <w:pPr>
+        <w:pStyle w:val="Heading2"/>
+      </w:pPr>
+      <w:r>
+        <w:rPr>
+          <w:lang w:val="en_US" w:bidi="en_US"/>
+        </w:rPr>
+        <w:t>Joel 3:2–3</w:t>
+      </w:r>
+      <w:r>
+        <w:rPr>
+          <w:lang w:val="en_US" w:bidi="en_US"/>
+        </w:rPr>
+      </w:r>
+    </w:p>
+    <w:p>
+      <w:pPr>
+        <w:pStyle w:val="ListBullet"/>
+        <w:spacing w:line="240" w:lineRule="auto"/>
+        <w:ind w:left="720"/>
+      </w:pPr>
+      <w:r>
+        <w:rPr>
+          <w:lang w:val="en_US" w:bidi="en_US"/>
+        </w:rPr>
+      </w:r>
+      <w:r>
+        <w:rPr>
+          <w:lang w:val="en_US" w:bidi="en_US"/>
+        </w:rPr>
+        <w:t xml:space="preserve">The Lord would gather the armies of the world (literally </w:t>
+      </w:r>
+      <w:r>
+        <w:rPr>
+          <w:i/>
+          <w:lang w:val="en_US" w:bidi="en_US"/>
+        </w:rPr>
+        <w:t>all the nations</w:t>
+      </w:r>
+      <w:r>
+        <w:rPr>
+          <w:lang w:val="en_US" w:bidi="en_US"/>
+        </w:rPr>
+        <w:t>) in the valley of Jehoshaphat. This valley is not related to King Jehoshaphat of Judah (</w:t>
+      </w:r>
       <w:hyperlink r:id="rId76">
         <w:r>
           <w:rPr>
@@ -3849,143 +4456,16 @@
             <w:color w:val="0000EE"/>
             <w:u w:val="single"/>
           </w:rPr>
-          <w:t>Isa 10:20–22</w:t>
+          <w:t>1 Kings 22:41</w:t>
         </w:r>
       </w:hyperlink>
       <w:r>
         <w:rPr>
           <w:lang w:val="en_US" w:bidi="en_US"/>
         </w:rPr>
-        <w:t>).</w:t>
-      </w:r>
-      <w:r>
-        <w:rPr>
-          <w:lang w:val="en_US" w:bidi="en_US"/>
-        </w:rPr>
-      </w:r>
-      <w:r>
-        <w:rPr>
-          <w:lang w:val="en_US" w:bidi="en_US"/>
-        </w:rPr>
-      </w:r>
-    </w:p>
-    <w:p>
-      <w:pPr/>
-      <w:r>
-        <w:rPr>
-          <w:lang w:val="en_US" w:bidi="en_US"/>
-        </w:rPr>
-      </w:r>
-    </w:p>
-    <w:p>
-      <w:pPr>
-        <w:pStyle w:val="Heading2"/>
-      </w:pPr>
-      <w:r>
-        <w:rPr>
-          <w:lang w:val="en_US" w:bidi="en_US"/>
-        </w:rPr>
-        <w:t>Joel 3:1–16</w:t>
-      </w:r>
-      <w:r>
-        <w:rPr>
-          <w:lang w:val="en_US" w:bidi="en_US"/>
-        </w:rPr>
-      </w:r>
-    </w:p>
-    <w:p>
-      <w:pPr/>
-      <w:r>
-        <w:rPr>
-          <w:lang w:val="en_US" w:bidi="en_US"/>
-        </w:rPr>
-      </w:r>
-      <w:r>
-        <w:rPr>
-          <w:lang w:val="en_US" w:bidi="en_US"/>
-        </w:rPr>
-        <w:t>Joel here foretold divine judgment on the nations, particularly those that had oppressed God’s people.</w:t>
-      </w:r>
-      <w:r>
-        <w:rPr>
-          <w:lang w:val="en_US" w:bidi="en_US"/>
-        </w:rPr>
-      </w:r>
-      <w:r>
-        <w:rPr>
-          <w:lang w:val="en_US" w:bidi="en_US"/>
-        </w:rPr>
-      </w:r>
-    </w:p>
-    <w:p>
-      <w:pPr/>
-      <w:r>
-        <w:rPr>
-          <w:lang w:val="en_US" w:bidi="en_US"/>
-        </w:rPr>
-      </w:r>
-    </w:p>
-    <w:p>
-      <w:pPr>
-        <w:pStyle w:val="Heading2"/>
-      </w:pPr>
-      <w:r>
-        <w:rPr>
-          <w:lang w:val="en_US" w:bidi="en_US"/>
-        </w:rPr>
-        <w:t>Joel 3:2–3</w:t>
-      </w:r>
-      <w:r>
-        <w:rPr>
-          <w:lang w:val="en_US" w:bidi="en_US"/>
-        </w:rPr>
-      </w:r>
-    </w:p>
-    <w:p>
-      <w:pPr/>
-      <w:r>
-        <w:rPr>
-          <w:lang w:val="en_US" w:bidi="en_US"/>
-        </w:rPr>
-      </w:r>
-      <w:r>
-        <w:rPr>
-          <w:lang w:val="en_US" w:bidi="en_US"/>
-        </w:rPr>
-        <w:t xml:space="preserve">The Lord would assemble the armies of the world (literally </w:t>
-      </w:r>
-      <w:r>
-        <w:rPr>
-          <w:i/>
-          <w:lang w:val="en_US" w:bidi="en_US"/>
-        </w:rPr>
-        <w:t>all the nations</w:t>
-      </w:r>
-      <w:r>
-        <w:rPr>
-          <w:lang w:val="en_US" w:bidi="en_US"/>
-        </w:rPr>
-        <w:t>) in the valley of Jehoshaphat. This valley was not connected with King Jehoshaphat of Judah (</w:t>
+        <w:t xml:space="preserve">). Instead, it means “the valley where the Lord judges.” It is the place where God would decide the fate of the nations (see </w:t>
       </w:r>
       <w:hyperlink r:id="rId77">
-        <w:r>
-          <w:rPr>
-            <w:lang w:val="en_US" w:bidi="en_US"/>
-          </w:rPr>
-          <w:rPr>
-            <w:color w:val="0000EE"/>
-            <w:u w:val="single"/>
-          </w:rPr>
-          <w:t>1 Kgs 22:41</w:t>
-        </w:r>
-      </w:hyperlink>
-      <w:r>
-        <w:rPr>
-          <w:lang w:val="en_US" w:bidi="en_US"/>
-        </w:rPr>
-        <w:t xml:space="preserve">); rather, this description, which means “the valley where the Lord judges,” identifies the site as the place where God would render his decision (see </w:t>
-      </w:r>
-      <w:hyperlink r:id="rId78">
         <w:r>
           <w:rPr>
             <w:lang w:val="en_US" w:bidi="en_US"/>
@@ -4001,7 +4481,43 @@
         <w:rPr>
           <w:lang w:val="en_US" w:bidi="en_US"/>
         </w:rPr>
-        <w:t xml:space="preserve">) regarding the fate of the nations. • The sins of the nations include exiling God’s covenant people and victimizing helpless boys and girls in an inhuman slave trade (cp. </w:t>
+        <w:t xml:space="preserve">). </w:t>
+      </w:r>
+    </w:p>
+    <w:p>
+      <w:pPr>
+        <w:pStyle w:val="ListBullet"/>
+        <w:spacing w:line="240" w:lineRule="auto"/>
+        <w:ind w:left="720"/>
+      </w:pPr>
+      <w:r>
+        <w:rPr>
+          <w:lang w:val="en_US" w:bidi="en_US"/>
+        </w:rPr>
+      </w:r>
+      <w:r>
+        <w:rPr>
+          <w:lang w:val="en_US" w:bidi="en_US"/>
+        </w:rPr>
+        <w:t xml:space="preserve">The sins of the nations included driving God’s covenant people into exile. They also included abusing helpless boys and girls by selling them as slaves (compare </w:t>
+      </w:r>
+      <w:hyperlink r:id="rId78">
+        <w:r>
+          <w:rPr>
+            <w:lang w:val="en_US" w:bidi="en_US"/>
+          </w:rPr>
+          <w:rPr>
+            <w:color w:val="0000EE"/>
+            <w:u w:val="single"/>
+          </w:rPr>
+          <w:t>Ezekiel 27:13</w:t>
+        </w:r>
+      </w:hyperlink>
+      <w:r>
+        <w:rPr>
+          <w:lang w:val="en_US" w:bidi="en_US"/>
+        </w:rPr>
+        <w:t xml:space="preserve">; </w:t>
       </w:r>
       <w:hyperlink r:id="rId79">
         <w:r>
@@ -4012,82 +4528,64 @@
             <w:color w:val="0000EE"/>
             <w:u w:val="single"/>
           </w:rPr>
-          <w:t>Ezek 27:13</w:t>
+          <w:t>Revelation 18:13</w:t>
         </w:r>
       </w:hyperlink>
       <w:r>
         <w:rPr>
           <w:lang w:val="en_US" w:bidi="en_US"/>
         </w:rPr>
-        <w:t xml:space="preserve">; </w:t>
+        <w:t>).</w:t>
+      </w:r>
+      <w:r>
+        <w:rPr>
+          <w:lang w:val="en_US" w:bidi="en_US"/>
+        </w:rPr>
+      </w:r>
+      <w:r>
+        <w:rPr>
+          <w:lang w:val="en_US" w:bidi="en_US"/>
+        </w:rPr>
+      </w:r>
+    </w:p>
+    <w:p>
+      <w:pPr/>
+      <w:r>
+        <w:rPr>
+          <w:lang w:val="en_US" w:bidi="en_US"/>
+        </w:rPr>
+      </w:r>
+    </w:p>
+    <w:p>
+      <w:pPr>
+        <w:pStyle w:val="Heading2"/>
+      </w:pPr>
+      <w:r>
+        <w:rPr>
+          <w:lang w:val="en_US" w:bidi="en_US"/>
+        </w:rPr>
+        <w:t>Joel 3:4–6</w:t>
+      </w:r>
+      <w:r>
+        <w:rPr>
+          <w:lang w:val="en_US" w:bidi="en_US"/>
+        </w:rPr>
+      </w:r>
+    </w:p>
+    <w:p>
+      <w:pPr/>
+      <w:r>
+        <w:rPr>
+          <w:lang w:val="en_US" w:bidi="en_US"/>
+        </w:rPr>
+      </w:r>
+      <w:r>
+        <w:rPr>
+          <w:lang w:val="en_US" w:bidi="en_US"/>
+        </w:rPr>
+        <w:t xml:space="preserve">The Phoenician cities of Tyre and Sidon, along with the cities of Philistia, were guilty of stealing valuable treasures from Jerusalem. They also sold the people of Jerusalem as slaves to the Greeks (see </w:t>
       </w:r>
       <w:hyperlink r:id="rId80">
-        <w:r>
-          <w:rPr>
-            <w:lang w:val="en_US" w:bidi="en_US"/>
-          </w:rPr>
-          <w:rPr>
-            <w:color w:val="0000EE"/>
-            <w:u w:val="single"/>
-          </w:rPr>
-          <w:t>Rev 18:13</w:t>
-        </w:r>
-      </w:hyperlink>
-      <w:r>
-        <w:rPr>
-          <w:lang w:val="en_US" w:bidi="en_US"/>
-        </w:rPr>
-        <w:t>).</w:t>
-      </w:r>
-      <w:r>
-        <w:rPr>
-          <w:lang w:val="en_US" w:bidi="en_US"/>
-        </w:rPr>
-      </w:r>
-      <w:r>
-        <w:rPr>
-          <w:lang w:val="en_US" w:bidi="en_US"/>
-        </w:rPr>
-      </w:r>
-    </w:p>
-    <w:p>
-      <w:pPr/>
-      <w:r>
-        <w:rPr>
-          <w:lang w:val="en_US" w:bidi="en_US"/>
-        </w:rPr>
-      </w:r>
-    </w:p>
-    <w:p>
-      <w:pPr>
-        <w:pStyle w:val="Heading2"/>
-      </w:pPr>
-      <w:r>
-        <w:rPr>
-          <w:lang w:val="en_US" w:bidi="en_US"/>
-        </w:rPr>
-        <w:t>Joel 3:4–6</w:t>
-      </w:r>
-      <w:r>
-        <w:rPr>
-          <w:lang w:val="en_US" w:bidi="en_US"/>
-        </w:rPr>
-      </w:r>
-    </w:p>
-    <w:p>
-      <w:pPr/>
-      <w:r>
-        <w:rPr>
-          <w:lang w:val="en_US" w:bidi="en_US"/>
-        </w:rPr>
-      </w:r>
-      <w:r>
-        <w:rPr>
-          <w:lang w:val="en_US" w:bidi="en_US"/>
-        </w:rPr>
-        <w:t xml:space="preserve">The Phoenician cities of Tyre and Sidon and the cities of Philistia were guilty of looting the precious treasures of Jerusalem and selling its people as slaves to the Greeks (see </w:t>
-      </w:r>
-      <w:hyperlink r:id="rId81">
         <w:r>
           <w:rPr>
             <w:lang w:val="en_US" w:bidi="en_US"/>
@@ -4105,7 +4603,7 @@
         </w:rPr>
         <w:t xml:space="preserve">, </w:t>
       </w:r>
-      <w:hyperlink r:id="rId82">
+      <w:hyperlink r:id="rId81">
         <w:r>
           <w:rPr>
             <w:lang w:val="en_US" w:bidi="en_US"/>
@@ -4217,7 +4715,7 @@
         <w:rPr>
           <w:lang w:val="en_US" w:bidi="en_US"/>
         </w:rPr>
-        <w:t>The nations are mockingly called to a futile war against the Lord that would end in their destruction and judgment.</w:t>
+        <w:t>The nations are called to fight against the Lord, but the call is meant to show how useless their war would be. Their rebellion would end in destruction and judgment.</w:t>
       </w:r>
       <w:r>
         <w:rPr>
@@ -4263,9 +4761,34 @@
       </w:r>
       <w:r>
         <w:rPr>
-          <w:lang w:val="en_US" w:bidi="en_US"/>
-        </w:rPr>
-        <w:t xml:space="preserve">Hammer your plowshares into swords: Deliberately reversing an image from </w:t>
+          <w:i/>
+          <w:lang w:val="en_US" w:bidi="en_US"/>
+        </w:rPr>
+        <w:t>Beat your plowshares into swords</w:t>
+      </w:r>
+      <w:r>
+        <w:rPr>
+          <w:lang w:val="en_US" w:bidi="en_US"/>
+        </w:rPr>
+        <w:t xml:space="preserve">: This command deliberately reverses the picture of peace found in </w:t>
+      </w:r>
+      <w:hyperlink r:id="rId82">
+        <w:r>
+          <w:rPr>
+            <w:lang w:val="en_US" w:bidi="en_US"/>
+          </w:rPr>
+          <w:rPr>
+            <w:color w:val="0000EE"/>
+            <w:u w:val="single"/>
+          </w:rPr>
+          <w:t>Isaiah 2:4</w:t>
+        </w:r>
+      </w:hyperlink>
+      <w:r>
+        <w:rPr>
+          <w:lang w:val="en_US" w:bidi="en_US"/>
+        </w:rPr>
+        <w:t xml:space="preserve"> and </w:t>
       </w:r>
       <w:hyperlink r:id="rId83">
         <w:r>
@@ -4276,14 +4799,136 @@
             <w:color w:val="0000EE"/>
             <w:u w:val="single"/>
           </w:rPr>
-          <w:t>Isa 2:4</w:t>
+          <w:t>Micah 4:3</w:t>
         </w:r>
       </w:hyperlink>
       <w:r>
         <w:rPr>
           <w:lang w:val="en_US" w:bidi="en_US"/>
         </w:rPr>
-        <w:t xml:space="preserve"> and </w:t>
+        <w:t>. Instead of laying down weapons, the nations were told to prepare for war.</w:t>
+      </w:r>
+    </w:p>
+    <w:p>
+      <w:pPr/>
+      <w:r>
+        <w:rPr>
+          <w:lang w:val="en_US" w:bidi="en_US"/>
+        </w:rPr>
+      </w:r>
+      <w:r>
+        <w:rPr>
+          <w:lang w:val="en_US" w:bidi="en_US"/>
+        </w:rPr>
+        <w:t>Joel ordered them to gather every possible resource for the coming battle. Even those who were weak and not fit for war were told to become soldiers.</w:t>
+      </w:r>
+      <w:r>
+        <w:rPr>
+          <w:lang w:val="en_US" w:bidi="en_US"/>
+        </w:rPr>
+      </w:r>
+      <w:r>
+        <w:rPr>
+          <w:lang w:val="en_US" w:bidi="en_US"/>
+        </w:rPr>
+      </w:r>
+    </w:p>
+    <w:p>
+      <w:pPr/>
+      <w:r>
+        <w:rPr>
+          <w:lang w:val="en_US" w:bidi="en_US"/>
+        </w:rPr>
+      </w:r>
+    </w:p>
+    <w:p>
+      <w:pPr>
+        <w:pStyle w:val="Heading2"/>
+      </w:pPr>
+      <w:r>
+        <w:rPr>
+          <w:lang w:val="en_US" w:bidi="en_US"/>
+        </w:rPr>
+        <w:t>Joel 3:12</w:t>
+      </w:r>
+      <w:r>
+        <w:rPr>
+          <w:lang w:val="en_US" w:bidi="en_US"/>
+        </w:rPr>
+      </w:r>
+    </w:p>
+    <w:p>
+      <w:pPr/>
+      <w:r>
+        <w:rPr>
+          <w:lang w:val="en_US" w:bidi="en_US"/>
+        </w:rPr>
+      </w:r>
+      <w:r>
+        <w:rPr>
+          <w:lang w:val="en_US" w:bidi="en_US"/>
+        </w:rPr>
+        <w:t xml:space="preserve">The battle will occur in the valley of Jehoshaphat (see </w:t>
+      </w:r>
+      <w:r>
+        <w:rPr>
+          <w:lang w:val="en_US" w:bidi="en_US"/>
+        </w:rPr>
+        <w:t>study note on Joel 3:2–3</w:t>
+      </w:r>
+      <w:r>
+        <w:rPr>
+          <w:lang w:val="en_US" w:bidi="en_US"/>
+        </w:rPr>
+        <w:t>), where the Lord will judge everyone.</w:t>
+      </w:r>
+      <w:r>
+        <w:rPr>
+          <w:lang w:val="en_US" w:bidi="en_US"/>
+        </w:rPr>
+      </w:r>
+      <w:r>
+        <w:rPr>
+          <w:lang w:val="en_US" w:bidi="en_US"/>
+        </w:rPr>
+      </w:r>
+    </w:p>
+    <w:p>
+      <w:pPr/>
+      <w:r>
+        <w:rPr>
+          <w:lang w:val="en_US" w:bidi="en_US"/>
+        </w:rPr>
+      </w:r>
+    </w:p>
+    <w:p>
+      <w:pPr>
+        <w:pStyle w:val="Heading2"/>
+      </w:pPr>
+      <w:r>
+        <w:rPr>
+          <w:lang w:val="en_US" w:bidi="en_US"/>
+        </w:rPr>
+        <w:t>Joel 3:13</w:t>
+      </w:r>
+      <w:r>
+        <w:rPr>
+          <w:lang w:val="en_US" w:bidi="en_US"/>
+        </w:rPr>
+      </w:r>
+    </w:p>
+    <w:p>
+      <w:pPr/>
+      <w:r>
+        <w:rPr>
+          <w:lang w:val="en_US" w:bidi="en_US"/>
+        </w:rPr>
+      </w:r>
+      <w:r>
+        <w:rPr>
+          <w:lang w:val="en_US" w:bidi="en_US"/>
+        </w:rPr>
+        <w:t xml:space="preserve">God would defeat the nations completely. He would judge them like a sickle that cuts down grain at harvest time. He would also judge them like workers who crush grapes in a winepress until nothing remains (see </w:t>
       </w:r>
       <w:hyperlink r:id="rId84">
         <w:r>
@@ -4294,135 +4939,14 @@
             <w:color w:val="0000EE"/>
             <w:u w:val="single"/>
           </w:rPr>
-          <w:t>Mic 4:3</w:t>
+          <w:t>Isaiah 63:2–3</w:t>
         </w:r>
       </w:hyperlink>
       <w:r>
         <w:rPr>
           <w:lang w:val="en_US" w:bidi="en_US"/>
         </w:rPr>
-        <w:t>, Joel ordered the nations to mobilize every resource for the forthcoming battle. Even those unfit for war, the weaklings</w:t>
-      </w:r>
-      <w:r>
-        <w:rPr>
-          <w:i/>
-          <w:lang w:val="en_US" w:bidi="en_US"/>
-        </w:rPr>
-        <w:t>,</w:t>
-      </w:r>
-      <w:r>
-        <w:rPr>
-          <w:lang w:val="en_US" w:bidi="en_US"/>
-        </w:rPr>
-        <w:t xml:space="preserve"> must become soldiers.</w:t>
-      </w:r>
-      <w:r>
-        <w:rPr>
-          <w:lang w:val="en_US" w:bidi="en_US"/>
-        </w:rPr>
-      </w:r>
-      <w:r>
-        <w:rPr>
-          <w:lang w:val="en_US" w:bidi="en_US"/>
-        </w:rPr>
-      </w:r>
-    </w:p>
-    <w:p>
-      <w:pPr/>
-      <w:r>
-        <w:rPr>
-          <w:lang w:val="en_US" w:bidi="en_US"/>
-        </w:rPr>
-      </w:r>
-    </w:p>
-    <w:p>
-      <w:pPr>
-        <w:pStyle w:val="Heading2"/>
-      </w:pPr>
-      <w:r>
-        <w:rPr>
-          <w:lang w:val="en_US" w:bidi="en_US"/>
-        </w:rPr>
-        <w:t>Joel 3:12</w:t>
-      </w:r>
-      <w:r>
-        <w:rPr>
-          <w:lang w:val="en_US" w:bidi="en_US"/>
-        </w:rPr>
-      </w:r>
-    </w:p>
-    <w:p>
-      <w:pPr/>
-      <w:r>
-        <w:rPr>
-          <w:lang w:val="en_US" w:bidi="en_US"/>
-        </w:rPr>
-      </w:r>
-      <w:r>
-        <w:rPr>
-          <w:lang w:val="en_US" w:bidi="en_US"/>
-        </w:rPr>
-        <w:t xml:space="preserve">The battle would take place in the valley of Jehoshaphat (see </w:t>
-      </w:r>
-      <w:r>
-        <w:rPr>
-          <w:lang w:val="en_US" w:bidi="en_US"/>
-        </w:rPr>
-        <w:t>study note on 3:2–3</w:t>
-      </w:r>
-      <w:r>
-        <w:rPr>
-          <w:lang w:val="en_US" w:bidi="en_US"/>
-        </w:rPr>
-        <w:t>), where the Lord would pronounce judgment on them all.</w:t>
-      </w:r>
-      <w:r>
-        <w:rPr>
-          <w:lang w:val="en_US" w:bidi="en_US"/>
-        </w:rPr>
-      </w:r>
-      <w:r>
-        <w:rPr>
-          <w:lang w:val="en_US" w:bidi="en_US"/>
-        </w:rPr>
-      </w:r>
-    </w:p>
-    <w:p>
-      <w:pPr/>
-      <w:r>
-        <w:rPr>
-          <w:lang w:val="en_US" w:bidi="en_US"/>
-        </w:rPr>
-      </w:r>
-    </w:p>
-    <w:p>
-      <w:pPr>
-        <w:pStyle w:val="Heading2"/>
-      </w:pPr>
-      <w:r>
-        <w:rPr>
-          <w:lang w:val="en_US" w:bidi="en_US"/>
-        </w:rPr>
-        <w:t>Joel 3:13</w:t>
-      </w:r>
-      <w:r>
-        <w:rPr>
-          <w:lang w:val="en_US" w:bidi="en_US"/>
-        </w:rPr>
-      </w:r>
-    </w:p>
-    <w:p>
-      <w:pPr/>
-      <w:r>
-        <w:rPr>
-          <w:lang w:val="en_US" w:bidi="en_US"/>
-        </w:rPr>
-      </w:r>
-      <w:r>
-        <w:rPr>
-          <w:lang w:val="en_US" w:bidi="en_US"/>
-        </w:rPr>
-        <w:t xml:space="preserve">God would defeat the nations like a sickle that mows down stalks of grain and like workers who tread grapes in the winepress (see </w:t>
+        <w:t xml:space="preserve">; </w:t>
       </w:r>
       <w:hyperlink r:id="rId85">
         <w:r>
@@ -4433,14 +4957,98 @@
             <w:color w:val="0000EE"/>
             <w:u w:val="single"/>
           </w:rPr>
-          <w:t>Isa 63:2–3</w:t>
+          <w:t>Revelation 14:14–20</w:t>
         </w:r>
       </w:hyperlink>
       <w:r>
         <w:rPr>
           <w:lang w:val="en_US" w:bidi="en_US"/>
         </w:rPr>
-        <w:t xml:space="preserve">; </w:t>
+        <w:t>).</w:t>
+      </w:r>
+      <w:r>
+        <w:rPr>
+          <w:lang w:val="en_US" w:bidi="en_US"/>
+        </w:rPr>
+      </w:r>
+      <w:r>
+        <w:rPr>
+          <w:lang w:val="en_US" w:bidi="en_US"/>
+        </w:rPr>
+      </w:r>
+    </w:p>
+    <w:p>
+      <w:pPr/>
+      <w:r>
+        <w:rPr>
+          <w:lang w:val="en_US" w:bidi="en_US"/>
+        </w:rPr>
+      </w:r>
+    </w:p>
+    <w:p>
+      <w:pPr>
+        <w:pStyle w:val="Heading2"/>
+      </w:pPr>
+      <w:r>
+        <w:rPr>
+          <w:lang w:val="en_US" w:bidi="en_US"/>
+        </w:rPr>
+        <w:t>Joel 3:14</w:t>
+      </w:r>
+      <w:r>
+        <w:rPr>
+          <w:lang w:val="en_US" w:bidi="en_US"/>
+        </w:rPr>
+      </w:r>
+    </w:p>
+    <w:p>
+      <w:pPr>
+        <w:pStyle w:val="ListBullet"/>
+        <w:spacing w:line="240" w:lineRule="auto"/>
+        <w:ind w:left="720"/>
+      </w:pPr>
+      <w:r>
+        <w:rPr>
+          <w:lang w:val="en_US" w:bidi="en_US"/>
+        </w:rPr>
+      </w:r>
+      <w:r>
+        <w:rPr>
+          <w:i/>
+          <w:lang w:val="en_US" w:bidi="en_US"/>
+        </w:rPr>
+        <w:t>Multitudes, multitudes</w:t>
+      </w:r>
+      <w:r>
+        <w:rPr>
+          <w:lang w:val="en_US" w:bidi="en_US"/>
+        </w:rPr>
+        <w:t xml:space="preserve">: The repetition of the Hebrew word captures the chaotic noise made by a huge crowd. </w:t>
+      </w:r>
+    </w:p>
+    <w:p>
+      <w:pPr>
+        <w:pStyle w:val="ListBullet"/>
+        <w:spacing w:line="240" w:lineRule="auto"/>
+        <w:ind w:left="720"/>
+      </w:pPr>
+      <w:r>
+        <w:rPr>
+          <w:lang w:val="en_US" w:bidi="en_US"/>
+        </w:rPr>
+      </w:r>
+      <w:r>
+        <w:rPr>
+          <w:i/>
+          <w:lang w:val="en_US" w:bidi="en_US"/>
+        </w:rPr>
+        <w:t>valley of decision</w:t>
+      </w:r>
+      <w:r>
+        <w:rPr>
+          <w:lang w:val="en_US" w:bidi="en_US"/>
+        </w:rPr>
+        <w:t xml:space="preserve">: The name of the valley is changed because the Lord has now decided to judge the nations (see </w:t>
       </w:r>
       <w:hyperlink r:id="rId86">
         <w:r>
@@ -4451,108 +5059,16 @@
             <w:color w:val="0000EE"/>
             <w:u w:val="single"/>
           </w:rPr>
-          <w:t>Rev 14:14–20</w:t>
+          <w:t>Joel 3:2–3</w:t>
         </w:r>
       </w:hyperlink>
       <w:r>
         <w:rPr>
           <w:lang w:val="en_US" w:bidi="en_US"/>
         </w:rPr>
-        <w:t>).</w:t>
-      </w:r>
-      <w:r>
-        <w:rPr>
-          <w:lang w:val="en_US" w:bidi="en_US"/>
-        </w:rPr>
-      </w:r>
-      <w:r>
-        <w:rPr>
-          <w:lang w:val="en_US" w:bidi="en_US"/>
-        </w:rPr>
-      </w:r>
-    </w:p>
-    <w:p>
-      <w:pPr/>
-      <w:r>
-        <w:rPr>
-          <w:lang w:val="en_US" w:bidi="en_US"/>
-        </w:rPr>
-      </w:r>
-    </w:p>
-    <w:p>
-      <w:pPr>
-        <w:pStyle w:val="Heading2"/>
-      </w:pPr>
-      <w:r>
-        <w:rPr>
-          <w:lang w:val="en_US" w:bidi="en_US"/>
-        </w:rPr>
-        <w:t>Joel 3:14</w:t>
-      </w:r>
-      <w:r>
-        <w:rPr>
-          <w:lang w:val="en_US" w:bidi="en_US"/>
-        </w:rPr>
-      </w:r>
-    </w:p>
-    <w:p>
-      <w:pPr/>
-      <w:r>
-        <w:rPr>
-          <w:lang w:val="en_US" w:bidi="en_US"/>
-        </w:rPr>
-      </w:r>
-      <w:r>
-        <w:rPr>
-          <w:lang w:val="en_US" w:bidi="en_US"/>
-        </w:rPr>
-        <w:t xml:space="preserve">Thousands upon thousands (literally </w:t>
-      </w:r>
-      <w:r>
-        <w:rPr>
-          <w:i/>
-          <w:lang w:val="en_US" w:bidi="en_US"/>
-        </w:rPr>
-        <w:t>roaring, roaring;</w:t>
-      </w:r>
-      <w:r>
-        <w:rPr>
-          <w:lang w:val="en_US" w:bidi="en_US"/>
-        </w:rPr>
-        <w:t xml:space="preserve"> or </w:t>
-      </w:r>
-      <w:r>
-        <w:rPr>
-          <w:i/>
-          <w:lang w:val="en_US" w:bidi="en_US"/>
-        </w:rPr>
-        <w:t>crowds, crowds</w:t>
-      </w:r>
-      <w:r>
-        <w:rPr>
-          <w:lang w:val="en_US" w:bidi="en_US"/>
-        </w:rPr>
-        <w:t xml:space="preserve">): The repetition of the Hebrew word captures the chaotic noise made by an immense crowd. • valley of decision: The name of the valley is changed (cp. </w:t>
+        <w:t xml:space="preserve">, </w:t>
       </w:r>
       <w:hyperlink r:id="rId87">
-        <w:r>
-          <w:rPr>
-            <w:lang w:val="en_US" w:bidi="en_US"/>
-          </w:rPr>
-          <w:rPr>
-            <w:color w:val="0000EE"/>
-            <w:u w:val="single"/>
-          </w:rPr>
-          <w:t>3:2–3</w:t>
-        </w:r>
-      </w:hyperlink>
-      <w:r>
-        <w:rPr>
-          <w:lang w:val="en_US" w:bidi="en_US"/>
-        </w:rPr>
-        <w:t xml:space="preserve">, </w:t>
-      </w:r>
-      <w:hyperlink r:id="rId88">
         <w:r>
           <w:rPr>
             <w:lang w:val="en_US" w:bidi="en_US"/>
@@ -4568,7 +5084,7 @@
         <w:rPr>
           <w:lang w:val="en_US" w:bidi="en_US"/>
         </w:rPr>
-        <w:t>) because now the Lord’s judgment had been decided.</w:t>
+        <w:t>).</w:t>
       </w:r>
       <w:r>
         <w:rPr>
@@ -4616,35 +5132,9 @@
         <w:rPr>
           <w:lang w:val="en_US" w:bidi="en_US"/>
         </w:rPr>
-        <w:t>The Lord’s voice</w:t>
-      </w:r>
-      <w:r>
-        <w:rPr>
-          <w:i/>
-          <w:lang w:val="en_US" w:bidi="en_US"/>
-        </w:rPr>
-        <w:t>,</w:t>
-      </w:r>
-      <w:r>
-        <w:rPr>
-          <w:lang w:val="en_US" w:bidi="en_US"/>
-        </w:rPr>
-        <w:t xml:space="preserve"> like that of a lion, would roar from Zion</w:t>
-      </w:r>
-      <w:r>
-        <w:rPr>
-          <w:i/>
-          <w:lang w:val="en_US" w:bidi="en_US"/>
-        </w:rPr>
-        <w:t>,</w:t>
-      </w:r>
-      <w:r>
-        <w:rPr>
-          <w:lang w:val="en_US" w:bidi="en_US"/>
-        </w:rPr>
-        <w:t xml:space="preserve"> shaking heaven and earth and terrifying sinners (see </w:t>
-      </w:r>
-      <w:hyperlink r:id="rId89">
+        <w:t xml:space="preserve">The Lord’s voice would sound like the roar of a lion. It would come from Zion and shake heaven and earth. This roar would terrify those who oppose God (see </w:t>
+      </w:r>
+      <w:hyperlink r:id="rId88">
         <w:r>
           <w:rPr>
             <w:lang w:val="en_US" w:bidi="en_US"/>
@@ -4660,7 +5150,7 @@
         <w:rPr>
           <w:lang w:val="en_US" w:bidi="en_US"/>
         </w:rPr>
-        <w:t>). Yet this same ferocious lion is also a refuge for his people.</w:t>
+        <w:t>). Yet the same Lord, strong like a lion, would also be a place of safety for his people.</w:t>
       </w:r>
       <w:r>
         <w:rPr>
@@ -4706,22 +5196,82 @@
       </w:r>
       <w:r>
         <w:rPr>
-          <w:lang w:val="en_US" w:bidi="en_US"/>
-        </w:rPr>
-        <w:t>Then you will know: God’s ultimate purpose is that his people should know him and share his holy character. They must learn that he alone is God and that he reigns over all creation from Zion</w:t>
-      </w:r>
-      <w:r>
-        <w:rPr>
           <w:i/>
           <w:lang w:val="en_US" w:bidi="en_US"/>
         </w:rPr>
-        <w:t>,</w:t>
-      </w:r>
-      <w:r>
-        <w:rPr>
-          <w:lang w:val="en_US" w:bidi="en_US"/>
-        </w:rPr>
-        <w:t xml:space="preserve"> his holy mountain (see also </w:t>
+        <w:t>Then you will know</w:t>
+      </w:r>
+      <w:r>
+        <w:rPr>
+          <w:lang w:val="en_US" w:bidi="en_US"/>
+        </w:rPr>
+        <w:t xml:space="preserve">: God’s ultimate purpose is for his people to know him and to share in his holy character. They must learn that he is the only God and that he rules over all creation from Zion, his holy mountain (see also </w:t>
+      </w:r>
+      <w:hyperlink r:id="rId89">
+        <w:r>
+          <w:rPr>
+            <w:lang w:val="en_US" w:bidi="en_US"/>
+          </w:rPr>
+          <w:rPr>
+            <w:color w:val="0000EE"/>
+            <w:u w:val="single"/>
+          </w:rPr>
+          <w:t>Joel 2:27</w:t>
+        </w:r>
+      </w:hyperlink>
+      <w:r>
+        <w:rPr>
+          <w:lang w:val="en_US" w:bidi="en_US"/>
+        </w:rPr>
+        <w:t>). True security now and hope for the future come from God's presence.</w:t>
+      </w:r>
+      <w:r>
+        <w:rPr>
+          <w:lang w:val="en_US" w:bidi="en_US"/>
+        </w:rPr>
+      </w:r>
+      <w:r>
+        <w:rPr>
+          <w:lang w:val="en_US" w:bidi="en_US"/>
+        </w:rPr>
+      </w:r>
+    </w:p>
+    <w:p>
+      <w:pPr/>
+      <w:r>
+        <w:rPr>
+          <w:lang w:val="en_US" w:bidi="en_US"/>
+        </w:rPr>
+      </w:r>
+    </w:p>
+    <w:p>
+      <w:pPr>
+        <w:pStyle w:val="Heading2"/>
+      </w:pPr>
+      <w:r>
+        <w:rPr>
+          <w:lang w:val="en_US" w:bidi="en_US"/>
+        </w:rPr>
+        <w:t>Joel 3:18</w:t>
+      </w:r>
+      <w:r>
+        <w:rPr>
+          <w:lang w:val="en_US" w:bidi="en_US"/>
+        </w:rPr>
+      </w:r>
+    </w:p>
+    <w:p>
+      <w:pPr/>
+      <w:r>
+        <w:rPr>
+          <w:lang w:val="en_US" w:bidi="en_US"/>
+        </w:rPr>
+      </w:r>
+      <w:r>
+        <w:rPr>
+          <w:lang w:val="en_US" w:bidi="en_US"/>
+        </w:rPr>
+        <w:t xml:space="preserve">Blessings will come from the Lord's powerful presence in Zion (see also </w:t>
       </w:r>
       <w:hyperlink r:id="rId90">
         <w:r>
@@ -4732,82 +5282,16 @@
             <w:color w:val="0000EE"/>
             <w:u w:val="single"/>
           </w:rPr>
-          <w:t>2:27</w:t>
+          <w:t>Ezekiel 47:1–12</w:t>
         </w:r>
       </w:hyperlink>
       <w:r>
         <w:rPr>
           <w:lang w:val="en_US" w:bidi="en_US"/>
         </w:rPr>
-        <w:t>). The only true security in the present, and the only hope for the future, comes from God’s presence.</w:t>
-      </w:r>
-      <w:r>
-        <w:rPr>
-          <w:lang w:val="en_US" w:bidi="en_US"/>
-        </w:rPr>
-      </w:r>
-      <w:r>
-        <w:rPr>
-          <w:lang w:val="en_US" w:bidi="en_US"/>
-        </w:rPr>
-      </w:r>
-    </w:p>
-    <w:p>
-      <w:pPr/>
-      <w:r>
-        <w:rPr>
-          <w:lang w:val="en_US" w:bidi="en_US"/>
-        </w:rPr>
-      </w:r>
-    </w:p>
-    <w:p>
-      <w:pPr>
-        <w:pStyle w:val="Heading2"/>
-      </w:pPr>
-      <w:r>
-        <w:rPr>
-          <w:lang w:val="en_US" w:bidi="en_US"/>
-        </w:rPr>
-        <w:t>Joel 3:18</w:t>
-      </w:r>
-      <w:r>
-        <w:rPr>
-          <w:lang w:val="en_US" w:bidi="en_US"/>
-        </w:rPr>
-      </w:r>
-    </w:p>
-    <w:p>
-      <w:pPr/>
-      <w:r>
-        <w:rPr>
-          <w:lang w:val="en_US" w:bidi="en_US"/>
-        </w:rPr>
-      </w:r>
-      <w:r>
-        <w:rPr>
-          <w:lang w:val="en_US" w:bidi="en_US"/>
-        </w:rPr>
-        <w:t xml:space="preserve">Blessings would flow from the Lord’s sovereign presence in Zion (see also </w:t>
+        <w:t xml:space="preserve">; </w:t>
       </w:r>
       <w:hyperlink r:id="rId91">
-        <w:r>
-          <w:rPr>
-            <w:lang w:val="en_US" w:bidi="en_US"/>
-          </w:rPr>
-          <w:rPr>
-            <w:color w:val="0000EE"/>
-            <w:u w:val="single"/>
-          </w:rPr>
-          <w:t>Ezek 47:1–12</w:t>
-        </w:r>
-      </w:hyperlink>
-      <w:r>
-        <w:rPr>
-          <w:lang w:val="en_US" w:bidi="en_US"/>
-        </w:rPr>
-        <w:t xml:space="preserve">; </w:t>
-      </w:r>
-      <w:hyperlink r:id="rId92">
         <w:r>
           <w:rPr>
             <w:lang w:val="en_US" w:bidi="en_US"/>
@@ -4823,7 +5307,25 @@
         <w:rPr>
           <w:lang w:val="en_US" w:bidi="en_US"/>
         </w:rPr>
-        <w:t xml:space="preserve">). There would be a superabundance of sweet wine and milk. The Temple, God’s own dwelling on earth, would be the source of a spring that would forever water the arid landscape (see </w:t>
+        <w:t xml:space="preserve">). There will be an abundance of sweet wine and milk. The temple, God's dwelling on earth, will be the source of a spring that will always water the dry land (see </w:t>
+      </w:r>
+      <w:hyperlink r:id="rId92">
+        <w:r>
+          <w:rPr>
+            <w:lang w:val="en_US" w:bidi="en_US"/>
+          </w:rPr>
+          <w:rPr>
+            <w:color w:val="0000EE"/>
+            <w:u w:val="single"/>
+          </w:rPr>
+          <w:t>Zechariah 14:8</w:t>
+        </w:r>
+      </w:hyperlink>
+      <w:r>
+        <w:rPr>
+          <w:lang w:val="en_US" w:bidi="en_US"/>
+        </w:rPr>
+        <w:t xml:space="preserve">; </w:t>
       </w:r>
       <w:hyperlink r:id="rId93">
         <w:r>
@@ -4834,14 +5336,128 @@
             <w:color w:val="0000EE"/>
             <w:u w:val="single"/>
           </w:rPr>
-          <w:t>Zech 14:8</w:t>
+          <w:t>Revelation 22:1–2</w:t>
         </w:r>
       </w:hyperlink>
       <w:r>
         <w:rPr>
           <w:lang w:val="en_US" w:bidi="en_US"/>
         </w:rPr>
-        <w:t xml:space="preserve">; </w:t>
+        <w:t>).</w:t>
+      </w:r>
+      <w:r>
+        <w:rPr>
+          <w:lang w:val="en_US" w:bidi="en_US"/>
+        </w:rPr>
+      </w:r>
+      <w:r>
+        <w:rPr>
+          <w:lang w:val="en_US" w:bidi="en_US"/>
+        </w:rPr>
+      </w:r>
+    </w:p>
+    <w:p>
+      <w:pPr/>
+      <w:r>
+        <w:rPr>
+          <w:lang w:val="en_US" w:bidi="en_US"/>
+        </w:rPr>
+      </w:r>
+    </w:p>
+    <w:p>
+      <w:pPr>
+        <w:pStyle w:val="Heading2"/>
+      </w:pPr>
+      <w:r>
+        <w:rPr>
+          <w:lang w:val="en_US" w:bidi="en_US"/>
+        </w:rPr>
+        <w:t>Joel 3:19</w:t>
+      </w:r>
+      <w:r>
+        <w:rPr>
+          <w:lang w:val="en_US" w:bidi="en_US"/>
+        </w:rPr>
+      </w:r>
+    </w:p>
+    <w:p>
+      <w:pPr/>
+      <w:r>
+        <w:rPr>
+          <w:lang w:val="en_US" w:bidi="en_US"/>
+        </w:rPr>
+      </w:r>
+      <w:r>
+        <w:rPr>
+          <w:lang w:val="en_US" w:bidi="en_US"/>
+        </w:rPr>
+        <w:t>Even as Judah is restored, her ancient enemies Egypt and Edom would face God’s judgment for the harm they had done to his people.</w:t>
+      </w:r>
+      <w:r>
+        <w:rPr>
+          <w:lang w:val="en_US" w:bidi="en_US"/>
+        </w:rPr>
+      </w:r>
+      <w:r>
+        <w:rPr>
+          <w:lang w:val="en_US" w:bidi="en_US"/>
+        </w:rPr>
+      </w:r>
+    </w:p>
+    <w:p>
+      <w:pPr/>
+      <w:r>
+        <w:rPr>
+          <w:lang w:val="en_US" w:bidi="en_US"/>
+        </w:rPr>
+      </w:r>
+    </w:p>
+    <w:p>
+      <w:pPr>
+        <w:pStyle w:val="Heading2"/>
+      </w:pPr>
+      <w:r>
+        <w:rPr>
+          <w:lang w:val="en_US" w:bidi="en_US"/>
+        </w:rPr>
+        <w:t>Joel 3:20–21</w:t>
+      </w:r>
+      <w:r>
+        <w:rPr>
+          <w:lang w:val="en_US" w:bidi="en_US"/>
+        </w:rPr>
+      </w:r>
+    </w:p>
+    <w:p>
+      <w:pPr/>
+      <w:r>
+        <w:rPr>
+          <w:lang w:val="en_US" w:bidi="en_US"/>
+        </w:rPr>
+      </w:r>
+      <w:r>
+        <w:rPr>
+          <w:lang w:val="en_US" w:bidi="en_US"/>
+        </w:rPr>
+        <w:t xml:space="preserve">The end of Joel’s prophecy is the opposite of its beginning. In </w:t>
+      </w:r>
+      <w:hyperlink r:id="rId26">
+        <w:r>
+          <w:rPr>
+            <w:lang w:val="en_US" w:bidi="en_US"/>
+          </w:rPr>
+          <w:rPr>
+            <w:color w:val="0000EE"/>
+            <w:u w:val="single"/>
+          </w:rPr>
+          <w:t>Joel 1:1–20</w:t>
+        </w:r>
+      </w:hyperlink>
+      <w:r>
+        <w:rPr>
+          <w:lang w:val="en_US" w:bidi="en_US"/>
+        </w:rPr>
+        <w:t xml:space="preserve">, Judah’s future seemed uncertain. Plague and drought, signs of divine judgment, threatened Judah’s survival. Now Joel concludes with the divine promise that Judah and Jerusalem will last through all generations. God's people in every era find security in the hope that his kingdom will rule over heaven and earth (see also </w:t>
       </w:r>
       <w:hyperlink r:id="rId94">
         <w:r>
@@ -4852,112 +5468,16 @@
             <w:color w:val="0000EE"/>
             <w:u w:val="single"/>
           </w:rPr>
-          <w:t>Rev 22:1–2</w:t>
+          <w:t>Isaiah 9:6–7</w:t>
         </w:r>
       </w:hyperlink>
       <w:r>
         <w:rPr>
           <w:lang w:val="en_US" w:bidi="en_US"/>
         </w:rPr>
-        <w:t>).</w:t>
-      </w:r>
-      <w:r>
-        <w:rPr>
-          <w:lang w:val="en_US" w:bidi="en_US"/>
-        </w:rPr>
-      </w:r>
-      <w:r>
-        <w:rPr>
-          <w:lang w:val="en_US" w:bidi="en_US"/>
-        </w:rPr>
-      </w:r>
-    </w:p>
-    <w:p>
-      <w:pPr/>
-      <w:r>
-        <w:rPr>
-          <w:lang w:val="en_US" w:bidi="en_US"/>
-        </w:rPr>
-      </w:r>
-    </w:p>
-    <w:p>
-      <w:pPr>
-        <w:pStyle w:val="Heading2"/>
-      </w:pPr>
-      <w:r>
-        <w:rPr>
-          <w:lang w:val="en_US" w:bidi="en_US"/>
-        </w:rPr>
-        <w:t>Joel 3:19</w:t>
-      </w:r>
-      <w:r>
-        <w:rPr>
-          <w:lang w:val="en_US" w:bidi="en_US"/>
-        </w:rPr>
-      </w:r>
-    </w:p>
-    <w:p>
-      <w:pPr/>
-      <w:r>
-        <w:rPr>
-          <w:lang w:val="en_US" w:bidi="en_US"/>
-        </w:rPr>
-      </w:r>
-      <w:r>
-        <w:rPr>
-          <w:lang w:val="en_US" w:bidi="en_US"/>
-        </w:rPr>
-        <w:t>Even as Judah is restored, her ancient enemies Egypt and Edom would experience God’s judgment for their crimes against his people.</w:t>
-      </w:r>
-      <w:r>
-        <w:rPr>
-          <w:lang w:val="en_US" w:bidi="en_US"/>
-        </w:rPr>
-      </w:r>
-      <w:r>
-        <w:rPr>
-          <w:lang w:val="en_US" w:bidi="en_US"/>
-        </w:rPr>
-      </w:r>
-    </w:p>
-    <w:p>
-      <w:pPr/>
-      <w:r>
-        <w:rPr>
-          <w:lang w:val="en_US" w:bidi="en_US"/>
-        </w:rPr>
-      </w:r>
-    </w:p>
-    <w:p>
-      <w:pPr>
-        <w:pStyle w:val="Heading2"/>
-      </w:pPr>
-      <w:r>
-        <w:rPr>
-          <w:lang w:val="en_US" w:bidi="en_US"/>
-        </w:rPr>
-        <w:t>Joel 3:20–21</w:t>
-      </w:r>
-      <w:r>
-        <w:rPr>
-          <w:lang w:val="en_US" w:bidi="en_US"/>
-        </w:rPr>
-      </w:r>
-    </w:p>
-    <w:p>
-      <w:pPr/>
-      <w:r>
-        <w:rPr>
-          <w:lang w:val="en_US" w:bidi="en_US"/>
-        </w:rPr>
-      </w:r>
-      <w:r>
-        <w:rPr>
-          <w:lang w:val="en_US" w:bidi="en_US"/>
-        </w:rPr>
-        <w:t xml:space="preserve">The conclusion of Joel’s prophecy is the antithesis of its beginning. In </w:t>
-      </w:r>
-      <w:hyperlink r:id="rId26">
+        <w:t xml:space="preserve">; </w:t>
+      </w:r>
+      <w:hyperlink r:id="rId95">
         <w:r>
           <w:rPr>
             <w:lang w:val="en_US" w:bidi="en_US"/>
@@ -4966,52 +5486,16 @@
             <w:color w:val="0000EE"/>
             <w:u w:val="single"/>
           </w:rPr>
-          <w:t>1:1–20</w:t>
+          <w:t>Daniel 2:44</w:t>
         </w:r>
       </w:hyperlink>
       <w:r>
         <w:rPr>
           <w:lang w:val="en_US" w:bidi="en_US"/>
         </w:rPr>
-        <w:t xml:space="preserve">, Judah’s future seemed in grave doubt. Plague and drought, the signs of divine judgment, threatened Judah’s existence. Now Joel ends with the divine assurance that Judah . . . and Jerusalem will endure through all generations. God’s people in every generation rest secure in the hope that his kingdom will reign over heaven and earth (see also </w:t>
-      </w:r>
-      <w:hyperlink r:id="rId95">
-        <w:r>
-          <w:rPr>
-            <w:lang w:val="en_US" w:bidi="en_US"/>
-          </w:rPr>
-          <w:rPr>
-            <w:color w:val="0000EE"/>
-            <w:u w:val="single"/>
-          </w:rPr>
-          <w:t>Isa 9:6–7</w:t>
-        </w:r>
-      </w:hyperlink>
-      <w:r>
-        <w:rPr>
-          <w:lang w:val="en_US" w:bidi="en_US"/>
-        </w:rPr>
         <w:t xml:space="preserve">; </w:t>
       </w:r>
       <w:hyperlink r:id="rId96">
-        <w:r>
-          <w:rPr>
-            <w:lang w:val="en_US" w:bidi="en_US"/>
-          </w:rPr>
-          <w:rPr>
-            <w:color w:val="0000EE"/>
-            <w:u w:val="single"/>
-          </w:rPr>
-          <w:t>Dan 2:44</w:t>
-        </w:r>
-      </w:hyperlink>
-      <w:r>
-        <w:rPr>
-          <w:lang w:val="en_US" w:bidi="en_US"/>
-        </w:rPr>
-        <w:t xml:space="preserve">; </w:t>
-      </w:r>
-      <w:hyperlink r:id="rId97">
         <w:r>
           <w:rPr>
             <w:lang w:val="en_US" w:bidi="en_US"/>

--- a/eng/docx/29.content.docx
+++ b/eng/docx/29.content.docx
@@ -19,7 +19,7 @@
         <w:rPr>
           <w:lang w:val="en_US" w:bidi="en_US"/>
         </w:rPr>
-        <w:t>Resource: Study Notes (Tyndale)</w:t>
+        <w:t>Resource: Tyndale Open Study Notes</w:t>
       </w:r>
       <w:r>
         <w:rPr>
@@ -112,7 +112,7 @@
         <w:rPr>
           <w:lang w:val="en_US" w:bidi="en_US"/>
         </w:rPr>
-        <w:t>Study Notes (Tyndale)</w:t>
+        <w:t>Tyndale Open Study Notes</w:t>
       </w:r>
     </w:p>
     <w:p>

--- a/eng/docx/29.content.docx
+++ b/eng/docx/29.content.docx
@@ -1091,7 +1091,7 @@
         <w:rPr>
           <w:lang w:val="en_US" w:bidi="en_US"/>
         </w:rPr>
-        <w:t>The locust plague was not just a natural event. It was a sign that the Day of the LORD was near. Starting with Amos in the 700s BC (</w:t>
+        <w:t>The locust plague was not just a natural event. It was a sign that the day of the Lord was near. Starting with Amos in the 700s BC (</w:t>
       </w:r>
       <w:hyperlink r:id="rId19">
         <w:r>
@@ -1701,7 +1701,7 @@
         <w:rPr>
           <w:lang w:val="en_US" w:bidi="en_US"/>
         </w:rPr>
-        <w:t>Some religious leaders taught the people of Jerusalem and Judah that the Day of the LORD would bring blessings for God's people. Echoing the prophet Zephaniah (</w:t>
+        <w:t>Some religious leaders taught the people of Jerusalem and Judah that the day of the Lord would bring blessings for God's people. Echoing the prophet Zephaniah (</w:t>
       </w:r>
       <w:hyperlink r:id="rId27">
         <w:r>
@@ -3943,7 +3943,7 @@
         <w:rPr>
           <w:lang w:val="en_US" w:bidi="en_US"/>
         </w:rPr>
-        <w:t>The prophet envisioned a future Day of the LORD. On this day, God would share his Spirit in new ways and show signs and wonders for everyone to witness. The apostle Peter said this prophecy came true on the day of Pentecost (</w:t>
+        <w:t>The prophet envisioned a future day of the Lord. On this day, God would share his Spirit in new ways and show signs and wonders for everyone to witness. The apostle Peter said this prophecy came true on the day of Pentecost (</w:t>
       </w:r>
       <w:hyperlink r:id="rId64">
         <w:r>

--- a/eng/docx/29.content.docx
+++ b/eng/docx/29.content.docx
@@ -19,7 +19,7 @@
         <w:rPr>
           <w:lang w:val="en_US" w:bidi="en_US"/>
         </w:rPr>
-        <w:t>Resource: Tyndale Open Study Notes</w:t>
+        <w:t>Resource: Aquifer Open Study Notes</w:t>
       </w:r>
       <w:r>
         <w:rPr>
@@ -112,7 +112,7 @@
         <w:rPr>
           <w:lang w:val="en_US" w:bidi="en_US"/>
         </w:rPr>
-        <w:t>Tyndale Open Study Notes</w:t>
+        <w:t>Aquifer Open Study Notes</w:t>
       </w:r>
     </w:p>
     <w:p>

--- a/eng/docx/29.content.docx
+++ b/eng/docx/29.content.docx
@@ -468,36 +468,24 @@
         </w:rPr>
         <w:t xml:space="preserve">God's people would share their experiences with future generations. This way, their descendants could learn from the lessons they had gained (compare </w:t>
       </w:r>
-      <w:hyperlink r:id="rId13">
-        <w:r>
-          <w:rPr>
-            <w:lang w:val="en_US" w:bidi="en_US"/>
-          </w:rPr>
-          <w:rPr>
-            <w:color w:val="0000EE"/>
-            <w:u w:val="single"/>
-          </w:rPr>
-          <w:t>Deuteronomy 4:9</w:t>
-        </w:r>
-      </w:hyperlink>
+      <w:r>
+        <w:rPr>
+          <w:lang w:val="en_US" w:bidi="en_US"/>
+        </w:rPr>
+        <w:t>Deuteronomy 4:9</w:t>
+      </w:r>
       <w:r>
         <w:rPr>
           <w:lang w:val="en_US" w:bidi="en_US"/>
         </w:rPr>
         <w:t xml:space="preserve">; </w:t>
       </w:r>
-      <w:hyperlink r:id="rId14">
-        <w:r>
-          <w:rPr>
-            <w:lang w:val="en_US" w:bidi="en_US"/>
-          </w:rPr>
-          <w:rPr>
-            <w:color w:val="0000EE"/>
-            <w:u w:val="single"/>
-          </w:rPr>
-          <w:t>6:20–25</w:t>
-        </w:r>
-      </w:hyperlink>
+      <w:r>
+        <w:rPr>
+          <w:lang w:val="en_US" w:bidi="en_US"/>
+        </w:rPr>
+        <w:t>6:20–25</w:t>
+      </w:r>
       <w:r>
         <w:rPr>
           <w:lang w:val="en_US" w:bidi="en_US"/>
@@ -771,36 +759,24 @@
         </w:rPr>
         <w:t xml:space="preserve">The locust plague threatened the people of Judah with starvation. It stopped the daily animal sacrifices and grain and wine offerings at the temple in Jerusalem (compare </w:t>
       </w:r>
-      <w:hyperlink r:id="rId15">
-        <w:r>
-          <w:rPr>
-            <w:lang w:val="en_US" w:bidi="en_US"/>
-          </w:rPr>
-          <w:rPr>
-            <w:color w:val="0000EE"/>
-            <w:u w:val="single"/>
-          </w:rPr>
-          <w:t>Exodus 29:38–41</w:t>
-        </w:r>
-      </w:hyperlink>
+      <w:r>
+        <w:rPr>
+          <w:lang w:val="en_US" w:bidi="en_US"/>
+        </w:rPr>
+        <w:t>Exodus 29:38–41</w:t>
+      </w:r>
       <w:r>
         <w:rPr>
           <w:lang w:val="en_US" w:bidi="en_US"/>
         </w:rPr>
         <w:t xml:space="preserve">; </w:t>
       </w:r>
-      <w:hyperlink r:id="rId16">
-        <w:r>
-          <w:rPr>
-            <w:lang w:val="en_US" w:bidi="en_US"/>
-          </w:rPr>
-          <w:rPr>
-            <w:color w:val="0000EE"/>
-            <w:u w:val="single"/>
-          </w:rPr>
-          <w:t>Numbers 28:2–8</w:t>
-        </w:r>
-      </w:hyperlink>
+      <w:r>
+        <w:rPr>
+          <w:lang w:val="en_US" w:bidi="en_US"/>
+        </w:rPr>
+        <w:t>Numbers 28:2–8</w:t>
+      </w:r>
       <w:r>
         <w:rPr>
           <w:lang w:val="en_US" w:bidi="en_US"/>
@@ -957,18 +933,12 @@
         </w:rPr>
         <w:t xml:space="preserve">The drought made the locust plague worse. Everything withered and dried up (see also </w:t>
       </w:r>
-      <w:hyperlink r:id="rId17">
-        <w:r>
-          <w:rPr>
-            <w:lang w:val="en_US" w:bidi="en_US"/>
-          </w:rPr>
-          <w:rPr>
-            <w:color w:val="0000EE"/>
-            <w:u w:val="single"/>
-          </w:rPr>
-          <w:t>Joel 1:19–20</w:t>
-        </w:r>
-      </w:hyperlink>
+      <w:r>
+        <w:rPr>
+          <w:lang w:val="en_US" w:bidi="en_US"/>
+        </w:rPr>
+        <w:t>Joel 1:19–20</w:t>
+      </w:r>
       <w:r>
         <w:rPr>
           <w:lang w:val="en_US" w:bidi="en_US"/>
@@ -1023,18 +993,12 @@
         </w:rPr>
         <w:t xml:space="preserve">The priests were to guide everyone in public mourning ceremonies at the temple. Their actions should show genuine inner change (see </w:t>
       </w:r>
-      <w:hyperlink r:id="rId18">
-        <w:r>
-          <w:rPr>
-            <w:lang w:val="en_US" w:bidi="en_US"/>
-          </w:rPr>
-          <w:rPr>
-            <w:color w:val="0000EE"/>
-            <w:u w:val="single"/>
-          </w:rPr>
-          <w:t>Joel 2:13</w:t>
-        </w:r>
-      </w:hyperlink>
+      <w:r>
+        <w:rPr>
+          <w:lang w:val="en_US" w:bidi="en_US"/>
+        </w:rPr>
+        <w:t>Joel 2:13</w:t>
+      </w:r>
       <w:r>
         <w:rPr>
           <w:lang w:val="en_US" w:bidi="en_US"/>
@@ -1093,18 +1057,12 @@
         </w:rPr>
         <w:t>The locust plague was not just a natural event. It was a sign that the day of the Lord was near. Starting with Amos in the 700s BC (</w:t>
       </w:r>
-      <w:hyperlink r:id="rId19">
-        <w:r>
-          <w:rPr>
-            <w:lang w:val="en_US" w:bidi="en_US"/>
-          </w:rPr>
-          <w:rPr>
-            <w:color w:val="0000EE"/>
-            <w:u w:val="single"/>
-          </w:rPr>
-          <w:t>Amos 5:18</w:t>
-        </w:r>
-      </w:hyperlink>
+      <w:r>
+        <w:rPr>
+          <w:lang w:val="en_US" w:bidi="en_US"/>
+        </w:rPr>
+        <w:t>Amos 5:18</w:t>
+      </w:r>
       <w:r>
         <w:rPr>
           <w:lang w:val="en_US" w:bidi="en_US"/>
@@ -1387,90 +1345,60 @@
         </w:rPr>
         <w:t>All creation suffers because of human sin (</w:t>
       </w:r>
-      <w:hyperlink r:id="rId20">
-        <w:r>
-          <w:rPr>
-            <w:lang w:val="en_US" w:bidi="en_US"/>
-          </w:rPr>
-          <w:rPr>
-            <w:color w:val="0000EE"/>
-            <w:u w:val="single"/>
-          </w:rPr>
-          <w:t>Genesis 3:17–18</w:t>
-        </w:r>
-      </w:hyperlink>
+      <w:r>
+        <w:rPr>
+          <w:lang w:val="en_US" w:bidi="en_US"/>
+        </w:rPr>
+        <w:t>Genesis 3:17–18</w:t>
+      </w:r>
       <w:r>
         <w:rPr>
           <w:lang w:val="en_US" w:bidi="en_US"/>
         </w:rPr>
         <w:t xml:space="preserve">; </w:t>
       </w:r>
-      <w:hyperlink r:id="rId21">
-        <w:r>
-          <w:rPr>
-            <w:lang w:val="en_US" w:bidi="en_US"/>
-          </w:rPr>
-          <w:rPr>
-            <w:color w:val="0000EE"/>
-            <w:u w:val="single"/>
-          </w:rPr>
-          <w:t>9:2</w:t>
-        </w:r>
-      </w:hyperlink>
+      <w:r>
+        <w:rPr>
+          <w:lang w:val="en_US" w:bidi="en_US"/>
+        </w:rPr>
+        <w:t>9:2</w:t>
+      </w:r>
       <w:r>
         <w:rPr>
           <w:lang w:val="en_US" w:bidi="en_US"/>
         </w:rPr>
         <w:t xml:space="preserve">; </w:t>
       </w:r>
-      <w:hyperlink r:id="rId22">
-        <w:r>
-          <w:rPr>
-            <w:lang w:val="en_US" w:bidi="en_US"/>
-          </w:rPr>
-          <w:rPr>
-            <w:color w:val="0000EE"/>
-            <w:u w:val="single"/>
-          </w:rPr>
-          <w:t>Romans 8:20–21</w:t>
-        </w:r>
-      </w:hyperlink>
+      <w:r>
+        <w:rPr>
+          <w:lang w:val="en_US" w:bidi="en_US"/>
+        </w:rPr>
+        <w:t>Romans 8:20–21</w:t>
+      </w:r>
       <w:r>
         <w:rPr>
           <w:lang w:val="en_US" w:bidi="en_US"/>
         </w:rPr>
         <w:t xml:space="preserve">). Even wild animals cry out to God. The Hebrew word translated "pant” is the same as in </w:t>
       </w:r>
-      <w:hyperlink r:id="rId23">
-        <w:r>
-          <w:rPr>
-            <w:lang w:val="en_US" w:bidi="en_US"/>
-          </w:rPr>
-          <w:rPr>
-            <w:color w:val="0000EE"/>
-            <w:u w:val="single"/>
-          </w:rPr>
-          <w:t>Psalm 42:1</w:t>
-        </w:r>
-      </w:hyperlink>
+      <w:r>
+        <w:rPr>
+          <w:lang w:val="en_US" w:bidi="en_US"/>
+        </w:rPr>
+        <w:t>Psalm 42:1</w:t>
+      </w:r>
       <w:r>
         <w:rPr>
           <w:lang w:val="en_US" w:bidi="en_US"/>
         </w:rPr>
         <w:t xml:space="preserve">, where the deer “pants” for water. The animals, needing food and drink, show how the people of Judah and Jerusalem should seek their Lord (see </w:t>
       </w:r>
-      <w:hyperlink r:id="rId24">
-        <w:r>
-          <w:rPr>
-            <w:lang w:val="en_US" w:bidi="en_US"/>
-          </w:rPr>
-          <w:rPr>
-            <w:color w:val="0000EE"/>
-            <w:u w:val="single"/>
-          </w:rPr>
-          <w:t>Isaiah 1:3</w:t>
-        </w:r>
-      </w:hyperlink>
+      <w:r>
+        <w:rPr>
+          <w:lang w:val="en_US" w:bidi="en_US"/>
+        </w:rPr>
+        <w:t>Isaiah 1:3</w:t>
+      </w:r>
       <w:r>
         <w:rPr>
           <w:lang w:val="en_US" w:bidi="en_US"/>
@@ -1525,18 +1453,12 @@
         </w:rPr>
         <w:t xml:space="preserve">When attackers threatened an ancient city, the watchmen on the city wall would sound the alarm by blowing a trumpet. This trumpet was a ram’s horn instrument called a shofar (see also </w:t>
       </w:r>
-      <w:hyperlink r:id="rId25">
-        <w:r>
-          <w:rPr>
-            <w:lang w:val="en_US" w:bidi="en_US"/>
-          </w:rPr>
-          <w:rPr>
-            <w:color w:val="0000EE"/>
-            <w:u w:val="single"/>
-          </w:rPr>
-          <w:t>Joel 2:15</w:t>
-        </w:r>
-      </w:hyperlink>
+      <w:r>
+        <w:rPr>
+          <w:lang w:val="en_US" w:bidi="en_US"/>
+        </w:rPr>
+        <w:t>Joel 2:15</w:t>
+      </w:r>
       <w:r>
         <w:rPr>
           <w:lang w:val="en_US" w:bidi="en_US"/>
@@ -1591,36 +1513,24 @@
         </w:rPr>
         <w:t xml:space="preserve">Some scholars understand this section as a second description of the locust plague in </w:t>
       </w:r>
-      <w:hyperlink r:id="rId26">
-        <w:r>
-          <w:rPr>
-            <w:lang w:val="en_US" w:bidi="en_US"/>
-          </w:rPr>
-          <w:rPr>
-            <w:color w:val="0000EE"/>
-            <w:u w:val="single"/>
-          </w:rPr>
-          <w:t>chapter 1</w:t>
-        </w:r>
-      </w:hyperlink>
+      <w:r>
+        <w:rPr>
+          <w:lang w:val="en_US" w:bidi="en_US"/>
+        </w:rPr>
+        <w:t>chapter 1</w:t>
+      </w:r>
       <w:r>
         <w:rPr>
           <w:lang w:val="en_US" w:bidi="en_US"/>
         </w:rPr>
         <w:t xml:space="preserve">. But in </w:t>
       </w:r>
-      <w:hyperlink r:id="rId26">
-        <w:r>
-          <w:rPr>
-            <w:lang w:val="en_US" w:bidi="en_US"/>
-          </w:rPr>
-          <w:rPr>
-            <w:color w:val="0000EE"/>
-            <w:u w:val="single"/>
-          </w:rPr>
-          <w:t>chapter 1</w:t>
-        </w:r>
-      </w:hyperlink>
+      <w:r>
+        <w:rPr>
+          <w:lang w:val="en_US" w:bidi="en_US"/>
+        </w:rPr>
+        <w:t>chapter 1</w:t>
+      </w:r>
       <w:r>
         <w:rPr>
           <w:lang w:val="en_US" w:bidi="en_US"/>
@@ -1703,36 +1613,24 @@
         </w:rPr>
         <w:t>Some religious leaders taught the people of Jerusalem and Judah that the day of the Lord would bring blessings for God's people. Echoing the prophet Zephaniah (</w:t>
       </w:r>
-      <w:hyperlink r:id="rId27">
-        <w:r>
-          <w:rPr>
-            <w:lang w:val="en_US" w:bidi="en_US"/>
-          </w:rPr>
-          <w:rPr>
-            <w:color w:val="0000EE"/>
-            <w:u w:val="single"/>
-          </w:rPr>
-          <w:t>Zephaniah 1:15</w:t>
-        </w:r>
-      </w:hyperlink>
+      <w:r>
+        <w:rPr>
+          <w:lang w:val="en_US" w:bidi="en_US"/>
+        </w:rPr>
+        <w:t>Zephaniah 1:15</w:t>
+      </w:r>
       <w:r>
         <w:rPr>
           <w:lang w:val="en_US" w:bidi="en_US"/>
         </w:rPr>
         <w:t xml:space="preserve">), Joel declared that it would actually be a day of darkness and gloom (see also </w:t>
       </w:r>
-      <w:hyperlink r:id="rId28">
-        <w:r>
-          <w:rPr>
-            <w:lang w:val="en_US" w:bidi="en_US"/>
-          </w:rPr>
-          <w:rPr>
-            <w:color w:val="0000EE"/>
-            <w:u w:val="single"/>
-          </w:rPr>
-          <w:t>Amos 5:18–20</w:t>
-        </w:r>
-      </w:hyperlink>
+      <w:r>
+        <w:rPr>
+          <w:lang w:val="en_US" w:bidi="en_US"/>
+        </w:rPr>
+        <w:t>Amos 5:18–20</w:t>
+      </w:r>
       <w:r>
         <w:rPr>
           <w:lang w:val="en_US" w:bidi="en_US"/>
@@ -1787,36 +1685,24 @@
         </w:rPr>
         <w:t xml:space="preserve">The destruction caused by the invading army would be like a fire that spreads quickly and destroys everything in its path. Before the attack, the land looked like the garden of Eden. After the attack, the land would be empty and ruined. This image reverses the hope described in </w:t>
       </w:r>
-      <w:hyperlink r:id="rId29">
-        <w:r>
-          <w:rPr>
-            <w:lang w:val="en_US" w:bidi="en_US"/>
-          </w:rPr>
-          <w:rPr>
-            <w:color w:val="0000EE"/>
-            <w:u w:val="single"/>
-          </w:rPr>
-          <w:t>Isaiah 51:3</w:t>
-        </w:r>
-      </w:hyperlink>
+      <w:r>
+        <w:rPr>
+          <w:lang w:val="en_US" w:bidi="en_US"/>
+        </w:rPr>
+        <w:t>Isaiah 51:3</w:t>
+      </w:r>
       <w:r>
         <w:rPr>
           <w:lang w:val="en_US" w:bidi="en_US"/>
         </w:rPr>
         <w:t xml:space="preserve"> and </w:t>
       </w:r>
-      <w:hyperlink r:id="rId30">
-        <w:r>
-          <w:rPr>
-            <w:lang w:val="en_US" w:bidi="en_US"/>
-          </w:rPr>
-          <w:rPr>
-            <w:color w:val="0000EE"/>
-            <w:u w:val="single"/>
-          </w:rPr>
-          <w:t>Ezekiel 36:35</w:t>
-        </w:r>
-      </w:hyperlink>
+      <w:r>
+        <w:rPr>
+          <w:lang w:val="en_US" w:bidi="en_US"/>
+        </w:rPr>
+        <w:t>Ezekiel 36:35</w:t>
+      </w:r>
       <w:r>
         <w:rPr>
           <w:lang w:val="en_US" w:bidi="en_US"/>
@@ -1882,18 +1768,12 @@
         </w:rPr>
         <w:t xml:space="preserve">: The similarity between locusts and horses (see also </w:t>
       </w:r>
-      <w:hyperlink r:id="rId31">
-        <w:r>
-          <w:rPr>
-            <w:lang w:val="en_US" w:bidi="en_US"/>
-          </w:rPr>
-          <w:rPr>
-            <w:color w:val="0000EE"/>
-            <w:u w:val="single"/>
-          </w:rPr>
-          <w:t>Revelation 9:7</w:t>
-        </w:r>
-      </w:hyperlink>
+      <w:r>
+        <w:rPr>
+          <w:lang w:val="en_US" w:bidi="en_US"/>
+        </w:rPr>
+        <w:t>Revelation 9:7</w:t>
+      </w:r>
       <w:r>
         <w:rPr>
           <w:lang w:val="en_US" w:bidi="en_US"/>
@@ -1986,18 +1866,12 @@
         </w:rPr>
         <w:t xml:space="preserve"> Anticipating the invasion prepared the people for the call to repentance in </w:t>
       </w:r>
-      <w:hyperlink r:id="rId32">
-        <w:r>
-          <w:rPr>
-            <w:lang w:val="en_US" w:bidi="en_US"/>
-          </w:rPr>
-          <w:rPr>
-            <w:color w:val="0000EE"/>
-            <w:u w:val="single"/>
-          </w:rPr>
-          <w:t>Joel 2:12–14</w:t>
-        </w:r>
-      </w:hyperlink>
+      <w:r>
+        <w:rPr>
+          <w:lang w:val="en_US" w:bidi="en_US"/>
+        </w:rPr>
+        <w:t>Joel 2:12–14</w:t>
+      </w:r>
       <w:r>
         <w:rPr>
           <w:lang w:val="en_US" w:bidi="en_US"/>
@@ -2113,72 +1987,48 @@
         </w:rPr>
         <w:t xml:space="preserve">, which is an appearance of God (see </w:t>
       </w:r>
-      <w:hyperlink r:id="rId33">
-        <w:r>
-          <w:rPr>
-            <w:lang w:val="en_US" w:bidi="en_US"/>
-          </w:rPr>
-          <w:rPr>
-            <w:color w:val="0000EE"/>
-            <w:u w:val="single"/>
-          </w:rPr>
-          <w:t>Exodus 19:16–19</w:t>
-        </w:r>
-      </w:hyperlink>
+      <w:r>
+        <w:rPr>
+          <w:lang w:val="en_US" w:bidi="en_US"/>
+        </w:rPr>
+        <w:t>Exodus 19:16–19</w:t>
+      </w:r>
       <w:r>
         <w:rPr>
           <w:lang w:val="en_US" w:bidi="en_US"/>
         </w:rPr>
         <w:t xml:space="preserve">; </w:t>
       </w:r>
-      <w:hyperlink r:id="rId34">
-        <w:r>
-          <w:rPr>
-            <w:lang w:val="en_US" w:bidi="en_US"/>
-          </w:rPr>
-          <w:rPr>
-            <w:color w:val="0000EE"/>
-            <w:u w:val="single"/>
-          </w:rPr>
-          <w:t>Isaiah 13:13</w:t>
-        </w:r>
-      </w:hyperlink>
+      <w:r>
+        <w:rPr>
+          <w:lang w:val="en_US" w:bidi="en_US"/>
+        </w:rPr>
+        <w:t>Isaiah 13:13</w:t>
+      </w:r>
       <w:r>
         <w:rPr>
           <w:lang w:val="en_US" w:bidi="en_US"/>
         </w:rPr>
         <w:t xml:space="preserve">; </w:t>
       </w:r>
-      <w:hyperlink r:id="rId35">
-        <w:r>
-          <w:rPr>
-            <w:lang w:val="en_US" w:bidi="en_US"/>
-          </w:rPr>
-          <w:rPr>
-            <w:color w:val="0000EE"/>
-            <w:u w:val="single"/>
-          </w:rPr>
-          <w:t>Nahum 1:5–6</w:t>
-        </w:r>
-      </w:hyperlink>
+      <w:r>
+        <w:rPr>
+          <w:lang w:val="en_US" w:bidi="en_US"/>
+        </w:rPr>
+        <w:t>Nahum 1:5–6</w:t>
+      </w:r>
       <w:r>
         <w:rPr>
           <w:lang w:val="en_US" w:bidi="en_US"/>
         </w:rPr>
         <w:t>). The darkening of the sun and moon represents divine judgment (</w:t>
       </w:r>
-      <w:hyperlink r:id="rId36">
-        <w:r>
-          <w:rPr>
-            <w:lang w:val="en_US" w:bidi="en_US"/>
-          </w:rPr>
-          <w:rPr>
-            <w:color w:val="0000EE"/>
-            <w:u w:val="single"/>
-          </w:rPr>
-          <w:t>Isaiah 13:9–11</w:t>
-        </w:r>
-      </w:hyperlink>
+      <w:r>
+        <w:rPr>
+          <w:lang w:val="en_US" w:bidi="en_US"/>
+        </w:rPr>
+        <w:t>Isaiah 13:9–11</w:t>
+      </w:r>
       <w:r>
         <w:rPr>
           <w:lang w:val="en_US" w:bidi="en_US"/>
@@ -2514,54 +2364,36 @@
         </w:rPr>
         <w:t>In the ancient world, people showed grief by tearing their clothes (</w:t>
       </w:r>
-      <w:hyperlink r:id="rId37">
-        <w:r>
-          <w:rPr>
-            <w:lang w:val="en_US" w:bidi="en_US"/>
-          </w:rPr>
-          <w:rPr>
-            <w:color w:val="0000EE"/>
-            <w:u w:val="single"/>
-          </w:rPr>
-          <w:t>Genesis 37:34</w:t>
-        </w:r>
-      </w:hyperlink>
+      <w:r>
+        <w:rPr>
+          <w:lang w:val="en_US" w:bidi="en_US"/>
+        </w:rPr>
+        <w:t>Genesis 37:34</w:t>
+      </w:r>
       <w:r>
         <w:rPr>
           <w:lang w:val="en_US" w:bidi="en_US"/>
         </w:rPr>
         <w:t xml:space="preserve">; </w:t>
       </w:r>
-      <w:hyperlink r:id="rId38">
-        <w:r>
-          <w:rPr>
-            <w:lang w:val="en_US" w:bidi="en_US"/>
-          </w:rPr>
-          <w:rPr>
-            <w:color w:val="0000EE"/>
-            <w:u w:val="single"/>
-          </w:rPr>
-          <w:t>2 Samuel 3:31</w:t>
-        </w:r>
-      </w:hyperlink>
+      <w:r>
+        <w:rPr>
+          <w:lang w:val="en_US" w:bidi="en_US"/>
+        </w:rPr>
+        <w:t>2 Samuel 3:31</w:t>
+      </w:r>
       <w:r>
         <w:rPr>
           <w:lang w:val="en_US" w:bidi="en_US"/>
         </w:rPr>
         <w:t xml:space="preserve">; </w:t>
       </w:r>
-      <w:hyperlink r:id="rId39">
-        <w:r>
-          <w:rPr>
-            <w:lang w:val="en_US" w:bidi="en_US"/>
-          </w:rPr>
-          <w:rPr>
-            <w:color w:val="0000EE"/>
-            <w:u w:val="single"/>
-          </w:rPr>
-          <w:t>2 Kings 19:1</w:t>
-        </w:r>
-      </w:hyperlink>
+      <w:r>
+        <w:rPr>
+          <w:lang w:val="en_US" w:bidi="en_US"/>
+        </w:rPr>
+        <w:t>2 Kings 19:1</w:t>
+      </w:r>
       <w:r>
         <w:rPr>
           <w:lang w:val="en_US" w:bidi="en_US"/>
@@ -2625,126 +2457,84 @@
         </w:rPr>
         <w:t xml:space="preserve">: The people's only hope was in the Lord's merciful nature (see also </w:t>
       </w:r>
-      <w:hyperlink r:id="rId40">
-        <w:r>
-          <w:rPr>
-            <w:lang w:val="en_US" w:bidi="en_US"/>
-          </w:rPr>
-          <w:rPr>
-            <w:color w:val="0000EE"/>
-            <w:u w:val="single"/>
-          </w:rPr>
-          <w:t>Exodus 34:6–7</w:t>
-        </w:r>
-      </w:hyperlink>
+      <w:r>
+        <w:rPr>
+          <w:lang w:val="en_US" w:bidi="en_US"/>
+        </w:rPr>
+        <w:t>Exodus 34:6–7</w:t>
+      </w:r>
       <w:r>
         <w:rPr>
           <w:lang w:val="en_US" w:bidi="en_US"/>
         </w:rPr>
         <w:t xml:space="preserve">; </w:t>
       </w:r>
-      <w:hyperlink r:id="rId41">
-        <w:r>
-          <w:rPr>
-            <w:lang w:val="en_US" w:bidi="en_US"/>
-          </w:rPr>
-          <w:rPr>
-            <w:color w:val="0000EE"/>
-            <w:u w:val="single"/>
-          </w:rPr>
-          <w:t>Numbers 14:18</w:t>
-        </w:r>
-      </w:hyperlink>
+      <w:r>
+        <w:rPr>
+          <w:lang w:val="en_US" w:bidi="en_US"/>
+        </w:rPr>
+        <w:t>Numbers 14:18</w:t>
+      </w:r>
       <w:r>
         <w:rPr>
           <w:lang w:val="en_US" w:bidi="en_US"/>
         </w:rPr>
         <w:t xml:space="preserve">; </w:t>
       </w:r>
-      <w:hyperlink r:id="rId42">
-        <w:r>
-          <w:rPr>
-            <w:lang w:val="en_US" w:bidi="en_US"/>
-          </w:rPr>
-          <w:rPr>
-            <w:color w:val="0000EE"/>
-            <w:u w:val="single"/>
-          </w:rPr>
-          <w:t>Nehemiah 9:17</w:t>
-        </w:r>
-      </w:hyperlink>
+      <w:r>
+        <w:rPr>
+          <w:lang w:val="en_US" w:bidi="en_US"/>
+        </w:rPr>
+        <w:t>Nehemiah 9:17</w:t>
+      </w:r>
       <w:r>
         <w:rPr>
           <w:lang w:val="en_US" w:bidi="en_US"/>
         </w:rPr>
         <w:t xml:space="preserve">; </w:t>
       </w:r>
-      <w:hyperlink r:id="rId43">
-        <w:r>
-          <w:rPr>
-            <w:lang w:val="en_US" w:bidi="en_US"/>
-          </w:rPr>
-          <w:rPr>
-            <w:color w:val="0000EE"/>
-            <w:u w:val="single"/>
-          </w:rPr>
-          <w:t>Psalms 86:15</w:t>
-        </w:r>
-      </w:hyperlink>
+      <w:r>
+        <w:rPr>
+          <w:lang w:val="en_US" w:bidi="en_US"/>
+        </w:rPr>
+        <w:t>Psalms 86:15</w:t>
+      </w:r>
       <w:r>
         <w:rPr>
           <w:lang w:val="en_US" w:bidi="en_US"/>
         </w:rPr>
         <w:t xml:space="preserve">; </w:t>
       </w:r>
-      <w:hyperlink r:id="rId44">
-        <w:r>
-          <w:rPr>
-            <w:lang w:val="en_US" w:bidi="en_US"/>
-          </w:rPr>
-          <w:rPr>
-            <w:color w:val="0000EE"/>
-            <w:u w:val="single"/>
-          </w:rPr>
-          <w:t>103:8</w:t>
-        </w:r>
-      </w:hyperlink>
+      <w:r>
+        <w:rPr>
+          <w:lang w:val="en_US" w:bidi="en_US"/>
+        </w:rPr>
+        <w:t>103:8</w:t>
+      </w:r>
       <w:r>
         <w:rPr>
           <w:lang w:val="en_US" w:bidi="en_US"/>
         </w:rPr>
         <w:t xml:space="preserve">; </w:t>
       </w:r>
-      <w:hyperlink r:id="rId45">
-        <w:r>
-          <w:rPr>
-            <w:lang w:val="en_US" w:bidi="en_US"/>
-          </w:rPr>
-          <w:rPr>
-            <w:color w:val="0000EE"/>
-            <w:u w:val="single"/>
-          </w:rPr>
-          <w:t>145:8</w:t>
-        </w:r>
-      </w:hyperlink>
+      <w:r>
+        <w:rPr>
+          <w:lang w:val="en_US" w:bidi="en_US"/>
+        </w:rPr>
+        <w:t>145:8</w:t>
+      </w:r>
       <w:r>
         <w:rPr>
           <w:lang w:val="en_US" w:bidi="en_US"/>
         </w:rPr>
         <w:t xml:space="preserve">; </w:t>
       </w:r>
-      <w:hyperlink r:id="rId46">
-        <w:r>
-          <w:rPr>
-            <w:lang w:val="en_US" w:bidi="en_US"/>
-          </w:rPr>
-          <w:rPr>
-            <w:color w:val="0000EE"/>
-            <w:u w:val="single"/>
-          </w:rPr>
-          <w:t>Jonah 4:2</w:t>
-        </w:r>
-      </w:hyperlink>
+      <w:r>
+        <w:rPr>
+          <w:lang w:val="en_US" w:bidi="en_US"/>
+        </w:rPr>
+        <w:t>Jonah 4:2</w:t>
+      </w:r>
       <w:r>
         <w:rPr>
           <w:lang w:val="en_US" w:bidi="en_US"/>
@@ -2806,36 +2596,24 @@
         </w:rPr>
         <w:t xml:space="preserve">: Joel’s simple question acknowledges God's complete control (see also </w:t>
       </w:r>
-      <w:hyperlink r:id="rId47">
-        <w:r>
-          <w:rPr>
-            <w:lang w:val="en_US" w:bidi="en_US"/>
-          </w:rPr>
-          <w:rPr>
-            <w:color w:val="0000EE"/>
-            <w:u w:val="single"/>
-          </w:rPr>
-          <w:t>Jonah 3:9</w:t>
-        </w:r>
-      </w:hyperlink>
+      <w:r>
+        <w:rPr>
+          <w:lang w:val="en_US" w:bidi="en_US"/>
+        </w:rPr>
+        <w:t>Jonah 3:9</w:t>
+      </w:r>
       <w:r>
         <w:rPr>
           <w:lang w:val="en_US" w:bidi="en_US"/>
         </w:rPr>
         <w:t>). God does not have to restore us just because we perform certain rituals. Forgiveness comes only through divine grace, but Joel knew that God was willing to forgive (</w:t>
       </w:r>
-      <w:hyperlink r:id="rId18">
-        <w:r>
-          <w:rPr>
-            <w:lang w:val="en_US" w:bidi="en_US"/>
-          </w:rPr>
-          <w:rPr>
-            <w:color w:val="0000EE"/>
-            <w:u w:val="single"/>
-          </w:rPr>
-          <w:t>Joel 2:13</w:t>
-        </w:r>
-      </w:hyperlink>
+      <w:r>
+        <w:rPr>
+          <w:lang w:val="en_US" w:bidi="en_US"/>
+        </w:rPr>
+        <w:t>Joel 2:13</w:t>
+      </w:r>
       <w:r>
         <w:rPr>
           <w:lang w:val="en_US" w:bidi="en_US"/>
@@ -2945,36 +2723,24 @@
         </w:rPr>
         <w:t xml:space="preserve">: Newlyweds were exempt from most civic duties in ancient Israel (see </w:t>
       </w:r>
-      <w:hyperlink r:id="rId48">
-        <w:r>
-          <w:rPr>
-            <w:lang w:val="en_US" w:bidi="en_US"/>
-          </w:rPr>
-          <w:rPr>
-            <w:color w:val="0000EE"/>
-            <w:u w:val="single"/>
-          </w:rPr>
-          <w:t>Deuteronomy 24:5</w:t>
-        </w:r>
-      </w:hyperlink>
+      <w:r>
+        <w:rPr>
+          <w:lang w:val="en_US" w:bidi="en_US"/>
+        </w:rPr>
+        <w:t>Deuteronomy 24:5</w:t>
+      </w:r>
       <w:r>
         <w:rPr>
           <w:lang w:val="en_US" w:bidi="en_US"/>
         </w:rPr>
         <w:t xml:space="preserve">; </w:t>
       </w:r>
-      <w:hyperlink r:id="rId49">
-        <w:r>
-          <w:rPr>
-            <w:lang w:val="en_US" w:bidi="en_US"/>
-          </w:rPr>
-          <w:rPr>
-            <w:color w:val="0000EE"/>
-            <w:u w:val="single"/>
-          </w:rPr>
-          <w:t>Luke 14:20</w:t>
-        </w:r>
-      </w:hyperlink>
+      <w:r>
+        <w:rPr>
+          <w:lang w:val="en_US" w:bidi="en_US"/>
+        </w:rPr>
+        <w:t>Luke 14:20</w:t>
+      </w:r>
       <w:r>
         <w:rPr>
           <w:lang w:val="en_US" w:bidi="en_US"/>
@@ -3241,36 +3007,24 @@
         </w:rPr>
         <w:t xml:space="preserve">: God would restore the land's produce. This would provide the elements needed for sacrifice and worship (see </w:t>
       </w:r>
-      <w:hyperlink r:id="rId50">
-        <w:r>
-          <w:rPr>
-            <w:lang w:val="en_US" w:bidi="en_US"/>
-          </w:rPr>
-          <w:rPr>
-            <w:color w:val="0000EE"/>
-            <w:u w:val="single"/>
-          </w:rPr>
-          <w:t>Joel 1:10</w:t>
-        </w:r>
-      </w:hyperlink>
+      <w:r>
+        <w:rPr>
+          <w:lang w:val="en_US" w:bidi="en_US"/>
+        </w:rPr>
+        <w:t>Joel 1:10</w:t>
+      </w:r>
       <w:r>
         <w:rPr>
           <w:lang w:val="en_US" w:bidi="en_US"/>
         </w:rPr>
         <w:t xml:space="preserve">, </w:t>
       </w:r>
-      <w:hyperlink r:id="rId51">
-        <w:r>
-          <w:rPr>
-            <w:lang w:val="en_US" w:bidi="en_US"/>
-          </w:rPr>
-          <w:rPr>
-            <w:color w:val="0000EE"/>
-            <w:u w:val="single"/>
-          </w:rPr>
-          <w:t>13</w:t>
-        </w:r>
-      </w:hyperlink>
+      <w:r>
+        <w:rPr>
+          <w:lang w:val="en_US" w:bidi="en_US"/>
+        </w:rPr>
+        <w:t>13</w:t>
+      </w:r>
       <w:r>
         <w:rPr>
           <w:lang w:val="en_US" w:bidi="en_US"/>
@@ -3387,36 +3141,24 @@
         </w:rPr>
         <w:t>: God would restore the regular rainfall pattern, reversing the drought (</w:t>
       </w:r>
-      <w:hyperlink r:id="rId52">
-        <w:r>
-          <w:rPr>
-            <w:lang w:val="en_US" w:bidi="en_US"/>
-          </w:rPr>
-          <w:rPr>
-            <w:color w:val="0000EE"/>
-            <w:u w:val="single"/>
-          </w:rPr>
-          <w:t>Joel 1:12</w:t>
-        </w:r>
-      </w:hyperlink>
+      <w:r>
+        <w:rPr>
+          <w:lang w:val="en_US" w:bidi="en_US"/>
+        </w:rPr>
+        <w:t>Joel 1:12</w:t>
+      </w:r>
       <w:r>
         <w:rPr>
           <w:lang w:val="en_US" w:bidi="en_US"/>
         </w:rPr>
         <w:t xml:space="preserve">, </w:t>
       </w:r>
-      <w:hyperlink r:id="rId53">
-        <w:r>
-          <w:rPr>
-            <w:lang w:val="en_US" w:bidi="en_US"/>
-          </w:rPr>
-          <w:rPr>
-            <w:color w:val="0000EE"/>
-            <w:u w:val="single"/>
-          </w:rPr>
-          <w:t>20</w:t>
-        </w:r>
-      </w:hyperlink>
+      <w:r>
+        <w:rPr>
+          <w:lang w:val="en_US" w:bidi="en_US"/>
+        </w:rPr>
+        <w:t>20</w:t>
+      </w:r>
       <w:r>
         <w:rPr>
           <w:lang w:val="en_US" w:bidi="en_US"/>
@@ -3471,36 +3213,24 @@
         </w:rPr>
         <w:t xml:space="preserve">God promised to restore what the locusts destroyed (see </w:t>
       </w:r>
-      <w:hyperlink r:id="rId54">
-        <w:r>
-          <w:rPr>
-            <w:lang w:val="en_US" w:bidi="en_US"/>
-          </w:rPr>
-          <w:rPr>
-            <w:color w:val="0000EE"/>
-            <w:u w:val="single"/>
-          </w:rPr>
-          <w:t>Joel 1:4</w:t>
-        </w:r>
-      </w:hyperlink>
+      <w:r>
+        <w:rPr>
+          <w:lang w:val="en_US" w:bidi="en_US"/>
+        </w:rPr>
+        <w:t>Joel 1:4</w:t>
+      </w:r>
       <w:r>
         <w:rPr>
           <w:lang w:val="en_US" w:bidi="en_US"/>
         </w:rPr>
         <w:t xml:space="preserve">, </w:t>
       </w:r>
-      <w:hyperlink r:id="rId50">
-        <w:r>
-          <w:rPr>
-            <w:lang w:val="en_US" w:bidi="en_US"/>
-          </w:rPr>
-          <w:rPr>
-            <w:color w:val="0000EE"/>
-            <w:u w:val="single"/>
-          </w:rPr>
-          <w:t>10</w:t>
-        </w:r>
-      </w:hyperlink>
+      <w:r>
+        <w:rPr>
+          <w:lang w:val="en_US" w:bidi="en_US"/>
+        </w:rPr>
+        <w:t>10</w:t>
+      </w:r>
       <w:r>
         <w:rPr>
           <w:lang w:val="en_US" w:bidi="en_US"/>
@@ -3653,36 +3383,24 @@
         </w:rPr>
         <w:t>judges (</w:t>
       </w:r>
-      <w:hyperlink r:id="rId55">
-        <w:r>
-          <w:rPr>
-            <w:lang w:val="en_US" w:bidi="en_US"/>
-          </w:rPr>
-          <w:rPr>
-            <w:color w:val="0000EE"/>
-            <w:u w:val="single"/>
-          </w:rPr>
-          <w:t>Judges 3:10</w:t>
-        </w:r>
-      </w:hyperlink>
+      <w:r>
+        <w:rPr>
+          <w:lang w:val="en_US" w:bidi="en_US"/>
+        </w:rPr>
+        <w:t>Judges 3:10</w:t>
+      </w:r>
       <w:r>
         <w:rPr>
           <w:lang w:val="en_US" w:bidi="en_US"/>
         </w:rPr>
         <w:t xml:space="preserve">; </w:t>
       </w:r>
-      <w:hyperlink r:id="rId56">
-        <w:r>
-          <w:rPr>
-            <w:lang w:val="en_US" w:bidi="en_US"/>
-          </w:rPr>
-          <w:rPr>
-            <w:color w:val="0000EE"/>
-            <w:u w:val="single"/>
-          </w:rPr>
-          <w:t>15:14</w:t>
-        </w:r>
-      </w:hyperlink>
+      <w:r>
+        <w:rPr>
+          <w:lang w:val="en_US" w:bidi="en_US"/>
+        </w:rPr>
+        <w:t>15:14</w:t>
+      </w:r>
       <w:r>
         <w:rPr>
           <w:lang w:val="en_US" w:bidi="en_US"/>
@@ -3707,18 +3425,12 @@
         </w:rPr>
         <w:t>priests (</w:t>
       </w:r>
-      <w:hyperlink r:id="rId57">
-        <w:r>
-          <w:rPr>
-            <w:lang w:val="en_US" w:bidi="en_US"/>
-          </w:rPr>
-          <w:rPr>
-            <w:color w:val="0000EE"/>
-            <w:u w:val="single"/>
-          </w:rPr>
-          <w:t>2 Chronicles 24:20</w:t>
-        </w:r>
-      </w:hyperlink>
+      <w:r>
+        <w:rPr>
+          <w:lang w:val="en_US" w:bidi="en_US"/>
+        </w:rPr>
+        <w:t>2 Chronicles 24:20</w:t>
+      </w:r>
       <w:r>
         <w:rPr>
           <w:lang w:val="en_US" w:bidi="en_US"/>
@@ -3743,18 +3455,12 @@
         </w:rPr>
         <w:t>kings (</w:t>
       </w:r>
-      <w:hyperlink r:id="rId58">
-        <w:r>
-          <w:rPr>
-            <w:lang w:val="en_US" w:bidi="en_US"/>
-          </w:rPr>
-          <w:rPr>
-            <w:color w:val="0000EE"/>
-            <w:u w:val="single"/>
-          </w:rPr>
-          <w:t>1 Samuel 10:10</w:t>
-        </w:r>
-      </w:hyperlink>
+      <w:r>
+        <w:rPr>
+          <w:lang w:val="en_US" w:bidi="en_US"/>
+        </w:rPr>
+        <w:t>1 Samuel 10:10</w:t>
+      </w:r>
       <w:r>
         <w:rPr>
           <w:lang w:val="en_US" w:bidi="en_US"/>
@@ -3779,18 +3485,12 @@
         </w:rPr>
         <w:t>prophets (</w:t>
       </w:r>
-      <w:hyperlink r:id="rId59">
-        <w:r>
-          <w:rPr>
-            <w:lang w:val="en_US" w:bidi="en_US"/>
-          </w:rPr>
-          <w:rPr>
-            <w:color w:val="0000EE"/>
-            <w:u w:val="single"/>
-          </w:rPr>
-          <w:t>Isaiah 61:1</w:t>
-        </w:r>
-      </w:hyperlink>
+      <w:r>
+        <w:rPr>
+          <w:lang w:val="en_US" w:bidi="en_US"/>
+        </w:rPr>
+        <w:t>Isaiah 61:1</w:t>
+      </w:r>
       <w:r>
         <w:rPr>
           <w:lang w:val="en_US" w:bidi="en_US"/>
@@ -3811,18 +3511,12 @@
         </w:rPr>
         <w:t>A time was coming when the Holy Spirit would be given to everyone among God’s people, regardless of gender, age, or social status. This fulfilled what Moses wanted, that every Israelite might be a prophet (</w:t>
       </w:r>
-      <w:hyperlink r:id="rId60">
-        <w:r>
-          <w:rPr>
-            <w:lang w:val="en_US" w:bidi="en_US"/>
-          </w:rPr>
-          <w:rPr>
-            <w:color w:val="0000EE"/>
-            <w:u w:val="single"/>
-          </w:rPr>
-          <w:t>Numbers 11:29</w:t>
-        </w:r>
-      </w:hyperlink>
+      <w:r>
+        <w:rPr>
+          <w:lang w:val="en_US" w:bidi="en_US"/>
+        </w:rPr>
+        <w:t>Numbers 11:29</w:t>
+      </w:r>
       <w:r>
         <w:rPr>
           <w:lang w:val="en_US" w:bidi="en_US"/>
@@ -3843,54 +3537,36 @@
         </w:rPr>
         <w:t xml:space="preserve">In </w:t>
       </w:r>
-      <w:hyperlink r:id="rId61">
-        <w:r>
-          <w:rPr>
-            <w:lang w:val="en_US" w:bidi="en_US"/>
-          </w:rPr>
-          <w:rPr>
-            <w:color w:val="0000EE"/>
-            <w:u w:val="single"/>
-          </w:rPr>
-          <w:t>Acts 2:1–47</w:t>
-        </w:r>
-      </w:hyperlink>
+      <w:r>
+        <w:rPr>
+          <w:lang w:val="en_US" w:bidi="en_US"/>
+        </w:rPr>
+        <w:t>Acts 2:1–47</w:t>
+      </w:r>
       <w:r>
         <w:rPr>
           <w:lang w:val="en_US" w:bidi="en_US"/>
         </w:rPr>
         <w:t>, Peter expanded this promise to include people from all over the known world who were gathered in Jerusalem, regardless of their ethnicity (</w:t>
       </w:r>
-      <w:hyperlink r:id="rId62">
-        <w:r>
-          <w:rPr>
-            <w:lang w:val="en_US" w:bidi="en_US"/>
-          </w:rPr>
-          <w:rPr>
-            <w:color w:val="0000EE"/>
-            <w:u w:val="single"/>
-          </w:rPr>
-          <w:t>Acts 2:39</w:t>
-        </w:r>
-      </w:hyperlink>
+      <w:r>
+        <w:rPr>
+          <w:lang w:val="en_US" w:bidi="en_US"/>
+        </w:rPr>
+        <w:t>Acts 2:39</w:t>
+      </w:r>
       <w:r>
         <w:rPr>
           <w:lang w:val="en_US" w:bidi="en_US"/>
         </w:rPr>
         <w:t xml:space="preserve">; see also </w:t>
       </w:r>
-      <w:hyperlink r:id="rId63">
-        <w:r>
-          <w:rPr>
-            <w:lang w:val="en_US" w:bidi="en_US"/>
-          </w:rPr>
-          <w:rPr>
-            <w:color w:val="0000EE"/>
-            <w:u w:val="single"/>
-          </w:rPr>
-          <w:t>Galatians 3:28</w:t>
-        </w:r>
-      </w:hyperlink>
+      <w:r>
+        <w:rPr>
+          <w:lang w:val="en_US" w:bidi="en_US"/>
+        </w:rPr>
+        <w:t>Galatians 3:28</w:t>
+      </w:r>
       <w:r>
         <w:rPr>
           <w:lang w:val="en_US" w:bidi="en_US"/>
@@ -3945,18 +3621,12 @@
         </w:rPr>
         <w:t>The prophet envisioned a future day of the Lord. On this day, God would share his Spirit in new ways and show signs and wonders for everyone to witness. The apostle Peter said this prophecy came true on the day of Pentecost (</w:t>
       </w:r>
-      <w:hyperlink r:id="rId64">
-        <w:r>
-          <w:rPr>
-            <w:lang w:val="en_US" w:bidi="en_US"/>
-          </w:rPr>
-          <w:rPr>
-            <w:color w:val="0000EE"/>
-            <w:u w:val="single"/>
-          </w:rPr>
-          <w:t>Acts 2:16–21</w:t>
-        </w:r>
-      </w:hyperlink>
+      <w:r>
+        <w:rPr>
+          <w:lang w:val="en_US" w:bidi="en_US"/>
+        </w:rPr>
+        <w:t>Acts 2:16–21</w:t>
+      </w:r>
       <w:r>
         <w:rPr>
           <w:lang w:val="en_US" w:bidi="en_US"/>
@@ -4059,54 +3729,36 @@
         </w:rPr>
         <w:t xml:space="preserve">When God pours out his Spirit in the future, there will be signs and wonders. Blood, fire, and smoke, along with the darkening of the sun and moon, will show God's coming judgment (see </w:t>
       </w:r>
-      <w:hyperlink r:id="rId65">
-        <w:r>
-          <w:rPr>
-            <w:lang w:val="en_US" w:bidi="en_US"/>
-          </w:rPr>
-          <w:rPr>
-            <w:color w:val="0000EE"/>
-            <w:u w:val="single"/>
-          </w:rPr>
-          <w:t>Joel 2:10</w:t>
-        </w:r>
-      </w:hyperlink>
+      <w:r>
+        <w:rPr>
+          <w:lang w:val="en_US" w:bidi="en_US"/>
+        </w:rPr>
+        <w:t>Joel 2:10</w:t>
+      </w:r>
       <w:r>
         <w:rPr>
           <w:lang w:val="en_US" w:bidi="en_US"/>
         </w:rPr>
         <w:t xml:space="preserve">; </w:t>
       </w:r>
-      <w:hyperlink r:id="rId66">
-        <w:r>
-          <w:rPr>
-            <w:lang w:val="en_US" w:bidi="en_US"/>
-          </w:rPr>
-          <w:rPr>
-            <w:color w:val="0000EE"/>
-            <w:u w:val="single"/>
-          </w:rPr>
-          <w:t>Mark 13:24</w:t>
-        </w:r>
-      </w:hyperlink>
+      <w:r>
+        <w:rPr>
+          <w:lang w:val="en_US" w:bidi="en_US"/>
+        </w:rPr>
+        <w:t>Mark 13:24</w:t>
+      </w:r>
       <w:r>
         <w:rPr>
           <w:lang w:val="en_US" w:bidi="en_US"/>
         </w:rPr>
         <w:t xml:space="preserve">; </w:t>
       </w:r>
-      <w:hyperlink r:id="rId67">
-        <w:r>
-          <w:rPr>
-            <w:lang w:val="en_US" w:bidi="en_US"/>
-          </w:rPr>
-          <w:rPr>
-            <w:color w:val="0000EE"/>
-            <w:u w:val="single"/>
-          </w:rPr>
-          <w:t>Revelation 6:12</w:t>
-        </w:r>
-      </w:hyperlink>
+      <w:r>
+        <w:rPr>
+          <w:lang w:val="en_US" w:bidi="en_US"/>
+        </w:rPr>
+        <w:t>Revelation 6:12</w:t>
+      </w:r>
       <w:r>
         <w:rPr>
           <w:lang w:val="en_US" w:bidi="en_US"/>
@@ -4172,90 +3824,60 @@
         </w:rPr>
         <w:t xml:space="preserve">: Calling on God's name should not be a final act of desperation. It should be part of a lifelong commitment to worship, serve, and have fellowship with the Lord (see </w:t>
       </w:r>
-      <w:hyperlink r:id="rId68">
-        <w:r>
-          <w:rPr>
-            <w:lang w:val="en_US" w:bidi="en_US"/>
-          </w:rPr>
-          <w:rPr>
-            <w:color w:val="0000EE"/>
-            <w:u w:val="single"/>
-          </w:rPr>
-          <w:t>Genesis 12:8</w:t>
-        </w:r>
-      </w:hyperlink>
+      <w:r>
+        <w:rPr>
+          <w:lang w:val="en_US" w:bidi="en_US"/>
+        </w:rPr>
+        <w:t>Genesis 12:8</w:t>
+      </w:r>
       <w:r>
         <w:rPr>
           <w:lang w:val="en_US" w:bidi="en_US"/>
         </w:rPr>
         <w:t xml:space="preserve">; </w:t>
       </w:r>
-      <w:hyperlink r:id="rId69">
-        <w:r>
-          <w:rPr>
-            <w:lang w:val="en_US" w:bidi="en_US"/>
-          </w:rPr>
-          <w:rPr>
-            <w:color w:val="0000EE"/>
-            <w:u w:val="single"/>
-          </w:rPr>
-          <w:t>Psalm 105:1</w:t>
-        </w:r>
-      </w:hyperlink>
+      <w:r>
+        <w:rPr>
+          <w:lang w:val="en_US" w:bidi="en_US"/>
+        </w:rPr>
+        <w:t>Psalm 105:1</w:t>
+      </w:r>
       <w:r>
         <w:rPr>
           <w:lang w:val="en_US" w:bidi="en_US"/>
         </w:rPr>
         <w:t xml:space="preserve">; </w:t>
       </w:r>
-      <w:hyperlink r:id="rId70">
-        <w:r>
-          <w:rPr>
-            <w:lang w:val="en_US" w:bidi="en_US"/>
-          </w:rPr>
-          <w:rPr>
-            <w:color w:val="0000EE"/>
-            <w:u w:val="single"/>
-          </w:rPr>
-          <w:t>Isaiah 12:4</w:t>
-        </w:r>
-      </w:hyperlink>
+      <w:r>
+        <w:rPr>
+          <w:lang w:val="en_US" w:bidi="en_US"/>
+        </w:rPr>
+        <w:t>Isaiah 12:4</w:t>
+      </w:r>
       <w:r>
         <w:rPr>
           <w:lang w:val="en_US" w:bidi="en_US"/>
         </w:rPr>
         <w:t xml:space="preserve">; </w:t>
       </w:r>
-      <w:hyperlink r:id="rId71">
-        <w:r>
-          <w:rPr>
-            <w:lang w:val="en_US" w:bidi="en_US"/>
-          </w:rPr>
-          <w:rPr>
-            <w:color w:val="0000EE"/>
-            <w:u w:val="single"/>
-          </w:rPr>
-          <w:t>Romans 10:13</w:t>
-        </w:r>
-      </w:hyperlink>
+      <w:r>
+        <w:rPr>
+          <w:lang w:val="en_US" w:bidi="en_US"/>
+        </w:rPr>
+        <w:t>Romans 10:13</w:t>
+      </w:r>
       <w:r>
         <w:rPr>
           <w:lang w:val="en_US" w:bidi="en_US"/>
         </w:rPr>
         <w:t xml:space="preserve">; </w:t>
       </w:r>
-      <w:hyperlink r:id="rId72">
-        <w:r>
-          <w:rPr>
-            <w:lang w:val="en_US" w:bidi="en_US"/>
-          </w:rPr>
-          <w:rPr>
-            <w:color w:val="0000EE"/>
-            <w:u w:val="single"/>
-          </w:rPr>
-          <w:t>12:1–2</w:t>
-        </w:r>
-      </w:hyperlink>
+      <w:r>
+        <w:rPr>
+          <w:lang w:val="en_US" w:bidi="en_US"/>
+        </w:rPr>
+        <w:t>12:1–2</w:t>
+      </w:r>
       <w:r>
         <w:rPr>
           <w:lang w:val="en_US" w:bidi="en_US"/>
@@ -4280,54 +3902,36 @@
         </w:rPr>
         <w:t xml:space="preserve">Those whom the Lord has called are his chosen remnant. They are the survivors of judgment who worship him (see </w:t>
       </w:r>
-      <w:hyperlink r:id="rId73">
-        <w:r>
-          <w:rPr>
-            <w:lang w:val="en_US" w:bidi="en_US"/>
-          </w:rPr>
-          <w:rPr>
-            <w:color w:val="0000EE"/>
-            <w:u w:val="single"/>
-          </w:rPr>
-          <w:t>2 Kings 19:31</w:t>
-        </w:r>
-      </w:hyperlink>
+      <w:r>
+        <w:rPr>
+          <w:lang w:val="en_US" w:bidi="en_US"/>
+        </w:rPr>
+        <w:t>2 Kings 19:31</w:t>
+      </w:r>
       <w:r>
         <w:rPr>
           <w:lang w:val="en_US" w:bidi="en_US"/>
         </w:rPr>
         <w:t xml:space="preserve">; </w:t>
       </w:r>
-      <w:hyperlink r:id="rId74">
-        <w:r>
-          <w:rPr>
-            <w:lang w:val="en_US" w:bidi="en_US"/>
-          </w:rPr>
-          <w:rPr>
-            <w:color w:val="0000EE"/>
-            <w:u w:val="single"/>
-          </w:rPr>
-          <w:t>Ezra 9:8–15</w:t>
-        </w:r>
-      </w:hyperlink>
+      <w:r>
+        <w:rPr>
+          <w:lang w:val="en_US" w:bidi="en_US"/>
+        </w:rPr>
+        <w:t>Ezra 9:8–15</w:t>
+      </w:r>
       <w:r>
         <w:rPr>
           <w:lang w:val="en_US" w:bidi="en_US"/>
         </w:rPr>
         <w:t xml:space="preserve">; </w:t>
       </w:r>
-      <w:hyperlink r:id="rId75">
-        <w:r>
-          <w:rPr>
-            <w:lang w:val="en_US" w:bidi="en_US"/>
-          </w:rPr>
-          <w:rPr>
-            <w:color w:val="0000EE"/>
-            <w:u w:val="single"/>
-          </w:rPr>
-          <w:t>Isaiah 10:20–22</w:t>
-        </w:r>
-      </w:hyperlink>
+      <w:r>
+        <w:rPr>
+          <w:lang w:val="en_US" w:bidi="en_US"/>
+        </w:rPr>
+        <w:t>Isaiah 10:20–22</w:t>
+      </w:r>
       <w:r>
         <w:rPr>
           <w:lang w:val="en_US" w:bidi="en_US"/>
@@ -4447,36 +4051,24 @@
         </w:rPr>
         <w:t>) in the valley of Jehoshaphat. This valley is not related to King Jehoshaphat of Judah (</w:t>
       </w:r>
-      <w:hyperlink r:id="rId76">
-        <w:r>
-          <w:rPr>
-            <w:lang w:val="en_US" w:bidi="en_US"/>
-          </w:rPr>
-          <w:rPr>
-            <w:color w:val="0000EE"/>
-            <w:u w:val="single"/>
-          </w:rPr>
-          <w:t>1 Kings 22:41</w:t>
-        </w:r>
-      </w:hyperlink>
+      <w:r>
+        <w:rPr>
+          <w:lang w:val="en_US" w:bidi="en_US"/>
+        </w:rPr>
+        <w:t>1 Kings 22:41</w:t>
+      </w:r>
       <w:r>
         <w:rPr>
           <w:lang w:val="en_US" w:bidi="en_US"/>
         </w:rPr>
         <w:t xml:space="preserve">). Instead, it means “the valley where the Lord judges.” It is the place where God would decide the fate of the nations (see </w:t>
       </w:r>
-      <w:hyperlink r:id="rId77">
-        <w:r>
-          <w:rPr>
-            <w:lang w:val="en_US" w:bidi="en_US"/>
-          </w:rPr>
-          <w:rPr>
-            <w:color w:val="0000EE"/>
-            <w:u w:val="single"/>
-          </w:rPr>
-          <w:t>Joel 3:14</w:t>
-        </w:r>
-      </w:hyperlink>
+      <w:r>
+        <w:rPr>
+          <w:lang w:val="en_US" w:bidi="en_US"/>
+        </w:rPr>
+        <w:t>Joel 3:14</w:t>
+      </w:r>
       <w:r>
         <w:rPr>
           <w:lang w:val="en_US" w:bidi="en_US"/>
@@ -4501,36 +4093,24 @@
         </w:rPr>
         <w:t xml:space="preserve">The sins of the nations included driving God’s covenant people into exile. They also included abusing helpless boys and girls by selling them as slaves (compare </w:t>
       </w:r>
-      <w:hyperlink r:id="rId78">
-        <w:r>
-          <w:rPr>
-            <w:lang w:val="en_US" w:bidi="en_US"/>
-          </w:rPr>
-          <w:rPr>
-            <w:color w:val="0000EE"/>
-            <w:u w:val="single"/>
-          </w:rPr>
-          <w:t>Ezekiel 27:13</w:t>
-        </w:r>
-      </w:hyperlink>
+      <w:r>
+        <w:rPr>
+          <w:lang w:val="en_US" w:bidi="en_US"/>
+        </w:rPr>
+        <w:t>Ezekiel 27:13</w:t>
+      </w:r>
       <w:r>
         <w:rPr>
           <w:lang w:val="en_US" w:bidi="en_US"/>
         </w:rPr>
         <w:t xml:space="preserve">; </w:t>
       </w:r>
-      <w:hyperlink r:id="rId79">
-        <w:r>
-          <w:rPr>
-            <w:lang w:val="en_US" w:bidi="en_US"/>
-          </w:rPr>
-          <w:rPr>
-            <w:color w:val="0000EE"/>
-            <w:u w:val="single"/>
-          </w:rPr>
-          <w:t>Revelation 18:13</w:t>
-        </w:r>
-      </w:hyperlink>
+      <w:r>
+        <w:rPr>
+          <w:lang w:val="en_US" w:bidi="en_US"/>
+        </w:rPr>
+        <w:t>Revelation 18:13</w:t>
+      </w:r>
       <w:r>
         <w:rPr>
           <w:lang w:val="en_US" w:bidi="en_US"/>
@@ -4585,36 +4165,24 @@
         </w:rPr>
         <w:t xml:space="preserve">The Phoenician cities of Tyre and Sidon, along with the cities of Philistia, were guilty of stealing valuable treasures from Jerusalem. They also sold the people of Jerusalem as slaves to the Greeks (see </w:t>
       </w:r>
-      <w:hyperlink r:id="rId80">
-        <w:r>
-          <w:rPr>
-            <w:lang w:val="en_US" w:bidi="en_US"/>
-          </w:rPr>
-          <w:rPr>
-            <w:color w:val="0000EE"/>
-            <w:u w:val="single"/>
-          </w:rPr>
-          <w:t>Amos 1:6</w:t>
-        </w:r>
-      </w:hyperlink>
+      <w:r>
+        <w:rPr>
+          <w:lang w:val="en_US" w:bidi="en_US"/>
+        </w:rPr>
+        <w:t>Amos 1:6</w:t>
+      </w:r>
       <w:r>
         <w:rPr>
           <w:lang w:val="en_US" w:bidi="en_US"/>
         </w:rPr>
         <w:t xml:space="preserve">, </w:t>
       </w:r>
-      <w:hyperlink r:id="rId81">
-        <w:r>
-          <w:rPr>
-            <w:lang w:val="en_US" w:bidi="en_US"/>
-          </w:rPr>
-          <w:rPr>
-            <w:color w:val="0000EE"/>
-            <w:u w:val="single"/>
-          </w:rPr>
-          <w:t>9</w:t>
-        </w:r>
-      </w:hyperlink>
+      <w:r>
+        <w:rPr>
+          <w:lang w:val="en_US" w:bidi="en_US"/>
+        </w:rPr>
+        <w:t>9</w:t>
+      </w:r>
       <w:r>
         <w:rPr>
           <w:lang w:val="en_US" w:bidi="en_US"/>
@@ -4772,36 +4340,24 @@
         </w:rPr>
         <w:t xml:space="preserve">: This command deliberately reverses the picture of peace found in </w:t>
       </w:r>
-      <w:hyperlink r:id="rId82">
-        <w:r>
-          <w:rPr>
-            <w:lang w:val="en_US" w:bidi="en_US"/>
-          </w:rPr>
-          <w:rPr>
-            <w:color w:val="0000EE"/>
-            <w:u w:val="single"/>
-          </w:rPr>
-          <w:t>Isaiah 2:4</w:t>
-        </w:r>
-      </w:hyperlink>
+      <w:r>
+        <w:rPr>
+          <w:lang w:val="en_US" w:bidi="en_US"/>
+        </w:rPr>
+        <w:t>Isaiah 2:4</w:t>
+      </w:r>
       <w:r>
         <w:rPr>
           <w:lang w:val="en_US" w:bidi="en_US"/>
         </w:rPr>
         <w:t xml:space="preserve"> and </w:t>
       </w:r>
-      <w:hyperlink r:id="rId83">
-        <w:r>
-          <w:rPr>
-            <w:lang w:val="en_US" w:bidi="en_US"/>
-          </w:rPr>
-          <w:rPr>
-            <w:color w:val="0000EE"/>
-            <w:u w:val="single"/>
-          </w:rPr>
-          <w:t>Micah 4:3</w:t>
-        </w:r>
-      </w:hyperlink>
+      <w:r>
+        <w:rPr>
+          <w:lang w:val="en_US" w:bidi="en_US"/>
+        </w:rPr>
+        <w:t>Micah 4:3</w:t>
+      </w:r>
       <w:r>
         <w:rPr>
           <w:lang w:val="en_US" w:bidi="en_US"/>
@@ -4930,36 +4486,24 @@
         </w:rPr>
         <w:t xml:space="preserve">God would defeat the nations completely. He would judge them like a sickle that cuts down grain at harvest time. He would also judge them like workers who crush grapes in a winepress until nothing remains (see </w:t>
       </w:r>
-      <w:hyperlink r:id="rId84">
-        <w:r>
-          <w:rPr>
-            <w:lang w:val="en_US" w:bidi="en_US"/>
-          </w:rPr>
-          <w:rPr>
-            <w:color w:val="0000EE"/>
-            <w:u w:val="single"/>
-          </w:rPr>
-          <w:t>Isaiah 63:2–3</w:t>
-        </w:r>
-      </w:hyperlink>
+      <w:r>
+        <w:rPr>
+          <w:lang w:val="en_US" w:bidi="en_US"/>
+        </w:rPr>
+        <w:t>Isaiah 63:2–3</w:t>
+      </w:r>
       <w:r>
         <w:rPr>
           <w:lang w:val="en_US" w:bidi="en_US"/>
         </w:rPr>
         <w:t xml:space="preserve">; </w:t>
       </w:r>
-      <w:hyperlink r:id="rId85">
-        <w:r>
-          <w:rPr>
-            <w:lang w:val="en_US" w:bidi="en_US"/>
-          </w:rPr>
-          <w:rPr>
-            <w:color w:val="0000EE"/>
-            <w:u w:val="single"/>
-          </w:rPr>
-          <w:t>Revelation 14:14–20</w:t>
-        </w:r>
-      </w:hyperlink>
+      <w:r>
+        <w:rPr>
+          <w:lang w:val="en_US" w:bidi="en_US"/>
+        </w:rPr>
+        <w:t>Revelation 14:14–20</w:t>
+      </w:r>
       <w:r>
         <w:rPr>
           <w:lang w:val="en_US" w:bidi="en_US"/>
@@ -5050,36 +4594,24 @@
         </w:rPr>
         <w:t xml:space="preserve">: The name of the valley is changed because the Lord has now decided to judge the nations (see </w:t>
       </w:r>
-      <w:hyperlink r:id="rId86">
-        <w:r>
-          <w:rPr>
-            <w:lang w:val="en_US" w:bidi="en_US"/>
-          </w:rPr>
-          <w:rPr>
-            <w:color w:val="0000EE"/>
-            <w:u w:val="single"/>
-          </w:rPr>
-          <w:t>Joel 3:2–3</w:t>
-        </w:r>
-      </w:hyperlink>
+      <w:r>
+        <w:rPr>
+          <w:lang w:val="en_US" w:bidi="en_US"/>
+        </w:rPr>
+        <w:t>Joel 3:2–3</w:t>
+      </w:r>
       <w:r>
         <w:rPr>
           <w:lang w:val="en_US" w:bidi="en_US"/>
         </w:rPr>
         <w:t xml:space="preserve">, </w:t>
       </w:r>
-      <w:hyperlink r:id="rId87">
-        <w:r>
-          <w:rPr>
-            <w:lang w:val="en_US" w:bidi="en_US"/>
-          </w:rPr>
-          <w:rPr>
-            <w:color w:val="0000EE"/>
-            <w:u w:val="single"/>
-          </w:rPr>
-          <w:t>12</w:t>
-        </w:r>
-      </w:hyperlink>
+      <w:r>
+        <w:rPr>
+          <w:lang w:val="en_US" w:bidi="en_US"/>
+        </w:rPr>
+        <w:t>12</w:t>
+      </w:r>
       <w:r>
         <w:rPr>
           <w:lang w:val="en_US" w:bidi="en_US"/>
@@ -5134,18 +4666,12 @@
         </w:rPr>
         <w:t xml:space="preserve">The Lord’s voice would sound like the roar of a lion. It would come from Zion and shake heaven and earth. This roar would terrify those who oppose God (see </w:t>
       </w:r>
-      <w:hyperlink r:id="rId88">
-        <w:r>
-          <w:rPr>
-            <w:lang w:val="en_US" w:bidi="en_US"/>
-          </w:rPr>
-          <w:rPr>
-            <w:color w:val="0000EE"/>
-            <w:u w:val="single"/>
-          </w:rPr>
-          <w:t>Amos 1:2</w:t>
-        </w:r>
-      </w:hyperlink>
+      <w:r>
+        <w:rPr>
+          <w:lang w:val="en_US" w:bidi="en_US"/>
+        </w:rPr>
+        <w:t>Amos 1:2</w:t>
+      </w:r>
       <w:r>
         <w:rPr>
           <w:lang w:val="en_US" w:bidi="en_US"/>
@@ -5207,18 +4733,12 @@
         </w:rPr>
         <w:t xml:space="preserve">: God’s ultimate purpose is for his people to know him and to share in his holy character. They must learn that he is the only God and that he rules over all creation from Zion, his holy mountain (see also </w:t>
       </w:r>
-      <w:hyperlink r:id="rId89">
-        <w:r>
-          <w:rPr>
-            <w:lang w:val="en_US" w:bidi="en_US"/>
-          </w:rPr>
-          <w:rPr>
-            <w:color w:val="0000EE"/>
-            <w:u w:val="single"/>
-          </w:rPr>
-          <w:t>Joel 2:27</w:t>
-        </w:r>
-      </w:hyperlink>
+      <w:r>
+        <w:rPr>
+          <w:lang w:val="en_US" w:bidi="en_US"/>
+        </w:rPr>
+        <w:t>Joel 2:27</w:t>
+      </w:r>
       <w:r>
         <w:rPr>
           <w:lang w:val="en_US" w:bidi="en_US"/>
@@ -5273,72 +4793,48 @@
         </w:rPr>
         <w:t xml:space="preserve">Blessings will come from the Lord's powerful presence in Zion (see also </w:t>
       </w:r>
-      <w:hyperlink r:id="rId90">
-        <w:r>
-          <w:rPr>
-            <w:lang w:val="en_US" w:bidi="en_US"/>
-          </w:rPr>
-          <w:rPr>
-            <w:color w:val="0000EE"/>
-            <w:u w:val="single"/>
-          </w:rPr>
-          <w:t>Ezekiel 47:1–12</w:t>
-        </w:r>
-      </w:hyperlink>
+      <w:r>
+        <w:rPr>
+          <w:lang w:val="en_US" w:bidi="en_US"/>
+        </w:rPr>
+        <w:t>Ezekiel 47:1–12</w:t>
+      </w:r>
       <w:r>
         <w:rPr>
           <w:lang w:val="en_US" w:bidi="en_US"/>
         </w:rPr>
         <w:t xml:space="preserve">; </w:t>
       </w:r>
-      <w:hyperlink r:id="rId91">
-        <w:r>
-          <w:rPr>
-            <w:lang w:val="en_US" w:bidi="en_US"/>
-          </w:rPr>
-          <w:rPr>
-            <w:color w:val="0000EE"/>
-            <w:u w:val="single"/>
-          </w:rPr>
-          <w:t>Amos 9:13</w:t>
-        </w:r>
-      </w:hyperlink>
+      <w:r>
+        <w:rPr>
+          <w:lang w:val="en_US" w:bidi="en_US"/>
+        </w:rPr>
+        <w:t>Amos 9:13</w:t>
+      </w:r>
       <w:r>
         <w:rPr>
           <w:lang w:val="en_US" w:bidi="en_US"/>
         </w:rPr>
         <w:t xml:space="preserve">). There will be an abundance of sweet wine and milk. The temple, God's dwelling on earth, will be the source of a spring that will always water the dry land (see </w:t>
       </w:r>
-      <w:hyperlink r:id="rId92">
-        <w:r>
-          <w:rPr>
-            <w:lang w:val="en_US" w:bidi="en_US"/>
-          </w:rPr>
-          <w:rPr>
-            <w:color w:val="0000EE"/>
-            <w:u w:val="single"/>
-          </w:rPr>
-          <w:t>Zechariah 14:8</w:t>
-        </w:r>
-      </w:hyperlink>
+      <w:r>
+        <w:rPr>
+          <w:lang w:val="en_US" w:bidi="en_US"/>
+        </w:rPr>
+        <w:t>Zechariah 14:8</w:t>
+      </w:r>
       <w:r>
         <w:rPr>
           <w:lang w:val="en_US" w:bidi="en_US"/>
         </w:rPr>
         <w:t xml:space="preserve">; </w:t>
       </w:r>
-      <w:hyperlink r:id="rId93">
-        <w:r>
-          <w:rPr>
-            <w:lang w:val="en_US" w:bidi="en_US"/>
-          </w:rPr>
-          <w:rPr>
-            <w:color w:val="0000EE"/>
-            <w:u w:val="single"/>
-          </w:rPr>
-          <w:t>Revelation 22:1–2</w:t>
-        </w:r>
-      </w:hyperlink>
+      <w:r>
+        <w:rPr>
+          <w:lang w:val="en_US" w:bidi="en_US"/>
+        </w:rPr>
+        <w:t>Revelation 22:1–2</w:t>
+      </w:r>
       <w:r>
         <w:rPr>
           <w:lang w:val="en_US" w:bidi="en_US"/>
@@ -5441,72 +4937,48 @@
         </w:rPr>
         <w:t xml:space="preserve">The end of Joel’s prophecy is the opposite of its beginning. In </w:t>
       </w:r>
-      <w:hyperlink r:id="rId26">
-        <w:r>
-          <w:rPr>
-            <w:lang w:val="en_US" w:bidi="en_US"/>
-          </w:rPr>
-          <w:rPr>
-            <w:color w:val="0000EE"/>
-            <w:u w:val="single"/>
-          </w:rPr>
-          <w:t>Joel 1:1–20</w:t>
-        </w:r>
-      </w:hyperlink>
+      <w:r>
+        <w:rPr>
+          <w:lang w:val="en_US" w:bidi="en_US"/>
+        </w:rPr>
+        <w:t>Joel 1:1–20</w:t>
+      </w:r>
       <w:r>
         <w:rPr>
           <w:lang w:val="en_US" w:bidi="en_US"/>
         </w:rPr>
         <w:t xml:space="preserve">, Judah’s future seemed uncertain. Plague and drought, signs of divine judgment, threatened Judah’s survival. Now Joel concludes with the divine promise that Judah and Jerusalem will last through all generations. God's people in every era find security in the hope that his kingdom will rule over heaven and earth (see also </w:t>
       </w:r>
-      <w:hyperlink r:id="rId94">
-        <w:r>
-          <w:rPr>
-            <w:lang w:val="en_US" w:bidi="en_US"/>
-          </w:rPr>
-          <w:rPr>
-            <w:color w:val="0000EE"/>
-            <w:u w:val="single"/>
-          </w:rPr>
-          <w:t>Isaiah 9:6–7</w:t>
-        </w:r>
-      </w:hyperlink>
+      <w:r>
+        <w:rPr>
+          <w:lang w:val="en_US" w:bidi="en_US"/>
+        </w:rPr>
+        <w:t>Isaiah 9:6–7</w:t>
+      </w:r>
       <w:r>
         <w:rPr>
           <w:lang w:val="en_US" w:bidi="en_US"/>
         </w:rPr>
         <w:t xml:space="preserve">; </w:t>
       </w:r>
-      <w:hyperlink r:id="rId95">
-        <w:r>
-          <w:rPr>
-            <w:lang w:val="en_US" w:bidi="en_US"/>
-          </w:rPr>
-          <w:rPr>
-            <w:color w:val="0000EE"/>
-            <w:u w:val="single"/>
-          </w:rPr>
-          <w:t>Daniel 2:44</w:t>
-        </w:r>
-      </w:hyperlink>
+      <w:r>
+        <w:rPr>
+          <w:lang w:val="en_US" w:bidi="en_US"/>
+        </w:rPr>
+        <w:t>Daniel 2:44</w:t>
+      </w:r>
       <w:r>
         <w:rPr>
           <w:lang w:val="en_US" w:bidi="en_US"/>
         </w:rPr>
         <w:t xml:space="preserve">; </w:t>
       </w:r>
-      <w:hyperlink r:id="rId96">
-        <w:r>
-          <w:rPr>
-            <w:lang w:val="en_US" w:bidi="en_US"/>
-          </w:rPr>
-          <w:rPr>
-            <w:color w:val="0000EE"/>
-            <w:u w:val="single"/>
-          </w:rPr>
-          <w:t>7:13–14</w:t>
-        </w:r>
-      </w:hyperlink>
+      <w:r>
+        <w:rPr>
+          <w:lang w:val="en_US" w:bidi="en_US"/>
+        </w:rPr>
+        <w:t>7:13–14</w:t>
+      </w:r>
       <w:r>
         <w:rPr>
           <w:lang w:val="en_US" w:bidi="en_US"/>
